--- a/BigIntCalculator/Modular square root (V2).docx
+++ b/BigIntCalculator/Modular square root (V2).docx
@@ -909,6 +909,16 @@
           <w:sz w:val="24"/>
           <w:szCs w:val="24"/>
         </w:rPr>
+        <w:t>m</w:t>
+      </w:r>
+      <w:r>
+        <w:rPr>
+          <w:rFonts w:cstheme="minorHAnsi"/>
+          <w:i/>
+          <w:iCs/>
+          <w:sz w:val="24"/>
+          <w:szCs w:val="24"/>
+        </w:rPr>
         <w:t>–r</w:t>
       </w:r>
       <w:r>
@@ -940,7 +950,27 @@
           <w:sz w:val="24"/>
           <w:szCs w:val="24"/>
         </w:rPr>
-        <w:t xml:space="preserve"> -r</w:t>
+        <w:t xml:space="preserve"> </w:t>
+      </w:r>
+      <w:r>
+        <w:rPr>
+          <w:rFonts w:cstheme="minorHAnsi"/>
+          <w:i/>
+          <w:iCs/>
+          <w:sz w:val="24"/>
+          <w:szCs w:val="24"/>
+        </w:rPr>
+        <w:t>m</w:t>
+      </w:r>
+      <w:r>
+        <w:rPr>
+          <w:rFonts w:cstheme="minorHAnsi"/>
+          <w:i/>
+          <w:iCs/>
+          <w:sz w:val="24"/>
+          <w:szCs w:val="24"/>
+        </w:rPr>
+        <w:t>-r</w:t>
       </w:r>
       <w:r>
         <w:rPr>
@@ -1225,15 +1255,11 @@
     </w:p>
     <w:p>
       <w:pPr>
-        <w:pStyle w:val="ListParagraph"/>
-        <w:numPr>
-          <w:ilvl w:val="1"/>
-          <w:numId w:val="3"/>
-        </w:numPr>
         <w:autoSpaceDE w:val="0"/>
         <w:autoSpaceDN w:val="0"/>
         <w:adjustRightInd w:val="0"/>
         <w:spacing w:before="240" w:after="0" w:line="240" w:lineRule="auto"/>
+        <w:ind w:firstLine="709"/>
         <w:rPr>
           <w:rFonts w:cstheme="minorHAnsi"/>
           <w:sz w:val="24"/>
@@ -1241,6 +1267,18 @@
           <w:highlight w:val="white"/>
         </w:rPr>
       </w:pPr>
+      <w:hyperlink w:anchor="_2.1__x" w:history="1">
+        <w:r>
+          <w:rPr>
+            <w:rStyle w:val="Hyperlink"/>
+            <w:rFonts w:cstheme="minorHAnsi"/>
+            <w:sz w:val="24"/>
+            <w:szCs w:val="24"/>
+            <w:highlight w:val="white"/>
+          </w:rPr>
+          <w:t>2.1.</w:t>
+        </w:r>
+      </w:hyperlink>
       <w:r>
         <w:rPr>
           <w:rFonts w:cstheme="minorHAnsi"/>
@@ -1274,7 +1312,18 @@
           <w:highlight w:val="white"/>
         </w:rPr>
       </w:pPr>
-      <w:proofErr w:type="gramStart"/>
+      <w:hyperlink w:anchor="_2.2__i" w:history="1">
+        <w:r>
+          <w:rPr>
+            <w:rStyle w:val="Hyperlink"/>
+            <w:rFonts w:cstheme="minorHAnsi"/>
+            <w:sz w:val="24"/>
+            <w:szCs w:val="24"/>
+            <w:highlight w:val="white"/>
+          </w:rPr>
+          <w:t>2.2.</w:t>
+        </w:r>
+      </w:hyperlink>
       <w:r>
         <w:rPr>
           <w:rFonts w:cstheme="minorHAnsi"/>
@@ -1282,7 +1331,7 @@
           <w:szCs w:val="24"/>
           <w:highlight w:val="white"/>
         </w:rPr>
-        <w:t xml:space="preserve">2.2 </w:t>
+        <w:t xml:space="preserve"> </w:t>
       </w:r>
       <w:r>
         <w:rPr>
@@ -1293,7 +1342,6 @@
         </w:rPr>
         <w:t xml:space="preserve"> </w:t>
       </w:r>
-      <w:proofErr w:type="spellStart"/>
       <w:r>
         <w:rPr>
           <w:rFonts w:cstheme="minorHAnsi"/>
@@ -1301,18 +1349,7 @@
           <w:szCs w:val="24"/>
           <w:highlight w:val="white"/>
         </w:rPr>
-        <w:t>i</w:t>
-      </w:r>
-      <w:proofErr w:type="spellEnd"/>
-      <w:proofErr w:type="gramEnd"/>
-      <w:r>
-        <w:rPr>
-          <w:rFonts w:cstheme="minorHAnsi"/>
-          <w:sz w:val="24"/>
-          <w:szCs w:val="24"/>
-          <w:highlight w:val="white"/>
-        </w:rPr>
-        <w:t xml:space="preserve"> = 1</w:t>
+        <w:t>i = 1</w:t>
       </w:r>
     </w:p>
     <w:p>
@@ -1329,7 +1366,6 @@
           <w:highlight w:val="white"/>
         </w:rPr>
       </w:pPr>
-      <w:proofErr w:type="gramStart"/>
       <w:r>
         <w:rPr>
           <w:rFonts w:cstheme="minorHAnsi"/>
@@ -1346,9 +1382,8 @@
           <w:szCs w:val="24"/>
           <w:highlight w:val="white"/>
         </w:rPr>
-        <w:t xml:space="preserve">  gcd</w:t>
-      </w:r>
-      <w:proofErr w:type="gramEnd"/>
+        <w:t xml:space="preserve">  </w:t>
+      </w:r>
       <w:r>
         <w:rPr>
           <w:rFonts w:cstheme="minorHAnsi"/>
@@ -1356,7 +1391,16 @@
           <w:szCs w:val="24"/>
           <w:highlight w:val="white"/>
         </w:rPr>
-        <w:t xml:space="preserve">(x, </w:t>
+        <w:t xml:space="preserve">i &gt;1, </w:t>
+      </w:r>
+      <w:r>
+        <w:rPr>
+          <w:rFonts w:cstheme="minorHAnsi"/>
+          <w:sz w:val="24"/>
+          <w:szCs w:val="24"/>
+          <w:highlight w:val="white"/>
+        </w:rPr>
+        <w:t xml:space="preserve">gcd(x, </w:t>
       </w:r>
       <w:r>
         <w:rPr>
@@ -1419,7 +1463,6 @@
           <w:highlight w:val="white"/>
         </w:rPr>
       </w:pPr>
-      <w:proofErr w:type="gramStart"/>
       <w:r>
         <w:rPr>
           <w:rFonts w:cstheme="minorHAnsi"/>
@@ -1436,9 +1479,8 @@
           <w:szCs w:val="24"/>
           <w:highlight w:val="white"/>
         </w:rPr>
-        <w:t xml:space="preserve">  gcd</w:t>
-      </w:r>
-      <w:proofErr w:type="gramEnd"/>
+        <w:t xml:space="preserve">  </w:t>
+      </w:r>
       <w:r>
         <w:rPr>
           <w:rFonts w:cstheme="minorHAnsi"/>
@@ -1446,7 +1488,16 @@
           <w:szCs w:val="24"/>
           <w:highlight w:val="white"/>
         </w:rPr>
-        <w:t xml:space="preserve">(x, </w:t>
+        <w:t xml:space="preserve">i &gt;1, </w:t>
+      </w:r>
+      <w:r>
+        <w:rPr>
+          <w:rFonts w:cstheme="minorHAnsi"/>
+          <w:sz w:val="24"/>
+          <w:szCs w:val="24"/>
+          <w:highlight w:val="white"/>
+        </w:rPr>
+        <w:t xml:space="preserve">gcd(x, </w:t>
       </w:r>
       <w:r>
         <w:rPr>
@@ -1509,7 +1560,6 @@
           <w:highlight w:val="white"/>
         </w:rPr>
       </w:pPr>
-      <w:proofErr w:type="gramStart"/>
       <w:r>
         <w:rPr>
           <w:rFonts w:cstheme="minorHAnsi"/>
@@ -1526,9 +1576,8 @@
           <w:szCs w:val="24"/>
           <w:highlight w:val="white"/>
         </w:rPr>
-        <w:t xml:space="preserve">  gcd</w:t>
-      </w:r>
-      <w:proofErr w:type="gramEnd"/>
+        <w:t xml:space="preserve">  </w:t>
+      </w:r>
       <w:r>
         <w:rPr>
           <w:rFonts w:cstheme="minorHAnsi"/>
@@ -1536,7 +1585,16 @@
           <w:szCs w:val="24"/>
           <w:highlight w:val="white"/>
         </w:rPr>
-        <w:t xml:space="preserve">(x, </w:t>
+        <w:t xml:space="preserve">i &gt;1, </w:t>
+      </w:r>
+      <w:r>
+        <w:rPr>
+          <w:rFonts w:cstheme="minorHAnsi"/>
+          <w:sz w:val="24"/>
+          <w:szCs w:val="24"/>
+          <w:highlight w:val="white"/>
+        </w:rPr>
+        <w:t xml:space="preserve">gcd(x, </w:t>
       </w:r>
       <w:r>
         <w:rPr>
@@ -1581,7 +1639,18 @@
           <w:highlight w:val="white"/>
         </w:rPr>
       </w:pPr>
-      <w:proofErr w:type="gramStart"/>
+      <w:hyperlink w:anchor="_2.6.__x" w:history="1">
+        <w:r>
+          <w:rPr>
+            <w:rStyle w:val="Hyperlink"/>
+            <w:rFonts w:cstheme="minorHAnsi"/>
+            <w:sz w:val="24"/>
+            <w:szCs w:val="24"/>
+            <w:highlight w:val="white"/>
+          </w:rPr>
+          <w:t>2.6.</w:t>
+        </w:r>
+      </w:hyperlink>
       <w:r>
         <w:rPr>
           <w:rFonts w:cstheme="minorHAnsi"/>
@@ -1589,7 +1658,7 @@
           <w:szCs w:val="24"/>
           <w:highlight w:val="white"/>
         </w:rPr>
-        <w:t>2.6</w:t>
+        <w:t xml:space="preserve"> </w:t>
       </w:r>
       <w:r>
         <w:rPr>
@@ -1598,9 +1667,8 @@
           <w:szCs w:val="24"/>
           <w:highlight w:val="white"/>
         </w:rPr>
-        <w:t xml:space="preserve">  gcd</w:t>
-      </w:r>
-      <w:proofErr w:type="gramEnd"/>
+        <w:t xml:space="preserve"> </w:t>
+      </w:r>
       <w:r>
         <w:rPr>
           <w:rFonts w:cstheme="minorHAnsi"/>
@@ -1608,7 +1676,16 @@
           <w:szCs w:val="24"/>
           <w:highlight w:val="white"/>
         </w:rPr>
-        <w:t xml:space="preserve">(x, </w:t>
+        <w:t xml:space="preserve">i &gt;1, </w:t>
+      </w:r>
+      <w:r>
+        <w:rPr>
+          <w:rFonts w:cstheme="minorHAnsi"/>
+          <w:sz w:val="24"/>
+          <w:szCs w:val="24"/>
+          <w:highlight w:val="white"/>
+        </w:rPr>
+        <w:t xml:space="preserve">gcd(x, </w:t>
       </w:r>
       <w:r>
         <w:rPr>
@@ -1668,6 +1745,18 @@
           <w:highlight w:val="white"/>
         </w:rPr>
       </w:pPr>
+      <w:hyperlink w:anchor="_2.7.__x" w:history="1">
+        <w:r>
+          <w:rPr>
+            <w:rStyle w:val="Hyperlink"/>
+            <w:rFonts w:cstheme="minorHAnsi"/>
+            <w:sz w:val="24"/>
+            <w:szCs w:val="24"/>
+            <w:highlight w:val="white"/>
+          </w:rPr>
+          <w:t>2.7</w:t>
+        </w:r>
+      </w:hyperlink>
       <w:r>
         <w:rPr>
           <w:rFonts w:cstheme="minorHAnsi"/>
@@ -1675,7 +1764,7 @@
           <w:szCs w:val="24"/>
           <w:highlight w:val="white"/>
         </w:rPr>
-        <w:t>2.7</w:t>
+        <w:t xml:space="preserve">. </w:t>
       </w:r>
       <w:r>
         <w:rPr>
@@ -1684,9 +1773,8 @@
           <w:szCs w:val="24"/>
           <w:highlight w:val="white"/>
         </w:rPr>
-        <w:t xml:space="preserve">. </w:t>
-      </w:r>
-      <w:proofErr w:type="gramStart"/>
+        <w:t xml:space="preserve">i &gt;1, </w:t>
+      </w:r>
       <w:r>
         <w:rPr>
           <w:rFonts w:cstheme="minorHAnsi"/>
@@ -1694,17 +1782,7 @@
           <w:szCs w:val="24"/>
           <w:highlight w:val="white"/>
         </w:rPr>
-        <w:t>gcd(</w:t>
-      </w:r>
-      <w:proofErr w:type="gramEnd"/>
-      <w:r>
-        <w:rPr>
-          <w:rFonts w:cstheme="minorHAnsi"/>
-          <w:sz w:val="24"/>
-          <w:szCs w:val="24"/>
-          <w:highlight w:val="white"/>
-        </w:rPr>
-        <w:t>x</w:t>
+        <w:t>gcd(x</w:t>
       </w:r>
       <w:r>
         <w:rPr>
@@ -1780,23 +1858,13 @@
           <w:szCs w:val="24"/>
         </w:rPr>
       </w:pPr>
-      <w:proofErr w:type="gramStart"/>
-      <w:r>
-        <w:rPr>
-          <w:rFonts w:cstheme="minorHAnsi"/>
-          <w:sz w:val="24"/>
-          <w:szCs w:val="24"/>
-        </w:rPr>
-        <w:t>i.e.</w:t>
-      </w:r>
-      <w:proofErr w:type="gramEnd"/>
-      <w:r>
-        <w:rPr>
-          <w:rFonts w:cstheme="minorHAnsi"/>
-          <w:sz w:val="24"/>
-          <w:szCs w:val="24"/>
-        </w:rPr>
-        <w:t xml:space="preserve"> </w:t>
+      <w:r>
+        <w:rPr>
+          <w:rFonts w:cstheme="minorHAnsi"/>
+          <w:sz w:val="24"/>
+          <w:szCs w:val="24"/>
+        </w:rPr>
+        <w:t xml:space="preserve">i.e. </w:t>
       </w:r>
       <w:r>
         <w:rPr>
@@ -1842,7 +1910,6 @@
         </w:rPr>
         <w:t xml:space="preserve">If </w:t>
       </w:r>
-      <w:proofErr w:type="spellStart"/>
       <w:r>
         <w:rPr>
           <w:rFonts w:cstheme="minorHAnsi"/>
@@ -1855,7 +1922,6 @@
         </w:rPr>
         <w:t>i</w:t>
       </w:r>
-      <w:proofErr w:type="spellEnd"/>
       <w:r>
         <w:rPr>
           <w:rFonts w:cstheme="minorHAnsi"/>
@@ -1995,6 +2061,8 @@
       <w:pPr>
         <w:pStyle w:val="Heading2"/>
       </w:pPr>
+      <w:bookmarkStart w:id="0" w:name="_2.1__x"/>
+      <w:bookmarkEnd w:id="0"/>
       <w:r>
         <w:t>2.1</w:t>
       </w:r>
@@ -2191,6 +2259,8 @@
       <w:pPr>
         <w:pStyle w:val="Heading2"/>
       </w:pPr>
+      <w:bookmarkStart w:id="1" w:name="_2.2__i"/>
+      <w:bookmarkEnd w:id="1"/>
       <w:r>
         <w:lastRenderedPageBreak/>
         <w:t>2.2</w:t>
@@ -2199,19 +2269,11 @@
         <w:tab/>
         <w:t xml:space="preserve"> </w:t>
       </w:r>
-      <w:proofErr w:type="spellStart"/>
       <w:r>
         <w:rPr>
           <w:u w:val="single"/>
         </w:rPr>
-        <w:t>i</w:t>
-      </w:r>
-      <w:proofErr w:type="spellEnd"/>
-      <w:r>
-        <w:rPr>
-          <w:u w:val="single"/>
-        </w:rPr>
-        <w:t xml:space="preserve"> =1</w:t>
+        <w:t>i =1</w:t>
       </w:r>
       <w:r>
         <w:rPr>
@@ -2278,7 +2340,23 @@
           <w:sz w:val="24"/>
           <w:szCs w:val="24"/>
         </w:rPr>
-        <w:t>, x=0 or 1, and r=x.</w:t>
+        <w:t>, x=0 or 1</w:t>
+      </w:r>
+      <w:r>
+        <w:rPr>
+          <w:rFonts w:cstheme="minorHAnsi"/>
+          <w:sz w:val="24"/>
+          <w:szCs w:val="24"/>
+        </w:rPr>
+        <w:t xml:space="preserve"> once ‘normalised’</w:t>
+      </w:r>
+      <w:r>
+        <w:rPr>
+          <w:rFonts w:cstheme="minorHAnsi"/>
+          <w:sz w:val="24"/>
+          <w:szCs w:val="24"/>
+        </w:rPr>
+        <w:t>, and r=x.</w:t>
       </w:r>
       <w:r>
         <w:rPr>
@@ -2567,7 +2645,6 @@
         </w:rPr>
         <w:t xml:space="preserve"> </w:t>
       </w:r>
-      <w:proofErr w:type="spellStart"/>
       <w:r>
         <w:rPr>
           <w:rFonts w:cstheme="minorHAnsi"/>
@@ -2576,18 +2653,7 @@
           <w:szCs w:val="24"/>
           <w:u w:val="single"/>
         </w:rPr>
-        <w:t>i</w:t>
-      </w:r>
-      <w:proofErr w:type="spellEnd"/>
-      <w:r>
-        <w:rPr>
-          <w:rFonts w:cstheme="minorHAnsi"/>
-          <w:i/>
-          <w:sz w:val="24"/>
-          <w:szCs w:val="24"/>
-          <w:u w:val="single"/>
-        </w:rPr>
-        <w:t xml:space="preserve">&gt;1, </w:t>
+        <w:t xml:space="preserve">i&gt;1, </w:t>
       </w:r>
       <w:r>
         <w:rPr>
@@ -2853,20 +2919,8 @@
           <w:sz w:val="24"/>
           <w:szCs w:val="24"/>
         </w:rPr>
-        <w:t xml:space="preserve">k &lt; </w:t>
-      </w:r>
-      <w:proofErr w:type="spellStart"/>
-      <w:r>
-        <w:rPr>
-          <w:rFonts w:cstheme="minorHAnsi"/>
-          <w:b/>
-          <w:i/>
-          <w:sz w:val="24"/>
-          <w:szCs w:val="24"/>
-        </w:rPr>
-        <w:t>i</w:t>
-      </w:r>
-      <w:proofErr w:type="spellEnd"/>
+        <w:t>k &lt; i</w:t>
+      </w:r>
       <w:r>
         <w:rPr>
           <w:rFonts w:cstheme="minorHAnsi"/>
@@ -3095,7 +3149,6 @@
         </w:rPr>
         <w:t xml:space="preserve"> </w:t>
       </w:r>
-      <w:proofErr w:type="gramStart"/>
       <w:r>
         <w:rPr>
           <w:rFonts w:cstheme="minorHAnsi"/>
@@ -3135,16 +3188,7 @@
           <w:sz w:val="24"/>
           <w:szCs w:val="24"/>
         </w:rPr>
-        <w:t>,</w:t>
-      </w:r>
-      <w:proofErr w:type="gramEnd"/>
-      <w:r>
-        <w:rPr>
-          <w:rFonts w:cstheme="minorHAnsi"/>
-          <w:sz w:val="24"/>
-          <w:szCs w:val="24"/>
-        </w:rPr>
-        <w:t xml:space="preserve"> and find the roots of </w:t>
+        <w:t xml:space="preserve">, and find the roots of </w:t>
       </w:r>
       <w:r>
         <w:rPr>
@@ -3339,25 +3383,204 @@
         </w:rPr>
         <w:t xml:space="preserve"> as described in </w:t>
       </w:r>
-      <w:r>
-        <w:rPr>
-          <w:rFonts w:cstheme="minorHAnsi"/>
-          <w:sz w:val="24"/>
-          <w:szCs w:val="24"/>
+      <w:hyperlink w:anchor="_2.6.__x" w:history="1">
+        <w:r>
+          <w:rPr>
+            <w:rStyle w:val="Hyperlink"/>
+            <w:rFonts w:cstheme="minorHAnsi"/>
+            <w:sz w:val="24"/>
+            <w:szCs w:val="24"/>
+          </w:rPr>
+          <w:t>2.6.</w:t>
+        </w:r>
+      </w:hyperlink>
+      <w:r>
+        <w:rPr>
+          <w:rFonts w:cstheme="minorHAnsi"/>
+          <w:sz w:val="24"/>
+          <w:szCs w:val="24"/>
+        </w:rPr>
+        <w:t xml:space="preserve"> </w:t>
+      </w:r>
+      <w:r>
+        <w:rPr>
+          <w:rFonts w:cstheme="minorHAnsi"/>
+          <w:sz w:val="24"/>
+          <w:szCs w:val="24"/>
+        </w:rPr>
+        <w:t xml:space="preserve">6 or </w:t>
+      </w:r>
+      <w:hyperlink w:anchor="_2.7.__x" w:history="1">
+        <w:r>
+          <w:rPr>
+            <w:rStyle w:val="Hyperlink"/>
+            <w:rFonts w:cstheme="minorHAnsi"/>
+            <w:sz w:val="24"/>
+            <w:szCs w:val="24"/>
+          </w:rPr>
+          <w:t>2.7.</w:t>
+        </w:r>
+      </w:hyperlink>
+      <w:r>
+        <w:rPr>
+          <w:rFonts w:cstheme="minorHAnsi"/>
+          <w:sz w:val="24"/>
+          <w:szCs w:val="24"/>
+        </w:rPr>
+        <w:t xml:space="preserve"> </w:t>
+      </w:r>
+      <w:r>
+        <w:rPr>
+          <w:rFonts w:cstheme="minorHAnsi"/>
+          <w:sz w:val="24"/>
+          <w:szCs w:val="24"/>
+        </w:rPr>
+        <w:t>below</w:t>
+      </w:r>
+      <w:r>
+        <w:rPr>
+          <w:rFonts w:cstheme="minorHAnsi"/>
+          <w:sz w:val="24"/>
+          <w:szCs w:val="24"/>
+        </w:rPr>
+        <w:t xml:space="preserve">.  </w:t>
+      </w:r>
+      <w:r>
+        <w:rPr>
+          <w:rFonts w:cstheme="minorHAnsi"/>
+          <w:sz w:val="24"/>
+          <w:szCs w:val="24"/>
+        </w:rPr>
+        <w:t xml:space="preserve">Let </w:t>
+      </w:r>
+      <w:r>
+        <w:rPr>
+          <w:rFonts w:cstheme="minorHAnsi"/>
+          <w:b/>
+          <w:bCs/>
+          <w:i/>
+          <w:iCs/>
+          <w:sz w:val="24"/>
+          <w:szCs w:val="24"/>
+        </w:rPr>
+        <w:t>R</w:t>
+      </w:r>
+      <w:r>
+        <w:rPr>
+          <w:rFonts w:cstheme="minorHAnsi"/>
+          <w:sz w:val="24"/>
+          <w:szCs w:val="24"/>
+        </w:rPr>
+        <w:t> </w:t>
+      </w:r>
+      <w:r>
+        <w:rPr>
+          <w:rFonts w:cstheme="minorHAnsi"/>
+          <w:sz w:val="24"/>
+          <w:szCs w:val="24"/>
+        </w:rPr>
+        <w:t>=</w:t>
+      </w:r>
+      <w:r>
+        <w:rPr>
+          <w:rFonts w:cstheme="minorHAnsi"/>
+          <w:sz w:val="24"/>
+          <w:szCs w:val="24"/>
+        </w:rPr>
+        <w:t xml:space="preserve"> smallest root found. </w:t>
+      </w:r>
+      <w:r>
+        <w:rPr>
+          <w:rFonts w:cstheme="minorHAnsi"/>
+          <w:sz w:val="24"/>
+          <w:szCs w:val="24"/>
+        </w:rPr>
+        <w:t xml:space="preserve">(any or all of the roots found could be used but we actually only need one.) </w:t>
+      </w:r>
+      <w:r>
+        <w:rPr>
+          <w:rFonts w:cstheme="minorHAnsi"/>
+          <w:sz w:val="24"/>
+          <w:szCs w:val="24"/>
+        </w:rPr>
+        <w:t>Then:</w:t>
+      </w:r>
+    </w:p>
+    <w:p>
+      <w:pPr>
+        <w:rPr>
+          <w:rFonts w:cstheme="minorHAnsi"/>
+          <w:b/>
+          <w:i/>
+          <w:sz w:val="24"/>
+          <w:szCs w:val="24"/>
+        </w:rPr>
+      </w:pPr>
+      <w:r>
+        <w:rPr>
+          <w:rFonts w:cstheme="minorHAnsi"/>
+          <w:sz w:val="24"/>
+          <w:szCs w:val="24"/>
+        </w:rPr>
+        <w:t xml:space="preserve">Solve </w:t>
+      </w:r>
+      <w:r>
+        <w:rPr>
+          <w:rFonts w:cstheme="minorHAnsi"/>
+          <w:b/>
+          <w:bCs/>
+          <w:i/>
+          <w:iCs/>
+          <w:sz w:val="24"/>
+          <w:szCs w:val="24"/>
+        </w:rPr>
+        <w:t>r</w:t>
+      </w:r>
+      <w:r>
+        <w:rPr>
+          <w:rFonts w:cstheme="minorHAnsi"/>
+          <w:b/>
+          <w:bCs/>
+          <w:i/>
+          <w:iCs/>
+          <w:sz w:val="24"/>
+          <w:szCs w:val="24"/>
+          <w:vertAlign w:val="superscript"/>
         </w:rPr>
         <w:t>2</w:t>
       </w:r>
       <w:r>
         <w:rPr>
           <w:rFonts w:cstheme="minorHAnsi"/>
-          <w:sz w:val="24"/>
-          <w:szCs w:val="24"/>
-        </w:rPr>
-        <w:t>.6 or 2.7</w:t>
-      </w:r>
-      <w:r>
-        <w:rPr>
-          <w:rFonts w:cstheme="minorHAnsi"/>
+          <w:b/>
+          <w:bCs/>
+          <w:i/>
+          <w:iCs/>
+          <w:sz w:val="24"/>
+          <w:szCs w:val="24"/>
+        </w:rPr>
+        <w:t xml:space="preserve"> ≡ p</w:t>
+      </w:r>
+      <w:r>
+        <w:rPr>
+          <w:rFonts w:cstheme="minorHAnsi"/>
+          <w:b/>
+          <w:bCs/>
+          <w:i/>
+          <w:iCs/>
+          <w:sz w:val="24"/>
+          <w:szCs w:val="24"/>
+          <w:vertAlign w:val="superscript"/>
+        </w:rPr>
+        <w:t>k</w:t>
+      </w:r>
+      <w:r>
+        <w:rPr>
+          <w:rFonts w:cstheme="minorHAnsi"/>
+          <w:b/>
+          <w:bCs/>
+          <w:i/>
+          <w:iCs/>
           <w:sz w:val="24"/>
           <w:szCs w:val="24"/>
         </w:rPr>
@@ -3369,23 +3592,7 @@
           <w:sz w:val="24"/>
           <w:szCs w:val="24"/>
         </w:rPr>
-        <w:t>below</w:t>
-      </w:r>
-      <w:r>
-        <w:rPr>
-          <w:rFonts w:cstheme="minorHAnsi"/>
-          <w:sz w:val="24"/>
-          <w:szCs w:val="24"/>
-        </w:rPr>
-        <w:t xml:space="preserve">.  </w:t>
-      </w:r>
-      <w:r>
-        <w:rPr>
-          <w:rFonts w:cstheme="minorHAnsi"/>
-          <w:sz w:val="24"/>
-          <w:szCs w:val="24"/>
-        </w:rPr>
-        <w:t xml:space="preserve">Let </w:t>
+        <w:t xml:space="preserve">modulo </w:t>
       </w:r>
       <w:r>
         <w:rPr>
@@ -3397,84 +3604,7 @@
           <w:sz w:val="24"/>
           <w:szCs w:val="24"/>
         </w:rPr>
-        <w:t>R</w:t>
-      </w:r>
-      <w:r>
-        <w:rPr>
-          <w:rFonts w:cstheme="minorHAnsi"/>
-          <w:sz w:val="24"/>
-          <w:szCs w:val="24"/>
-        </w:rPr>
-        <w:t> </w:t>
-      </w:r>
-      <w:r>
-        <w:rPr>
-          <w:rFonts w:cstheme="minorHAnsi"/>
-          <w:sz w:val="24"/>
-          <w:szCs w:val="24"/>
-        </w:rPr>
-        <w:t>=</w:t>
-      </w:r>
-      <w:r>
-        <w:rPr>
-          <w:rFonts w:cstheme="minorHAnsi"/>
-          <w:sz w:val="24"/>
-          <w:szCs w:val="24"/>
-        </w:rPr>
-        <w:t xml:space="preserve"> smallest root found. </w:t>
-      </w:r>
-      <w:r>
-        <w:rPr>
-          <w:rFonts w:cstheme="minorHAnsi"/>
-          <w:sz w:val="24"/>
-          <w:szCs w:val="24"/>
-        </w:rPr>
-        <w:t>(</w:t>
-      </w:r>
-      <w:proofErr w:type="gramStart"/>
-      <w:r>
-        <w:rPr>
-          <w:rFonts w:cstheme="minorHAnsi"/>
-          <w:sz w:val="24"/>
-          <w:szCs w:val="24"/>
-        </w:rPr>
-        <w:t>any</w:t>
-      </w:r>
-      <w:proofErr w:type="gramEnd"/>
-      <w:r>
-        <w:rPr>
-          <w:rFonts w:cstheme="minorHAnsi"/>
-          <w:sz w:val="24"/>
-          <w:szCs w:val="24"/>
-        </w:rPr>
-        <w:t xml:space="preserve"> or all of the roots found could be used but we actually only need one.) </w:t>
-      </w:r>
-      <w:r>
-        <w:rPr>
-          <w:rFonts w:cstheme="minorHAnsi"/>
-          <w:sz w:val="24"/>
-          <w:szCs w:val="24"/>
-        </w:rPr>
-        <w:t>Then:</w:t>
-      </w:r>
-    </w:p>
-    <w:p>
-      <w:pPr>
-        <w:rPr>
-          <w:rFonts w:cstheme="minorHAnsi"/>
-          <w:b/>
-          <w:i/>
-          <w:sz w:val="24"/>
-          <w:szCs w:val="24"/>
-        </w:rPr>
-      </w:pPr>
-      <w:r>
-        <w:rPr>
-          <w:rFonts w:cstheme="minorHAnsi"/>
-          <w:sz w:val="24"/>
-          <w:szCs w:val="24"/>
-        </w:rPr>
-        <w:t xml:space="preserve">Solve </w:t>
+        <w:t>p</w:t>
       </w:r>
       <w:r>
         <w:rPr>
@@ -3485,6 +3615,72 @@
           <w:iCs/>
           <w:sz w:val="24"/>
           <w:szCs w:val="24"/>
+          <w:vertAlign w:val="superscript"/>
+        </w:rPr>
+        <w:t>i</w:t>
+      </w:r>
+      <w:r>
+        <w:rPr>
+          <w:rFonts w:cstheme="minorHAnsi"/>
+          <w:sz w:val="24"/>
+          <w:szCs w:val="24"/>
+        </w:rPr>
+        <w:t xml:space="preserve"> (</w:t>
+      </w:r>
+      <w:r>
+        <w:rPr>
+          <w:rFonts w:cstheme="minorHAnsi"/>
+          <w:b/>
+          <w:bCs/>
+          <w:i/>
+          <w:iCs/>
+          <w:sz w:val="24"/>
+          <w:szCs w:val="24"/>
+        </w:rPr>
+        <w:t>k</w:t>
+      </w:r>
+      <w:r>
+        <w:rPr>
+          <w:rFonts w:cstheme="minorHAnsi"/>
+          <w:sz w:val="24"/>
+          <w:szCs w:val="24"/>
+        </w:rPr>
+        <w:t xml:space="preserve"> is even)</w:t>
+      </w:r>
+      <w:r>
+        <w:rPr>
+          <w:rFonts w:cstheme="minorHAnsi"/>
+          <w:sz w:val="24"/>
+          <w:szCs w:val="24"/>
+        </w:rPr>
+        <w:t xml:space="preserve">. </w:t>
+      </w:r>
+    </w:p>
+    <w:p>
+      <w:pPr>
+        <w:rPr>
+          <w:rFonts w:cstheme="minorHAnsi"/>
+          <w:sz w:val="24"/>
+          <w:szCs w:val="24"/>
+        </w:rPr>
+      </w:pPr>
+      <w:r>
+        <w:rPr>
+          <w:rFonts w:cstheme="minorHAnsi"/>
+          <w:sz w:val="24"/>
+          <w:szCs w:val="24"/>
+        </w:rPr>
+        <w:t xml:space="preserve">The smallest root </w:t>
+      </w:r>
+      <w:r>
+        <w:rPr>
+          <w:rFonts w:cstheme="minorHAnsi"/>
+          <w:b/>
+          <w:bCs/>
+          <w:i/>
+          <w:iCs/>
+          <w:sz w:val="24"/>
+          <w:szCs w:val="24"/>
         </w:rPr>
         <w:t>r</w:t>
       </w:r>
@@ -3497,9 +3693,42 @@
           <w:iCs/>
           <w:sz w:val="24"/>
           <w:szCs w:val="24"/>
+          <w:vertAlign w:val="subscript"/>
+        </w:rPr>
+        <w:t>1</w:t>
+      </w:r>
+      <w:r>
+        <w:rPr>
+          <w:rFonts w:cstheme="minorHAnsi"/>
+          <w:sz w:val="24"/>
+          <w:szCs w:val="24"/>
+        </w:rPr>
+        <w:t xml:space="preserve"> is </w:t>
+      </w:r>
+      <w:r>
+        <w:rPr>
+          <w:rFonts w:cstheme="minorHAnsi"/>
+          <w:b/>
+          <w:bCs/>
+          <w:i/>
+          <w:iCs/>
+          <w:sz w:val="24"/>
+          <w:szCs w:val="24"/>
+        </w:rPr>
+        <w:t>p</w:t>
+      </w:r>
+      <w:r>
+        <w:rPr>
+          <w:rFonts w:cstheme="minorHAnsi"/>
+          <w:b/>
+          <w:bCs/>
+          <w:i/>
+          <w:iCs/>
+          <w:sz w:val="24"/>
+          <w:szCs w:val="24"/>
           <w:vertAlign w:val="superscript"/>
         </w:rPr>
-        <w:t>2</w:t>
+        <w:t>k/2</w:t>
       </w:r>
       <w:r>
         <w:rPr>
@@ -3511,7 +3740,15 @@
           <w:sz w:val="24"/>
           <w:szCs w:val="24"/>
         </w:rPr>
-        <w:t xml:space="preserve"> ≡ p</w:t>
+        <w:t xml:space="preserve"> </w:t>
+      </w:r>
+      <w:r>
+        <w:rPr>
+          <w:rFonts w:cstheme="minorHAnsi"/>
+          <w:sz w:val="24"/>
+          <w:szCs w:val="24"/>
+        </w:rPr>
+        <w:t xml:space="preserve">and the largest is </w:t>
       </w:r>
       <w:r>
         <w:rPr>
@@ -3522,9 +3759,21 @@
           <w:iCs/>
           <w:sz w:val="24"/>
           <w:szCs w:val="24"/>
+        </w:rPr>
+        <w:t>p</w:t>
+      </w:r>
+      <w:r>
+        <w:rPr>
+          <w:rFonts w:cstheme="minorHAnsi"/>
+          <w:b/>
+          <w:bCs/>
+          <w:i/>
+          <w:iCs/>
+          <w:sz w:val="24"/>
+          <w:szCs w:val="24"/>
           <w:vertAlign w:val="superscript"/>
         </w:rPr>
-        <w:t>k</w:t>
+        <w:t>i</w:t>
       </w:r>
       <w:r>
         <w:rPr>
@@ -3536,6 +3785,79 @@
           <w:sz w:val="24"/>
           <w:szCs w:val="24"/>
         </w:rPr>
+        <w:t> - p</w:t>
+      </w:r>
+      <w:r>
+        <w:rPr>
+          <w:rFonts w:cstheme="minorHAnsi"/>
+          <w:b/>
+          <w:bCs/>
+          <w:i/>
+          <w:iCs/>
+          <w:sz w:val="24"/>
+          <w:szCs w:val="24"/>
+          <w:vertAlign w:val="superscript"/>
+        </w:rPr>
+        <w:t>k/2</w:t>
+      </w:r>
+      <w:r>
+        <w:rPr>
+          <w:rFonts w:cstheme="minorHAnsi"/>
+          <w:sz w:val="24"/>
+          <w:szCs w:val="24"/>
+        </w:rPr>
+        <w:t xml:space="preserve">. The roots form 2 arithmetic progressions. </w:t>
+      </w:r>
+    </w:p>
+    <w:p>
+      <w:pPr>
+        <w:rPr>
+          <w:rFonts w:cstheme="minorHAnsi"/>
+          <w:sz w:val="24"/>
+          <w:szCs w:val="24"/>
+        </w:rPr>
+      </w:pPr>
+      <w:r>
+        <w:rPr>
+          <w:rFonts w:cstheme="minorHAnsi"/>
+          <w:sz w:val="24"/>
+          <w:szCs w:val="24"/>
+        </w:rPr>
+        <w:t>(case 2.</w:t>
+      </w:r>
+      <w:r>
+        <w:rPr>
+          <w:rFonts w:cstheme="minorHAnsi"/>
+          <w:sz w:val="24"/>
+          <w:szCs w:val="24"/>
+        </w:rPr>
+        <w:t>3</w:t>
+      </w:r>
+      <w:r>
+        <w:rPr>
+          <w:rFonts w:cstheme="minorHAnsi"/>
+          <w:sz w:val="24"/>
+          <w:szCs w:val="24"/>
+        </w:rPr>
+        <w:t xml:space="preserve">) If </w:t>
+      </w:r>
+      <w:r>
+        <w:rPr>
+          <w:rFonts w:cstheme="minorHAnsi"/>
+          <w:b/>
+          <w:i/>
+          <w:sz w:val="24"/>
+          <w:szCs w:val="24"/>
+        </w:rPr>
+        <w:t>p = 2</w:t>
+      </w:r>
+      <w:r>
+        <w:rPr>
+          <w:rFonts w:cstheme="minorHAnsi"/>
+          <w:b/>
+          <w:sz w:val="24"/>
+          <w:szCs w:val="24"/>
+        </w:rPr>
         <w:t xml:space="preserve"> </w:t>
       </w:r>
       <w:r>
@@ -3544,151 +3866,11 @@
           <w:sz w:val="24"/>
           <w:szCs w:val="24"/>
         </w:rPr>
-        <w:t xml:space="preserve">modulo </w:t>
-      </w:r>
-      <w:r>
-        <w:rPr>
-          <w:rFonts w:cstheme="minorHAnsi"/>
-          <w:b/>
-          <w:bCs/>
-          <w:i/>
-          <w:iCs/>
-          <w:sz w:val="24"/>
-          <w:szCs w:val="24"/>
-        </w:rPr>
-        <w:t>p</w:t>
-      </w:r>
-      <w:r>
-        <w:rPr>
-          <w:rFonts w:cstheme="minorHAnsi"/>
-          <w:b/>
-          <w:bCs/>
-          <w:i/>
-          <w:iCs/>
-          <w:sz w:val="24"/>
-          <w:szCs w:val="24"/>
-          <w:vertAlign w:val="superscript"/>
-        </w:rPr>
-        <w:t>i</w:t>
-      </w:r>
-      <w:r>
-        <w:rPr>
-          <w:rFonts w:cstheme="minorHAnsi"/>
-          <w:sz w:val="24"/>
-          <w:szCs w:val="24"/>
-        </w:rPr>
-        <w:t xml:space="preserve"> (</w:t>
-      </w:r>
-      <w:r>
-        <w:rPr>
-          <w:rFonts w:cstheme="minorHAnsi"/>
-          <w:b/>
-          <w:bCs/>
-          <w:i/>
-          <w:iCs/>
-          <w:sz w:val="24"/>
-          <w:szCs w:val="24"/>
-        </w:rPr>
-        <w:t>k</w:t>
-      </w:r>
-      <w:r>
-        <w:rPr>
-          <w:rFonts w:cstheme="minorHAnsi"/>
-          <w:sz w:val="24"/>
-          <w:szCs w:val="24"/>
-        </w:rPr>
-        <w:t xml:space="preserve"> is even)</w:t>
-      </w:r>
-      <w:r>
-        <w:rPr>
-          <w:rFonts w:cstheme="minorHAnsi"/>
-          <w:sz w:val="24"/>
-          <w:szCs w:val="24"/>
-        </w:rPr>
-        <w:t xml:space="preserve">. </w:t>
-      </w:r>
-    </w:p>
-    <w:p>
-      <w:pPr>
-        <w:rPr>
-          <w:rFonts w:cstheme="minorHAnsi"/>
-          <w:sz w:val="24"/>
-          <w:szCs w:val="24"/>
-        </w:rPr>
-      </w:pPr>
-      <w:r>
-        <w:rPr>
-          <w:rFonts w:cstheme="minorHAnsi"/>
-          <w:sz w:val="24"/>
-          <w:szCs w:val="24"/>
-        </w:rPr>
-        <w:t xml:space="preserve">The smallest root </w:t>
-      </w:r>
-      <w:r>
-        <w:rPr>
-          <w:rFonts w:cstheme="minorHAnsi"/>
-          <w:b/>
-          <w:bCs/>
-          <w:i/>
-          <w:iCs/>
-          <w:sz w:val="24"/>
-          <w:szCs w:val="24"/>
-        </w:rPr>
-        <w:t>r</w:t>
-      </w:r>
-      <w:r>
-        <w:rPr>
-          <w:rFonts w:cstheme="minorHAnsi"/>
-          <w:b/>
-          <w:bCs/>
-          <w:i/>
-          <w:iCs/>
-          <w:sz w:val="24"/>
-          <w:szCs w:val="24"/>
-          <w:vertAlign w:val="subscript"/>
-        </w:rPr>
-        <w:t>1</w:t>
-      </w:r>
-      <w:r>
-        <w:rPr>
-          <w:rFonts w:cstheme="minorHAnsi"/>
-          <w:sz w:val="24"/>
-          <w:szCs w:val="24"/>
-        </w:rPr>
-        <w:t xml:space="preserve"> is </w:t>
-      </w:r>
-      <w:r>
-        <w:rPr>
-          <w:rFonts w:cstheme="minorHAnsi"/>
-          <w:b/>
-          <w:bCs/>
-          <w:i/>
-          <w:iCs/>
-          <w:sz w:val="24"/>
-          <w:szCs w:val="24"/>
-        </w:rPr>
-        <w:t>p</w:t>
-      </w:r>
-      <w:r>
-        <w:rPr>
-          <w:rFonts w:cstheme="minorHAnsi"/>
-          <w:b/>
-          <w:bCs/>
-          <w:i/>
-          <w:iCs/>
-          <w:sz w:val="24"/>
-          <w:szCs w:val="24"/>
-          <w:vertAlign w:val="superscript"/>
-        </w:rPr>
-        <w:t>k/2</w:t>
-      </w:r>
-      <w:r>
-        <w:rPr>
-          <w:rFonts w:cstheme="minorHAnsi"/>
-          <w:b/>
-          <w:bCs/>
-          <w:i/>
-          <w:iCs/>
+        <w:t xml:space="preserve">let </w:t>
+      </w:r>
+      <w:r>
+        <w:rPr>
+          <w:rFonts w:cstheme="minorHAnsi"/>
           <w:sz w:val="24"/>
           <w:szCs w:val="24"/>
         </w:rPr>
@@ -3697,158 +3879,12 @@
       <w:r>
         <w:rPr>
           <w:rFonts w:cstheme="minorHAnsi"/>
-          <w:sz w:val="24"/>
-          <w:szCs w:val="24"/>
-        </w:rPr>
-        <w:t xml:space="preserve">and the largest is </w:t>
-      </w:r>
-      <w:r>
-        <w:rPr>
-          <w:rFonts w:cstheme="minorHAnsi"/>
-          <w:b/>
-          <w:bCs/>
-          <w:i/>
-          <w:iCs/>
-          <w:sz w:val="24"/>
-          <w:szCs w:val="24"/>
-        </w:rPr>
-        <w:t>p</w:t>
-      </w:r>
-      <w:r>
-        <w:rPr>
-          <w:rFonts w:cstheme="minorHAnsi"/>
-          <w:b/>
-          <w:bCs/>
-          <w:i/>
-          <w:iCs/>
-          <w:sz w:val="24"/>
-          <w:szCs w:val="24"/>
-          <w:vertAlign w:val="superscript"/>
-        </w:rPr>
-        <w:t>i</w:t>
-      </w:r>
-      <w:r>
-        <w:rPr>
-          <w:rFonts w:cstheme="minorHAnsi"/>
-          <w:b/>
-          <w:bCs/>
-          <w:i/>
-          <w:iCs/>
-          <w:sz w:val="24"/>
-          <w:szCs w:val="24"/>
-        </w:rPr>
-        <w:t> - p</w:t>
-      </w:r>
-      <w:r>
-        <w:rPr>
-          <w:rFonts w:cstheme="minorHAnsi"/>
-          <w:b/>
-          <w:bCs/>
-          <w:i/>
-          <w:iCs/>
-          <w:sz w:val="24"/>
-          <w:szCs w:val="24"/>
-          <w:vertAlign w:val="superscript"/>
-        </w:rPr>
-        <w:t>k/2</w:t>
-      </w:r>
-      <w:r>
-        <w:rPr>
-          <w:rFonts w:cstheme="minorHAnsi"/>
-          <w:sz w:val="24"/>
-          <w:szCs w:val="24"/>
-        </w:rPr>
-        <w:t xml:space="preserve">. The roots form 2 arithmetic progressions. </w:t>
-      </w:r>
-    </w:p>
-    <w:p>
-      <w:pPr>
-        <w:rPr>
-          <w:rFonts w:cstheme="minorHAnsi"/>
-          <w:sz w:val="24"/>
-          <w:szCs w:val="24"/>
-        </w:rPr>
-      </w:pPr>
-      <w:r>
-        <w:rPr>
-          <w:rFonts w:cstheme="minorHAnsi"/>
-          <w:sz w:val="24"/>
-          <w:szCs w:val="24"/>
-        </w:rPr>
-        <w:t>(case 2.</w:t>
-      </w:r>
-      <w:r>
-        <w:rPr>
-          <w:rFonts w:cstheme="minorHAnsi"/>
-          <w:sz w:val="24"/>
-          <w:szCs w:val="24"/>
-        </w:rPr>
-        <w:t>3</w:t>
-      </w:r>
-      <w:r>
-        <w:rPr>
-          <w:rFonts w:cstheme="minorHAnsi"/>
-          <w:sz w:val="24"/>
-          <w:szCs w:val="24"/>
-        </w:rPr>
-        <w:t xml:space="preserve">) If </w:t>
-      </w:r>
-      <w:r>
-        <w:rPr>
-          <w:rFonts w:cstheme="minorHAnsi"/>
-          <w:b/>
-          <w:i/>
-          <w:sz w:val="24"/>
-          <w:szCs w:val="24"/>
-        </w:rPr>
-        <w:t>p = 2</w:t>
-      </w:r>
-      <w:r>
-        <w:rPr>
-          <w:rFonts w:cstheme="minorHAnsi"/>
-          <w:b/>
-          <w:sz w:val="24"/>
-          <w:szCs w:val="24"/>
-        </w:rPr>
-        <w:t xml:space="preserve"> </w:t>
-      </w:r>
-      <w:proofErr w:type="gramStart"/>
-      <w:r>
-        <w:rPr>
-          <w:rFonts w:cstheme="minorHAnsi"/>
-          <w:sz w:val="24"/>
-          <w:szCs w:val="24"/>
-        </w:rPr>
-        <w:t xml:space="preserve">let </w:t>
-      </w:r>
-      <w:r>
-        <w:rPr>
-          <w:rFonts w:cstheme="minorHAnsi"/>
-          <w:sz w:val="24"/>
-          <w:szCs w:val="24"/>
-        </w:rPr>
-        <w:t xml:space="preserve"> </w:t>
-      </w:r>
-      <w:r>
-        <w:rPr>
-          <w:rFonts w:cstheme="minorHAnsi"/>
-          <w:b/>
-          <w:i/>
-          <w:sz w:val="24"/>
-          <w:szCs w:val="24"/>
-        </w:rPr>
-        <w:t>increment</w:t>
-      </w:r>
-      <w:proofErr w:type="gramEnd"/>
-      <w:r>
-        <w:rPr>
-          <w:rFonts w:cstheme="minorHAnsi"/>
-          <w:b/>
-          <w:i/>
-          <w:sz w:val="24"/>
-          <w:szCs w:val="24"/>
-        </w:rPr>
-        <w:t xml:space="preserve"> = max (</w:t>
+          <w:b/>
+          <w:i/>
+          <w:sz w:val="24"/>
+          <w:szCs w:val="24"/>
+        </w:rPr>
+        <w:t>increment = max (</w:t>
       </w:r>
       <w:r>
         <w:rPr>
@@ -3992,45 +4028,238 @@
         <w:tab/>
         <w:t xml:space="preserve">i.e. if </w:t>
       </w:r>
-      <w:proofErr w:type="spellStart"/>
-      <w:r>
-        <w:rPr>
-          <w:rFonts w:cstheme="minorHAnsi"/>
-          <w:b/>
-          <w:i/>
-          <w:sz w:val="24"/>
-          <w:szCs w:val="24"/>
+      <w:r>
+        <w:rPr>
+          <w:rFonts w:cstheme="minorHAnsi"/>
+          <w:b/>
+          <w:i/>
+          <w:sz w:val="24"/>
+          <w:szCs w:val="24"/>
+        </w:rPr>
+        <w:t xml:space="preserve">i &gt; </w:t>
+      </w:r>
+      <w:r>
+        <w:rPr>
+          <w:rFonts w:cstheme="minorHAnsi"/>
+          <w:b/>
+          <w:i/>
+          <w:sz w:val="24"/>
+          <w:szCs w:val="24"/>
+        </w:rPr>
+        <w:t>k+3</w:t>
+      </w:r>
+      <w:r>
+        <w:rPr>
+          <w:rFonts w:cstheme="minorHAnsi"/>
+          <w:sz w:val="24"/>
+          <w:szCs w:val="24"/>
+        </w:rPr>
+        <w:t xml:space="preserve"> then </w:t>
+      </w:r>
+      <w:r>
+        <w:rPr>
+          <w:rFonts w:cstheme="minorHAnsi"/>
+          <w:b/>
+          <w:i/>
+          <w:sz w:val="24"/>
+          <w:szCs w:val="24"/>
+        </w:rPr>
+        <w:t xml:space="preserve">increment = </w:t>
+      </w:r>
+      <w:r>
+        <w:rPr>
+          <w:rFonts w:cstheme="minorHAnsi"/>
+          <w:b/>
+          <w:i/>
+          <w:sz w:val="24"/>
+          <w:szCs w:val="24"/>
+        </w:rPr>
+        <w:t>p</w:t>
+      </w:r>
+      <w:r>
+        <w:rPr>
+          <w:rFonts w:cstheme="minorHAnsi"/>
+          <w:b/>
+          <w:i/>
+          <w:sz w:val="24"/>
+          <w:szCs w:val="24"/>
+          <w:vertAlign w:val="superscript"/>
         </w:rPr>
         <w:t>i</w:t>
       </w:r>
-      <w:proofErr w:type="spellEnd"/>
-      <w:r>
-        <w:rPr>
-          <w:rFonts w:cstheme="minorHAnsi"/>
-          <w:b/>
-          <w:i/>
-          <w:sz w:val="24"/>
-          <w:szCs w:val="24"/>
-        </w:rPr>
-        <w:t xml:space="preserve"> &gt; </w:t>
-      </w:r>
-      <w:r>
-        <w:rPr>
-          <w:rFonts w:cstheme="minorHAnsi"/>
-          <w:b/>
-          <w:i/>
-          <w:sz w:val="24"/>
-          <w:szCs w:val="24"/>
-        </w:rPr>
-        <w:t>k+3</w:t>
-      </w:r>
-      <w:r>
-        <w:rPr>
-          <w:rFonts w:cstheme="minorHAnsi"/>
-          <w:sz w:val="24"/>
-          <w:szCs w:val="24"/>
-        </w:rPr>
-        <w:t xml:space="preserve"> then </w:t>
+      <w:r>
+        <w:rPr>
+          <w:rFonts w:cstheme="minorHAnsi"/>
+          <w:b/>
+          <w:i/>
+          <w:sz w:val="24"/>
+          <w:szCs w:val="24"/>
+          <w:vertAlign w:val="superscript"/>
+        </w:rPr>
+        <w:t>-1</w:t>
+      </w:r>
+      <w:r>
+        <w:rPr>
+          <w:rFonts w:cstheme="minorHAnsi"/>
+          <w:b/>
+          <w:i/>
+          <w:sz w:val="24"/>
+          <w:szCs w:val="24"/>
+        </w:rPr>
+        <w:t xml:space="preserve"> </w:t>
+      </w:r>
+      <w:r>
+        <w:rPr>
+          <w:rFonts w:cstheme="minorHAnsi"/>
+          <w:b/>
+          <w:i/>
+          <w:sz w:val="24"/>
+          <w:szCs w:val="24"/>
+          <w:vertAlign w:val="superscript"/>
+        </w:rPr>
+        <w:t>-</w:t>
+      </w:r>
+      <w:r>
+        <w:rPr>
+          <w:rFonts w:cstheme="minorHAnsi"/>
+          <w:b/>
+          <w:i/>
+          <w:sz w:val="24"/>
+          <w:szCs w:val="24"/>
+          <w:vertAlign w:val="superscript"/>
+        </w:rPr>
+        <w:t>k</w:t>
+      </w:r>
+      <w:r>
+        <w:rPr>
+          <w:rFonts w:cstheme="minorHAnsi"/>
+          <w:b/>
+          <w:i/>
+          <w:sz w:val="24"/>
+          <w:szCs w:val="24"/>
+          <w:vertAlign w:val="superscript"/>
+        </w:rPr>
+        <w:t>/2</w:t>
+      </w:r>
+      <w:r>
+        <w:rPr>
+          <w:rFonts w:cstheme="minorHAnsi"/>
+          <w:sz w:val="24"/>
+          <w:szCs w:val="24"/>
+        </w:rPr>
+        <w:t xml:space="preserve"> otherwise </w:t>
+      </w:r>
+      <w:r>
+        <w:rPr>
+          <w:rFonts w:cstheme="minorHAnsi"/>
+          <w:b/>
+          <w:i/>
+          <w:sz w:val="24"/>
+          <w:szCs w:val="24"/>
+        </w:rPr>
+        <w:t>increment = p</w:t>
+      </w:r>
+      <w:r>
+        <w:rPr>
+          <w:rFonts w:cstheme="minorHAnsi"/>
+          <w:b/>
+          <w:i/>
+          <w:sz w:val="24"/>
+          <w:szCs w:val="24"/>
+          <w:vertAlign w:val="superscript"/>
+        </w:rPr>
+        <w:t>2+k</w:t>
+      </w:r>
+      <w:r>
+        <w:rPr>
+          <w:rFonts w:cstheme="minorHAnsi"/>
+          <w:b/>
+          <w:i/>
+          <w:sz w:val="24"/>
+          <w:szCs w:val="24"/>
+          <w:vertAlign w:val="superscript"/>
+        </w:rPr>
+        <w:t>/2</w:t>
+      </w:r>
+    </w:p>
+    <w:p>
+      <w:pPr>
+        <w:spacing w:after="120"/>
+        <w:rPr>
+          <w:rFonts w:cstheme="minorHAnsi"/>
+          <w:sz w:val="24"/>
+          <w:szCs w:val="24"/>
+        </w:rPr>
+      </w:pPr>
+      <w:r>
+        <w:rPr>
+          <w:rFonts w:cstheme="minorHAnsi"/>
+          <w:sz w:val="24"/>
+          <w:szCs w:val="24"/>
+        </w:rPr>
+        <w:t>(case 2.</w:t>
+      </w:r>
+      <w:r>
+        <w:rPr>
+          <w:rFonts w:cstheme="minorHAnsi"/>
+          <w:sz w:val="24"/>
+          <w:szCs w:val="24"/>
+        </w:rPr>
+        <w:t>4</w:t>
+      </w:r>
+      <w:r>
+        <w:rPr>
+          <w:rFonts w:cstheme="minorHAnsi"/>
+          <w:sz w:val="24"/>
+          <w:szCs w:val="24"/>
+        </w:rPr>
+        <w:t xml:space="preserve">) </w:t>
+      </w:r>
+      <w:r>
+        <w:rPr>
+          <w:rFonts w:cstheme="minorHAnsi"/>
+          <w:sz w:val="24"/>
+          <w:szCs w:val="24"/>
+        </w:rPr>
+        <w:t xml:space="preserve">If </w:t>
+      </w:r>
+      <w:r>
+        <w:rPr>
+          <w:rFonts w:cstheme="minorHAnsi"/>
+          <w:b/>
+          <w:i/>
+          <w:sz w:val="24"/>
+          <w:szCs w:val="24"/>
+        </w:rPr>
+        <w:t>p &gt;</w:t>
+      </w:r>
+      <w:r>
+        <w:rPr>
+          <w:rFonts w:cstheme="minorHAnsi"/>
+          <w:b/>
+          <w:i/>
+          <w:sz w:val="24"/>
+          <w:szCs w:val="24"/>
+        </w:rPr>
+        <w:t xml:space="preserve"> </w:t>
+      </w:r>
+      <w:r>
+        <w:rPr>
+          <w:rFonts w:cstheme="minorHAnsi"/>
+          <w:b/>
+          <w:i/>
+          <w:sz w:val="24"/>
+          <w:szCs w:val="24"/>
+        </w:rPr>
+        <w:t>2</w:t>
+      </w:r>
+      <w:r>
+        <w:rPr>
+          <w:rFonts w:cstheme="minorHAnsi"/>
+          <w:sz w:val="24"/>
+          <w:szCs w:val="24"/>
+        </w:rPr>
+        <w:t xml:space="preserve"> let  </w:t>
       </w:r>
       <w:r>
         <w:rPr>
@@ -4072,13 +4301,411 @@
           <w:szCs w:val="24"/>
           <w:vertAlign w:val="superscript"/>
         </w:rPr>
-        <w:t>-1</w:t>
-      </w:r>
-      <w:r>
-        <w:rPr>
-          <w:rFonts w:cstheme="minorHAnsi"/>
-          <w:b/>
-          <w:i/>
+        <w:t>-</w:t>
+      </w:r>
+      <w:r>
+        <w:rPr>
+          <w:rFonts w:cstheme="minorHAnsi"/>
+          <w:b/>
+          <w:i/>
+          <w:sz w:val="24"/>
+          <w:szCs w:val="24"/>
+          <w:vertAlign w:val="superscript"/>
+        </w:rPr>
+        <w:t>k</w:t>
+      </w:r>
+      <w:r>
+        <w:rPr>
+          <w:rFonts w:cstheme="minorHAnsi"/>
+          <w:b/>
+          <w:i/>
+          <w:sz w:val="24"/>
+          <w:szCs w:val="24"/>
+          <w:vertAlign w:val="superscript"/>
+        </w:rPr>
+        <w:t>/</w:t>
+      </w:r>
+      <w:r>
+        <w:rPr>
+          <w:rFonts w:cstheme="minorHAnsi"/>
+          <w:b/>
+          <w:i/>
+          <w:sz w:val="24"/>
+          <w:szCs w:val="24"/>
+          <w:vertAlign w:val="superscript"/>
+        </w:rPr>
+        <w:t>2</w:t>
+      </w:r>
+    </w:p>
+    <w:p>
+      <w:pPr>
+        <w:spacing w:after="120"/>
+        <w:rPr>
+          <w:rFonts w:cstheme="minorHAnsi"/>
+          <w:sz w:val="24"/>
+          <w:szCs w:val="24"/>
+        </w:rPr>
+      </w:pPr>
+      <w:r>
+        <w:rPr>
+          <w:rFonts w:cstheme="minorHAnsi"/>
+          <w:sz w:val="24"/>
+          <w:szCs w:val="24"/>
+        </w:rPr>
+        <w:t>The 1</w:t>
+      </w:r>
+      <w:r>
+        <w:rPr>
+          <w:rFonts w:cstheme="minorHAnsi"/>
+          <w:sz w:val="24"/>
+          <w:szCs w:val="24"/>
+          <w:vertAlign w:val="superscript"/>
+        </w:rPr>
+        <w:t>st</w:t>
+      </w:r>
+      <w:r>
+        <w:rPr>
+          <w:rFonts w:cstheme="minorHAnsi"/>
+          <w:sz w:val="24"/>
+          <w:szCs w:val="24"/>
+        </w:rPr>
+        <w:t xml:space="preserve"> arithmetic progression is: </w:t>
+      </w:r>
+      <w:r>
+        <w:rPr>
+          <w:rFonts w:cstheme="minorHAnsi"/>
+          <w:b/>
+          <w:i/>
+          <w:sz w:val="24"/>
+          <w:szCs w:val="24"/>
+        </w:rPr>
+        <w:t>r</w:t>
+      </w:r>
+      <w:r>
+        <w:rPr>
+          <w:rFonts w:cstheme="minorHAnsi"/>
+          <w:b/>
+          <w:i/>
+          <w:sz w:val="24"/>
+          <w:szCs w:val="24"/>
+          <w:vertAlign w:val="subscript"/>
+        </w:rPr>
+        <w:t xml:space="preserve">1, </w:t>
+      </w:r>
+      <w:r>
+        <w:rPr>
+          <w:rFonts w:cstheme="minorHAnsi"/>
+          <w:b/>
+          <w:i/>
+          <w:sz w:val="24"/>
+          <w:szCs w:val="24"/>
+        </w:rPr>
+        <w:t>r</w:t>
+      </w:r>
+      <w:r>
+        <w:rPr>
+          <w:rFonts w:cstheme="minorHAnsi"/>
+          <w:b/>
+          <w:i/>
+          <w:sz w:val="24"/>
+          <w:szCs w:val="24"/>
+          <w:vertAlign w:val="subscript"/>
+        </w:rPr>
+        <w:t>1</w:t>
+      </w:r>
+      <w:r>
+        <w:rPr>
+          <w:rFonts w:cstheme="minorHAnsi"/>
+          <w:b/>
+          <w:i/>
+          <w:sz w:val="24"/>
+          <w:szCs w:val="24"/>
+        </w:rPr>
+        <w:t xml:space="preserve"> + increment, r</w:t>
+      </w:r>
+      <w:r>
+        <w:rPr>
+          <w:rFonts w:cstheme="minorHAnsi"/>
+          <w:b/>
+          <w:i/>
+          <w:sz w:val="24"/>
+          <w:szCs w:val="24"/>
+          <w:vertAlign w:val="subscript"/>
+        </w:rPr>
+        <w:t>1</w:t>
+      </w:r>
+      <w:r>
+        <w:rPr>
+          <w:rFonts w:cstheme="minorHAnsi"/>
+          <w:b/>
+          <w:i/>
+          <w:sz w:val="24"/>
+          <w:szCs w:val="24"/>
+        </w:rPr>
+        <w:t xml:space="preserve"> + 2 × increment, … </w:t>
+      </w:r>
+      <w:r>
+        <w:rPr>
+          <w:rFonts w:cstheme="minorHAnsi"/>
+          <w:sz w:val="24"/>
+          <w:szCs w:val="24"/>
+        </w:rPr>
+        <w:t>while</w:t>
+      </w:r>
+      <w:r>
+        <w:rPr>
+          <w:rFonts w:cstheme="minorHAnsi"/>
+          <w:sz w:val="24"/>
+          <w:szCs w:val="24"/>
+        </w:rPr>
+        <w:t xml:space="preserve">  </w:t>
+      </w:r>
+      <w:r>
+        <w:rPr>
+          <w:rFonts w:cstheme="minorHAnsi"/>
+          <w:b/>
+          <w:i/>
+          <w:sz w:val="24"/>
+          <w:szCs w:val="24"/>
+        </w:rPr>
+        <w:t>r</w:t>
+      </w:r>
+      <w:r>
+        <w:rPr>
+          <w:rFonts w:cstheme="minorHAnsi"/>
+          <w:b/>
+          <w:i/>
+          <w:sz w:val="24"/>
+          <w:szCs w:val="24"/>
+          <w:vertAlign w:val="subscript"/>
+        </w:rPr>
+        <w:t>1</w:t>
+      </w:r>
+      <w:r>
+        <w:rPr>
+          <w:rFonts w:cstheme="minorHAnsi"/>
+          <w:b/>
+          <w:i/>
+          <w:sz w:val="24"/>
+          <w:szCs w:val="24"/>
+        </w:rPr>
+        <w:t> + n × </w:t>
+      </w:r>
+      <w:r>
+        <w:rPr>
+          <w:rFonts w:cstheme="minorHAnsi"/>
+          <w:b/>
+          <w:i/>
+          <w:sz w:val="24"/>
+          <w:szCs w:val="24"/>
+        </w:rPr>
+        <w:t>increment</w:t>
+      </w:r>
+      <w:r>
+        <w:rPr>
+          <w:rFonts w:cstheme="minorHAnsi"/>
+          <w:sz w:val="24"/>
+          <w:szCs w:val="24"/>
+        </w:rPr>
+        <w:t xml:space="preserve"> &lt; </w:t>
+      </w:r>
+      <w:r>
+        <w:rPr>
+          <w:rFonts w:cstheme="minorHAnsi"/>
+          <w:b/>
+          <w:i/>
+          <w:sz w:val="24"/>
+          <w:szCs w:val="24"/>
+        </w:rPr>
+        <w:t>p</w:t>
+      </w:r>
+      <w:r>
+        <w:rPr>
+          <w:rFonts w:cstheme="minorHAnsi"/>
+          <w:b/>
+          <w:i/>
+          <w:sz w:val="24"/>
+          <w:szCs w:val="24"/>
+          <w:vertAlign w:val="superscript"/>
+        </w:rPr>
+        <w:t>i</w:t>
+      </w:r>
+      <w:r>
+        <w:rPr>
+          <w:rFonts w:cstheme="minorHAnsi"/>
+          <w:b/>
+          <w:i/>
+          <w:sz w:val="24"/>
+          <w:szCs w:val="24"/>
+        </w:rPr>
+        <w:t>.</w:t>
+      </w:r>
+      <w:r>
+        <w:rPr>
+          <w:rFonts w:cstheme="minorHAnsi"/>
+          <w:sz w:val="24"/>
+          <w:szCs w:val="24"/>
+        </w:rPr>
+        <w:t xml:space="preserve"> The second set of roots is </w:t>
+      </w:r>
+      <w:r>
+        <w:rPr>
+          <w:rFonts w:cstheme="minorHAnsi"/>
+          <w:b/>
+          <w:i/>
+          <w:sz w:val="24"/>
+          <w:szCs w:val="24"/>
+        </w:rPr>
+        <w:t>p</w:t>
+      </w:r>
+      <w:r>
+        <w:rPr>
+          <w:rFonts w:cstheme="minorHAnsi"/>
+          <w:b/>
+          <w:i/>
+          <w:sz w:val="24"/>
+          <w:szCs w:val="24"/>
+          <w:vertAlign w:val="superscript"/>
+        </w:rPr>
+        <w:t>i</w:t>
+      </w:r>
+      <w:r>
+        <w:rPr>
+          <w:rFonts w:cstheme="minorHAnsi"/>
+          <w:b/>
+          <w:i/>
+          <w:sz w:val="24"/>
+          <w:szCs w:val="24"/>
+        </w:rPr>
+        <w:t xml:space="preserve"> – r</w:t>
+      </w:r>
+      <w:r>
+        <w:rPr>
+          <w:rFonts w:cstheme="minorHAnsi"/>
+          <w:b/>
+          <w:i/>
+          <w:sz w:val="24"/>
+          <w:szCs w:val="24"/>
+          <w:vertAlign w:val="subscript"/>
+        </w:rPr>
+        <w:t>1</w:t>
+      </w:r>
+      <w:r>
+        <w:rPr>
+          <w:rFonts w:cstheme="minorHAnsi"/>
+          <w:b/>
+          <w:i/>
+          <w:sz w:val="24"/>
+          <w:szCs w:val="24"/>
+        </w:rPr>
+        <w:t xml:space="preserve">, </w:t>
+      </w:r>
+      <w:r>
+        <w:rPr>
+          <w:rFonts w:cstheme="minorHAnsi"/>
+          <w:b/>
+          <w:i/>
+          <w:sz w:val="24"/>
+          <w:szCs w:val="24"/>
+        </w:rPr>
+        <w:t>p</w:t>
+      </w:r>
+      <w:r>
+        <w:rPr>
+          <w:rFonts w:cstheme="minorHAnsi"/>
+          <w:b/>
+          <w:i/>
+          <w:sz w:val="24"/>
+          <w:szCs w:val="24"/>
+          <w:vertAlign w:val="superscript"/>
+        </w:rPr>
+        <w:t>i</w:t>
+      </w:r>
+      <w:r>
+        <w:rPr>
+          <w:rFonts w:cstheme="minorHAnsi"/>
+          <w:b/>
+          <w:i/>
+          <w:sz w:val="24"/>
+          <w:szCs w:val="24"/>
+        </w:rPr>
+        <w:t xml:space="preserve"> – r</w:t>
+      </w:r>
+      <w:r>
+        <w:rPr>
+          <w:rFonts w:cstheme="minorHAnsi"/>
+          <w:b/>
+          <w:i/>
+          <w:sz w:val="24"/>
+          <w:szCs w:val="24"/>
+          <w:vertAlign w:val="subscript"/>
+        </w:rPr>
+        <w:t>2</w:t>
+      </w:r>
+      <w:r>
+        <w:rPr>
+          <w:rFonts w:cstheme="minorHAnsi"/>
+          <w:sz w:val="24"/>
+          <w:szCs w:val="24"/>
+        </w:rPr>
+        <w:t>, … etc.</w:t>
+      </w:r>
+    </w:p>
+    <w:p>
+      <w:pPr>
+        <w:rPr>
+          <w:rFonts w:cstheme="minorHAnsi"/>
+          <w:sz w:val="24"/>
+          <w:szCs w:val="24"/>
+        </w:rPr>
+      </w:pPr>
+      <w:r>
+        <w:rPr>
+          <w:rFonts w:cstheme="minorHAnsi"/>
+          <w:sz w:val="24"/>
+          <w:szCs w:val="24"/>
+        </w:rPr>
+        <w:t xml:space="preserve">Combine the </w:t>
+      </w:r>
+      <w:r>
+        <w:rPr>
+          <w:rFonts w:cstheme="minorHAnsi"/>
+          <w:sz w:val="24"/>
+          <w:szCs w:val="24"/>
+        </w:rPr>
+        <w:t xml:space="preserve">two sets of </w:t>
+      </w:r>
+      <w:r>
+        <w:rPr>
+          <w:rFonts w:cstheme="minorHAnsi"/>
+          <w:sz w:val="24"/>
+          <w:szCs w:val="24"/>
+        </w:rPr>
+        <w:t xml:space="preserve">roots  by multiplying </w:t>
+      </w:r>
+      <w:r>
+        <w:rPr>
+          <w:rFonts w:cstheme="minorHAnsi"/>
+          <w:sz w:val="24"/>
+          <w:szCs w:val="24"/>
+        </w:rPr>
+        <w:t xml:space="preserve">by </w:t>
+      </w:r>
+      <w:r>
+        <w:rPr>
+          <w:rFonts w:cstheme="minorHAnsi"/>
+          <w:b/>
+          <w:bCs/>
+          <w:i/>
+          <w:iCs/>
+          <w:sz w:val="24"/>
+          <w:szCs w:val="24"/>
+        </w:rPr>
+        <w:t>R</w:t>
+      </w:r>
+      <w:r>
+        <w:rPr>
+          <w:rFonts w:cstheme="minorHAnsi"/>
           <w:sz w:val="24"/>
           <w:szCs w:val="24"/>
         </w:rPr>
@@ -4087,859 +4714,202 @@
       <w:r>
         <w:rPr>
           <w:rFonts w:cstheme="minorHAnsi"/>
+          <w:sz w:val="24"/>
+          <w:szCs w:val="24"/>
+        </w:rPr>
+        <w:t xml:space="preserve">(modulo </w:t>
+      </w:r>
+      <w:r>
+        <w:rPr>
+          <w:rFonts w:cstheme="minorHAnsi"/>
+          <w:b/>
+          <w:i/>
+          <w:sz w:val="24"/>
+          <w:szCs w:val="24"/>
+        </w:rPr>
+        <w:t>p</w:t>
+      </w:r>
+      <w:r>
+        <w:rPr>
+          <w:rFonts w:cstheme="minorHAnsi"/>
           <w:b/>
           <w:i/>
           <w:sz w:val="24"/>
           <w:szCs w:val="24"/>
           <w:vertAlign w:val="superscript"/>
         </w:rPr>
-        <w:t>-</w:t>
-      </w:r>
-      <w:r>
-        <w:rPr>
-          <w:rFonts w:cstheme="minorHAnsi"/>
-          <w:b/>
-          <w:i/>
-          <w:sz w:val="24"/>
-          <w:szCs w:val="24"/>
-          <w:vertAlign w:val="superscript"/>
-        </w:rPr>
-        <w:t>k</w:t>
-      </w:r>
-      <w:r>
-        <w:rPr>
-          <w:rFonts w:cstheme="minorHAnsi"/>
-          <w:b/>
-          <w:i/>
-          <w:sz w:val="24"/>
-          <w:szCs w:val="24"/>
-          <w:vertAlign w:val="superscript"/>
-        </w:rPr>
-        <w:t>/2</w:t>
-      </w:r>
-      <w:r>
-        <w:rPr>
-          <w:rFonts w:cstheme="minorHAnsi"/>
-          <w:sz w:val="24"/>
-          <w:szCs w:val="24"/>
-        </w:rPr>
-        <w:t xml:space="preserve"> otherwise </w:t>
-      </w:r>
-      <w:r>
-        <w:rPr>
-          <w:rFonts w:cstheme="minorHAnsi"/>
-          <w:b/>
-          <w:i/>
-          <w:sz w:val="24"/>
-          <w:szCs w:val="24"/>
-        </w:rPr>
-        <w:t>increment = p</w:t>
-      </w:r>
-      <w:r>
-        <w:rPr>
-          <w:rFonts w:cstheme="minorHAnsi"/>
-          <w:b/>
-          <w:i/>
-          <w:sz w:val="24"/>
-          <w:szCs w:val="24"/>
-          <w:vertAlign w:val="superscript"/>
-        </w:rPr>
-        <w:t>2+k</w:t>
-      </w:r>
-      <w:r>
-        <w:rPr>
-          <w:rFonts w:cstheme="minorHAnsi"/>
-          <w:b/>
-          <w:i/>
-          <w:sz w:val="24"/>
-          <w:szCs w:val="24"/>
-          <w:vertAlign w:val="superscript"/>
-        </w:rPr>
-        <w:t>/2</w:t>
-      </w:r>
-    </w:p>
-    <w:p>
-      <w:pPr>
-        <w:spacing w:after="120"/>
-        <w:rPr>
-          <w:rFonts w:cstheme="minorHAnsi"/>
-          <w:sz w:val="24"/>
-          <w:szCs w:val="24"/>
-        </w:rPr>
-      </w:pPr>
-      <w:r>
-        <w:rPr>
-          <w:rFonts w:cstheme="minorHAnsi"/>
-          <w:sz w:val="24"/>
-          <w:szCs w:val="24"/>
-        </w:rPr>
-        <w:t>(case 2.</w:t>
-      </w:r>
-      <w:r>
-        <w:rPr>
-          <w:rFonts w:cstheme="minorHAnsi"/>
-          <w:sz w:val="24"/>
-          <w:szCs w:val="24"/>
-        </w:rPr>
-        <w:t>4</w:t>
-      </w:r>
-      <w:r>
-        <w:rPr>
-          <w:rFonts w:cstheme="minorHAnsi"/>
-          <w:sz w:val="24"/>
-          <w:szCs w:val="24"/>
+        <w:t>i</w:t>
+      </w:r>
+      <w:r>
+        <w:rPr>
+          <w:rFonts w:cstheme="minorHAnsi"/>
+          <w:sz w:val="24"/>
+          <w:szCs w:val="24"/>
+        </w:rPr>
+        <w:t>) each of the roots obtained</w:t>
+      </w:r>
+      <w:r>
+        <w:rPr>
+          <w:rFonts w:cstheme="minorHAnsi"/>
+          <w:sz w:val="24"/>
+          <w:szCs w:val="24"/>
+        </w:rPr>
+        <w:t>.</w:t>
+      </w:r>
+      <w:r>
+        <w:rPr>
+          <w:rFonts w:cstheme="minorHAnsi"/>
+          <w:sz w:val="24"/>
+          <w:szCs w:val="24"/>
+        </w:rPr>
+        <w:t xml:space="preserve"> Any or all of the roots from </w:t>
+      </w:r>
+      <w:r>
+        <w:rPr>
+          <w:rFonts w:cstheme="minorHAnsi"/>
+          <w:sz w:val="24"/>
+          <w:szCs w:val="24"/>
+        </w:rPr>
+        <w:t xml:space="preserve">the earlier part could </w:t>
+      </w:r>
+      <w:r>
+        <w:rPr>
+          <w:rFonts w:cstheme="minorHAnsi"/>
+          <w:sz w:val="24"/>
+          <w:szCs w:val="24"/>
+        </w:rPr>
+        <w:t>could be used</w:t>
+      </w:r>
+      <w:r>
+        <w:rPr>
+          <w:rFonts w:cstheme="minorHAnsi"/>
+          <w:sz w:val="24"/>
+          <w:szCs w:val="24"/>
+        </w:rPr>
+        <w:t xml:space="preserve"> as </w:t>
+      </w:r>
+      <w:r>
+        <w:rPr>
+          <w:rFonts w:cstheme="minorHAnsi"/>
+          <w:b/>
+          <w:bCs/>
+          <w:i/>
+          <w:iCs/>
+          <w:sz w:val="24"/>
+          <w:szCs w:val="24"/>
+        </w:rPr>
+        <w:t>R</w:t>
+      </w:r>
+      <w:r>
+        <w:rPr>
+          <w:rFonts w:cstheme="minorHAnsi"/>
+          <w:sz w:val="24"/>
+          <w:szCs w:val="24"/>
+        </w:rPr>
+        <w:t>, but the same set of combined roots would be obtained each time.</w:t>
+      </w:r>
+    </w:p>
+    <w:p>
+      <w:pPr>
+        <w:pStyle w:val="Heading2"/>
+      </w:pPr>
+      <w:bookmarkStart w:id="2" w:name="_2.6.__x"/>
+      <w:bookmarkEnd w:id="2"/>
+      <w:r>
+        <w:rPr>
+          <w:highlight w:val="white"/>
+        </w:rPr>
+        <w:t>2.6</w:t>
+      </w:r>
+      <w:r>
+        <w:t>.</w:t>
+      </w:r>
+      <w:r>
+        <w:tab/>
+      </w:r>
+      <w:r>
+        <w:tab/>
+      </w:r>
+      <w:r>
+        <w:rPr>
+          <w:rFonts w:cstheme="minorHAnsi"/>
+          <w:sz w:val="24"/>
+          <w:szCs w:val="24"/>
+          <w:u w:val="single"/>
+        </w:rPr>
+        <w:t>x</w:t>
+      </w:r>
+      <w:r>
+        <w:rPr>
+          <w:rFonts w:cstheme="minorHAnsi"/>
+          <w:sz w:val="24"/>
+          <w:szCs w:val="24"/>
+          <w:u w:val="single"/>
+        </w:rPr>
+        <w:t xml:space="preserve"> </w:t>
+      </w:r>
+      <w:r>
+        <w:rPr>
+          <w:rFonts w:cstheme="minorHAnsi"/>
+          <w:sz w:val="24"/>
+          <w:szCs w:val="24"/>
+          <w:u w:val="single"/>
+        </w:rPr>
+        <w:t>≠ 0</w:t>
+      </w:r>
+      <w:r>
+        <w:rPr>
+          <w:rFonts w:cstheme="minorHAnsi"/>
+          <w:sz w:val="24"/>
+          <w:szCs w:val="24"/>
+          <w:u w:val="single"/>
+        </w:rPr>
+        <w:t xml:space="preserve">, </w:t>
+      </w:r>
+      <w:r>
+        <w:rPr>
+          <w:highlight w:val="white"/>
+        </w:rPr>
+        <w:t>gcd(x, p^</w:t>
+      </w:r>
+      <w:r>
+        <w:rPr>
+          <w:highlight w:val="white"/>
+        </w:rPr>
+        <w:t>i</w:t>
+      </w:r>
+      <w:r>
+        <w:rPr>
+          <w:highlight w:val="white"/>
         </w:rPr>
         <w:t xml:space="preserve">) </w:t>
       </w:r>
       <w:r>
         <w:rPr>
-          <w:rFonts w:cstheme="minorHAnsi"/>
-          <w:sz w:val="24"/>
-          <w:szCs w:val="24"/>
-        </w:rPr>
-        <w:t xml:space="preserve">If </w:t>
-      </w:r>
-      <w:r>
-        <w:rPr>
-          <w:rFonts w:cstheme="minorHAnsi"/>
-          <w:b/>
-          <w:i/>
-          <w:sz w:val="24"/>
-          <w:szCs w:val="24"/>
-        </w:rPr>
-        <w:t>p &gt;</w:t>
-      </w:r>
-      <w:r>
-        <w:rPr>
-          <w:rFonts w:cstheme="minorHAnsi"/>
-          <w:b/>
-          <w:i/>
-          <w:sz w:val="24"/>
-          <w:szCs w:val="24"/>
-        </w:rPr>
-        <w:t xml:space="preserve"> </w:t>
-      </w:r>
-      <w:r>
-        <w:rPr>
-          <w:rFonts w:cstheme="minorHAnsi"/>
-          <w:b/>
-          <w:i/>
-          <w:sz w:val="24"/>
-          <w:szCs w:val="24"/>
-        </w:rPr>
-        <w:t>2</w:t>
-      </w:r>
-      <w:r>
-        <w:rPr>
-          <w:rFonts w:cstheme="minorHAnsi"/>
-          <w:sz w:val="24"/>
-          <w:szCs w:val="24"/>
-        </w:rPr>
-        <w:t xml:space="preserve"> </w:t>
-      </w:r>
-      <w:proofErr w:type="gramStart"/>
-      <w:r>
-        <w:rPr>
-          <w:rFonts w:cstheme="minorHAnsi"/>
-          <w:sz w:val="24"/>
-          <w:szCs w:val="24"/>
-        </w:rPr>
-        <w:t xml:space="preserve">let  </w:t>
-      </w:r>
-      <w:r>
-        <w:rPr>
-          <w:rFonts w:cstheme="minorHAnsi"/>
-          <w:b/>
-          <w:i/>
-          <w:sz w:val="24"/>
-          <w:szCs w:val="24"/>
-        </w:rPr>
-        <w:t>increment</w:t>
-      </w:r>
-      <w:proofErr w:type="gramEnd"/>
-      <w:r>
-        <w:rPr>
-          <w:rFonts w:cstheme="minorHAnsi"/>
-          <w:b/>
-          <w:i/>
-          <w:sz w:val="24"/>
-          <w:szCs w:val="24"/>
-        </w:rPr>
-        <w:t xml:space="preserve"> = </w:t>
-      </w:r>
-      <w:r>
-        <w:rPr>
-          <w:rFonts w:cstheme="minorHAnsi"/>
-          <w:b/>
-          <w:i/>
-          <w:sz w:val="24"/>
-          <w:szCs w:val="24"/>
-        </w:rPr>
-        <w:t>p</w:t>
-      </w:r>
-      <w:r>
-        <w:rPr>
-          <w:rFonts w:cstheme="minorHAnsi"/>
-          <w:b/>
-          <w:i/>
-          <w:sz w:val="24"/>
-          <w:szCs w:val="24"/>
-          <w:vertAlign w:val="superscript"/>
-        </w:rPr>
-        <w:t>i</w:t>
-      </w:r>
-      <w:r>
-        <w:rPr>
-          <w:rFonts w:cstheme="minorHAnsi"/>
-          <w:b/>
-          <w:i/>
-          <w:sz w:val="24"/>
-          <w:szCs w:val="24"/>
-          <w:vertAlign w:val="superscript"/>
-        </w:rPr>
-        <w:t>-</w:t>
-      </w:r>
-      <w:r>
-        <w:rPr>
-          <w:rFonts w:cstheme="minorHAnsi"/>
-          <w:b/>
-          <w:i/>
-          <w:sz w:val="24"/>
-          <w:szCs w:val="24"/>
-          <w:vertAlign w:val="superscript"/>
-        </w:rPr>
-        <w:t>k</w:t>
-      </w:r>
-      <w:r>
-        <w:rPr>
-          <w:rFonts w:cstheme="minorHAnsi"/>
-          <w:b/>
-          <w:i/>
-          <w:sz w:val="24"/>
-          <w:szCs w:val="24"/>
-          <w:vertAlign w:val="superscript"/>
-        </w:rPr>
-        <w:t>/</w:t>
-      </w:r>
-      <w:r>
-        <w:rPr>
-          <w:rFonts w:cstheme="minorHAnsi"/>
-          <w:b/>
-          <w:i/>
-          <w:sz w:val="24"/>
-          <w:szCs w:val="24"/>
-          <w:vertAlign w:val="superscript"/>
-        </w:rPr>
-        <w:t>2</w:t>
-      </w:r>
-    </w:p>
-    <w:p>
-      <w:pPr>
-        <w:spacing w:after="120"/>
-        <w:rPr>
-          <w:rFonts w:cstheme="minorHAnsi"/>
-          <w:sz w:val="24"/>
-          <w:szCs w:val="24"/>
-        </w:rPr>
-      </w:pPr>
-      <w:r>
-        <w:rPr>
-          <w:rFonts w:cstheme="minorHAnsi"/>
-          <w:sz w:val="24"/>
-          <w:szCs w:val="24"/>
-        </w:rPr>
-        <w:t>The 1</w:t>
-      </w:r>
-      <w:r>
-        <w:rPr>
-          <w:rFonts w:cstheme="minorHAnsi"/>
-          <w:sz w:val="24"/>
-          <w:szCs w:val="24"/>
-          <w:vertAlign w:val="superscript"/>
-        </w:rPr>
-        <w:t>st</w:t>
-      </w:r>
-      <w:r>
-        <w:rPr>
-          <w:rFonts w:cstheme="minorHAnsi"/>
-          <w:sz w:val="24"/>
-          <w:szCs w:val="24"/>
-        </w:rPr>
-        <w:t xml:space="preserve"> arithmetic progression is: </w:t>
-      </w:r>
-      <w:r>
-        <w:rPr>
-          <w:rFonts w:cstheme="minorHAnsi"/>
-          <w:b/>
-          <w:i/>
-          <w:sz w:val="24"/>
-          <w:szCs w:val="24"/>
-        </w:rPr>
-        <w:t>r</w:t>
-      </w:r>
-      <w:r>
-        <w:rPr>
-          <w:rFonts w:cstheme="minorHAnsi"/>
-          <w:b/>
-          <w:i/>
-          <w:sz w:val="24"/>
-          <w:szCs w:val="24"/>
-          <w:vertAlign w:val="subscript"/>
-        </w:rPr>
-        <w:t xml:space="preserve">1, </w:t>
-      </w:r>
-      <w:r>
-        <w:rPr>
-          <w:rFonts w:cstheme="minorHAnsi"/>
-          <w:b/>
-          <w:i/>
-          <w:sz w:val="24"/>
-          <w:szCs w:val="24"/>
-        </w:rPr>
-        <w:t>r</w:t>
-      </w:r>
-      <w:r>
-        <w:rPr>
-          <w:rFonts w:cstheme="minorHAnsi"/>
-          <w:b/>
-          <w:i/>
-          <w:sz w:val="24"/>
-          <w:szCs w:val="24"/>
-          <w:vertAlign w:val="subscript"/>
-        </w:rPr>
-        <w:t>1</w:t>
-      </w:r>
-      <w:r>
-        <w:rPr>
-          <w:rFonts w:cstheme="minorHAnsi"/>
-          <w:b/>
-          <w:i/>
-          <w:sz w:val="24"/>
-          <w:szCs w:val="24"/>
-        </w:rPr>
-        <w:t xml:space="preserve"> + increment, r</w:t>
-      </w:r>
-      <w:r>
-        <w:rPr>
-          <w:rFonts w:cstheme="minorHAnsi"/>
-          <w:b/>
-          <w:i/>
-          <w:sz w:val="24"/>
-          <w:szCs w:val="24"/>
-          <w:vertAlign w:val="subscript"/>
-        </w:rPr>
-        <w:t>1</w:t>
-      </w:r>
-      <w:r>
-        <w:rPr>
-          <w:rFonts w:cstheme="minorHAnsi"/>
-          <w:b/>
-          <w:i/>
-          <w:sz w:val="24"/>
-          <w:szCs w:val="24"/>
-        </w:rPr>
-        <w:t xml:space="preserve"> + 2 × increment, … </w:t>
-      </w:r>
-      <w:proofErr w:type="gramStart"/>
-      <w:r>
-        <w:rPr>
-          <w:rFonts w:cstheme="minorHAnsi"/>
-          <w:sz w:val="24"/>
-          <w:szCs w:val="24"/>
-        </w:rPr>
-        <w:t>while</w:t>
-      </w:r>
-      <w:r>
-        <w:rPr>
-          <w:rFonts w:cstheme="minorHAnsi"/>
-          <w:sz w:val="24"/>
-          <w:szCs w:val="24"/>
-        </w:rPr>
-        <w:t xml:space="preserve">  </w:t>
-      </w:r>
-      <w:r>
-        <w:rPr>
-          <w:rFonts w:cstheme="minorHAnsi"/>
-          <w:b/>
-          <w:i/>
-          <w:sz w:val="24"/>
-          <w:szCs w:val="24"/>
-        </w:rPr>
-        <w:t>r</w:t>
-      </w:r>
-      <w:proofErr w:type="gramEnd"/>
-      <w:r>
-        <w:rPr>
-          <w:rFonts w:cstheme="minorHAnsi"/>
-          <w:b/>
-          <w:i/>
-          <w:sz w:val="24"/>
-          <w:szCs w:val="24"/>
-          <w:vertAlign w:val="subscript"/>
-        </w:rPr>
-        <w:t>1</w:t>
-      </w:r>
-      <w:r>
-        <w:rPr>
-          <w:rFonts w:cstheme="minorHAnsi"/>
-          <w:b/>
-          <w:i/>
-          <w:sz w:val="24"/>
-          <w:szCs w:val="24"/>
-        </w:rPr>
-        <w:t> + n × </w:t>
-      </w:r>
-      <w:r>
-        <w:rPr>
-          <w:rFonts w:cstheme="minorHAnsi"/>
-          <w:b/>
-          <w:i/>
-          <w:sz w:val="24"/>
-          <w:szCs w:val="24"/>
-        </w:rPr>
-        <w:t>increment</w:t>
-      </w:r>
-      <w:r>
-        <w:rPr>
-          <w:rFonts w:cstheme="minorHAnsi"/>
-          <w:sz w:val="24"/>
-          <w:szCs w:val="24"/>
-        </w:rPr>
-        <w:t xml:space="preserve"> &lt; </w:t>
-      </w:r>
-      <w:r>
-        <w:rPr>
-          <w:rFonts w:cstheme="minorHAnsi"/>
-          <w:b/>
-          <w:i/>
-          <w:sz w:val="24"/>
-          <w:szCs w:val="24"/>
-        </w:rPr>
-        <w:t>p</w:t>
-      </w:r>
-      <w:r>
-        <w:rPr>
-          <w:rFonts w:cstheme="minorHAnsi"/>
-          <w:b/>
-          <w:i/>
-          <w:sz w:val="24"/>
-          <w:szCs w:val="24"/>
-          <w:vertAlign w:val="superscript"/>
-        </w:rPr>
-        <w:t>i</w:t>
-      </w:r>
-      <w:r>
-        <w:rPr>
-          <w:rFonts w:cstheme="minorHAnsi"/>
-          <w:b/>
-          <w:i/>
-          <w:sz w:val="24"/>
-          <w:szCs w:val="24"/>
-        </w:rPr>
-        <w:t>.</w:t>
-      </w:r>
-      <w:r>
-        <w:rPr>
-          <w:rFonts w:cstheme="minorHAnsi"/>
-          <w:sz w:val="24"/>
-          <w:szCs w:val="24"/>
-        </w:rPr>
-        <w:t xml:space="preserve"> The second set of roots is </w:t>
-      </w:r>
-      <w:r>
-        <w:rPr>
-          <w:rFonts w:cstheme="minorHAnsi"/>
-          <w:b/>
-          <w:i/>
-          <w:sz w:val="24"/>
-          <w:szCs w:val="24"/>
-        </w:rPr>
-        <w:t>p</w:t>
-      </w:r>
-      <w:r>
-        <w:rPr>
-          <w:rFonts w:cstheme="minorHAnsi"/>
-          <w:b/>
-          <w:i/>
-          <w:sz w:val="24"/>
-          <w:szCs w:val="24"/>
-          <w:vertAlign w:val="superscript"/>
-        </w:rPr>
-        <w:t>i</w:t>
-      </w:r>
-      <w:r>
-        <w:rPr>
-          <w:rFonts w:cstheme="minorHAnsi"/>
-          <w:b/>
-          <w:i/>
-          <w:sz w:val="24"/>
-          <w:szCs w:val="24"/>
-        </w:rPr>
-        <w:t xml:space="preserve"> – r</w:t>
-      </w:r>
-      <w:r>
-        <w:rPr>
-          <w:rFonts w:cstheme="minorHAnsi"/>
-          <w:b/>
-          <w:i/>
-          <w:sz w:val="24"/>
-          <w:szCs w:val="24"/>
-          <w:vertAlign w:val="subscript"/>
-        </w:rPr>
-        <w:t>1</w:t>
-      </w:r>
-      <w:r>
-        <w:rPr>
-          <w:rFonts w:cstheme="minorHAnsi"/>
-          <w:b/>
-          <w:i/>
-          <w:sz w:val="24"/>
-          <w:szCs w:val="24"/>
-        </w:rPr>
-        <w:t xml:space="preserve">, </w:t>
-      </w:r>
-      <w:r>
-        <w:rPr>
-          <w:rFonts w:cstheme="minorHAnsi"/>
-          <w:b/>
-          <w:i/>
-          <w:sz w:val="24"/>
-          <w:szCs w:val="24"/>
-        </w:rPr>
-        <w:t>p</w:t>
-      </w:r>
-      <w:r>
-        <w:rPr>
-          <w:rFonts w:cstheme="minorHAnsi"/>
-          <w:b/>
-          <w:i/>
-          <w:sz w:val="24"/>
-          <w:szCs w:val="24"/>
-          <w:vertAlign w:val="superscript"/>
-        </w:rPr>
-        <w:t>i</w:t>
-      </w:r>
-      <w:r>
-        <w:rPr>
-          <w:rFonts w:cstheme="minorHAnsi"/>
-          <w:b/>
-          <w:i/>
-          <w:sz w:val="24"/>
-          <w:szCs w:val="24"/>
-        </w:rPr>
-        <w:t xml:space="preserve"> – r</w:t>
-      </w:r>
-      <w:r>
-        <w:rPr>
-          <w:rFonts w:cstheme="minorHAnsi"/>
-          <w:b/>
-          <w:i/>
-          <w:sz w:val="24"/>
-          <w:szCs w:val="24"/>
-          <w:vertAlign w:val="subscript"/>
-        </w:rPr>
-        <w:t>2</w:t>
-      </w:r>
-      <w:r>
-        <w:rPr>
-          <w:rFonts w:cstheme="minorHAnsi"/>
-          <w:sz w:val="24"/>
-          <w:szCs w:val="24"/>
-        </w:rPr>
-        <w:t>, … etc.</w:t>
-      </w:r>
-    </w:p>
-    <w:p>
-      <w:pPr>
-        <w:rPr>
-          <w:rFonts w:cstheme="minorHAnsi"/>
-          <w:sz w:val="24"/>
-          <w:szCs w:val="24"/>
-        </w:rPr>
-      </w:pPr>
-      <w:r>
-        <w:rPr>
-          <w:rFonts w:cstheme="minorHAnsi"/>
-          <w:sz w:val="24"/>
-          <w:szCs w:val="24"/>
-        </w:rPr>
-        <w:t xml:space="preserve">Combine the </w:t>
-      </w:r>
-      <w:r>
-        <w:rPr>
-          <w:rFonts w:cstheme="minorHAnsi"/>
-          <w:sz w:val="24"/>
-          <w:szCs w:val="24"/>
-        </w:rPr>
-        <w:t xml:space="preserve">two sets of </w:t>
-      </w:r>
-      <w:proofErr w:type="gramStart"/>
-      <w:r>
-        <w:rPr>
-          <w:rFonts w:cstheme="minorHAnsi"/>
-          <w:sz w:val="24"/>
-          <w:szCs w:val="24"/>
-        </w:rPr>
-        <w:t>roots  by</w:t>
-      </w:r>
-      <w:proofErr w:type="gramEnd"/>
-      <w:r>
-        <w:rPr>
-          <w:rFonts w:cstheme="minorHAnsi"/>
-          <w:sz w:val="24"/>
-          <w:szCs w:val="24"/>
-        </w:rPr>
-        <w:t xml:space="preserve"> multiplying </w:t>
-      </w:r>
-      <w:r>
-        <w:rPr>
-          <w:rFonts w:cstheme="minorHAnsi"/>
-          <w:sz w:val="24"/>
-          <w:szCs w:val="24"/>
-        </w:rPr>
-        <w:t xml:space="preserve">by </w:t>
-      </w:r>
-      <w:r>
-        <w:rPr>
-          <w:rFonts w:cstheme="minorHAnsi"/>
-          <w:b/>
-          <w:bCs/>
-          <w:i/>
-          <w:iCs/>
-          <w:sz w:val="24"/>
-          <w:szCs w:val="24"/>
-        </w:rPr>
-        <w:t>R</w:t>
-      </w:r>
-      <w:r>
-        <w:rPr>
-          <w:rFonts w:cstheme="minorHAnsi"/>
-          <w:sz w:val="24"/>
-          <w:szCs w:val="24"/>
-        </w:rPr>
-        <w:t xml:space="preserve"> </w:t>
-      </w:r>
-      <w:r>
-        <w:rPr>
-          <w:rFonts w:cstheme="minorHAnsi"/>
-          <w:sz w:val="24"/>
-          <w:szCs w:val="24"/>
-        </w:rPr>
-        <w:t xml:space="preserve">(modulo </w:t>
-      </w:r>
-      <w:r>
-        <w:rPr>
-          <w:rFonts w:cstheme="minorHAnsi"/>
-          <w:b/>
-          <w:i/>
-          <w:sz w:val="24"/>
-          <w:szCs w:val="24"/>
-        </w:rPr>
-        <w:t>p</w:t>
-      </w:r>
-      <w:r>
-        <w:rPr>
-          <w:rFonts w:cstheme="minorHAnsi"/>
-          <w:b/>
-          <w:i/>
-          <w:sz w:val="24"/>
-          <w:szCs w:val="24"/>
-          <w:vertAlign w:val="superscript"/>
-        </w:rPr>
-        <w:t>i</w:t>
-      </w:r>
-      <w:r>
-        <w:rPr>
-          <w:rFonts w:cstheme="minorHAnsi"/>
-          <w:sz w:val="24"/>
-          <w:szCs w:val="24"/>
-        </w:rPr>
-        <w:t>) each of the roots obtained</w:t>
-      </w:r>
-      <w:r>
-        <w:rPr>
-          <w:rFonts w:cstheme="minorHAnsi"/>
-          <w:sz w:val="24"/>
-          <w:szCs w:val="24"/>
-        </w:rPr>
-        <w:t>.</w:t>
-      </w:r>
-      <w:r>
-        <w:rPr>
-          <w:rFonts w:cstheme="minorHAnsi"/>
-          <w:sz w:val="24"/>
-          <w:szCs w:val="24"/>
-        </w:rPr>
-        <w:t xml:space="preserve"> Any or all of the roots from </w:t>
-      </w:r>
-      <w:r>
-        <w:rPr>
-          <w:rFonts w:cstheme="minorHAnsi"/>
-          <w:sz w:val="24"/>
-          <w:szCs w:val="24"/>
-        </w:rPr>
-        <w:t xml:space="preserve">the earlier part could </w:t>
-      </w:r>
-      <w:r>
-        <w:rPr>
-          <w:rFonts w:cstheme="minorHAnsi"/>
-          <w:sz w:val="24"/>
-          <w:szCs w:val="24"/>
-        </w:rPr>
-        <w:t>could be used</w:t>
-      </w:r>
-      <w:r>
-        <w:rPr>
-          <w:rFonts w:cstheme="minorHAnsi"/>
-          <w:sz w:val="24"/>
-          <w:szCs w:val="24"/>
-        </w:rPr>
-        <w:t xml:space="preserve"> as </w:t>
-      </w:r>
-      <w:r>
-        <w:rPr>
-          <w:rFonts w:cstheme="minorHAnsi"/>
-          <w:b/>
-          <w:bCs/>
-          <w:i/>
-          <w:iCs/>
-          <w:sz w:val="24"/>
-          <w:szCs w:val="24"/>
-        </w:rPr>
-        <w:t>R</w:t>
-      </w:r>
-      <w:r>
-        <w:rPr>
-          <w:rFonts w:cstheme="minorHAnsi"/>
-          <w:sz w:val="24"/>
-          <w:szCs w:val="24"/>
-        </w:rPr>
-        <w:t>, but the same set of combined roots would be obtained each time.</w:t>
-      </w:r>
-    </w:p>
-    <w:p>
-      <w:pPr>
-        <w:pStyle w:val="Heading2"/>
-      </w:pPr>
-      <w:r>
-        <w:rPr>
           <w:highlight w:val="white"/>
         </w:rPr>
-        <w:t>2.6</w:t>
-      </w:r>
-      <w:r>
-        <w:t>.</w:t>
-      </w:r>
-      <w:r>
-        <w:tab/>
-      </w:r>
-      <w:r>
-        <w:tab/>
-      </w:r>
-      <w:r>
-        <w:rPr>
-          <w:rFonts w:cstheme="minorHAnsi"/>
-          <w:sz w:val="24"/>
-          <w:szCs w:val="24"/>
-          <w:u w:val="single"/>
-        </w:rPr>
-        <w:t>x</w:t>
-      </w:r>
-      <w:r>
-        <w:rPr>
-          <w:rFonts w:cstheme="minorHAnsi"/>
-          <w:sz w:val="24"/>
-          <w:szCs w:val="24"/>
-          <w:u w:val="single"/>
-        </w:rPr>
-        <w:t xml:space="preserve"> </w:t>
-      </w:r>
-      <w:r>
-        <w:rPr>
-          <w:rFonts w:cstheme="minorHAnsi"/>
-          <w:sz w:val="24"/>
-          <w:szCs w:val="24"/>
-          <w:u w:val="single"/>
-        </w:rPr>
-        <w:t>≠ 0</w:t>
-      </w:r>
-      <w:r>
-        <w:rPr>
-          <w:rFonts w:cstheme="minorHAnsi"/>
-          <w:sz w:val="24"/>
-          <w:szCs w:val="24"/>
-          <w:u w:val="single"/>
-        </w:rPr>
-        <w:t xml:space="preserve">, </w:t>
-      </w:r>
-      <w:proofErr w:type="gramStart"/>
+        <w:t>=</w:t>
+      </w:r>
       <w:r>
         <w:rPr>
           <w:highlight w:val="white"/>
         </w:rPr>
-        <w:t>gcd(</w:t>
-      </w:r>
-      <w:proofErr w:type="gramEnd"/>
+        <w:t xml:space="preserve"> 1</w:t>
+      </w:r>
       <w:r>
         <w:rPr>
           <w:highlight w:val="white"/>
         </w:rPr>
-        <w:t xml:space="preserve">x, </w:t>
-      </w:r>
-      <w:proofErr w:type="spellStart"/>
+        <w:t>,</w:t>
+      </w:r>
       <w:r>
         <w:rPr>
           <w:highlight w:val="white"/>
         </w:rPr>
-        <w:t>p^</w:t>
-      </w:r>
-      <w:r>
-        <w:rPr>
-          <w:highlight w:val="white"/>
-        </w:rPr>
-        <w:t>i</w:t>
-      </w:r>
-      <w:proofErr w:type="spellEnd"/>
-      <w:r>
-        <w:rPr>
-          <w:highlight w:val="white"/>
-        </w:rPr>
-        <w:t xml:space="preserve">) </w:t>
-      </w:r>
-      <w:r>
-        <w:rPr>
-          <w:highlight w:val="white"/>
-        </w:rPr>
-        <w:t>=</w:t>
-      </w:r>
-      <w:r>
-        <w:rPr>
-          <w:highlight w:val="white"/>
-        </w:rPr>
-        <w:t xml:space="preserve"> 1</w:t>
-      </w:r>
-      <w:r>
-        <w:rPr>
-          <w:highlight w:val="white"/>
-        </w:rPr>
-        <w:t>,</w:t>
-      </w:r>
-      <w:r>
-        <w:rPr>
-          <w:highlight w:val="white"/>
-        </w:rPr>
         <w:t xml:space="preserve"> p = 2</w:t>
       </w:r>
       <w:r>
-        <w:t xml:space="preserve">, </w:t>
-      </w:r>
-      <w:proofErr w:type="spellStart"/>
-      <w:r>
-        <w:t>i</w:t>
-      </w:r>
-      <w:proofErr w:type="spellEnd"/>
-      <w:r>
-        <w:t xml:space="preserve"> &gt;1</w:t>
+        <w:t>, i &gt;1</w:t>
       </w:r>
     </w:p>
     <w:p>
@@ -4982,7 +4952,6 @@
         </w:rPr>
         <w:t xml:space="preserve"> and </w:t>
       </w:r>
-      <w:proofErr w:type="spellStart"/>
       <w:r>
         <w:rPr>
           <w:rFonts w:cstheme="minorHAnsi"/>
@@ -4993,46 +4962,15 @@
           <w:sz w:val="24"/>
           <w:szCs w:val="24"/>
         </w:rPr>
-        <w:t>i</w:t>
-      </w:r>
-      <w:proofErr w:type="spellEnd"/>
-      <w:r>
-        <w:rPr>
-          <w:rFonts w:cstheme="minorHAnsi"/>
-          <w:b/>
-          <w:bCs/>
-          <w:i/>
-          <w:iCs/>
-          <w:sz w:val="24"/>
-          <w:szCs w:val="24"/>
-        </w:rPr>
-        <w:t>=2</w:t>
-      </w:r>
-      <w:r>
-        <w:rPr>
-          <w:rFonts w:cstheme="minorHAnsi"/>
-          <w:sz w:val="24"/>
-          <w:szCs w:val="24"/>
-        </w:rPr>
-        <w:t xml:space="preserve"> (</w:t>
-      </w:r>
-      <w:proofErr w:type="gramStart"/>
-      <w:r>
-        <w:rPr>
-          <w:rFonts w:cstheme="minorHAnsi"/>
-          <w:sz w:val="24"/>
-          <w:szCs w:val="24"/>
-        </w:rPr>
-        <w:t>i.e.</w:t>
-      </w:r>
-      <w:proofErr w:type="gramEnd"/>
-      <w:r>
-        <w:rPr>
-          <w:rFonts w:cstheme="minorHAnsi"/>
-          <w:sz w:val="24"/>
-          <w:szCs w:val="24"/>
-        </w:rPr>
-        <w:t xml:space="preserve"> </w:t>
+        <w:t>i=2</w:t>
+      </w:r>
+      <w:r>
+        <w:rPr>
+          <w:rFonts w:cstheme="minorHAnsi"/>
+          <w:sz w:val="24"/>
+          <w:szCs w:val="24"/>
+        </w:rPr>
+        <w:t xml:space="preserve"> (i.e. </w:t>
       </w:r>
       <w:r>
         <w:rPr>
@@ -5280,29 +5218,7 @@
           <w:sz w:val="24"/>
           <w:szCs w:val="24"/>
         </w:rPr>
-        <w:t xml:space="preserve"> </w:t>
-      </w:r>
-      <w:proofErr w:type="spellStart"/>
-      <w:r>
-        <w:rPr>
-          <w:rFonts w:cstheme="minorHAnsi"/>
-          <w:b/>
-          <w:i/>
-          <w:sz w:val="24"/>
-          <w:szCs w:val="24"/>
-        </w:rPr>
-        <w:t>i</w:t>
-      </w:r>
-      <w:proofErr w:type="spellEnd"/>
-      <w:r>
-        <w:rPr>
-          <w:rFonts w:cstheme="minorHAnsi"/>
-          <w:b/>
-          <w:i/>
-          <w:sz w:val="24"/>
-          <w:szCs w:val="24"/>
-        </w:rPr>
-        <w:t xml:space="preserve"> &gt;=3,</w:t>
+        <w:t xml:space="preserve"> i &gt;=3,</w:t>
       </w:r>
       <w:r>
         <w:rPr>
@@ -5444,7 +5360,6 @@
         </w:rPr>
         <w:t>r</w:t>
       </w:r>
-      <w:proofErr w:type="gramStart"/>
       <w:r>
         <w:rPr>
           <w:rFonts w:cstheme="minorHAnsi"/>
@@ -5464,18 +5379,7 @@
           <w:sz w:val="24"/>
           <w:szCs w:val="24"/>
         </w:rPr>
-        <w:t>=</w:t>
-      </w:r>
-      <w:proofErr w:type="gramEnd"/>
-      <w:r>
-        <w:rPr>
-          <w:rFonts w:cstheme="minorHAnsi"/>
-          <w:b/>
-          <w:i/>
-          <w:sz w:val="24"/>
-          <w:szCs w:val="24"/>
-        </w:rPr>
-        <w:t xml:space="preserve"> p</w:t>
+        <w:t>= p</w:t>
       </w:r>
       <w:r>
         <w:rPr>
@@ -5524,7 +5428,6 @@
           <w:lang w:val="pt-PT"/>
         </w:rPr>
       </w:pPr>
-      <w:proofErr w:type="spellStart"/>
       <w:r>
         <w:rPr>
           <w:rFonts w:cstheme="minorHAnsi"/>
@@ -5532,17 +5435,7 @@
           <w:szCs w:val="24"/>
           <w:lang w:val="pt-PT"/>
         </w:rPr>
-        <w:t>If</w:t>
-      </w:r>
-      <w:proofErr w:type="spellEnd"/>
-      <w:r>
-        <w:rPr>
-          <w:rFonts w:cstheme="minorHAnsi"/>
-          <w:sz w:val="24"/>
-          <w:szCs w:val="24"/>
-          <w:lang w:val="pt-PT"/>
-        </w:rPr>
-        <w:t xml:space="preserve"> </w:t>
+        <w:t xml:space="preserve">If </w:t>
       </w:r>
       <w:r>
         <w:rPr>
@@ -5669,43 +5562,18 @@
           <w:vertAlign w:val="superscript"/>
           <w:lang w:val="pt-PT"/>
         </w:rPr>
-        <w:t>i-</w:t>
-      </w:r>
-      <w:proofErr w:type="gramStart"/>
-      <w:r>
-        <w:rPr>
-          <w:rFonts w:cstheme="minorHAnsi"/>
-          <w:b/>
-          <w:i/>
-          <w:sz w:val="24"/>
-          <w:szCs w:val="24"/>
-          <w:vertAlign w:val="superscript"/>
+        <w:t>i-1</w:t>
+      </w:r>
+      <w:r>
+        <w:rPr>
+          <w:rFonts w:cstheme="minorHAnsi"/>
+          <w:b/>
+          <w:i/>
+          <w:sz w:val="24"/>
+          <w:szCs w:val="24"/>
           <w:lang w:val="pt-PT"/>
         </w:rPr>
-        <w:t>1</w:t>
-      </w:r>
-      <w:r>
-        <w:rPr>
-          <w:rFonts w:cstheme="minorHAnsi"/>
-          <w:b/>
-          <w:i/>
-          <w:sz w:val="24"/>
-          <w:szCs w:val="24"/>
-          <w:lang w:val="pt-PT"/>
-        </w:rPr>
-        <w:t xml:space="preserve">,   </w:t>
-      </w:r>
-      <w:proofErr w:type="gramEnd"/>
-      <w:r>
-        <w:rPr>
-          <w:rFonts w:cstheme="minorHAnsi"/>
-          <w:b/>
-          <w:i/>
-          <w:sz w:val="24"/>
-          <w:szCs w:val="24"/>
-          <w:lang w:val="pt-PT"/>
-        </w:rPr>
-        <w:t xml:space="preserve">  r</w:t>
+        <w:t>,     r</w:t>
       </w:r>
       <w:r>
         <w:rPr>
@@ -5780,7 +5648,6 @@
           <w:lang w:val="pt-PT"/>
         </w:rPr>
       </w:pPr>
-      <w:proofErr w:type="spellStart"/>
       <w:r>
         <w:rPr>
           <w:rFonts w:cstheme="minorHAnsi"/>
@@ -5788,17 +5655,7 @@
           <w:szCs w:val="24"/>
           <w:lang w:val="pt-PT"/>
         </w:rPr>
-        <w:t>If</w:t>
-      </w:r>
-      <w:proofErr w:type="spellEnd"/>
-      <w:r>
-        <w:rPr>
-          <w:rFonts w:cstheme="minorHAnsi"/>
-          <w:sz w:val="24"/>
-          <w:szCs w:val="24"/>
-          <w:lang w:val="pt-PT"/>
-        </w:rPr>
-        <w:t xml:space="preserve"> </w:t>
+        <w:t xml:space="preserve">If </w:t>
       </w:r>
       <w:r>
         <w:rPr>
@@ -5892,7 +5749,6 @@
         </w:rPr>
         <w:t xml:space="preserve"> = r</w:t>
       </w:r>
-      <w:proofErr w:type="gramStart"/>
       <w:r>
         <w:rPr>
           <w:rFonts w:cstheme="minorHAnsi"/>
@@ -5914,19 +5770,7 @@
           <w:szCs w:val="24"/>
           <w:lang w:val="pt-PT"/>
         </w:rPr>
-        <w:t xml:space="preserve">  -</w:t>
-      </w:r>
-      <w:proofErr w:type="gramEnd"/>
-      <w:r>
-        <w:rPr>
-          <w:rFonts w:cstheme="minorHAnsi"/>
-          <w:b/>
-          <w:i/>
-          <w:sz w:val="24"/>
-          <w:szCs w:val="24"/>
-          <w:lang w:val="pt-PT"/>
-        </w:rPr>
-        <w:t xml:space="preserve"> p</w:t>
+        <w:t xml:space="preserve">  - p</w:t>
       </w:r>
       <w:r>
         <w:rPr>
@@ -6018,6 +5862,8 @@
           <w:szCs w:val="24"/>
         </w:rPr>
       </w:pPr>
+      <w:bookmarkStart w:id="3" w:name="_2.7.__x"/>
+      <w:bookmarkEnd w:id="3"/>
       <w:r>
         <w:rPr>
           <w:sz w:val="24"/>
@@ -6079,41 +5925,13 @@
         </w:rPr>
         <w:t xml:space="preserve">, </w:t>
       </w:r>
-      <w:proofErr w:type="gramStart"/>
       <w:r>
         <w:rPr>
           <w:sz w:val="24"/>
           <w:szCs w:val="24"/>
           <w:highlight w:val="white"/>
         </w:rPr>
-        <w:t>gcd(</w:t>
-      </w:r>
-      <w:proofErr w:type="gramEnd"/>
-      <w:r>
-        <w:rPr>
-          <w:sz w:val="24"/>
-          <w:szCs w:val="24"/>
-          <w:highlight w:val="white"/>
-        </w:rPr>
-        <w:t xml:space="preserve">x, </w:t>
-      </w:r>
-      <w:proofErr w:type="spellStart"/>
-      <w:r>
-        <w:rPr>
-          <w:sz w:val="24"/>
-          <w:szCs w:val="24"/>
-          <w:highlight w:val="white"/>
-        </w:rPr>
-        <w:t>p^i</w:t>
-      </w:r>
-      <w:proofErr w:type="spellEnd"/>
-      <w:r>
-        <w:rPr>
-          <w:sz w:val="24"/>
-          <w:szCs w:val="24"/>
-          <w:highlight w:val="white"/>
-        </w:rPr>
-        <w:t>) = 1, p &gt; 2</w:t>
+        <w:t>gcd(x, p^i) = 1, p &gt; 2</w:t>
       </w:r>
       <w:r>
         <w:rPr>
@@ -6122,13 +5940,8 @@
         </w:rPr>
         <w:t xml:space="preserve">, </w:t>
       </w:r>
-      <w:proofErr w:type="spellStart"/>
-      <w:r>
-        <w:t>i</w:t>
-      </w:r>
-      <w:proofErr w:type="spellEnd"/>
-      <w:r>
-        <w:t xml:space="preserve"> &gt;1</w:t>
+      <w:r>
+        <w:t>i &gt;1</w:t>
       </w:r>
     </w:p>
     <w:p>
@@ -6144,7 +5957,6 @@
           <w:szCs w:val="24"/>
         </w:rPr>
       </w:pPr>
-      <w:proofErr w:type="gramStart"/>
       <w:r>
         <w:rPr>
           <w:rFonts w:cstheme="minorHAnsi"/>
@@ -6163,7 +5975,6 @@
         </w:rPr>
         <w:t>r</w:t>
       </w:r>
-      <w:proofErr w:type="gramEnd"/>
       <w:r>
         <w:rPr>
           <w:rFonts w:cstheme="minorHAnsi"/>
@@ -6183,17 +5994,7 @@
           <w:sz w:val="24"/>
           <w:szCs w:val="24"/>
         </w:rPr>
-        <w:t xml:space="preserve"> ≡ </w:t>
-      </w:r>
-      <w:r>
-        <w:rPr>
-          <w:rFonts w:cstheme="minorHAnsi"/>
-          <w:b/>
-          <w:i/>
-          <w:sz w:val="24"/>
-          <w:szCs w:val="24"/>
-        </w:rPr>
-        <w:t>x</w:t>
+        <w:t xml:space="preserve"> ≡ x</w:t>
       </w:r>
       <w:r>
         <w:rPr>
@@ -6237,7 +6038,34 @@
           <w:sz w:val="24"/>
           <w:szCs w:val="24"/>
         </w:rPr>
-        <w:t xml:space="preserve"> as in 2.2 using Tonelli-Shanks or otherwise. Note that there are no solutions if the Legendre symbol </w:t>
+        <w:t xml:space="preserve"> as in </w:t>
+      </w:r>
+      <w:hyperlink w:anchor="_2.2__i" w:history="1">
+        <w:r>
+          <w:rPr>
+            <w:rStyle w:val="Hyperlink"/>
+            <w:rFonts w:cstheme="minorHAnsi"/>
+            <w:sz w:val="24"/>
+            <w:szCs w:val="24"/>
+          </w:rPr>
+          <w:t xml:space="preserve">2.2 </w:t>
+        </w:r>
+      </w:hyperlink>
+      <w:r>
+        <w:rPr>
+          <w:rFonts w:cstheme="minorHAnsi"/>
+          <w:sz w:val="24"/>
+          <w:szCs w:val="24"/>
+        </w:rPr>
+        <w:t xml:space="preserve"> </w:t>
+      </w:r>
+      <w:r>
+        <w:rPr>
+          <w:rFonts w:cstheme="minorHAnsi"/>
+          <w:sz w:val="24"/>
+          <w:szCs w:val="24"/>
+        </w:rPr>
+        <w:t xml:space="preserve"> using Tonelli-Shanks or otherwise. Note that there are no solutions if the Legendre symbol </w:t>
       </w:r>
       <w:r>
         <w:rPr>
@@ -6323,7 +6151,6 @@
         <w:t xml:space="preserve"> the method from </w:t>
       </w:r>
       <w:hyperlink r:id="rId9" w:anchor="Tonelli's_algorithm_will_work_on_mod_p^k" w:history="1">
-        <w:proofErr w:type="spellStart"/>
         <w:r>
           <w:rPr>
             <w:rStyle w:val="Hyperlink"/>
@@ -6333,7 +6160,6 @@
           </w:rPr>
           <w:t>Wkipedia</w:t>
         </w:r>
-        <w:proofErr w:type="spellEnd"/>
       </w:hyperlink>
       <w:r>
         <w:rPr>
@@ -6344,7 +6170,6 @@
         <w:t xml:space="preserve"> or </w:t>
       </w:r>
       <w:hyperlink r:id="rId10" w:history="1">
-        <w:proofErr w:type="spellStart"/>
         <w:r>
           <w:rPr>
             <w:rStyle w:val="Hyperlink"/>
@@ -6354,7 +6179,6 @@
           </w:rPr>
           <w:t>Henshell’s</w:t>
         </w:r>
-        <w:proofErr w:type="spellEnd"/>
       </w:hyperlink>
       <w:r>
         <w:rPr>
@@ -6385,7 +6209,7 @@
           <w:szCs w:val="24"/>
         </w:rPr>
       </w:pPr>
-      <w:bookmarkStart w:id="0" w:name="_Ref118815637"/>
+      <w:bookmarkStart w:id="4" w:name="_Ref118815637"/>
       <w:r>
         <w:rPr>
           <w:rFonts w:cstheme="minorHAnsi"/>
@@ -6404,7 +6228,7 @@
         </w:rPr>
         <w:t>:</w:t>
       </w:r>
-      <w:bookmarkEnd w:id="0"/>
+      <w:bookmarkEnd w:id="4"/>
       <w:r>
         <w:rPr>
           <w:rFonts w:cstheme="minorHAnsi"/>
@@ -6455,16 +6279,7 @@
           <w:sz w:val="24"/>
           <w:szCs w:val="24"/>
         </w:rPr>
-        <w:t xml:space="preserve"> such </w:t>
-      </w:r>
-      <w:proofErr w:type="gramStart"/>
-      <w:r>
-        <w:rPr>
-          <w:rFonts w:cstheme="minorHAnsi"/>
-          <w:sz w:val="24"/>
-          <w:szCs w:val="24"/>
-        </w:rPr>
-        <w:t xml:space="preserve">that  </w:t>
+        <w:t xml:space="preserve"> such that  </w:t>
       </w:r>
       <w:r>
         <w:rPr>
@@ -6476,7 +6291,6 @@
         </w:rPr>
         <w:t>r</w:t>
       </w:r>
-      <w:proofErr w:type="gramEnd"/>
       <w:r>
         <w:rPr>
           <w:rFonts w:cstheme="minorHAnsi"/>
@@ -6895,7 +6709,6 @@
         </w:rPr>
         <w:t xml:space="preserve"> is odd, let </w:t>
       </w:r>
-      <w:proofErr w:type="spellStart"/>
       <w:r>
         <w:rPr>
           <w:rStyle w:val="Emphasis"/>
@@ -6904,7 +6717,6 @@
         </w:rPr>
         <w:t>i</w:t>
       </w:r>
-      <w:proofErr w:type="spellEnd"/>
       <w:r>
         <w:rPr>
           <w:sz w:val="24"/>
@@ -6912,7 +6724,6 @@
         </w:rPr>
         <w:t xml:space="preserve"> = 1. Otherwise let </w:t>
       </w:r>
-      <w:proofErr w:type="spellStart"/>
       <w:r>
         <w:rPr>
           <w:rStyle w:val="Emphasis"/>
@@ -6921,7 +6732,6 @@
         </w:rPr>
         <w:t>i</w:t>
       </w:r>
-      <w:proofErr w:type="spellEnd"/>
       <w:r>
         <w:rPr>
           <w:sz w:val="24"/>
@@ -6961,7 +6771,6 @@
         </w:rPr>
         <w:t xml:space="preserve"> defined by </w:t>
       </w:r>
-      <w:proofErr w:type="spellStart"/>
       <w:r>
         <w:rPr>
           <w:rStyle w:val="Emphasis"/>
@@ -6979,7 +6788,6 @@
         </w:rPr>
         <w:t>k</w:t>
       </w:r>
-      <w:proofErr w:type="spellEnd"/>
       <w:r>
         <w:rPr>
           <w:sz w:val="24"/>
@@ -6987,7 +6795,6 @@
         </w:rPr>
         <w:t xml:space="preserve"> + </w:t>
       </w:r>
-      <w:proofErr w:type="spellStart"/>
       <w:r>
         <w:rPr>
           <w:rStyle w:val="Emphasis"/>
@@ -6996,7 +6803,6 @@
         </w:rPr>
         <w:t>i</w:t>
       </w:r>
-      <w:proofErr w:type="spellEnd"/>
       <w:r>
         <w:rPr>
           <w:sz w:val="24"/>
@@ -7242,355 +7048,187 @@
           <w:sz w:val="20"/>
           <w:szCs w:val="24"/>
         </w:rPr>
-        <w:t xml:space="preserve">                </w:t>
-      </w:r>
-      <w:proofErr w:type="spellStart"/>
-      <w:r>
+        <w:t xml:space="preserve">                for k in xrange(3, e):</w:t>
+      </w:r>
+    </w:p>
+    <w:p>
+      <w:pPr>
+        <w:spacing w:after="0"/>
         <w:rPr>
           <w:rFonts w:ascii="Lucida Console" w:hAnsi="Lucida Console" w:cstheme="minorHAnsi"/>
           <w:sz w:val="20"/>
           <w:szCs w:val="24"/>
         </w:rPr>
-        <w:t>for k</w:t>
-      </w:r>
-      <w:proofErr w:type="spellEnd"/>
+      </w:pPr>
       <w:r>
         <w:rPr>
           <w:rFonts w:ascii="Lucida Console" w:hAnsi="Lucida Console" w:cstheme="minorHAnsi"/>
           <w:sz w:val="20"/>
           <w:szCs w:val="24"/>
         </w:rPr>
-        <w:t xml:space="preserve"> in </w:t>
-      </w:r>
-      <w:proofErr w:type="spellStart"/>
-      <w:proofErr w:type="gramStart"/>
-      <w:r>
+        <w:t xml:space="preserve">                    i = (x*x - a)/(2**k) % 2</w:t>
+      </w:r>
+    </w:p>
+    <w:p>
+      <w:pPr>
+        <w:spacing w:after="0"/>
         <w:rPr>
           <w:rFonts w:ascii="Lucida Console" w:hAnsi="Lucida Console" w:cstheme="minorHAnsi"/>
           <w:sz w:val="20"/>
           <w:szCs w:val="24"/>
         </w:rPr>
-        <w:t>xrange</w:t>
-      </w:r>
-      <w:proofErr w:type="spellEnd"/>
+      </w:pPr>
       <w:r>
         <w:rPr>
           <w:rFonts w:ascii="Lucida Console" w:hAnsi="Lucida Console" w:cstheme="minorHAnsi"/>
           <w:sz w:val="20"/>
           <w:szCs w:val="24"/>
         </w:rPr>
-        <w:t>(</w:t>
-      </w:r>
-      <w:proofErr w:type="gramEnd"/>
-      <w:r>
+        <w:t xml:space="preserve">                    x = x + i*2**(k-1)</w:t>
+      </w:r>
+    </w:p>
+    <w:p>
+      <w:pPr>
+        <w:spacing w:after="0"/>
         <w:rPr>
           <w:rFonts w:ascii="Lucida Console" w:hAnsi="Lucida Console" w:cstheme="minorHAnsi"/>
           <w:sz w:val="20"/>
           <w:szCs w:val="24"/>
         </w:rPr>
-        <w:t>3, e):</w:t>
-      </w:r>
-    </w:p>
-    <w:p>
-      <w:pPr>
-        <w:spacing w:after="0"/>
+      </w:pPr>
+      <w:r>
         <w:rPr>
           <w:rFonts w:ascii="Lucida Console" w:hAnsi="Lucida Console" w:cstheme="minorHAnsi"/>
           <w:sz w:val="20"/>
           <w:szCs w:val="24"/>
         </w:rPr>
-      </w:pPr>
-      <w:r>
+        <w:t xml:space="preserve">                res.append(x)</w:t>
+      </w:r>
+    </w:p>
+    <w:p>
+      <w:pPr>
+        <w:spacing w:after="0"/>
         <w:rPr>
           <w:rFonts w:ascii="Lucida Console" w:hAnsi="Lucida Console" w:cstheme="minorHAnsi"/>
           <w:sz w:val="20"/>
           <w:szCs w:val="24"/>
         </w:rPr>
-        <w:t xml:space="preserve">                    </w:t>
-      </w:r>
-      <w:proofErr w:type="spellStart"/>
+      </w:pPr>
       <w:r>
         <w:rPr>
           <w:rFonts w:ascii="Lucida Console" w:hAnsi="Lucida Console" w:cstheme="minorHAnsi"/>
           <w:sz w:val="20"/>
           <w:szCs w:val="24"/>
         </w:rPr>
-        <w:t>i</w:t>
-      </w:r>
-      <w:proofErr w:type="spellEnd"/>
-      <w:r>
+        <w:t xml:space="preserve">                res.append(p**e - x)</w:t>
+      </w:r>
+    </w:p>
+    <w:p>
+      <w:pPr>
+        <w:spacing w:after="0"/>
         <w:rPr>
           <w:rFonts w:ascii="Lucida Console" w:hAnsi="Lucida Console" w:cstheme="minorHAnsi"/>
           <w:sz w:val="20"/>
           <w:szCs w:val="24"/>
         </w:rPr>
-        <w:t xml:space="preserve"> = (x*x - a)/(2**k) % 2</w:t>
-      </w:r>
-    </w:p>
-    <w:p>
-      <w:pPr>
-        <w:spacing w:after="0"/>
+      </w:pPr>
+      <w:r>
         <w:rPr>
           <w:rFonts w:ascii="Lucida Console" w:hAnsi="Lucida Console" w:cstheme="minorHAnsi"/>
           <w:sz w:val="20"/>
           <w:szCs w:val="24"/>
         </w:rPr>
-      </w:pPr>
-      <w:r>
+        <w:t xml:space="preserve">            return res</w:t>
+      </w:r>
+    </w:p>
+    <w:p>
+      <w:pPr>
+        <w:spacing w:after="0"/>
         <w:rPr>
           <w:rFonts w:ascii="Lucida Console" w:hAnsi="Lucida Console" w:cstheme="minorHAnsi"/>
           <w:sz w:val="20"/>
           <w:szCs w:val="24"/>
         </w:rPr>
-        <w:t xml:space="preserve">                    x = x + </w:t>
-      </w:r>
-      <w:proofErr w:type="spellStart"/>
+      </w:pPr>
       <w:r>
         <w:rPr>
           <w:rFonts w:ascii="Lucida Console" w:hAnsi="Lucida Console" w:cstheme="minorHAnsi"/>
           <w:sz w:val="20"/>
           <w:szCs w:val="24"/>
         </w:rPr>
-        <w:t>i</w:t>
-      </w:r>
-      <w:proofErr w:type="spellEnd"/>
-      <w:r>
+        <w:t xml:space="preserve">        # No solution if a is odd and a % 8 != 1</w:t>
+      </w:r>
+    </w:p>
+    <w:p>
+      <w:pPr>
+        <w:spacing w:after="0"/>
         <w:rPr>
           <w:rFonts w:ascii="Lucida Console" w:hAnsi="Lucida Console" w:cstheme="minorHAnsi"/>
           <w:sz w:val="20"/>
           <w:szCs w:val="24"/>
         </w:rPr>
-        <w:t>*2**(k-1)</w:t>
-      </w:r>
-    </w:p>
-    <w:p>
-      <w:pPr>
-        <w:spacing w:after="0"/>
+      </w:pPr>
+      <w:r>
         <w:rPr>
           <w:rFonts w:ascii="Lucida Console" w:hAnsi="Lucida Console" w:cstheme="minorHAnsi"/>
           <w:sz w:val="20"/>
           <w:szCs w:val="24"/>
         </w:rPr>
-      </w:pPr>
-      <w:r>
+        <w:t xml:space="preserve">        if e &gt;= 3 and a % 2 == 1:</w:t>
+      </w:r>
+    </w:p>
+    <w:p>
+      <w:pPr>
+        <w:spacing w:after="0"/>
         <w:rPr>
           <w:rFonts w:ascii="Lucida Console" w:hAnsi="Lucida Console" w:cstheme="minorHAnsi"/>
           <w:sz w:val="20"/>
           <w:szCs w:val="24"/>
         </w:rPr>
-        <w:t xml:space="preserve">                </w:t>
-      </w:r>
-      <w:proofErr w:type="spellStart"/>
-      <w:proofErr w:type="gramStart"/>
+      </w:pPr>
       <w:r>
         <w:rPr>
           <w:rFonts w:ascii="Lucida Console" w:hAnsi="Lucida Console" w:cstheme="minorHAnsi"/>
           <w:sz w:val="20"/>
           <w:szCs w:val="24"/>
         </w:rPr>
-        <w:t>res.append</w:t>
-      </w:r>
-      <w:proofErr w:type="spellEnd"/>
-      <w:proofErr w:type="gramEnd"/>
-      <w:r>
+        <w:t xml:space="preserve">            return []</w:t>
+      </w:r>
+    </w:p>
+    <w:p>
+      <w:pPr>
+        <w:spacing w:after="0"/>
         <w:rPr>
           <w:rFonts w:ascii="Lucida Console" w:hAnsi="Lucida Console" w:cstheme="minorHAnsi"/>
           <w:sz w:val="20"/>
           <w:szCs w:val="24"/>
         </w:rPr>
-        <w:t>(x)</w:t>
-      </w:r>
-    </w:p>
-    <w:p>
-      <w:pPr>
-        <w:spacing w:after="0"/>
+      </w:pPr>
+      <w:r>
         <w:rPr>
           <w:rFonts w:ascii="Lucida Console" w:hAnsi="Lucida Console" w:cstheme="minorHAnsi"/>
           <w:sz w:val="20"/>
           <w:szCs w:val="24"/>
         </w:rPr>
-      </w:pPr>
-      <w:r>
+        <w:t xml:space="preserve">        # Force brut if a is even or e &lt; 3 (for now)</w:t>
+      </w:r>
+    </w:p>
+    <w:p>
+      <w:pPr>
+        <w:spacing w:after="0"/>
         <w:rPr>
           <w:rFonts w:ascii="Lucida Console" w:hAnsi="Lucida Console" w:cstheme="minorHAnsi"/>
           <w:sz w:val="20"/>
           <w:szCs w:val="24"/>
         </w:rPr>
-        <w:t xml:space="preserve">                </w:t>
-      </w:r>
-      <w:proofErr w:type="spellStart"/>
-      <w:proofErr w:type="gramStart"/>
+      </w:pPr>
       <w:r>
         <w:rPr>
           <w:rFonts w:ascii="Lucida Console" w:hAnsi="Lucida Console" w:cstheme="minorHAnsi"/>
           <w:sz w:val="20"/>
           <w:szCs w:val="24"/>
         </w:rPr>
-        <w:t>res.append</w:t>
-      </w:r>
-      <w:proofErr w:type="spellEnd"/>
-      <w:proofErr w:type="gramEnd"/>
-      <w:r>
-        <w:rPr>
-          <w:rFonts w:ascii="Lucida Console" w:hAnsi="Lucida Console" w:cstheme="minorHAnsi"/>
-          <w:sz w:val="20"/>
-          <w:szCs w:val="24"/>
-        </w:rPr>
-        <w:t>(p**e - x)</w:t>
-      </w:r>
-    </w:p>
-    <w:p>
-      <w:pPr>
-        <w:spacing w:after="0"/>
-        <w:rPr>
-          <w:rFonts w:ascii="Lucida Console" w:hAnsi="Lucida Console" w:cstheme="minorHAnsi"/>
-          <w:sz w:val="20"/>
-          <w:szCs w:val="24"/>
-        </w:rPr>
-      </w:pPr>
-      <w:r>
-        <w:rPr>
-          <w:rFonts w:ascii="Lucida Console" w:hAnsi="Lucida Console" w:cstheme="minorHAnsi"/>
-          <w:sz w:val="20"/>
-          <w:szCs w:val="24"/>
-        </w:rPr>
-        <w:t xml:space="preserve">            return res</w:t>
-      </w:r>
-    </w:p>
-    <w:p>
-      <w:pPr>
-        <w:spacing w:after="0"/>
-        <w:rPr>
-          <w:rFonts w:ascii="Lucida Console" w:hAnsi="Lucida Console" w:cstheme="minorHAnsi"/>
-          <w:sz w:val="20"/>
-          <w:szCs w:val="24"/>
-        </w:rPr>
-      </w:pPr>
-      <w:r>
-        <w:rPr>
-          <w:rFonts w:ascii="Lucida Console" w:hAnsi="Lucida Console" w:cstheme="minorHAnsi"/>
-          <w:sz w:val="20"/>
-          <w:szCs w:val="24"/>
-        </w:rPr>
-        <w:t xml:space="preserve">        # No solution if a is odd and a % </w:t>
-      </w:r>
-      <w:proofErr w:type="gramStart"/>
-      <w:r>
-        <w:rPr>
-          <w:rFonts w:ascii="Lucida Console" w:hAnsi="Lucida Console" w:cstheme="minorHAnsi"/>
-          <w:sz w:val="20"/>
-          <w:szCs w:val="24"/>
-        </w:rPr>
-        <w:t>8 !</w:t>
-      </w:r>
-      <w:proofErr w:type="gramEnd"/>
-      <w:r>
-        <w:rPr>
-          <w:rFonts w:ascii="Lucida Console" w:hAnsi="Lucida Console" w:cstheme="minorHAnsi"/>
-          <w:sz w:val="20"/>
-          <w:szCs w:val="24"/>
-        </w:rPr>
-        <w:t>= 1</w:t>
-      </w:r>
-    </w:p>
-    <w:p>
-      <w:pPr>
-        <w:spacing w:after="0"/>
-        <w:rPr>
-          <w:rFonts w:ascii="Lucida Console" w:hAnsi="Lucida Console" w:cstheme="minorHAnsi"/>
-          <w:sz w:val="20"/>
-          <w:szCs w:val="24"/>
-        </w:rPr>
-      </w:pPr>
-      <w:r>
-        <w:rPr>
-          <w:rFonts w:ascii="Lucida Console" w:hAnsi="Lucida Console" w:cstheme="minorHAnsi"/>
-          <w:sz w:val="20"/>
-          <w:szCs w:val="24"/>
-        </w:rPr>
-        <w:t xml:space="preserve">        if e &gt;= 3 and a % 2 == 1:</w:t>
-      </w:r>
-    </w:p>
-    <w:p>
-      <w:pPr>
-        <w:spacing w:after="0"/>
-        <w:rPr>
-          <w:rFonts w:ascii="Lucida Console" w:hAnsi="Lucida Console" w:cstheme="minorHAnsi"/>
-          <w:sz w:val="20"/>
-          <w:szCs w:val="24"/>
-        </w:rPr>
-      </w:pPr>
-      <w:r>
-        <w:rPr>
-          <w:rFonts w:ascii="Lucida Console" w:hAnsi="Lucida Console" w:cstheme="minorHAnsi"/>
-          <w:sz w:val="20"/>
-          <w:szCs w:val="24"/>
-        </w:rPr>
-        <w:t xml:space="preserve">            return []</w:t>
-      </w:r>
-    </w:p>
-    <w:p>
-      <w:pPr>
-        <w:spacing w:after="0"/>
-        <w:rPr>
-          <w:rFonts w:ascii="Lucida Console" w:hAnsi="Lucida Console" w:cstheme="minorHAnsi"/>
-          <w:sz w:val="20"/>
-          <w:szCs w:val="24"/>
-        </w:rPr>
-      </w:pPr>
-      <w:r>
-        <w:rPr>
-          <w:rFonts w:ascii="Lucida Console" w:hAnsi="Lucida Console" w:cstheme="minorHAnsi"/>
-          <w:sz w:val="20"/>
-          <w:szCs w:val="24"/>
-        </w:rPr>
-        <w:t xml:space="preserve">        # Force brut if a is even or e &lt; 3 (for now)</w:t>
-      </w:r>
-    </w:p>
-    <w:p>
-      <w:pPr>
-        <w:spacing w:after="0"/>
-        <w:rPr>
-          <w:rFonts w:ascii="Lucida Console" w:hAnsi="Lucida Console" w:cstheme="minorHAnsi"/>
-          <w:sz w:val="20"/>
-          <w:szCs w:val="24"/>
-        </w:rPr>
-      </w:pPr>
-      <w:r>
-        <w:rPr>
-          <w:rFonts w:ascii="Lucida Console" w:hAnsi="Lucida Console" w:cstheme="minorHAnsi"/>
-          <w:sz w:val="20"/>
-          <w:szCs w:val="24"/>
-        </w:rPr>
-        <w:t xml:space="preserve">        return [x for x in </w:t>
-      </w:r>
-      <w:proofErr w:type="spellStart"/>
-      <w:proofErr w:type="gramStart"/>
-      <w:r>
-        <w:rPr>
-          <w:rFonts w:ascii="Lucida Console" w:hAnsi="Lucida Console" w:cstheme="minorHAnsi"/>
-          <w:sz w:val="20"/>
-          <w:szCs w:val="24"/>
-        </w:rPr>
-        <w:t>xrange</w:t>
-      </w:r>
-      <w:proofErr w:type="spellEnd"/>
-      <w:r>
-        <w:rPr>
-          <w:rFonts w:ascii="Lucida Console" w:hAnsi="Lucida Console" w:cstheme="minorHAnsi"/>
-          <w:sz w:val="20"/>
-          <w:szCs w:val="24"/>
-        </w:rPr>
-        <w:t>(</w:t>
-      </w:r>
-      <w:proofErr w:type="gramEnd"/>
-      <w:r>
-        <w:rPr>
-          <w:rFonts w:ascii="Lucida Console" w:hAnsi="Lucida Console" w:cstheme="minorHAnsi"/>
-          <w:sz w:val="20"/>
-          <w:szCs w:val="24"/>
-        </w:rPr>
-        <w:t>0, p**e) if x*x % p**e == a % p**e]</w:t>
+        <w:t xml:space="preserve">        return [x for x in xrange(0, p**e) if x*x % p**e == a % p**e]</w:t>
       </w:r>
     </w:p>
     <w:p>
@@ -7645,9 +7283,8 @@
           <w:sz w:val="19"/>
           <w:szCs w:val="19"/>
         </w:rPr>
-        <w:t xml:space="preserve">/* modulus AKA mod is 2^lambda, </w:t>
-      </w:r>
-      <w:proofErr w:type="spellStart"/>
+        <w:t xml:space="preserve">/* modulus AKA mod is 2^lambda, Znum is a typedef for </w:t>
+      </w:r>
       <w:r>
         <w:rPr>
           <w:rFonts w:ascii="Lucida Console" w:hAnsi="Lucida Console" w:cstheme="minorHAnsi"/>
@@ -7655,9 +7292,8 @@
           <w:sz w:val="19"/>
           <w:szCs w:val="19"/>
         </w:rPr>
-        <w:t>Znum</w:t>
-      </w:r>
-      <w:proofErr w:type="spellEnd"/>
+        <w:t xml:space="preserve">a class of </w:t>
+      </w:r>
       <w:r>
         <w:rPr>
           <w:rFonts w:ascii="Lucida Console" w:hAnsi="Lucida Console" w:cstheme="minorHAnsi"/>
@@ -7665,24 +7301,6 @@
           <w:sz w:val="19"/>
           <w:szCs w:val="19"/>
         </w:rPr>
-        <w:t xml:space="preserve"> is a typedef for </w:t>
-      </w:r>
-      <w:r>
-        <w:rPr>
-          <w:rFonts w:ascii="Lucida Console" w:hAnsi="Lucida Console" w:cstheme="minorHAnsi"/>
-          <w:color w:val="76923C" w:themeColor="accent3" w:themeShade="BF"/>
-          <w:sz w:val="19"/>
-          <w:szCs w:val="19"/>
-        </w:rPr>
-        <w:t xml:space="preserve">a class of </w:t>
-      </w:r>
-      <w:r>
-        <w:rPr>
-          <w:rFonts w:ascii="Lucida Console" w:hAnsi="Lucida Console" w:cstheme="minorHAnsi"/>
-          <w:color w:val="76923C" w:themeColor="accent3" w:themeShade="BF"/>
-          <w:sz w:val="19"/>
-          <w:szCs w:val="19"/>
-        </w:rPr>
         <w:t>Extended Precision integers, pow2(k) returns 2^k */</w:t>
       </w:r>
     </w:p>
@@ -7841,9 +7459,8 @@
           <w:sz w:val="19"/>
           <w:szCs w:val="19"/>
         </w:rPr>
-        <w:t xml:space="preserve"> </w:t>
-      </w:r>
-      <w:proofErr w:type="gramStart"/>
+        <w:t xml:space="preserve"> 1;</w:t>
+      </w:r>
       <w:r>
         <w:rPr>
           <w:rFonts w:ascii="Lucida Console" w:hAnsi="Lucida Console" w:cs="Cascadia Mono"/>
@@ -7851,26 +7468,7 @@
           <w:sz w:val="19"/>
           <w:szCs w:val="19"/>
         </w:rPr>
-        <w:t>1;</w:t>
-      </w:r>
-      <w:r>
-        <w:rPr>
-          <w:rFonts w:ascii="Lucida Console" w:hAnsi="Lucida Console" w:cs="Cascadia Mono"/>
-          <w:color w:val="000000"/>
-          <w:sz w:val="19"/>
-          <w:szCs w:val="19"/>
-        </w:rPr>
-        <w:t xml:space="preserve">   </w:t>
-      </w:r>
-      <w:proofErr w:type="gramEnd"/>
-      <w:r>
-        <w:rPr>
-          <w:rFonts w:ascii="Lucida Console" w:hAnsi="Lucida Console" w:cs="Cascadia Mono"/>
-          <w:color w:val="000000"/>
-          <w:sz w:val="19"/>
-          <w:szCs w:val="19"/>
-        </w:rPr>
-        <w:t xml:space="preserve"> </w:t>
+        <w:t xml:space="preserve">    </w:t>
       </w:r>
       <w:r>
         <w:rPr>
@@ -7985,7 +7583,6 @@
         </w:rPr>
         <w:tab/>
       </w:r>
-      <w:proofErr w:type="spellStart"/>
       <w:r>
         <w:rPr>
           <w:rFonts w:ascii="Lucida Console" w:hAnsi="Lucida Console" w:cs="Cascadia Mono"/>
@@ -7996,7 +7593,6 @@
         </w:rPr>
         <w:t>Znum</w:t>
       </w:r>
-      <w:proofErr w:type="spellEnd"/>
       <w:r>
         <w:rPr>
           <w:rFonts w:ascii="Lucida Console" w:hAnsi="Lucida Console" w:cs="Cascadia Mono"/>
@@ -8154,9 +7750,17 @@
           <w:sz w:val="19"/>
           <w:szCs w:val="19"/>
         </w:rPr>
-        <w:t xml:space="preserve"> (</w:t>
-      </w:r>
-      <w:proofErr w:type="spellStart"/>
+        <w:t xml:space="preserve"> (i </w:t>
+      </w:r>
+      <w:r>
+        <w:rPr>
+          <w:rFonts w:ascii="Lucida Console" w:hAnsi="Lucida Console" w:cs="Cascadia Mono"/>
+          <w:color w:val="008080"/>
+          <w:sz w:val="19"/>
+          <w:szCs w:val="19"/>
+        </w:rPr>
+        <w:t>==</w:t>
+      </w:r>
       <w:r>
         <w:rPr>
           <w:rFonts w:ascii="Lucida Console" w:hAnsi="Lucida Console" w:cs="Cascadia Mono"/>
@@ -8164,9 +7768,17 @@
           <w:sz w:val="19"/>
           <w:szCs w:val="19"/>
         </w:rPr>
-        <w:t>i</w:t>
-      </w:r>
-      <w:proofErr w:type="spellEnd"/>
+        <w:t xml:space="preserve"> -1) i </w:t>
+      </w:r>
+      <w:r>
+        <w:rPr>
+          <w:rFonts w:ascii="Lucida Console" w:hAnsi="Lucida Console" w:cs="Cascadia Mono"/>
+          <w:color w:val="008080"/>
+          <w:sz w:val="19"/>
+          <w:szCs w:val="19"/>
+        </w:rPr>
+        <w:t>=</w:t>
+      </w:r>
       <w:r>
         <w:rPr>
           <w:rFonts w:ascii="Lucida Console" w:hAnsi="Lucida Console" w:cs="Cascadia Mono"/>
@@ -8174,7 +7786,38 @@
           <w:sz w:val="19"/>
           <w:szCs w:val="19"/>
         </w:rPr>
-        <w:t xml:space="preserve"> </w:t>
+        <w:t xml:space="preserve"> 1;</w:t>
+      </w:r>
+    </w:p>
+    <w:p>
+      <w:pPr>
+        <w:spacing w:after="0"/>
+        <w:rPr>
+          <w:rFonts w:ascii="Lucida Console" w:hAnsi="Lucida Console" w:cs="Cascadia Mono"/>
+          <w:color w:val="000000"/>
+          <w:sz w:val="19"/>
+          <w:szCs w:val="19"/>
+        </w:rPr>
+      </w:pPr>
+      <w:r>
+        <w:rPr>
+          <w:rFonts w:ascii="Lucida Console" w:hAnsi="Lucida Console" w:cs="Cascadia Mono"/>
+          <w:color w:val="000000"/>
+          <w:sz w:val="19"/>
+          <w:szCs w:val="19"/>
+        </w:rPr>
+        <w:lastRenderedPageBreak/>
+        <w:tab/>
+      </w:r>
+      <w:r>
+        <w:rPr>
+          <w:rFonts w:ascii="Lucida Console" w:hAnsi="Lucida Console" w:cs="Cascadia Mono"/>
+          <w:color w:val="000000"/>
+          <w:sz w:val="19"/>
+          <w:szCs w:val="19"/>
+        </w:rPr>
+        <w:tab/>
+        <w:t xml:space="preserve">x2 </w:t>
       </w:r>
       <w:r>
         <w:rPr>
@@ -8183,7 +7826,7 @@
           <w:sz w:val="19"/>
           <w:szCs w:val="19"/>
         </w:rPr>
-        <w:t>==</w:t>
+        <w:t>=</w:t>
       </w:r>
       <w:r>
         <w:rPr>
@@ -8192,9 +7835,17 @@
           <w:sz w:val="19"/>
           <w:szCs w:val="19"/>
         </w:rPr>
-        <w:t xml:space="preserve"> -1) </w:t>
-      </w:r>
-      <w:proofErr w:type="spellStart"/>
+        <w:t xml:space="preserve"> x2 </w:t>
+      </w:r>
+      <w:r>
+        <w:rPr>
+          <w:rFonts w:ascii="Lucida Console" w:hAnsi="Lucida Console" w:cs="Cascadia Mono"/>
+          <w:color w:val="008080"/>
+          <w:sz w:val="19"/>
+          <w:szCs w:val="19"/>
+        </w:rPr>
+        <w:t>+</w:t>
+      </w:r>
       <w:r>
         <w:rPr>
           <w:rFonts w:ascii="Lucida Console" w:hAnsi="Lucida Console" w:cs="Cascadia Mono"/>
@@ -8202,9 +7853,17 @@
           <w:sz w:val="19"/>
           <w:szCs w:val="19"/>
         </w:rPr>
-        <w:t>i</w:t>
-      </w:r>
-      <w:proofErr w:type="spellEnd"/>
+        <w:t xml:space="preserve"> i </w:t>
+      </w:r>
+      <w:r>
+        <w:rPr>
+          <w:rFonts w:ascii="Lucida Console" w:hAnsi="Lucida Console" w:cs="Cascadia Mono"/>
+          <w:color w:val="008080"/>
+          <w:sz w:val="19"/>
+          <w:szCs w:val="19"/>
+        </w:rPr>
+        <w:t>*</w:t>
+      </w:r>
       <w:r>
         <w:rPr>
           <w:rFonts w:ascii="Lucida Console" w:hAnsi="Lucida Console" w:cs="Cascadia Mono"/>
@@ -8212,7 +7871,66 @@
           <w:sz w:val="19"/>
           <w:szCs w:val="19"/>
         </w:rPr>
-        <w:t xml:space="preserve"> </w:t>
+        <w:t xml:space="preserve"> pow2(k - 1);</w:t>
+      </w:r>
+    </w:p>
+    <w:p>
+      <w:pPr>
+        <w:spacing w:after="0"/>
+        <w:rPr>
+          <w:rFonts w:ascii="Lucida Console" w:hAnsi="Lucida Console" w:cs="Cascadia Mono"/>
+          <w:color w:val="000000"/>
+          <w:sz w:val="19"/>
+          <w:szCs w:val="19"/>
+        </w:rPr>
+      </w:pPr>
+      <w:r>
+        <w:rPr>
+          <w:rFonts w:ascii="Lucida Console" w:hAnsi="Lucida Console" w:cs="Cascadia Mono"/>
+          <w:color w:val="000000"/>
+          <w:sz w:val="19"/>
+          <w:szCs w:val="19"/>
+        </w:rPr>
+        <w:tab/>
+        <w:t>}</w:t>
+      </w:r>
+    </w:p>
+    <w:p>
+      <w:pPr>
+        <w:spacing w:after="0"/>
+        <w:rPr>
+          <w:rFonts w:ascii="Lucida Console" w:hAnsi="Lucida Console" w:cs="Cascadia Mono"/>
+          <w:color w:val="000000"/>
+          <w:sz w:val="19"/>
+          <w:szCs w:val="19"/>
+        </w:rPr>
+      </w:pPr>
+      <w:r>
+        <w:rPr>
+          <w:rFonts w:ascii="Lucida Console" w:hAnsi="Lucida Console" w:cs="Cascadia Mono"/>
+          <w:color w:val="000000"/>
+          <w:sz w:val="19"/>
+          <w:szCs w:val="19"/>
+        </w:rPr>
+        <w:tab/>
+      </w:r>
+      <w:r>
+        <w:rPr>
+          <w:rFonts w:ascii="Lucida Console" w:hAnsi="Lucida Console" w:cs="Cascadia Mono"/>
+          <w:color w:val="0000FF"/>
+          <w:sz w:val="19"/>
+          <w:szCs w:val="19"/>
+        </w:rPr>
+        <w:t>while</w:t>
+      </w:r>
+      <w:r>
+        <w:rPr>
+          <w:rFonts w:ascii="Lucida Console" w:hAnsi="Lucida Console" w:cs="Cascadia Mono"/>
+          <w:color w:val="000000"/>
+          <w:sz w:val="19"/>
+          <w:szCs w:val="19"/>
+        </w:rPr>
+        <w:t xml:space="preserve"> (x2 </w:t>
       </w:r>
       <w:r>
         <w:rPr>
@@ -8221,7 +7939,7 @@
           <w:sz w:val="19"/>
           <w:szCs w:val="19"/>
         </w:rPr>
-        <w:t>=</w:t>
+        <w:t>&lt;</w:t>
       </w:r>
       <w:r>
         <w:rPr>
@@ -8230,7 +7948,7 @@
           <w:sz w:val="19"/>
           <w:szCs w:val="19"/>
         </w:rPr>
-        <w:t xml:space="preserve"> 1;</w:t>
+        <w:t xml:space="preserve"> 0)</w:t>
       </w:r>
     </w:p>
     <w:p>
@@ -8250,7 +7968,6 @@
           <w:sz w:val="19"/>
           <w:szCs w:val="19"/>
         </w:rPr>
-        <w:lastRenderedPageBreak/>
         <w:tab/>
       </w:r>
       <w:r>
@@ -8270,7 +7987,7 @@
           <w:sz w:val="19"/>
           <w:szCs w:val="19"/>
         </w:rPr>
-        <w:t>=</w:t>
+        <w:t>+=</w:t>
       </w:r>
       <w:r>
         <w:rPr>
@@ -8279,7 +7996,45 @@
           <w:sz w:val="19"/>
           <w:szCs w:val="19"/>
         </w:rPr>
-        <w:t xml:space="preserve"> x2 </w:t>
+        <w:t xml:space="preserve"> mod;</w:t>
+      </w:r>
+    </w:p>
+    <w:p>
+      <w:pPr>
+        <w:spacing w:after="0"/>
+        <w:rPr>
+          <w:rFonts w:ascii="Lucida Console" w:hAnsi="Lucida Console" w:cs="Cascadia Mono"/>
+          <w:color w:val="000000"/>
+          <w:sz w:val="19"/>
+          <w:szCs w:val="19"/>
+        </w:rPr>
+      </w:pPr>
+      <w:r>
+        <w:rPr>
+          <w:rFonts w:ascii="Lucida Console" w:hAnsi="Lucida Console" w:cs="Cascadia Mono"/>
+          <w:color w:val="000000"/>
+          <w:sz w:val="19"/>
+          <w:szCs w:val="19"/>
+        </w:rPr>
+        <w:tab/>
+      </w:r>
+      <w:r>
+        <w:rPr>
+          <w:rFonts w:ascii="Lucida Console" w:hAnsi="Lucida Console" w:cs="Cascadia Mono"/>
+          <w:color w:val="0000FF"/>
+          <w:sz w:val="19"/>
+          <w:szCs w:val="19"/>
+        </w:rPr>
+        <w:t>if</w:t>
+      </w:r>
+      <w:r>
+        <w:rPr>
+          <w:rFonts w:ascii="Lucida Console" w:hAnsi="Lucida Console" w:cs="Cascadia Mono"/>
+          <w:color w:val="000000"/>
+          <w:sz w:val="19"/>
+          <w:szCs w:val="19"/>
+        </w:rPr>
+        <w:t xml:space="preserve"> (x2 </w:t>
       </w:r>
       <w:r>
         <w:rPr>
@@ -8288,7 +8043,7 @@
           <w:sz w:val="19"/>
           <w:szCs w:val="19"/>
         </w:rPr>
-        <w:t>+</w:t>
+        <w:t>&gt;=</w:t>
       </w:r>
       <w:r>
         <w:rPr>
@@ -8297,19 +8052,19 @@
           <w:sz w:val="19"/>
           <w:szCs w:val="19"/>
         </w:rPr>
-        <w:t xml:space="preserve"> </w:t>
-      </w:r>
-      <w:proofErr w:type="spellStart"/>
-      <w:r>
+        <w:t xml:space="preserve"> mod)</w:t>
+      </w:r>
+    </w:p>
+    <w:p>
+      <w:pPr>
+        <w:spacing w:after="0"/>
         <w:rPr>
           <w:rFonts w:ascii="Lucida Console" w:hAnsi="Lucida Console" w:cs="Cascadia Mono"/>
           <w:color w:val="000000"/>
           <w:sz w:val="19"/>
           <w:szCs w:val="19"/>
         </w:rPr>
-        <w:t>i</w:t>
-      </w:r>
-      <w:proofErr w:type="spellEnd"/>
+      </w:pPr>
       <w:r>
         <w:rPr>
           <w:rFonts w:ascii="Lucida Console" w:hAnsi="Lucida Console" w:cs="Cascadia Mono"/>
@@ -8317,7 +8072,17 @@
           <w:sz w:val="19"/>
           <w:szCs w:val="19"/>
         </w:rPr>
-        <w:t xml:space="preserve"> </w:t>
+        <w:tab/>
+      </w:r>
+      <w:r>
+        <w:rPr>
+          <w:rFonts w:ascii="Lucida Console" w:hAnsi="Lucida Console" w:cs="Cascadia Mono"/>
+          <w:color w:val="000000"/>
+          <w:sz w:val="19"/>
+          <w:szCs w:val="19"/>
+        </w:rPr>
+        <w:tab/>
+        <w:t xml:space="preserve">x2 </w:t>
       </w:r>
       <w:r>
         <w:rPr>
@@ -8326,7 +8091,7 @@
           <w:sz w:val="19"/>
           <w:szCs w:val="19"/>
         </w:rPr>
-        <w:t>*</w:t>
+        <w:t>%=</w:t>
       </w:r>
       <w:r>
         <w:rPr>
@@ -8335,7 +8100,16 @@
           <w:sz w:val="19"/>
           <w:szCs w:val="19"/>
         </w:rPr>
-        <w:t xml:space="preserve"> pow2(k - 1);</w:t>
+        <w:t xml:space="preserve"> mod;   </w:t>
+      </w:r>
+      <w:r>
+        <w:rPr>
+          <w:rFonts w:ascii="Lucida Console" w:hAnsi="Lucida Console" w:cs="Cascadia Mono"/>
+          <w:color w:val="008000"/>
+          <w:sz w:val="19"/>
+          <w:szCs w:val="19"/>
+        </w:rPr>
+        <w:t>/* ensure x2 is in range 0 to mod-1 */</w:t>
       </w:r>
     </w:p>
     <w:p>
@@ -8348,34 +8122,134 @@
           <w:szCs w:val="19"/>
         </w:rPr>
       </w:pPr>
-      <w:r>
+    </w:p>
+    <w:p>
+      <w:pPr>
+        <w:spacing w:after="0"/>
         <w:rPr>
           <w:rFonts w:ascii="Lucida Console" w:hAnsi="Lucida Console" w:cs="Cascadia Mono"/>
           <w:color w:val="000000"/>
           <w:sz w:val="19"/>
           <w:szCs w:val="19"/>
         </w:rPr>
-        <w:tab/>
-        <w:t>}</w:t>
-      </w:r>
-    </w:p>
-    <w:p>
-      <w:pPr>
-        <w:spacing w:after="0"/>
+      </w:pPr>
+      <w:r>
         <w:rPr>
           <w:rFonts w:ascii="Lucida Console" w:hAnsi="Lucida Console" w:cs="Cascadia Mono"/>
           <w:color w:val="000000"/>
           <w:sz w:val="19"/>
           <w:szCs w:val="19"/>
         </w:rPr>
-      </w:pPr>
-      <w:r>
+        <w:tab/>
+      </w:r>
+      <w:r>
+        <w:rPr>
+          <w:rFonts w:ascii="Lucida Console" w:hAnsi="Lucida Console" w:cs="Cascadia Mono"/>
+          <w:color w:val="008000"/>
+          <w:sz w:val="19"/>
+          <w:szCs w:val="19"/>
+        </w:rPr>
+        <w:t xml:space="preserve">/* x2 is 1 of 4 roots. We can easily generate the other 3 given any 1 </w:t>
+      </w:r>
+    </w:p>
+    <w:p>
+      <w:pPr>
+        <w:spacing w:after="0"/>
         <w:rPr>
           <w:rFonts w:ascii="Lucida Console" w:hAnsi="Lucida Console" w:cs="Cascadia Mono"/>
           <w:color w:val="000000"/>
           <w:sz w:val="19"/>
           <w:szCs w:val="19"/>
         </w:rPr>
+      </w:pPr>
+      <w:r>
+        <w:rPr>
+          <w:rFonts w:ascii="Lucida Console" w:hAnsi="Lucida Console" w:cs="Cascadia Mono"/>
+          <w:color w:val="008000"/>
+          <w:sz w:val="19"/>
+          <w:szCs w:val="19"/>
+        </w:rPr>
+        <w:tab/>
+        <w:t>of the 4 roots. */</w:t>
+      </w:r>
+    </w:p>
+    <w:p>
+      <w:pPr>
+        <w:spacing w:after="0"/>
+        <w:rPr>
+          <w:rFonts w:ascii="Lucida Console" w:hAnsi="Lucida Console" w:cs="Cascadia Mono"/>
+          <w:color w:val="000000"/>
+          <w:sz w:val="19"/>
+          <w:szCs w:val="19"/>
+        </w:rPr>
+      </w:pPr>
+      <w:r>
+        <w:rPr>
+          <w:rFonts w:ascii="Lucida Console" w:hAnsi="Lucida Console" w:cs="Cascadia Mono"/>
+          <w:color w:val="000000"/>
+          <w:sz w:val="19"/>
+          <w:szCs w:val="19"/>
+        </w:rPr>
+        <w:tab/>
+        <w:t>roots.push_back(x2);</w:t>
+      </w:r>
+    </w:p>
+    <w:p>
+      <w:pPr>
+        <w:spacing w:after="0"/>
+        <w:rPr>
+          <w:rFonts w:ascii="Lucida Console" w:hAnsi="Lucida Console" w:cs="Cascadia Mono"/>
+          <w:color w:val="000000"/>
+          <w:sz w:val="19"/>
+          <w:szCs w:val="19"/>
+        </w:rPr>
+      </w:pPr>
+      <w:r>
+        <w:rPr>
+          <w:rFonts w:ascii="Lucida Console" w:hAnsi="Lucida Console" w:cs="Cascadia Mono"/>
+          <w:color w:val="000000"/>
+          <w:sz w:val="19"/>
+          <w:szCs w:val="19"/>
+        </w:rPr>
+        <w:tab/>
+        <w:t xml:space="preserve">roots.push_back(mod </w:t>
+      </w:r>
+      <w:r>
+        <w:rPr>
+          <w:rFonts w:ascii="Lucida Console" w:hAnsi="Lucida Console" w:cs="Cascadia Mono"/>
+          <w:color w:val="008080"/>
+          <w:sz w:val="19"/>
+          <w:szCs w:val="19"/>
+        </w:rPr>
+        <w:t>-</w:t>
+      </w:r>
+      <w:r>
+        <w:rPr>
+          <w:rFonts w:ascii="Lucida Console" w:hAnsi="Lucida Console" w:cs="Cascadia Mono"/>
+          <w:color w:val="000000"/>
+          <w:sz w:val="19"/>
+          <w:szCs w:val="19"/>
+        </w:rPr>
+        <w:t xml:space="preserve"> x2);</w:t>
+      </w:r>
+    </w:p>
+    <w:p>
+      <w:pPr>
+        <w:spacing w:after="0"/>
+        <w:rPr>
+          <w:rFonts w:ascii="Lucida Console" w:hAnsi="Lucida Console" w:cs="Cascadia Mono"/>
+          <w:color w:val="000000"/>
+          <w:sz w:val="19"/>
+          <w:szCs w:val="19"/>
+        </w:rPr>
+      </w:pPr>
+      <w:r>
+        <w:rPr>
+          <w:rFonts w:ascii="Lucida Console" w:hAnsi="Lucida Console" w:cs="Cascadia Mono"/>
+          <w:color w:val="000000"/>
+          <w:sz w:val="19"/>
+          <w:szCs w:val="19"/>
+        </w:rPr>
         <w:tab/>
       </w:r>
       <w:r>
@@ -8385,7 +8259,7 @@
           <w:sz w:val="19"/>
           <w:szCs w:val="19"/>
         </w:rPr>
-        <w:t>while</w:t>
+        <w:t>if</w:t>
       </w:r>
       <w:r>
         <w:rPr>
@@ -8412,28 +8286,37 @@
           <w:sz w:val="19"/>
           <w:szCs w:val="19"/>
         </w:rPr>
-        <w:t xml:space="preserve"> 0)</w:t>
-      </w:r>
-    </w:p>
-    <w:p>
-      <w:pPr>
-        <w:spacing w:after="0"/>
+        <w:t xml:space="preserve"> mod </w:t>
+      </w:r>
+      <w:r>
+        <w:rPr>
+          <w:rFonts w:ascii="Lucida Console" w:hAnsi="Lucida Console" w:cs="Cascadia Mono"/>
+          <w:color w:val="008080"/>
+          <w:sz w:val="19"/>
+          <w:szCs w:val="19"/>
+        </w:rPr>
+        <w:t>/</w:t>
+      </w:r>
+      <w:r>
         <w:rPr>
           <w:rFonts w:ascii="Lucida Console" w:hAnsi="Lucida Console" w:cs="Cascadia Mono"/>
           <w:color w:val="000000"/>
           <w:sz w:val="19"/>
           <w:szCs w:val="19"/>
         </w:rPr>
-      </w:pPr>
-      <w:r>
+        <w:t xml:space="preserve"> 2) {</w:t>
+      </w:r>
+    </w:p>
+    <w:p>
+      <w:pPr>
+        <w:spacing w:after="0"/>
         <w:rPr>
           <w:rFonts w:ascii="Lucida Console" w:hAnsi="Lucida Console" w:cs="Cascadia Mono"/>
           <w:color w:val="000000"/>
           <w:sz w:val="19"/>
           <w:szCs w:val="19"/>
         </w:rPr>
-        <w:tab/>
-      </w:r>
+      </w:pPr>
       <w:r>
         <w:rPr>
           <w:rFonts w:ascii="Lucida Console" w:hAnsi="Lucida Console" w:cs="Cascadia Mono"/>
@@ -8442,7 +8325,16 @@
           <w:szCs w:val="19"/>
         </w:rPr>
         <w:tab/>
-        <w:t xml:space="preserve">x2 </w:t>
+      </w:r>
+      <w:r>
+        <w:rPr>
+          <w:rFonts w:ascii="Lucida Console" w:hAnsi="Lucida Console" w:cs="Cascadia Mono"/>
+          <w:color w:val="000000"/>
+          <w:sz w:val="19"/>
+          <w:szCs w:val="19"/>
+        </w:rPr>
+        <w:tab/>
+        <w:t xml:space="preserve">roots.push_back(mod </w:t>
       </w:r>
       <w:r>
         <w:rPr>
@@ -8451,7 +8343,7 @@
           <w:sz w:val="19"/>
           <w:szCs w:val="19"/>
         </w:rPr>
-        <w:t>+=</w:t>
+        <w:t>/</w:t>
       </w:r>
       <w:r>
         <w:rPr>
@@ -8460,26 +8352,131 @@
           <w:sz w:val="19"/>
           <w:szCs w:val="19"/>
         </w:rPr>
-        <w:t xml:space="preserve"> mod;</w:t>
-      </w:r>
-    </w:p>
-    <w:p>
-      <w:pPr>
-        <w:spacing w:after="0"/>
+        <w:t xml:space="preserve"> 2 </w:t>
+      </w:r>
+      <w:r>
+        <w:rPr>
+          <w:rFonts w:ascii="Lucida Console" w:hAnsi="Lucida Console" w:cs="Cascadia Mono"/>
+          <w:color w:val="008080"/>
+          <w:sz w:val="19"/>
+          <w:szCs w:val="19"/>
+        </w:rPr>
+        <w:t>+</w:t>
+      </w:r>
+      <w:r>
         <w:rPr>
           <w:rFonts w:ascii="Lucida Console" w:hAnsi="Lucida Console" w:cs="Cascadia Mono"/>
           <w:color w:val="000000"/>
           <w:sz w:val="19"/>
           <w:szCs w:val="19"/>
         </w:rPr>
-      </w:pPr>
-      <w:r>
+        <w:t xml:space="preserve"> x2);</w:t>
+      </w:r>
+    </w:p>
+    <w:p>
+      <w:pPr>
+        <w:spacing w:after="0"/>
         <w:rPr>
           <w:rFonts w:ascii="Lucida Console" w:hAnsi="Lucida Console" w:cs="Cascadia Mono"/>
           <w:color w:val="000000"/>
           <w:sz w:val="19"/>
           <w:szCs w:val="19"/>
         </w:rPr>
+      </w:pPr>
+      <w:r>
+        <w:rPr>
+          <w:rFonts w:ascii="Lucida Console" w:hAnsi="Lucida Console" w:cs="Cascadia Mono"/>
+          <w:color w:val="000000"/>
+          <w:sz w:val="19"/>
+          <w:szCs w:val="19"/>
+        </w:rPr>
+        <w:tab/>
+      </w:r>
+      <w:r>
+        <w:rPr>
+          <w:rFonts w:ascii="Lucida Console" w:hAnsi="Lucida Console" w:cs="Cascadia Mono"/>
+          <w:color w:val="000000"/>
+          <w:sz w:val="19"/>
+          <w:szCs w:val="19"/>
+        </w:rPr>
+        <w:tab/>
+        <w:t xml:space="preserve">roots.push_back(mod </w:t>
+      </w:r>
+      <w:r>
+        <w:rPr>
+          <w:rFonts w:ascii="Lucida Console" w:hAnsi="Lucida Console" w:cs="Cascadia Mono"/>
+          <w:color w:val="008080"/>
+          <w:sz w:val="19"/>
+          <w:szCs w:val="19"/>
+        </w:rPr>
+        <w:t>/</w:t>
+      </w:r>
+      <w:r>
+        <w:rPr>
+          <w:rFonts w:ascii="Lucida Console" w:hAnsi="Lucida Console" w:cs="Cascadia Mono"/>
+          <w:color w:val="000000"/>
+          <w:sz w:val="19"/>
+          <w:szCs w:val="19"/>
+        </w:rPr>
+        <w:t xml:space="preserve"> 2 </w:t>
+      </w:r>
+      <w:r>
+        <w:rPr>
+          <w:rFonts w:ascii="Lucida Console" w:hAnsi="Lucida Console" w:cs="Cascadia Mono"/>
+          <w:color w:val="008080"/>
+          <w:sz w:val="19"/>
+          <w:szCs w:val="19"/>
+        </w:rPr>
+        <w:t>-</w:t>
+      </w:r>
+      <w:r>
+        <w:rPr>
+          <w:rFonts w:ascii="Lucida Console" w:hAnsi="Lucida Console" w:cs="Cascadia Mono"/>
+          <w:color w:val="000000"/>
+          <w:sz w:val="19"/>
+          <w:szCs w:val="19"/>
+        </w:rPr>
+        <w:t xml:space="preserve"> x2);</w:t>
+      </w:r>
+    </w:p>
+    <w:p>
+      <w:pPr>
+        <w:spacing w:after="0"/>
+        <w:rPr>
+          <w:rFonts w:ascii="Lucida Console" w:hAnsi="Lucida Console" w:cs="Cascadia Mono"/>
+          <w:color w:val="000000"/>
+          <w:sz w:val="19"/>
+          <w:szCs w:val="19"/>
+        </w:rPr>
+      </w:pPr>
+      <w:r>
+        <w:rPr>
+          <w:rFonts w:ascii="Lucida Console" w:hAnsi="Lucida Console" w:cs="Cascadia Mono"/>
+          <w:color w:val="000000"/>
+          <w:sz w:val="19"/>
+          <w:szCs w:val="19"/>
+        </w:rPr>
+        <w:tab/>
+        <w:t>}</w:t>
+      </w:r>
+    </w:p>
+    <w:p>
+      <w:pPr>
+        <w:spacing w:after="0"/>
+        <w:rPr>
+          <w:rFonts w:ascii="Lucida Console" w:hAnsi="Lucida Console" w:cs="Cascadia Mono"/>
+          <w:color w:val="000000"/>
+          <w:sz w:val="19"/>
+          <w:szCs w:val="19"/>
+        </w:rPr>
+      </w:pPr>
+      <w:r>
+        <w:rPr>
+          <w:rFonts w:ascii="Lucida Console" w:hAnsi="Lucida Console" w:cs="Cascadia Mono"/>
+          <w:color w:val="000000"/>
+          <w:sz w:val="19"/>
+          <w:szCs w:val="19"/>
+        </w:rPr>
         <w:tab/>
       </w:r>
       <w:r>
@@ -8489,7 +8486,7 @@
           <w:sz w:val="19"/>
           <w:szCs w:val="19"/>
         </w:rPr>
-        <w:t>if</w:t>
+        <w:t>else</w:t>
       </w:r>
       <w:r>
         <w:rPr>
@@ -8498,7 +8495,37 @@
           <w:sz w:val="19"/>
           <w:szCs w:val="19"/>
         </w:rPr>
-        <w:t xml:space="preserve"> (x2 </w:t>
+        <w:t xml:space="preserve"> {</w:t>
+      </w:r>
+    </w:p>
+    <w:p>
+      <w:pPr>
+        <w:spacing w:after="0"/>
+        <w:rPr>
+          <w:rFonts w:ascii="Lucida Console" w:hAnsi="Lucida Console" w:cs="Cascadia Mono"/>
+          <w:color w:val="000000"/>
+          <w:sz w:val="19"/>
+          <w:szCs w:val="19"/>
+        </w:rPr>
+      </w:pPr>
+      <w:r>
+        <w:rPr>
+          <w:rFonts w:ascii="Lucida Console" w:hAnsi="Lucida Console" w:cs="Cascadia Mono"/>
+          <w:color w:val="000000"/>
+          <w:sz w:val="19"/>
+          <w:szCs w:val="19"/>
+        </w:rPr>
+        <w:tab/>
+      </w:r>
+      <w:r>
+        <w:rPr>
+          <w:rFonts w:ascii="Lucida Console" w:hAnsi="Lucida Console" w:cs="Cascadia Mono"/>
+          <w:color w:val="000000"/>
+          <w:sz w:val="19"/>
+          <w:szCs w:val="19"/>
+        </w:rPr>
+        <w:tab/>
+        <w:t xml:space="preserve">roots.push_back(x2 </w:t>
       </w:r>
       <w:r>
         <w:rPr>
@@ -8507,7 +8534,7 @@
           <w:sz w:val="19"/>
           <w:szCs w:val="19"/>
         </w:rPr>
-        <w:t>&gt;=</w:t>
+        <w:t>-</w:t>
       </w:r>
       <w:r>
         <w:rPr>
@@ -8516,28 +8543,37 @@
           <w:sz w:val="19"/>
           <w:szCs w:val="19"/>
         </w:rPr>
-        <w:t xml:space="preserve"> mod)</w:t>
-      </w:r>
-    </w:p>
-    <w:p>
-      <w:pPr>
-        <w:spacing w:after="0"/>
+        <w:t xml:space="preserve"> mod </w:t>
+      </w:r>
+      <w:r>
+        <w:rPr>
+          <w:rFonts w:ascii="Lucida Console" w:hAnsi="Lucida Console" w:cs="Cascadia Mono"/>
+          <w:color w:val="008080"/>
+          <w:sz w:val="19"/>
+          <w:szCs w:val="19"/>
+        </w:rPr>
+        <w:t>/</w:t>
+      </w:r>
+      <w:r>
         <w:rPr>
           <w:rFonts w:ascii="Lucida Console" w:hAnsi="Lucida Console" w:cs="Cascadia Mono"/>
           <w:color w:val="000000"/>
           <w:sz w:val="19"/>
           <w:szCs w:val="19"/>
         </w:rPr>
-      </w:pPr>
-      <w:r>
+        <w:t xml:space="preserve"> 2);</w:t>
+      </w:r>
+    </w:p>
+    <w:p>
+      <w:pPr>
+        <w:spacing w:after="0"/>
         <w:rPr>
           <w:rFonts w:ascii="Lucida Console" w:hAnsi="Lucida Console" w:cs="Cascadia Mono"/>
           <w:color w:val="000000"/>
           <w:sz w:val="19"/>
           <w:szCs w:val="19"/>
         </w:rPr>
-        <w:tab/>
-      </w:r>
+      </w:pPr>
       <w:r>
         <w:rPr>
           <w:rFonts w:ascii="Lucida Console" w:hAnsi="Lucida Console" w:cs="Cascadia Mono"/>
@@ -8546,7 +8582,16 @@
           <w:szCs w:val="19"/>
         </w:rPr>
         <w:tab/>
-        <w:t xml:space="preserve">x2 </w:t>
+      </w:r>
+      <w:r>
+        <w:rPr>
+          <w:rFonts w:ascii="Lucida Console" w:hAnsi="Lucida Console" w:cs="Cascadia Mono"/>
+          <w:color w:val="000000"/>
+          <w:sz w:val="19"/>
+          <w:szCs w:val="19"/>
+        </w:rPr>
+        <w:tab/>
+        <w:t xml:space="preserve">roots.push_back(mod </w:t>
       </w:r>
       <w:r>
         <w:rPr>
@@ -8555,7 +8600,7 @@
           <w:sz w:val="19"/>
           <w:szCs w:val="19"/>
         </w:rPr>
-        <w:t>%=</w:t>
+        <w:t>*</w:t>
       </w:r>
       <w:r>
         <w:rPr>
@@ -8564,9 +8609,17 @@
           <w:sz w:val="19"/>
           <w:szCs w:val="19"/>
         </w:rPr>
-        <w:t xml:space="preserve"> </w:t>
-      </w:r>
-      <w:proofErr w:type="gramStart"/>
+        <w:t xml:space="preserve"> 3 </w:t>
+      </w:r>
+      <w:r>
+        <w:rPr>
+          <w:rFonts w:ascii="Lucida Console" w:hAnsi="Lucida Console" w:cs="Cascadia Mono"/>
+          <w:color w:val="008080"/>
+          <w:sz w:val="19"/>
+          <w:szCs w:val="19"/>
+        </w:rPr>
+        <w:t>/</w:t>
+      </w:r>
       <w:r>
         <w:rPr>
           <w:rFonts w:ascii="Lucida Console" w:hAnsi="Lucida Console" w:cs="Cascadia Mono"/>
@@ -8574,29 +8627,26 @@
           <w:sz w:val="19"/>
           <w:szCs w:val="19"/>
         </w:rPr>
-        <w:t xml:space="preserve">mod;   </w:t>
-      </w:r>
-      <w:proofErr w:type="gramEnd"/>
+        <w:t xml:space="preserve"> 2 </w:t>
+      </w:r>
       <w:r>
         <w:rPr>
           <w:rFonts w:ascii="Lucida Console" w:hAnsi="Lucida Console" w:cs="Cascadia Mono"/>
-          <w:color w:val="008000"/>
+          <w:color w:val="008080"/>
           <w:sz w:val="19"/>
           <w:szCs w:val="19"/>
         </w:rPr>
-        <w:t>/* ensure x2 is in range 0 to mod-1 */</w:t>
-      </w:r>
-    </w:p>
-    <w:p>
-      <w:pPr>
-        <w:spacing w:after="0"/>
+        <w:t>-</w:t>
+      </w:r>
+      <w:r>
         <w:rPr>
           <w:rFonts w:ascii="Lucida Console" w:hAnsi="Lucida Console" w:cs="Cascadia Mono"/>
           <w:color w:val="000000"/>
           <w:sz w:val="19"/>
           <w:szCs w:val="19"/>
         </w:rPr>
-      </w:pPr>
+        <w:t xml:space="preserve"> x2);</w:t>
+      </w:r>
     </w:p>
     <w:p>
       <w:pPr>
@@ -8616,15 +8666,7 @@
           <w:szCs w:val="19"/>
         </w:rPr>
         <w:tab/>
-      </w:r>
-      <w:r>
-        <w:rPr>
-          <w:rFonts w:ascii="Lucida Console" w:hAnsi="Lucida Console" w:cs="Cascadia Mono"/>
-          <w:color w:val="008000"/>
-          <w:sz w:val="19"/>
-          <w:szCs w:val="19"/>
-        </w:rPr>
-        <w:t xml:space="preserve">/* x2 is 1 of 4 roots. We can easily generate the other 3 given any 1 </w:t>
+        <w:t>}</w:t>
       </w:r>
     </w:p>
     <w:p>
@@ -8640,707 +8682,10 @@
       <w:r>
         <w:rPr>
           <w:rFonts w:ascii="Lucida Console" w:hAnsi="Lucida Console" w:cs="Cascadia Mono"/>
-          <w:color w:val="008000"/>
-          <w:sz w:val="19"/>
-          <w:szCs w:val="19"/>
-        </w:rPr>
-        <w:tab/>
-        <w:t>of the 4 roots. */</w:t>
-      </w:r>
-    </w:p>
-    <w:p>
-      <w:pPr>
-        <w:spacing w:after="0"/>
-        <w:rPr>
-          <w:rFonts w:ascii="Lucida Console" w:hAnsi="Lucida Console" w:cs="Cascadia Mono"/>
           <w:color w:val="000000"/>
           <w:sz w:val="19"/>
           <w:szCs w:val="19"/>
         </w:rPr>
-      </w:pPr>
-      <w:r>
-        <w:rPr>
-          <w:rFonts w:ascii="Lucida Console" w:hAnsi="Lucida Console" w:cs="Cascadia Mono"/>
-          <w:color w:val="000000"/>
-          <w:sz w:val="19"/>
-          <w:szCs w:val="19"/>
-        </w:rPr>
-        <w:tab/>
-      </w:r>
-      <w:proofErr w:type="spellStart"/>
-      <w:proofErr w:type="gramStart"/>
-      <w:r>
-        <w:rPr>
-          <w:rFonts w:ascii="Lucida Console" w:hAnsi="Lucida Console" w:cs="Cascadia Mono"/>
-          <w:color w:val="000000"/>
-          <w:sz w:val="19"/>
-          <w:szCs w:val="19"/>
-        </w:rPr>
-        <w:t>roots.push</w:t>
-      </w:r>
-      <w:proofErr w:type="gramEnd"/>
-      <w:r>
-        <w:rPr>
-          <w:rFonts w:ascii="Lucida Console" w:hAnsi="Lucida Console" w:cs="Cascadia Mono"/>
-          <w:color w:val="000000"/>
-          <w:sz w:val="19"/>
-          <w:szCs w:val="19"/>
-        </w:rPr>
-        <w:t>_back</w:t>
-      </w:r>
-      <w:proofErr w:type="spellEnd"/>
-      <w:r>
-        <w:rPr>
-          <w:rFonts w:ascii="Lucida Console" w:hAnsi="Lucida Console" w:cs="Cascadia Mono"/>
-          <w:color w:val="000000"/>
-          <w:sz w:val="19"/>
-          <w:szCs w:val="19"/>
-        </w:rPr>
-        <w:t>(x2);</w:t>
-      </w:r>
-    </w:p>
-    <w:p>
-      <w:pPr>
-        <w:spacing w:after="0"/>
-        <w:rPr>
-          <w:rFonts w:ascii="Lucida Console" w:hAnsi="Lucida Console" w:cs="Cascadia Mono"/>
-          <w:color w:val="000000"/>
-          <w:sz w:val="19"/>
-          <w:szCs w:val="19"/>
-        </w:rPr>
-      </w:pPr>
-      <w:r>
-        <w:rPr>
-          <w:rFonts w:ascii="Lucida Console" w:hAnsi="Lucida Console" w:cs="Cascadia Mono"/>
-          <w:color w:val="000000"/>
-          <w:sz w:val="19"/>
-          <w:szCs w:val="19"/>
-        </w:rPr>
-        <w:tab/>
-      </w:r>
-      <w:proofErr w:type="spellStart"/>
-      <w:proofErr w:type="gramStart"/>
-      <w:r>
-        <w:rPr>
-          <w:rFonts w:ascii="Lucida Console" w:hAnsi="Lucida Console" w:cs="Cascadia Mono"/>
-          <w:color w:val="000000"/>
-          <w:sz w:val="19"/>
-          <w:szCs w:val="19"/>
-        </w:rPr>
-        <w:t>roots.push</w:t>
-      </w:r>
-      <w:proofErr w:type="gramEnd"/>
-      <w:r>
-        <w:rPr>
-          <w:rFonts w:ascii="Lucida Console" w:hAnsi="Lucida Console" w:cs="Cascadia Mono"/>
-          <w:color w:val="000000"/>
-          <w:sz w:val="19"/>
-          <w:szCs w:val="19"/>
-        </w:rPr>
-        <w:t>_back</w:t>
-      </w:r>
-      <w:proofErr w:type="spellEnd"/>
-      <w:r>
-        <w:rPr>
-          <w:rFonts w:ascii="Lucida Console" w:hAnsi="Lucida Console" w:cs="Cascadia Mono"/>
-          <w:color w:val="000000"/>
-          <w:sz w:val="19"/>
-          <w:szCs w:val="19"/>
-        </w:rPr>
-        <w:t xml:space="preserve">(mod </w:t>
-      </w:r>
-      <w:r>
-        <w:rPr>
-          <w:rFonts w:ascii="Lucida Console" w:hAnsi="Lucida Console" w:cs="Cascadia Mono"/>
-          <w:color w:val="008080"/>
-          <w:sz w:val="19"/>
-          <w:szCs w:val="19"/>
-        </w:rPr>
-        <w:t>-</w:t>
-      </w:r>
-      <w:r>
-        <w:rPr>
-          <w:rFonts w:ascii="Lucida Console" w:hAnsi="Lucida Console" w:cs="Cascadia Mono"/>
-          <w:color w:val="000000"/>
-          <w:sz w:val="19"/>
-          <w:szCs w:val="19"/>
-        </w:rPr>
-        <w:t xml:space="preserve"> x2);</w:t>
-      </w:r>
-    </w:p>
-    <w:p>
-      <w:pPr>
-        <w:spacing w:after="0"/>
-        <w:rPr>
-          <w:rFonts w:ascii="Lucida Console" w:hAnsi="Lucida Console" w:cs="Cascadia Mono"/>
-          <w:color w:val="000000"/>
-          <w:sz w:val="19"/>
-          <w:szCs w:val="19"/>
-        </w:rPr>
-      </w:pPr>
-      <w:r>
-        <w:rPr>
-          <w:rFonts w:ascii="Lucida Console" w:hAnsi="Lucida Console" w:cs="Cascadia Mono"/>
-          <w:color w:val="000000"/>
-          <w:sz w:val="19"/>
-          <w:szCs w:val="19"/>
-        </w:rPr>
-        <w:tab/>
-      </w:r>
-      <w:r>
-        <w:rPr>
-          <w:rFonts w:ascii="Lucida Console" w:hAnsi="Lucida Console" w:cs="Cascadia Mono"/>
-          <w:color w:val="0000FF"/>
-          <w:sz w:val="19"/>
-          <w:szCs w:val="19"/>
-        </w:rPr>
-        <w:t>if</w:t>
-      </w:r>
-      <w:r>
-        <w:rPr>
-          <w:rFonts w:ascii="Lucida Console" w:hAnsi="Lucida Console" w:cs="Cascadia Mono"/>
-          <w:color w:val="000000"/>
-          <w:sz w:val="19"/>
-          <w:szCs w:val="19"/>
-        </w:rPr>
-        <w:t xml:space="preserve"> (x2 </w:t>
-      </w:r>
-      <w:r>
-        <w:rPr>
-          <w:rFonts w:ascii="Lucida Console" w:hAnsi="Lucida Console" w:cs="Cascadia Mono"/>
-          <w:color w:val="008080"/>
-          <w:sz w:val="19"/>
-          <w:szCs w:val="19"/>
-        </w:rPr>
-        <w:t>&lt;</w:t>
-      </w:r>
-      <w:r>
-        <w:rPr>
-          <w:rFonts w:ascii="Lucida Console" w:hAnsi="Lucida Console" w:cs="Cascadia Mono"/>
-          <w:color w:val="000000"/>
-          <w:sz w:val="19"/>
-          <w:szCs w:val="19"/>
-        </w:rPr>
-        <w:t xml:space="preserve"> mod </w:t>
-      </w:r>
-      <w:r>
-        <w:rPr>
-          <w:rFonts w:ascii="Lucida Console" w:hAnsi="Lucida Console" w:cs="Cascadia Mono"/>
-          <w:color w:val="008080"/>
-          <w:sz w:val="19"/>
-          <w:szCs w:val="19"/>
-        </w:rPr>
-        <w:t>/</w:t>
-      </w:r>
-      <w:r>
-        <w:rPr>
-          <w:rFonts w:ascii="Lucida Console" w:hAnsi="Lucida Console" w:cs="Cascadia Mono"/>
-          <w:color w:val="000000"/>
-          <w:sz w:val="19"/>
-          <w:szCs w:val="19"/>
-        </w:rPr>
-        <w:t xml:space="preserve"> 2) {</w:t>
-      </w:r>
-    </w:p>
-    <w:p>
-      <w:pPr>
-        <w:spacing w:after="0"/>
-        <w:rPr>
-          <w:rFonts w:ascii="Lucida Console" w:hAnsi="Lucida Console" w:cs="Cascadia Mono"/>
-          <w:color w:val="000000"/>
-          <w:sz w:val="19"/>
-          <w:szCs w:val="19"/>
-        </w:rPr>
-      </w:pPr>
-      <w:r>
-        <w:rPr>
-          <w:rFonts w:ascii="Lucida Console" w:hAnsi="Lucida Console" w:cs="Cascadia Mono"/>
-          <w:color w:val="000000"/>
-          <w:sz w:val="19"/>
-          <w:szCs w:val="19"/>
-        </w:rPr>
-        <w:tab/>
-      </w:r>
-      <w:r>
-        <w:rPr>
-          <w:rFonts w:ascii="Lucida Console" w:hAnsi="Lucida Console" w:cs="Cascadia Mono"/>
-          <w:color w:val="000000"/>
-          <w:sz w:val="19"/>
-          <w:szCs w:val="19"/>
-        </w:rPr>
-        <w:tab/>
-      </w:r>
-      <w:proofErr w:type="spellStart"/>
-      <w:proofErr w:type="gramStart"/>
-      <w:r>
-        <w:rPr>
-          <w:rFonts w:ascii="Lucida Console" w:hAnsi="Lucida Console" w:cs="Cascadia Mono"/>
-          <w:color w:val="000000"/>
-          <w:sz w:val="19"/>
-          <w:szCs w:val="19"/>
-        </w:rPr>
-        <w:t>roots.push</w:t>
-      </w:r>
-      <w:proofErr w:type="gramEnd"/>
-      <w:r>
-        <w:rPr>
-          <w:rFonts w:ascii="Lucida Console" w:hAnsi="Lucida Console" w:cs="Cascadia Mono"/>
-          <w:color w:val="000000"/>
-          <w:sz w:val="19"/>
-          <w:szCs w:val="19"/>
-        </w:rPr>
-        <w:t>_back</w:t>
-      </w:r>
-      <w:proofErr w:type="spellEnd"/>
-      <w:r>
-        <w:rPr>
-          <w:rFonts w:ascii="Lucida Console" w:hAnsi="Lucida Console" w:cs="Cascadia Mono"/>
-          <w:color w:val="000000"/>
-          <w:sz w:val="19"/>
-          <w:szCs w:val="19"/>
-        </w:rPr>
-        <w:t xml:space="preserve">(mod </w:t>
-      </w:r>
-      <w:r>
-        <w:rPr>
-          <w:rFonts w:ascii="Lucida Console" w:hAnsi="Lucida Console" w:cs="Cascadia Mono"/>
-          <w:color w:val="008080"/>
-          <w:sz w:val="19"/>
-          <w:szCs w:val="19"/>
-        </w:rPr>
-        <w:t>/</w:t>
-      </w:r>
-      <w:r>
-        <w:rPr>
-          <w:rFonts w:ascii="Lucida Console" w:hAnsi="Lucida Console" w:cs="Cascadia Mono"/>
-          <w:color w:val="000000"/>
-          <w:sz w:val="19"/>
-          <w:szCs w:val="19"/>
-        </w:rPr>
-        <w:t xml:space="preserve"> 2 </w:t>
-      </w:r>
-      <w:r>
-        <w:rPr>
-          <w:rFonts w:ascii="Lucida Console" w:hAnsi="Lucida Console" w:cs="Cascadia Mono"/>
-          <w:color w:val="008080"/>
-          <w:sz w:val="19"/>
-          <w:szCs w:val="19"/>
-        </w:rPr>
-        <w:t>+</w:t>
-      </w:r>
-      <w:r>
-        <w:rPr>
-          <w:rFonts w:ascii="Lucida Console" w:hAnsi="Lucida Console" w:cs="Cascadia Mono"/>
-          <w:color w:val="000000"/>
-          <w:sz w:val="19"/>
-          <w:szCs w:val="19"/>
-        </w:rPr>
-        <w:t xml:space="preserve"> x2);</w:t>
-      </w:r>
-    </w:p>
-    <w:p>
-      <w:pPr>
-        <w:spacing w:after="0"/>
-        <w:rPr>
-          <w:rFonts w:ascii="Lucida Console" w:hAnsi="Lucida Console" w:cs="Cascadia Mono"/>
-          <w:color w:val="000000"/>
-          <w:sz w:val="19"/>
-          <w:szCs w:val="19"/>
-        </w:rPr>
-      </w:pPr>
-      <w:r>
-        <w:rPr>
-          <w:rFonts w:ascii="Lucida Console" w:hAnsi="Lucida Console" w:cs="Cascadia Mono"/>
-          <w:color w:val="000000"/>
-          <w:sz w:val="19"/>
-          <w:szCs w:val="19"/>
-        </w:rPr>
-        <w:tab/>
-      </w:r>
-      <w:r>
-        <w:rPr>
-          <w:rFonts w:ascii="Lucida Console" w:hAnsi="Lucida Console" w:cs="Cascadia Mono"/>
-          <w:color w:val="000000"/>
-          <w:sz w:val="19"/>
-          <w:szCs w:val="19"/>
-        </w:rPr>
-        <w:tab/>
-      </w:r>
-      <w:proofErr w:type="spellStart"/>
-      <w:proofErr w:type="gramStart"/>
-      <w:r>
-        <w:rPr>
-          <w:rFonts w:ascii="Lucida Console" w:hAnsi="Lucida Console" w:cs="Cascadia Mono"/>
-          <w:color w:val="000000"/>
-          <w:sz w:val="19"/>
-          <w:szCs w:val="19"/>
-        </w:rPr>
-        <w:t>roots.push</w:t>
-      </w:r>
-      <w:proofErr w:type="gramEnd"/>
-      <w:r>
-        <w:rPr>
-          <w:rFonts w:ascii="Lucida Console" w:hAnsi="Lucida Console" w:cs="Cascadia Mono"/>
-          <w:color w:val="000000"/>
-          <w:sz w:val="19"/>
-          <w:szCs w:val="19"/>
-        </w:rPr>
-        <w:t>_back</w:t>
-      </w:r>
-      <w:proofErr w:type="spellEnd"/>
-      <w:r>
-        <w:rPr>
-          <w:rFonts w:ascii="Lucida Console" w:hAnsi="Lucida Console" w:cs="Cascadia Mono"/>
-          <w:color w:val="000000"/>
-          <w:sz w:val="19"/>
-          <w:szCs w:val="19"/>
-        </w:rPr>
-        <w:t xml:space="preserve">(mod </w:t>
-      </w:r>
-      <w:r>
-        <w:rPr>
-          <w:rFonts w:ascii="Lucida Console" w:hAnsi="Lucida Console" w:cs="Cascadia Mono"/>
-          <w:color w:val="008080"/>
-          <w:sz w:val="19"/>
-          <w:szCs w:val="19"/>
-        </w:rPr>
-        <w:t>/</w:t>
-      </w:r>
-      <w:r>
-        <w:rPr>
-          <w:rFonts w:ascii="Lucida Console" w:hAnsi="Lucida Console" w:cs="Cascadia Mono"/>
-          <w:color w:val="000000"/>
-          <w:sz w:val="19"/>
-          <w:szCs w:val="19"/>
-        </w:rPr>
-        <w:t xml:space="preserve"> 2 </w:t>
-      </w:r>
-      <w:r>
-        <w:rPr>
-          <w:rFonts w:ascii="Lucida Console" w:hAnsi="Lucida Console" w:cs="Cascadia Mono"/>
-          <w:color w:val="008080"/>
-          <w:sz w:val="19"/>
-          <w:szCs w:val="19"/>
-        </w:rPr>
-        <w:t>-</w:t>
-      </w:r>
-      <w:r>
-        <w:rPr>
-          <w:rFonts w:ascii="Lucida Console" w:hAnsi="Lucida Console" w:cs="Cascadia Mono"/>
-          <w:color w:val="000000"/>
-          <w:sz w:val="19"/>
-          <w:szCs w:val="19"/>
-        </w:rPr>
-        <w:t xml:space="preserve"> x2);</w:t>
-      </w:r>
-    </w:p>
-    <w:p>
-      <w:pPr>
-        <w:spacing w:after="0"/>
-        <w:rPr>
-          <w:rFonts w:ascii="Lucida Console" w:hAnsi="Lucida Console" w:cs="Cascadia Mono"/>
-          <w:color w:val="000000"/>
-          <w:sz w:val="19"/>
-          <w:szCs w:val="19"/>
-        </w:rPr>
-      </w:pPr>
-      <w:r>
-        <w:rPr>
-          <w:rFonts w:ascii="Lucida Console" w:hAnsi="Lucida Console" w:cs="Cascadia Mono"/>
-          <w:color w:val="000000"/>
-          <w:sz w:val="19"/>
-          <w:szCs w:val="19"/>
-        </w:rPr>
-        <w:tab/>
-        <w:t>}</w:t>
-      </w:r>
-    </w:p>
-    <w:p>
-      <w:pPr>
-        <w:spacing w:after="0"/>
-        <w:rPr>
-          <w:rFonts w:ascii="Lucida Console" w:hAnsi="Lucida Console" w:cs="Cascadia Mono"/>
-          <w:color w:val="000000"/>
-          <w:sz w:val="19"/>
-          <w:szCs w:val="19"/>
-        </w:rPr>
-      </w:pPr>
-      <w:r>
-        <w:rPr>
-          <w:rFonts w:ascii="Lucida Console" w:hAnsi="Lucida Console" w:cs="Cascadia Mono"/>
-          <w:color w:val="000000"/>
-          <w:sz w:val="19"/>
-          <w:szCs w:val="19"/>
-        </w:rPr>
-        <w:tab/>
-      </w:r>
-      <w:r>
-        <w:rPr>
-          <w:rFonts w:ascii="Lucida Console" w:hAnsi="Lucida Console" w:cs="Cascadia Mono"/>
-          <w:color w:val="0000FF"/>
-          <w:sz w:val="19"/>
-          <w:szCs w:val="19"/>
-        </w:rPr>
-        <w:t>else</w:t>
-      </w:r>
-      <w:r>
-        <w:rPr>
-          <w:rFonts w:ascii="Lucida Console" w:hAnsi="Lucida Console" w:cs="Cascadia Mono"/>
-          <w:color w:val="000000"/>
-          <w:sz w:val="19"/>
-          <w:szCs w:val="19"/>
-        </w:rPr>
-        <w:t xml:space="preserve"> {</w:t>
-      </w:r>
-    </w:p>
-    <w:p>
-      <w:pPr>
-        <w:spacing w:after="0"/>
-        <w:rPr>
-          <w:rFonts w:ascii="Lucida Console" w:hAnsi="Lucida Console" w:cs="Cascadia Mono"/>
-          <w:color w:val="000000"/>
-          <w:sz w:val="19"/>
-          <w:szCs w:val="19"/>
-        </w:rPr>
-      </w:pPr>
-      <w:r>
-        <w:rPr>
-          <w:rFonts w:ascii="Lucida Console" w:hAnsi="Lucida Console" w:cs="Cascadia Mono"/>
-          <w:color w:val="000000"/>
-          <w:sz w:val="19"/>
-          <w:szCs w:val="19"/>
-        </w:rPr>
-        <w:tab/>
-      </w:r>
-      <w:r>
-        <w:rPr>
-          <w:rFonts w:ascii="Lucida Console" w:hAnsi="Lucida Console" w:cs="Cascadia Mono"/>
-          <w:color w:val="000000"/>
-          <w:sz w:val="19"/>
-          <w:szCs w:val="19"/>
-        </w:rPr>
-        <w:tab/>
-      </w:r>
-      <w:proofErr w:type="spellStart"/>
-      <w:proofErr w:type="gramStart"/>
-      <w:r>
-        <w:rPr>
-          <w:rFonts w:ascii="Lucida Console" w:hAnsi="Lucida Console" w:cs="Cascadia Mono"/>
-          <w:color w:val="000000"/>
-          <w:sz w:val="19"/>
-          <w:szCs w:val="19"/>
-        </w:rPr>
-        <w:t>roots.push</w:t>
-      </w:r>
-      <w:proofErr w:type="gramEnd"/>
-      <w:r>
-        <w:rPr>
-          <w:rFonts w:ascii="Lucida Console" w:hAnsi="Lucida Console" w:cs="Cascadia Mono"/>
-          <w:color w:val="000000"/>
-          <w:sz w:val="19"/>
-          <w:szCs w:val="19"/>
-        </w:rPr>
-        <w:t>_back</w:t>
-      </w:r>
-      <w:proofErr w:type="spellEnd"/>
-      <w:r>
-        <w:rPr>
-          <w:rFonts w:ascii="Lucida Console" w:hAnsi="Lucida Console" w:cs="Cascadia Mono"/>
-          <w:color w:val="000000"/>
-          <w:sz w:val="19"/>
-          <w:szCs w:val="19"/>
-        </w:rPr>
-        <w:t xml:space="preserve">(x2 </w:t>
-      </w:r>
-      <w:r>
-        <w:rPr>
-          <w:rFonts w:ascii="Lucida Console" w:hAnsi="Lucida Console" w:cs="Cascadia Mono"/>
-          <w:color w:val="008080"/>
-          <w:sz w:val="19"/>
-          <w:szCs w:val="19"/>
-        </w:rPr>
-        <w:t>-</w:t>
-      </w:r>
-      <w:r>
-        <w:rPr>
-          <w:rFonts w:ascii="Lucida Console" w:hAnsi="Lucida Console" w:cs="Cascadia Mono"/>
-          <w:color w:val="000000"/>
-          <w:sz w:val="19"/>
-          <w:szCs w:val="19"/>
-        </w:rPr>
-        <w:t xml:space="preserve"> mod </w:t>
-      </w:r>
-      <w:r>
-        <w:rPr>
-          <w:rFonts w:ascii="Lucida Console" w:hAnsi="Lucida Console" w:cs="Cascadia Mono"/>
-          <w:color w:val="008080"/>
-          <w:sz w:val="19"/>
-          <w:szCs w:val="19"/>
-        </w:rPr>
-        <w:t>/</w:t>
-      </w:r>
-      <w:r>
-        <w:rPr>
-          <w:rFonts w:ascii="Lucida Console" w:hAnsi="Lucida Console" w:cs="Cascadia Mono"/>
-          <w:color w:val="000000"/>
-          <w:sz w:val="19"/>
-          <w:szCs w:val="19"/>
-        </w:rPr>
-        <w:t xml:space="preserve"> 2);</w:t>
-      </w:r>
-    </w:p>
-    <w:p>
-      <w:pPr>
-        <w:spacing w:after="0"/>
-        <w:rPr>
-          <w:rFonts w:ascii="Lucida Console" w:hAnsi="Lucida Console" w:cs="Cascadia Mono"/>
-          <w:color w:val="000000"/>
-          <w:sz w:val="19"/>
-          <w:szCs w:val="19"/>
-        </w:rPr>
-      </w:pPr>
-      <w:r>
-        <w:rPr>
-          <w:rFonts w:ascii="Lucida Console" w:hAnsi="Lucida Console" w:cs="Cascadia Mono"/>
-          <w:color w:val="000000"/>
-          <w:sz w:val="19"/>
-          <w:szCs w:val="19"/>
-        </w:rPr>
-        <w:tab/>
-      </w:r>
-      <w:r>
-        <w:rPr>
-          <w:rFonts w:ascii="Lucida Console" w:hAnsi="Lucida Console" w:cs="Cascadia Mono"/>
-          <w:color w:val="000000"/>
-          <w:sz w:val="19"/>
-          <w:szCs w:val="19"/>
-        </w:rPr>
-        <w:tab/>
-      </w:r>
-      <w:proofErr w:type="spellStart"/>
-      <w:proofErr w:type="gramStart"/>
-      <w:r>
-        <w:rPr>
-          <w:rFonts w:ascii="Lucida Console" w:hAnsi="Lucida Console" w:cs="Cascadia Mono"/>
-          <w:color w:val="000000"/>
-          <w:sz w:val="19"/>
-          <w:szCs w:val="19"/>
-        </w:rPr>
-        <w:t>roots.push</w:t>
-      </w:r>
-      <w:proofErr w:type="gramEnd"/>
-      <w:r>
-        <w:rPr>
-          <w:rFonts w:ascii="Lucida Console" w:hAnsi="Lucida Console" w:cs="Cascadia Mono"/>
-          <w:color w:val="000000"/>
-          <w:sz w:val="19"/>
-          <w:szCs w:val="19"/>
-        </w:rPr>
-        <w:t>_back</w:t>
-      </w:r>
-      <w:proofErr w:type="spellEnd"/>
-      <w:r>
-        <w:rPr>
-          <w:rFonts w:ascii="Lucida Console" w:hAnsi="Lucida Console" w:cs="Cascadia Mono"/>
-          <w:color w:val="000000"/>
-          <w:sz w:val="19"/>
-          <w:szCs w:val="19"/>
-        </w:rPr>
-        <w:t xml:space="preserve">(mod </w:t>
-      </w:r>
-      <w:r>
-        <w:rPr>
-          <w:rFonts w:ascii="Lucida Console" w:hAnsi="Lucida Console" w:cs="Cascadia Mono"/>
-          <w:color w:val="008080"/>
-          <w:sz w:val="19"/>
-          <w:szCs w:val="19"/>
-        </w:rPr>
-        <w:t>*</w:t>
-      </w:r>
-      <w:r>
-        <w:rPr>
-          <w:rFonts w:ascii="Lucida Console" w:hAnsi="Lucida Console" w:cs="Cascadia Mono"/>
-          <w:color w:val="000000"/>
-          <w:sz w:val="19"/>
-          <w:szCs w:val="19"/>
-        </w:rPr>
-        <w:t xml:space="preserve"> 3 </w:t>
-      </w:r>
-      <w:r>
-        <w:rPr>
-          <w:rFonts w:ascii="Lucida Console" w:hAnsi="Lucida Console" w:cs="Cascadia Mono"/>
-          <w:color w:val="008080"/>
-          <w:sz w:val="19"/>
-          <w:szCs w:val="19"/>
-        </w:rPr>
-        <w:t>/</w:t>
-      </w:r>
-      <w:r>
-        <w:rPr>
-          <w:rFonts w:ascii="Lucida Console" w:hAnsi="Lucida Console" w:cs="Cascadia Mono"/>
-          <w:color w:val="000000"/>
-          <w:sz w:val="19"/>
-          <w:szCs w:val="19"/>
-        </w:rPr>
-        <w:t xml:space="preserve"> 2 </w:t>
-      </w:r>
-      <w:r>
-        <w:rPr>
-          <w:rFonts w:ascii="Lucida Console" w:hAnsi="Lucida Console" w:cs="Cascadia Mono"/>
-          <w:color w:val="008080"/>
-          <w:sz w:val="19"/>
-          <w:szCs w:val="19"/>
-        </w:rPr>
-        <w:t>-</w:t>
-      </w:r>
-      <w:r>
-        <w:rPr>
-          <w:rFonts w:ascii="Lucida Console" w:hAnsi="Lucida Console" w:cs="Cascadia Mono"/>
-          <w:color w:val="000000"/>
-          <w:sz w:val="19"/>
-          <w:szCs w:val="19"/>
-        </w:rPr>
-        <w:t xml:space="preserve"> x2);</w:t>
-      </w:r>
-    </w:p>
-    <w:p>
-      <w:pPr>
-        <w:spacing w:after="0"/>
-        <w:rPr>
-          <w:rFonts w:ascii="Lucida Console" w:hAnsi="Lucida Console" w:cs="Cascadia Mono"/>
-          <w:color w:val="000000"/>
-          <w:sz w:val="19"/>
-          <w:szCs w:val="19"/>
-        </w:rPr>
-      </w:pPr>
-      <w:r>
-        <w:rPr>
-          <w:rFonts w:ascii="Lucida Console" w:hAnsi="Lucida Console" w:cs="Cascadia Mono"/>
-          <w:color w:val="000000"/>
-          <w:sz w:val="19"/>
-          <w:szCs w:val="19"/>
-        </w:rPr>
-        <w:tab/>
-        <w:t>}</w:t>
-      </w:r>
-    </w:p>
-    <w:p>
-      <w:pPr>
-        <w:spacing w:after="0"/>
-        <w:rPr>
-          <w:rFonts w:ascii="Lucida Console" w:hAnsi="Lucida Console" w:cs="Cascadia Mono"/>
-          <w:color w:val="000000"/>
-          <w:sz w:val="19"/>
-          <w:szCs w:val="19"/>
-        </w:rPr>
-      </w:pPr>
-      <w:r>
-        <w:rPr>
-          <w:rFonts w:ascii="Lucida Console" w:hAnsi="Lucida Console" w:cs="Cascadia Mono"/>
-          <w:color w:val="000000"/>
-          <w:sz w:val="19"/>
-          <w:szCs w:val="19"/>
-        </w:rPr>
         <w:t>}</w:t>
       </w:r>
     </w:p>
@@ -9479,25 +8824,7 @@
           <w:sz w:val="24"/>
           <w:szCs w:val="24"/>
         </w:rPr>
-        <w:t xml:space="preserve">Dario </w:t>
-      </w:r>
-      <w:proofErr w:type="spellStart"/>
-      <w:r>
-        <w:rPr>
-          <w:rFonts w:cstheme="minorHAnsi"/>
-          <w:sz w:val="24"/>
-          <w:szCs w:val="24"/>
-        </w:rPr>
-        <w:t>Alpern</w:t>
-      </w:r>
-      <w:proofErr w:type="spellEnd"/>
-      <w:r>
-        <w:rPr>
-          <w:rFonts w:cstheme="minorHAnsi"/>
-          <w:sz w:val="24"/>
-          <w:szCs w:val="24"/>
-        </w:rPr>
-        <w:t xml:space="preserve"> has developed a web page</w:t>
+        <w:t>Dario Alpern has developed a web page</w:t>
       </w:r>
       <w:r>
         <w:rPr>
@@ -9561,7 +8888,6 @@
         </w:rPr>
         <w:t xml:space="preserve">² + </w:t>
       </w:r>
-      <w:proofErr w:type="spellStart"/>
       <w:r>
         <w:rPr>
           <w:rStyle w:val="HTMLVariable"/>
@@ -9572,7 +8898,6 @@
         </w:rPr>
         <w:t>bx</w:t>
       </w:r>
-      <w:proofErr w:type="spellEnd"/>
       <w:r>
         <w:rPr>
           <w:rFonts w:cstheme="minorHAnsi"/>
@@ -9927,9 +9252,29 @@
           <w:sz w:val="24"/>
           <w:szCs w:val="24"/>
         </w:rPr>
-        <w:t xml:space="preserve">Complete solving the quadratic equation mod 2^n of </w:t>
-      </w:r>
-      <w:proofErr w:type="spellStart"/>
+        <w:t>Complete solving the quadratic equation mod 2^n of Dehnavi, Shamsabad and Rishakani</w:t>
+      </w:r>
+      <w:hyperlink r:id="rId15" w:history="1">
+        <w:r>
+          <w:rPr>
+            <w:rStyle w:val="Hyperlink"/>
+            <w:rFonts w:cstheme="minorHAnsi"/>
+            <w:color w:val="9BBB59" w:themeColor="accent3"/>
+            <w:sz w:val="24"/>
+            <w:szCs w:val="24"/>
+          </w:rPr>
+          <w:t>.</w:t>
+        </w:r>
+        <w:r>
+          <w:rPr>
+            <w:rStyle w:val="Hyperlink"/>
+            <w:rFonts w:cstheme="minorHAnsi"/>
+            <w:sz w:val="24"/>
+            <w:szCs w:val="24"/>
+          </w:rPr>
+          <w:t xml:space="preserve"> https://arxiv.org/pdf/1711.03621.pdf</w:t>
+        </w:r>
+      </w:hyperlink>
       <w:r>
         <w:rPr>
           <w:rFonts w:cstheme="minorHAnsi"/>
@@ -9937,9 +9282,8 @@
           <w:sz w:val="24"/>
           <w:szCs w:val="24"/>
         </w:rPr>
-        <w:t>Dehnavi</w:t>
-      </w:r>
-      <w:proofErr w:type="spellEnd"/>
+        <w:t>”</w:t>
+      </w:r>
       <w:r>
         <w:rPr>
           <w:rFonts w:cstheme="minorHAnsi"/>
@@ -9947,186 +9291,203 @@
           <w:sz w:val="24"/>
           <w:szCs w:val="24"/>
         </w:rPr>
-        <w:t xml:space="preserve">, </w:t>
-      </w:r>
-      <w:proofErr w:type="spellStart"/>
-      <w:r>
-        <w:rPr>
-          <w:rFonts w:cstheme="minorHAnsi"/>
-          <w:color w:val="008000"/>
-          <w:sz w:val="24"/>
-          <w:szCs w:val="24"/>
-        </w:rPr>
-        <w:t>Shamsabad</w:t>
-      </w:r>
-      <w:proofErr w:type="spellEnd"/>
-      <w:r>
-        <w:rPr>
-          <w:rFonts w:cstheme="minorHAnsi"/>
-          <w:color w:val="008000"/>
-          <w:sz w:val="24"/>
-          <w:szCs w:val="24"/>
-        </w:rPr>
-        <w:t xml:space="preserve"> and </w:t>
-      </w:r>
-      <w:proofErr w:type="spellStart"/>
-      <w:r>
-        <w:rPr>
-          <w:rFonts w:cstheme="minorHAnsi"/>
-          <w:color w:val="008000"/>
-          <w:sz w:val="24"/>
-          <w:szCs w:val="24"/>
-        </w:rPr>
-        <w:t>Rishakani</w:t>
-      </w:r>
-      <w:proofErr w:type="spellEnd"/>
-      <w:r>
-        <w:fldChar w:fldCharType="begin"/>
-      </w:r>
-      <w:r>
-        <w:instrText xml:space="preserve"> HYPERLINK "file:///C:\\Users\\admin99\\AppData\\Roaming\\Microsoft\\Word\\.%20https:\\arxiv.org\\pdf\\1711.03621.pdf" </w:instrText>
-      </w:r>
-      <w:r>
-        <w:fldChar w:fldCharType="separate"/>
-      </w:r>
-      <w:r>
-        <w:rPr>
-          <w:rStyle w:val="Hyperlink"/>
-          <w:rFonts w:cstheme="minorHAnsi"/>
-          <w:color w:val="9BBB59" w:themeColor="accent3"/>
+        <w:t xml:space="preserve">. </w:t>
+      </w:r>
+      <w:r>
+        <w:rPr>
+          <w:rFonts w:cstheme="minorHAnsi"/>
+          <w:sz w:val="24"/>
+          <w:szCs w:val="24"/>
+        </w:rPr>
+        <w:t>This paper</w:t>
+      </w:r>
+      <w:r>
+        <w:rPr>
+          <w:rFonts w:cstheme="minorHAnsi"/>
+          <w:sz w:val="24"/>
+          <w:szCs w:val="24"/>
+        </w:rPr>
+        <w:t xml:space="preserve"> seems to cover the modulus = 2</w:t>
+      </w:r>
+      <w:r>
+        <w:rPr>
+          <w:rFonts w:cstheme="minorHAnsi"/>
+          <w:sz w:val="24"/>
+          <w:szCs w:val="24"/>
+          <w:vertAlign w:val="superscript"/>
+        </w:rPr>
+        <w:t>n</w:t>
+      </w:r>
+      <w:r>
+        <w:rPr>
+          <w:rFonts w:cstheme="minorHAnsi"/>
+          <w:sz w:val="24"/>
+          <w:szCs w:val="24"/>
+        </w:rPr>
+        <w:t xml:space="preserve"> case comprehensively.</w:t>
+      </w:r>
+    </w:p>
+    <w:p/>
+    <w:p>
+      <w:pPr>
+        <w:pStyle w:val="Heading1"/>
+      </w:pPr>
+      <w:r>
+        <w:t>Example</w:t>
+      </w:r>
+      <w:r>
+        <w:t xml:space="preserve"> 1</w:t>
+      </w:r>
+      <w:r>
+        <w:t xml:space="preserve">: </w:t>
+      </w:r>
+    </w:p>
+    <w:p>
+      <w:pPr>
+        <w:keepNext/>
+        <w:rPr>
+          <w:sz w:val="24"/>
+          <w:szCs w:val="24"/>
+        </w:rPr>
+      </w:pPr>
+      <w:r>
+        <w:rPr>
+          <w:sz w:val="24"/>
+          <w:szCs w:val="24"/>
+        </w:rPr>
+        <w:t>Find square roots of 36 modulo 7776:</w:t>
+      </w:r>
+    </w:p>
+    <w:p>
+      <w:pPr>
+        <w:rPr>
+          <w:sz w:val="24"/>
+          <w:szCs w:val="24"/>
+        </w:rPr>
+      </w:pPr>
+      <w:r>
+        <w:rPr>
+          <w:sz w:val="24"/>
+          <w:szCs w:val="24"/>
+        </w:rPr>
+        <w:t xml:space="preserve">Step 1: factorise 7776; </w:t>
+      </w:r>
+      <w:r>
+        <w:rPr>
+          <w:sz w:val="24"/>
+          <w:szCs w:val="24"/>
+        </w:rPr>
+        <w:t>7</w:t>
+      </w:r>
+      <w:r>
+        <w:rPr>
+          <w:sz w:val="24"/>
+          <w:szCs w:val="24"/>
+        </w:rPr>
+        <w:t>776 = 2</w:t>
+      </w:r>
+      <w:r>
+        <w:rPr>
+          <w:sz w:val="24"/>
+          <w:szCs w:val="24"/>
+          <w:vertAlign w:val="superscript"/>
+        </w:rPr>
+        <w:t>5</w:t>
+      </w:r>
+      <w:r>
+        <w:rPr>
+          <w:sz w:val="24"/>
+          <w:szCs w:val="24"/>
+        </w:rPr>
+        <w:t xml:space="preserve"> </w:t>
+      </w:r>
+      <w:r>
+        <w:rPr>
+          <w:rFonts w:cstheme="minorHAnsi"/>
+          <w:sz w:val="24"/>
+          <w:szCs w:val="24"/>
+        </w:rPr>
+        <w:t>×</w:t>
+      </w:r>
+      <w:r>
+        <w:rPr>
+          <w:sz w:val="24"/>
+          <w:szCs w:val="24"/>
+        </w:rPr>
+        <w:t xml:space="preserve"> 3</w:t>
+      </w:r>
+      <w:r>
+        <w:rPr>
+          <w:sz w:val="24"/>
+          <w:szCs w:val="24"/>
+          <w:vertAlign w:val="superscript"/>
+        </w:rPr>
+        <w:t>5</w:t>
+      </w:r>
+      <w:r>
+        <w:rPr>
           <w:sz w:val="24"/>
           <w:szCs w:val="24"/>
         </w:rPr>
         <w:t>.</w:t>
       </w:r>
-      <w:r>
-        <w:rPr>
-          <w:rStyle w:val="Hyperlink"/>
-          <w:rFonts w:cstheme="minorHAnsi"/>
-          <w:sz w:val="24"/>
-          <w:szCs w:val="24"/>
-        </w:rPr>
-        <w:t xml:space="preserve"> https://arxiv.org/pdf/1711.03621.pdf</w:t>
-      </w:r>
-      <w:r>
-        <w:rPr>
-          <w:rStyle w:val="Hyperlink"/>
-          <w:rFonts w:cstheme="minorHAnsi"/>
-          <w:sz w:val="24"/>
-          <w:szCs w:val="24"/>
-        </w:rPr>
-        <w:fldChar w:fldCharType="end"/>
-      </w:r>
-      <w:r>
-        <w:rPr>
-          <w:rFonts w:cstheme="minorHAnsi"/>
-          <w:color w:val="008000"/>
-          <w:sz w:val="24"/>
-          <w:szCs w:val="24"/>
-        </w:rPr>
-        <w:t>”</w:t>
-      </w:r>
-      <w:r>
-        <w:rPr>
-          <w:rFonts w:cstheme="minorHAnsi"/>
-          <w:color w:val="008000"/>
-          <w:sz w:val="24"/>
-          <w:szCs w:val="24"/>
-        </w:rPr>
-        <w:t xml:space="preserve">. </w:t>
-      </w:r>
-      <w:r>
-        <w:rPr>
-          <w:rFonts w:cstheme="minorHAnsi"/>
-          <w:sz w:val="24"/>
-          <w:szCs w:val="24"/>
-        </w:rPr>
-        <w:t>This paper</w:t>
-      </w:r>
-      <w:r>
-        <w:rPr>
-          <w:rFonts w:cstheme="minorHAnsi"/>
-          <w:sz w:val="24"/>
-          <w:szCs w:val="24"/>
-        </w:rPr>
-        <w:t xml:space="preserve"> seems to cover the modulus = 2</w:t>
-      </w:r>
-      <w:r>
-        <w:rPr>
-          <w:rFonts w:cstheme="minorHAnsi"/>
+    </w:p>
+    <w:p>
+      <w:pPr>
+        <w:rPr>
+          <w:sz w:val="24"/>
+          <w:szCs w:val="24"/>
+        </w:rPr>
+      </w:pPr>
+      <w:r>
+        <w:rPr>
+          <w:sz w:val="24"/>
+          <w:szCs w:val="24"/>
+        </w:rPr>
+        <w:t>Step 2: find square roots of 36, modulo 32</w:t>
+      </w:r>
+      <w:r>
+        <w:rPr>
+          <w:sz w:val="24"/>
+          <w:szCs w:val="24"/>
+        </w:rPr>
+        <w:t xml:space="preserve"> (=2</w:t>
+      </w:r>
+      <w:r>
+        <w:rPr>
           <w:sz w:val="24"/>
           <w:szCs w:val="24"/>
           <w:vertAlign w:val="superscript"/>
         </w:rPr>
-        <w:t>n</w:t>
-      </w:r>
-      <w:r>
-        <w:rPr>
-          <w:rFonts w:cstheme="minorHAnsi"/>
-          <w:sz w:val="24"/>
-          <w:szCs w:val="24"/>
-        </w:rPr>
-        <w:t xml:space="preserve"> case comprehensively.</w:t>
-      </w:r>
-    </w:p>
-    <w:p/>
-    <w:p>
-      <w:pPr>
-        <w:pStyle w:val="Heading1"/>
-      </w:pPr>
-      <w:r>
-        <w:t>Example</w:t>
-      </w:r>
-      <w:r>
-        <w:t xml:space="preserve"> 1</w:t>
-      </w:r>
-      <w:r>
-        <w:t xml:space="preserve">: </w:t>
-      </w:r>
-    </w:p>
-    <w:p>
-      <w:pPr>
-        <w:keepNext/>
-        <w:rPr>
-          <w:sz w:val="24"/>
-          <w:szCs w:val="24"/>
-        </w:rPr>
-      </w:pPr>
-      <w:r>
-        <w:rPr>
-          <w:sz w:val="24"/>
-          <w:szCs w:val="24"/>
-        </w:rPr>
-        <w:t>Find square roots of 36 modulo 7776:</w:t>
-      </w:r>
-    </w:p>
-    <w:p>
-      <w:pPr>
-        <w:rPr>
-          <w:sz w:val="24"/>
-          <w:szCs w:val="24"/>
-        </w:rPr>
-      </w:pPr>
-      <w:r>
-        <w:rPr>
-          <w:sz w:val="24"/>
-          <w:szCs w:val="24"/>
-        </w:rPr>
-        <w:t xml:space="preserve">Step 1: factorise 7776; </w:t>
-      </w:r>
-      <w:r>
-        <w:rPr>
-          <w:sz w:val="24"/>
-          <w:szCs w:val="24"/>
-        </w:rPr>
-        <w:t>7</w:t>
-      </w:r>
-      <w:r>
-        <w:rPr>
-          <w:sz w:val="24"/>
-          <w:szCs w:val="24"/>
-        </w:rPr>
-        <w:t>776 = 2</w:t>
+        <w:t>5</w:t>
+      </w:r>
+      <w:r>
+        <w:rPr>
+          <w:sz w:val="24"/>
+          <w:szCs w:val="24"/>
+        </w:rPr>
+        <w:t>)</w:t>
+      </w:r>
+      <w:r>
+        <w:rPr>
+          <w:sz w:val="24"/>
+          <w:szCs w:val="24"/>
+        </w:rPr>
+        <w:t>, and modulo 243</w:t>
+      </w:r>
+      <w:r>
+        <w:rPr>
+          <w:sz w:val="24"/>
+          <w:szCs w:val="24"/>
+        </w:rPr>
+        <w:t xml:space="preserve"> </w:t>
+      </w:r>
+      <w:r>
+        <w:rPr>
+          <w:sz w:val="24"/>
+          <w:szCs w:val="24"/>
+        </w:rPr>
+        <w:t>(= 3</w:t>
       </w:r>
       <w:r>
         <w:rPr>
@@ -10141,6 +9502,65 @@
           <w:sz w:val="24"/>
           <w:szCs w:val="24"/>
         </w:rPr>
+        <w:t>)</w:t>
+      </w:r>
+    </w:p>
+    <w:p>
+      <w:pPr>
+        <w:spacing w:after="0"/>
+        <w:rPr>
+          <w:rFonts w:cstheme="minorHAnsi"/>
+          <w:sz w:val="24"/>
+          <w:szCs w:val="24"/>
+        </w:rPr>
+      </w:pPr>
+      <w:r>
+        <w:rPr>
+          <w:sz w:val="24"/>
+          <w:szCs w:val="24"/>
+        </w:rPr>
+        <w:t xml:space="preserve">Note that 36 </w:t>
+      </w:r>
+      <w:r>
+        <w:rPr>
+          <w:rFonts w:cstheme="minorHAnsi"/>
+          <w:sz w:val="24"/>
+          <w:szCs w:val="24"/>
+        </w:rPr>
+        <w:t>≡ 4 (modulo 32), so we look for the roots of 4 modulo 32</w:t>
+      </w:r>
+    </w:p>
+    <w:p>
+      <w:pPr>
+        <w:spacing w:after="0"/>
+        <w:rPr>
+          <w:rFonts w:cstheme="minorHAnsi"/>
+          <w:sz w:val="24"/>
+          <w:szCs w:val="24"/>
+        </w:rPr>
+      </w:pPr>
+      <w:r>
+        <w:rPr>
+          <w:rFonts w:cstheme="minorHAnsi"/>
+          <w:sz w:val="24"/>
+          <w:szCs w:val="24"/>
+        </w:rPr>
+        <w:t xml:space="preserve">4 and 32 are not mutually prime so </w:t>
+      </w:r>
+      <w:r>
+        <w:rPr>
+          <w:rFonts w:cstheme="minorHAnsi"/>
+          <w:sz w:val="24"/>
+          <w:szCs w:val="24"/>
+        </w:rPr>
+        <w:t>method</w:t>
+      </w:r>
+      <w:r>
+        <w:rPr>
+          <w:rFonts w:cstheme="minorHAnsi"/>
+          <w:sz w:val="24"/>
+          <w:szCs w:val="24"/>
+        </w:rPr>
         <w:t xml:space="preserve"> </w:t>
       </w:r>
       <w:r>
@@ -10149,162 +9569,189 @@
           <w:sz w:val="24"/>
           <w:szCs w:val="24"/>
         </w:rPr>
-        <w:t>×</w:t>
-      </w:r>
-      <w:r>
-        <w:rPr>
-          <w:sz w:val="24"/>
-          <w:szCs w:val="24"/>
-        </w:rPr>
-        <w:t xml:space="preserve"> 3</w:t>
-      </w:r>
-      <w:r>
-        <w:rPr>
+        <w:t>2</w:t>
+      </w:r>
+      <w:r>
+        <w:rPr>
+          <w:rFonts w:cstheme="minorHAnsi"/>
+          <w:sz w:val="24"/>
+          <w:szCs w:val="24"/>
+        </w:rPr>
+        <w:t>.</w:t>
+      </w:r>
+      <w:r>
+        <w:rPr>
+          <w:rFonts w:cstheme="minorHAnsi"/>
+          <w:sz w:val="24"/>
+          <w:szCs w:val="24"/>
+        </w:rPr>
+        <w:t xml:space="preserve">3. </w:t>
+      </w:r>
+      <w:r>
+        <w:rPr>
+          <w:rFonts w:cstheme="minorHAnsi"/>
+          <w:sz w:val="24"/>
+          <w:szCs w:val="24"/>
+        </w:rPr>
+        <w:t xml:space="preserve"> </w:t>
+      </w:r>
+      <w:r>
+        <w:rPr>
+          <w:rFonts w:cstheme="minorHAnsi"/>
+          <w:sz w:val="24"/>
+          <w:szCs w:val="24"/>
+        </w:rPr>
+        <w:t>is used</w:t>
+      </w:r>
+      <w:r>
+        <w:rPr>
+          <w:rFonts w:cstheme="minorHAnsi"/>
+          <w:sz w:val="24"/>
+          <w:szCs w:val="24"/>
+        </w:rPr>
+        <w:br/>
+      </w:r>
+      <w:r>
+        <w:rPr>
+          <w:rFonts w:cstheme="minorHAnsi"/>
+          <w:sz w:val="24"/>
+          <w:szCs w:val="24"/>
+        </w:rPr>
+        <w:t>gcd(4, 32) = 4.</w:t>
+      </w:r>
+      <w:r>
+        <w:rPr>
+          <w:rFonts w:cstheme="minorHAnsi"/>
+          <w:sz w:val="24"/>
+          <w:szCs w:val="24"/>
+        </w:rPr>
+        <w:t xml:space="preserve"> 4=2</w:t>
+      </w:r>
+      <w:r>
+        <w:rPr>
+          <w:rFonts w:cstheme="minorHAnsi"/>
           <w:sz w:val="24"/>
           <w:szCs w:val="24"/>
           <w:vertAlign w:val="superscript"/>
         </w:rPr>
-        <w:t>5</w:t>
-      </w:r>
-      <w:r>
-        <w:rPr>
-          <w:sz w:val="24"/>
-          <w:szCs w:val="24"/>
-        </w:rPr>
-        <w:t>.</w:t>
-      </w:r>
-    </w:p>
-    <w:p>
-      <w:pPr>
-        <w:rPr>
-          <w:sz w:val="24"/>
-          <w:szCs w:val="24"/>
-        </w:rPr>
-      </w:pPr>
-      <w:r>
-        <w:rPr>
-          <w:sz w:val="24"/>
-          <w:szCs w:val="24"/>
-        </w:rPr>
-        <w:t>Step 2: find square roots of 36, modulo 32</w:t>
-      </w:r>
-      <w:r>
-        <w:rPr>
-          <w:sz w:val="24"/>
-          <w:szCs w:val="24"/>
-        </w:rPr>
-        <w:t xml:space="preserve"> (=2</w:t>
-      </w:r>
-      <w:r>
-        <w:rPr>
+        <w:t>2</w:t>
+      </w:r>
+      <w:r>
+        <w:rPr>
+          <w:rFonts w:cstheme="minorHAnsi"/>
+          <w:sz w:val="24"/>
+          <w:szCs w:val="24"/>
+        </w:rPr>
+        <w:t xml:space="preserve"> so k=2</w:t>
+      </w:r>
+    </w:p>
+    <w:p>
+      <w:pPr>
+        <w:spacing w:after="0"/>
+        <w:rPr>
+          <w:rFonts w:cstheme="minorHAnsi"/>
+          <w:sz w:val="24"/>
+          <w:szCs w:val="24"/>
+        </w:rPr>
+      </w:pPr>
+      <w:r>
+        <w:rPr>
+          <w:rFonts w:cstheme="minorHAnsi"/>
+          <w:i/>
+          <w:sz w:val="24"/>
+          <w:szCs w:val="24"/>
+        </w:rPr>
+        <w:t xml:space="preserve">If solving by hand the following step would be skipped because 4/4 = 1. </w:t>
+      </w:r>
+      <w:r>
+        <w:rPr>
+          <w:rFonts w:cstheme="minorHAnsi"/>
+          <w:i/>
+          <w:sz w:val="24"/>
+          <w:szCs w:val="24"/>
+        </w:rPr>
+        <w:t>However,</w:t>
+      </w:r>
+      <w:r>
+        <w:rPr>
+          <w:rFonts w:cstheme="minorHAnsi"/>
+          <w:i/>
+          <w:sz w:val="24"/>
+          <w:szCs w:val="24"/>
+        </w:rPr>
+        <w:t xml:space="preserve"> the computer program proceeds as follows.</w:t>
+      </w:r>
+    </w:p>
+    <w:p>
+      <w:pPr>
+        <w:spacing w:after="0"/>
+        <w:rPr>
+          <w:sz w:val="24"/>
+          <w:szCs w:val="24"/>
+        </w:rPr>
+      </w:pPr>
+      <w:r>
+        <w:rPr>
+          <w:rFonts w:cstheme="minorHAnsi"/>
+          <w:sz w:val="24"/>
+          <w:szCs w:val="24"/>
+        </w:rPr>
+        <w:t xml:space="preserve">Use step </w:t>
+      </w:r>
+      <w:r>
+        <w:rPr>
+          <w:rFonts w:cstheme="minorHAnsi"/>
+          <w:sz w:val="24"/>
+          <w:szCs w:val="24"/>
+        </w:rPr>
+        <w:t>2</w:t>
+      </w:r>
+      <w:r>
+        <w:rPr>
+          <w:rFonts w:cstheme="minorHAnsi"/>
+          <w:sz w:val="24"/>
+          <w:szCs w:val="24"/>
+        </w:rPr>
+        <w:t>.3</w:t>
+      </w:r>
+      <w:r>
+        <w:rPr>
+          <w:rFonts w:cstheme="minorHAnsi"/>
+          <w:sz w:val="24"/>
+          <w:szCs w:val="24"/>
+        </w:rPr>
+        <w:t xml:space="preserve"> to solve </w:t>
+      </w:r>
+      <w:r>
+        <w:rPr>
+          <w:rFonts w:cstheme="minorHAnsi"/>
+          <w:b/>
+          <w:i/>
+          <w:sz w:val="24"/>
+          <w:szCs w:val="24"/>
+        </w:rPr>
+        <w:t>x</w:t>
+      </w:r>
+      <w:r>
+        <w:rPr>
+          <w:rFonts w:cstheme="minorHAnsi"/>
+          <w:b/>
+          <w:i/>
           <w:sz w:val="24"/>
           <w:szCs w:val="24"/>
           <w:vertAlign w:val="superscript"/>
         </w:rPr>
-        <w:t>5</w:t>
-      </w:r>
-      <w:r>
-        <w:rPr>
-          <w:sz w:val="24"/>
-          <w:szCs w:val="24"/>
-        </w:rPr>
-        <w:t>)</w:t>
-      </w:r>
-      <w:r>
-        <w:rPr>
-          <w:sz w:val="24"/>
-          <w:szCs w:val="24"/>
-        </w:rPr>
-        <w:t xml:space="preserve">, and modulo </w:t>
-      </w:r>
-      <w:proofErr w:type="gramStart"/>
-      <w:r>
-        <w:rPr>
-          <w:sz w:val="24"/>
-          <w:szCs w:val="24"/>
-        </w:rPr>
-        <w:t>243</w:t>
-      </w:r>
-      <w:r>
-        <w:rPr>
-          <w:sz w:val="24"/>
-          <w:szCs w:val="24"/>
-        </w:rPr>
-        <w:t>( =</w:t>
-      </w:r>
-      <w:proofErr w:type="gramEnd"/>
-      <w:r>
-        <w:rPr>
-          <w:sz w:val="24"/>
-          <w:szCs w:val="24"/>
-        </w:rPr>
-        <w:t xml:space="preserve"> 3</w:t>
-      </w:r>
-      <w:r>
-        <w:rPr>
-          <w:sz w:val="24"/>
-          <w:szCs w:val="24"/>
-          <w:vertAlign w:val="superscript"/>
-        </w:rPr>
-        <w:t>5</w:t>
-      </w:r>
-      <w:r>
-        <w:rPr>
-          <w:sz w:val="24"/>
-          <w:szCs w:val="24"/>
-        </w:rPr>
-        <w:t>)</w:t>
-      </w:r>
-    </w:p>
-    <w:p>
-      <w:pPr>
-        <w:spacing w:after="0"/>
-        <w:rPr>
-          <w:rFonts w:cstheme="minorHAnsi"/>
-          <w:sz w:val="24"/>
-          <w:szCs w:val="24"/>
-        </w:rPr>
-      </w:pPr>
-      <w:r>
-        <w:rPr>
-          <w:sz w:val="24"/>
-          <w:szCs w:val="24"/>
-        </w:rPr>
-        <w:t xml:space="preserve">Note that 36 </w:t>
-      </w:r>
-      <w:r>
-        <w:rPr>
-          <w:rFonts w:cstheme="minorHAnsi"/>
-          <w:sz w:val="24"/>
-          <w:szCs w:val="24"/>
-        </w:rPr>
-        <w:t>≡ 4 (modulo 32), so we look for the roots of 4 modulo 32</w:t>
-      </w:r>
-    </w:p>
-    <w:p>
-      <w:pPr>
-        <w:spacing w:after="0"/>
-        <w:rPr>
-          <w:rFonts w:cstheme="minorHAnsi"/>
-          <w:sz w:val="24"/>
-          <w:szCs w:val="24"/>
-        </w:rPr>
-      </w:pPr>
-      <w:r>
-        <w:rPr>
-          <w:rFonts w:cstheme="minorHAnsi"/>
-          <w:sz w:val="24"/>
-          <w:szCs w:val="24"/>
-        </w:rPr>
-        <w:t xml:space="preserve">4 and 32 are not mutually prime so </w:t>
-      </w:r>
-      <w:r>
-        <w:rPr>
-          <w:rFonts w:cstheme="minorHAnsi"/>
-          <w:sz w:val="24"/>
-          <w:szCs w:val="24"/>
-        </w:rPr>
-        <w:t>method</w:t>
+        <w:t>2</w:t>
+      </w:r>
+      <w:r>
+        <w:rPr>
+          <w:rFonts w:cstheme="minorHAnsi"/>
+          <w:b/>
+          <w:i/>
+          <w:sz w:val="24"/>
+          <w:szCs w:val="24"/>
+        </w:rPr>
+        <w:t xml:space="preserve"> ≡ 1 (mod 32)</w:t>
       </w:r>
       <w:r>
         <w:rPr>
@@ -10316,243 +9763,17 @@
       </w:r>
       <w:r>
         <w:rPr>
-          <w:rFonts w:cstheme="minorHAnsi"/>
-          <w:sz w:val="24"/>
-          <w:szCs w:val="24"/>
-        </w:rPr>
-        <w:t>2</w:t>
-      </w:r>
-      <w:r>
-        <w:rPr>
-          <w:rFonts w:cstheme="minorHAnsi"/>
-          <w:sz w:val="24"/>
-          <w:szCs w:val="24"/>
-        </w:rPr>
-        <w:t>.</w:t>
-      </w:r>
-      <w:r>
-        <w:rPr>
-          <w:rFonts w:cstheme="minorHAnsi"/>
-          <w:sz w:val="24"/>
-          <w:szCs w:val="24"/>
-        </w:rPr>
-        <w:t xml:space="preserve">3. </w:t>
-      </w:r>
-      <w:r>
-        <w:rPr>
-          <w:rFonts w:cstheme="minorHAnsi"/>
-          <w:sz w:val="24"/>
-          <w:szCs w:val="24"/>
-        </w:rPr>
-        <w:t xml:space="preserve"> </w:t>
-      </w:r>
-      <w:r>
-        <w:rPr>
-          <w:rFonts w:cstheme="minorHAnsi"/>
-          <w:sz w:val="24"/>
-          <w:szCs w:val="24"/>
-        </w:rPr>
-        <w:t>is used</w:t>
-      </w:r>
-      <w:r>
-        <w:rPr>
-          <w:rFonts w:cstheme="minorHAnsi"/>
           <w:sz w:val="24"/>
           <w:szCs w:val="24"/>
         </w:rPr>
         <w:br/>
       </w:r>
-      <w:proofErr w:type="gramStart"/>
-      <w:r>
-        <w:rPr>
-          <w:rFonts w:cstheme="minorHAnsi"/>
-          <w:sz w:val="24"/>
-          <w:szCs w:val="24"/>
-        </w:rPr>
-        <w:t>gcd(</w:t>
-      </w:r>
-      <w:proofErr w:type="gramEnd"/>
-      <w:r>
-        <w:rPr>
-          <w:rFonts w:cstheme="minorHAnsi"/>
-          <w:sz w:val="24"/>
-          <w:szCs w:val="24"/>
-        </w:rPr>
-        <w:t>4, 32) = 4.</w:t>
-      </w:r>
-      <w:r>
-        <w:rPr>
-          <w:rFonts w:cstheme="minorHAnsi"/>
-          <w:sz w:val="24"/>
-          <w:szCs w:val="24"/>
-        </w:rPr>
-        <w:t xml:space="preserve"> 4=2</w:t>
-      </w:r>
-      <w:r>
-        <w:rPr>
-          <w:rFonts w:cstheme="minorHAnsi"/>
-          <w:sz w:val="24"/>
-          <w:szCs w:val="24"/>
-          <w:vertAlign w:val="superscript"/>
-        </w:rPr>
-        <w:t>2</w:t>
-      </w:r>
-      <w:r>
-        <w:rPr>
-          <w:rFonts w:cstheme="minorHAnsi"/>
-          <w:sz w:val="24"/>
-          <w:szCs w:val="24"/>
-        </w:rPr>
-        <w:t xml:space="preserve"> so k=2</w:t>
-      </w:r>
-    </w:p>
-    <w:p>
-      <w:pPr>
-        <w:spacing w:after="0"/>
-        <w:rPr>
-          <w:rFonts w:cstheme="minorHAnsi"/>
-          <w:sz w:val="24"/>
-          <w:szCs w:val="24"/>
-        </w:rPr>
-      </w:pPr>
-      <w:r>
-        <w:rPr>
-          <w:rFonts w:cstheme="minorHAnsi"/>
-          <w:i/>
-          <w:sz w:val="24"/>
-          <w:szCs w:val="24"/>
-        </w:rPr>
-        <w:t xml:space="preserve">If solving by hand the following step would be skipped because 4/4 = 1. </w:t>
-      </w:r>
-      <w:r>
-        <w:rPr>
-          <w:rFonts w:cstheme="minorHAnsi"/>
-          <w:i/>
-          <w:sz w:val="24"/>
-          <w:szCs w:val="24"/>
-        </w:rPr>
-        <w:t>However,</w:t>
-      </w:r>
-      <w:r>
-        <w:rPr>
-          <w:rFonts w:cstheme="minorHAnsi"/>
-          <w:i/>
-          <w:sz w:val="24"/>
-          <w:szCs w:val="24"/>
-        </w:rPr>
-        <w:t xml:space="preserve"> the computer program proceeds as follows.</w:t>
-      </w:r>
-    </w:p>
-    <w:p>
-      <w:pPr>
-        <w:spacing w:after="0"/>
-        <w:rPr>
-          <w:sz w:val="24"/>
-          <w:szCs w:val="24"/>
-        </w:rPr>
-      </w:pPr>
-      <w:r>
-        <w:rPr>
-          <w:rFonts w:cstheme="minorHAnsi"/>
-          <w:sz w:val="24"/>
-          <w:szCs w:val="24"/>
-        </w:rPr>
-        <w:t xml:space="preserve">Use step </w:t>
-      </w:r>
-      <w:r>
-        <w:rPr>
-          <w:rFonts w:cstheme="minorHAnsi"/>
-          <w:sz w:val="24"/>
-          <w:szCs w:val="24"/>
-        </w:rPr>
-        <w:t>2</w:t>
-      </w:r>
-      <w:r>
-        <w:rPr>
-          <w:rFonts w:cstheme="minorHAnsi"/>
-          <w:sz w:val="24"/>
-          <w:szCs w:val="24"/>
-        </w:rPr>
-        <w:t>.3</w:t>
-      </w:r>
-      <w:r>
-        <w:rPr>
-          <w:rFonts w:cstheme="minorHAnsi"/>
-          <w:sz w:val="24"/>
-          <w:szCs w:val="24"/>
-        </w:rPr>
-        <w:t xml:space="preserve"> to solve </w:t>
-      </w:r>
-      <w:r>
-        <w:rPr>
-          <w:rFonts w:cstheme="minorHAnsi"/>
-          <w:b/>
-          <w:i/>
-          <w:sz w:val="24"/>
-          <w:szCs w:val="24"/>
-        </w:rPr>
-        <w:t>x</w:t>
-      </w:r>
-      <w:r>
-        <w:rPr>
-          <w:rFonts w:cstheme="minorHAnsi"/>
-          <w:b/>
-          <w:i/>
-          <w:sz w:val="24"/>
-          <w:szCs w:val="24"/>
-          <w:vertAlign w:val="superscript"/>
-        </w:rPr>
-        <w:t>2</w:t>
-      </w:r>
-      <w:r>
-        <w:rPr>
-          <w:rFonts w:cstheme="minorHAnsi"/>
-          <w:b/>
-          <w:i/>
-          <w:sz w:val="24"/>
-          <w:szCs w:val="24"/>
-        </w:rPr>
-        <w:t xml:space="preserve"> ≡ 1 (mod 32)</w:t>
-      </w:r>
-      <w:r>
-        <w:rPr>
-          <w:rFonts w:cstheme="minorHAnsi"/>
-          <w:sz w:val="24"/>
-          <w:szCs w:val="24"/>
-        </w:rPr>
-        <w:t xml:space="preserve"> </w:t>
-      </w:r>
-      <w:r>
-        <w:rPr>
-          <w:sz w:val="24"/>
-          <w:szCs w:val="24"/>
-        </w:rPr>
-        <w:br/>
-      </w:r>
-      <w:proofErr w:type="spellStart"/>
-      <w:proofErr w:type="gramStart"/>
-      <w:r>
-        <w:rPr>
-          <w:sz w:val="24"/>
-          <w:szCs w:val="24"/>
-        </w:rPr>
-        <w:t>modsqrt</w:t>
-      </w:r>
-      <w:proofErr w:type="spellEnd"/>
-      <w:r>
-        <w:rPr>
-          <w:sz w:val="24"/>
-          <w:szCs w:val="24"/>
-        </w:rPr>
-        <w:t>(</w:t>
-      </w:r>
-      <w:proofErr w:type="gramEnd"/>
-      <w:r>
-        <w:rPr>
-          <w:sz w:val="24"/>
-          <w:szCs w:val="24"/>
-        </w:rPr>
-        <w:t>1, 32) = 1, 31, 15, 17,</w:t>
+      <w:r>
+        <w:rPr>
+          <w:sz w:val="24"/>
+          <w:szCs w:val="24"/>
+        </w:rPr>
+        <w:t>modsqrt(1, 32) = 1, 31, 15, 17,</w:t>
       </w:r>
     </w:p>
     <w:p>
@@ -10633,6 +9854,13 @@
           <w:sz w:val="24"/>
           <w:szCs w:val="24"/>
         </w:rPr>
+        <w:t xml:space="preserve"> </w:t>
+      </w:r>
+      <w:r>
+        <w:rPr>
+          <w:sz w:val="24"/>
+          <w:szCs w:val="24"/>
+        </w:rPr>
         <w:t>2</w:t>
       </w:r>
       <w:r>
@@ -10696,25 +9924,7 @@
           <w:sz w:val="24"/>
           <w:szCs w:val="24"/>
         </w:rPr>
-        <w:t xml:space="preserve">We have p=2, k=2, </w:t>
-      </w:r>
-      <w:proofErr w:type="spellStart"/>
-      <w:r>
-        <w:rPr>
-          <w:rFonts w:cstheme="minorHAnsi"/>
-          <w:sz w:val="24"/>
-          <w:szCs w:val="24"/>
-        </w:rPr>
-        <w:t>i</w:t>
-      </w:r>
-      <w:proofErr w:type="spellEnd"/>
-      <w:r>
-        <w:rPr>
-          <w:rFonts w:cstheme="minorHAnsi"/>
-          <w:sz w:val="24"/>
-          <w:szCs w:val="24"/>
-        </w:rPr>
-        <w:t xml:space="preserve">=5, so </w:t>
+        <w:t xml:space="preserve">We have p=2, k=2, i=5, so </w:t>
       </w:r>
       <w:r>
         <w:rPr>
@@ -10759,23 +9969,13 @@
           <w:szCs w:val="24"/>
         </w:rPr>
       </w:pPr>
-      <w:proofErr w:type="gramStart"/>
-      <w:r>
-        <w:rPr>
-          <w:rFonts w:cstheme="minorHAnsi"/>
-          <w:sz w:val="24"/>
-          <w:szCs w:val="24"/>
-        </w:rPr>
-        <w:t>So</w:t>
-      </w:r>
-      <w:proofErr w:type="gramEnd"/>
-      <w:r>
-        <w:rPr>
-          <w:rFonts w:cstheme="minorHAnsi"/>
-          <w:sz w:val="24"/>
-          <w:szCs w:val="24"/>
-        </w:rPr>
-        <w:t xml:space="preserve"> the 1</w:t>
+      <w:r>
+        <w:rPr>
+          <w:rFonts w:cstheme="minorHAnsi"/>
+          <w:sz w:val="24"/>
+          <w:szCs w:val="24"/>
+        </w:rPr>
+        <w:t>So the 1</w:t>
       </w:r>
       <w:r>
         <w:rPr>
@@ -10860,25 +10060,79 @@
           <w:sz w:val="24"/>
           <w:szCs w:val="24"/>
         </w:rPr>
+        <w:t xml:space="preserve"> i.e. 30, 22, 14, 6.</w:t>
+      </w:r>
+    </w:p>
+    <w:p>
+      <w:pPr>
+        <w:spacing w:after="0"/>
+        <w:rPr>
+          <w:sz w:val="24"/>
+          <w:szCs w:val="24"/>
+        </w:rPr>
+      </w:pPr>
+      <w:r>
+        <w:rPr>
+          <w:rFonts w:cstheme="minorHAnsi"/>
+          <w:sz w:val="24"/>
+          <w:szCs w:val="24"/>
+        </w:rPr>
+        <w:t>So we have:</w:t>
+      </w:r>
+    </w:p>
+    <w:p>
+      <w:pPr>
+        <w:spacing w:after="0"/>
+        <w:rPr>
+          <w:sz w:val="24"/>
+          <w:szCs w:val="24"/>
+        </w:rPr>
+      </w:pPr>
+      <w:r>
+        <w:rPr>
+          <w:sz w:val="24"/>
+          <w:szCs w:val="24"/>
+        </w:rPr>
+        <w:t>modsqrt(4, 32) = 2, 30, 10, 22, 18, 14, 26, 6,</w:t>
+      </w:r>
+    </w:p>
+    <w:p>
+      <w:pPr>
+        <w:spacing w:after="0"/>
+        <w:rPr>
+          <w:i/>
+          <w:sz w:val="24"/>
+          <w:szCs w:val="24"/>
+        </w:rPr>
+      </w:pPr>
+      <w:r>
+        <w:rPr>
+          <w:sz w:val="24"/>
+          <w:szCs w:val="24"/>
+        </w:rPr>
+        <w:t>M</w:t>
+      </w:r>
+      <w:r>
+        <w:rPr>
+          <w:sz w:val="24"/>
+          <w:szCs w:val="24"/>
+        </w:rPr>
+        <w:t>ultiplying each root by 1 we have the same</w:t>
+      </w:r>
+      <w:r>
+        <w:rPr>
+          <w:sz w:val="24"/>
+          <w:szCs w:val="24"/>
+        </w:rPr>
         <w:t xml:space="preserve"> </w:t>
       </w:r>
-      <w:proofErr w:type="gramStart"/>
-      <w:r>
-        <w:rPr>
-          <w:rFonts w:cstheme="minorHAnsi"/>
-          <w:sz w:val="24"/>
-          <w:szCs w:val="24"/>
-        </w:rPr>
-        <w:t>i.e.</w:t>
-      </w:r>
-      <w:proofErr w:type="gramEnd"/>
-      <w:r>
-        <w:rPr>
-          <w:rFonts w:cstheme="minorHAnsi"/>
-          <w:sz w:val="24"/>
-          <w:szCs w:val="24"/>
-        </w:rPr>
-        <w:t xml:space="preserve"> 30, 22, 14, 6.</w:t>
+      <w:r>
+        <w:rPr>
+          <w:i/>
+          <w:sz w:val="24"/>
+          <w:szCs w:val="24"/>
+        </w:rPr>
+        <w:t>(Working by hand this step would be skipped)</w:t>
       </w:r>
     </w:p>
     <w:p>
@@ -10889,23 +10143,57 @@
           <w:szCs w:val="24"/>
         </w:rPr>
       </w:pPr>
-      <w:proofErr w:type="gramStart"/>
-      <w:r>
-        <w:rPr>
-          <w:rFonts w:cstheme="minorHAnsi"/>
-          <w:sz w:val="24"/>
-          <w:szCs w:val="24"/>
-        </w:rPr>
-        <w:t>So</w:t>
-      </w:r>
-      <w:proofErr w:type="gramEnd"/>
-      <w:r>
-        <w:rPr>
-          <w:rFonts w:cstheme="minorHAnsi"/>
-          <w:sz w:val="24"/>
-          <w:szCs w:val="24"/>
-        </w:rPr>
-        <w:t xml:space="preserve"> we have:</w:t>
+      <w:r>
+        <w:rPr>
+          <w:sz w:val="24"/>
+          <w:szCs w:val="24"/>
+        </w:rPr>
+        <w:t xml:space="preserve">modsqrt(4, 32) = </w:t>
+      </w:r>
+      <w:r>
+        <w:rPr>
+          <w:b/>
+          <w:i/>
+          <w:sz w:val="24"/>
+          <w:szCs w:val="24"/>
+        </w:rPr>
+        <w:t>2, 30, 10, 22, 18, 14, 26, 6</w:t>
+      </w:r>
+      <w:r>
+        <w:rPr>
+          <w:sz w:val="24"/>
+          <w:szCs w:val="24"/>
+        </w:rPr>
+        <w:t xml:space="preserve">.  More concisely: the roots are </w:t>
+      </w:r>
+      <w:r>
+        <w:rPr>
+          <w:rFonts w:cstheme="minorHAnsi"/>
+          <w:sz w:val="24"/>
+          <w:szCs w:val="24"/>
+        </w:rPr>
+        <w:t>±</w:t>
+      </w:r>
+      <w:r>
+        <w:rPr>
+          <w:sz w:val="24"/>
+          <w:szCs w:val="24"/>
+        </w:rPr>
+        <w:t xml:space="preserve">2 (mod </w:t>
+      </w:r>
+      <w:r>
+        <w:rPr>
+          <w:sz w:val="24"/>
+          <w:szCs w:val="24"/>
+        </w:rPr>
+        <w:t>8</w:t>
+      </w:r>
+      <w:r>
+        <w:rPr>
+          <w:sz w:val="24"/>
+          <w:szCs w:val="24"/>
+        </w:rPr>
+        <w:t>)</w:t>
       </w:r>
     </w:p>
     <w:p>
@@ -10916,54 +10204,50 @@
           <w:szCs w:val="24"/>
         </w:rPr>
       </w:pPr>
-      <w:proofErr w:type="spellStart"/>
-      <w:proofErr w:type="gramStart"/>
-      <w:r>
-        <w:rPr>
-          <w:sz w:val="24"/>
-          <w:szCs w:val="24"/>
-        </w:rPr>
-        <w:t>modsqrt</w:t>
-      </w:r>
-      <w:proofErr w:type="spellEnd"/>
-      <w:r>
-        <w:rPr>
-          <w:sz w:val="24"/>
-          <w:szCs w:val="24"/>
-        </w:rPr>
-        <w:t>(</w:t>
-      </w:r>
-      <w:proofErr w:type="gramEnd"/>
-      <w:r>
-        <w:rPr>
-          <w:sz w:val="24"/>
-          <w:szCs w:val="24"/>
-        </w:rPr>
-        <w:t>4, 32) = 2, 30, 10, 22, 18, 14, 26, 6,</w:t>
-      </w:r>
     </w:p>
     <w:p>
       <w:pPr>
         <w:spacing w:after="0"/>
         <w:rPr>
-          <w:i/>
-          <w:sz w:val="24"/>
-          <w:szCs w:val="24"/>
-        </w:rPr>
-      </w:pPr>
-      <w:r>
-        <w:rPr>
-          <w:sz w:val="24"/>
-          <w:szCs w:val="24"/>
-        </w:rPr>
-        <w:t>M</w:t>
-      </w:r>
-      <w:r>
-        <w:rPr>
-          <w:sz w:val="24"/>
-          <w:szCs w:val="24"/>
-        </w:rPr>
-        <w:t>ultiplying each root by 1 we have the same</w:t>
+          <w:sz w:val="24"/>
+          <w:szCs w:val="24"/>
+        </w:rPr>
+      </w:pPr>
+      <w:r>
+        <w:rPr>
+          <w:sz w:val="24"/>
+          <w:szCs w:val="24"/>
+        </w:rPr>
+        <w:t xml:space="preserve">Use step </w:t>
+      </w:r>
+      <w:r>
+        <w:rPr>
+          <w:sz w:val="24"/>
+          <w:szCs w:val="24"/>
+        </w:rPr>
+        <w:t>2</w:t>
+      </w:r>
+      <w:r>
+        <w:rPr>
+          <w:sz w:val="24"/>
+          <w:szCs w:val="24"/>
+        </w:rPr>
+        <w:t>.4</w:t>
+      </w:r>
+      <w:r>
+        <w:rPr>
+          <w:sz w:val="24"/>
+          <w:szCs w:val="24"/>
+        </w:rPr>
+        <w:t xml:space="preserve"> to solve x</w:t>
+      </w:r>
+      <w:r>
+        <w:rPr>
+          <w:sz w:val="24"/>
+          <w:szCs w:val="24"/>
+          <w:vertAlign w:val="superscript"/>
+        </w:rPr>
+        <w:t>2</w:t>
       </w:r>
       <w:r>
         <w:rPr>
@@ -10974,11 +10258,18 @@
       </w:r>
       <w:r>
         <w:rPr>
-          <w:i/>
-          <w:sz w:val="24"/>
-          <w:szCs w:val="24"/>
-        </w:rPr>
-        <w:t>(Working by hand this step would be skipped)</w:t>
+          <w:rFonts w:cstheme="minorHAnsi"/>
+          <w:sz w:val="24"/>
+          <w:szCs w:val="24"/>
+        </w:rPr>
+        <w:t>≡</w:t>
+      </w:r>
+      <w:r>
+        <w:rPr>
+          <w:sz w:val="24"/>
+          <w:szCs w:val="24"/>
+        </w:rPr>
+        <w:t xml:space="preserve"> 36 modulo 243.</w:t>
       </w:r>
     </w:p>
     <w:p>
@@ -10989,176 +10280,12 @@
           <w:szCs w:val="24"/>
         </w:rPr>
       </w:pPr>
-      <w:proofErr w:type="spellStart"/>
-      <w:proofErr w:type="gramStart"/>
-      <w:r>
-        <w:rPr>
-          <w:sz w:val="24"/>
-          <w:szCs w:val="24"/>
-        </w:rPr>
-        <w:t>modsqrt</w:t>
-      </w:r>
-      <w:proofErr w:type="spellEnd"/>
-      <w:r>
-        <w:rPr>
-          <w:sz w:val="24"/>
-          <w:szCs w:val="24"/>
-        </w:rPr>
-        <w:t>(</w:t>
-      </w:r>
-      <w:proofErr w:type="gramEnd"/>
-      <w:r>
-        <w:rPr>
-          <w:sz w:val="24"/>
-          <w:szCs w:val="24"/>
-        </w:rPr>
-        <w:t xml:space="preserve">4, 32) = </w:t>
-      </w:r>
-      <w:r>
-        <w:rPr>
-          <w:b/>
-          <w:i/>
-          <w:sz w:val="24"/>
-          <w:szCs w:val="24"/>
-        </w:rPr>
-        <w:t>2, 30, 10, 22, 18, 14, 26, 6</w:t>
-      </w:r>
-      <w:r>
-        <w:rPr>
-          <w:sz w:val="24"/>
-          <w:szCs w:val="24"/>
-        </w:rPr>
-        <w:t xml:space="preserve">.  More concisely: the roots are </w:t>
-      </w:r>
-      <w:r>
-        <w:rPr>
-          <w:rFonts w:cstheme="minorHAnsi"/>
-          <w:sz w:val="24"/>
-          <w:szCs w:val="24"/>
-        </w:rPr>
-        <w:t>±</w:t>
-      </w:r>
-      <w:r>
-        <w:rPr>
-          <w:sz w:val="24"/>
-          <w:szCs w:val="24"/>
-        </w:rPr>
-        <w:t xml:space="preserve">2 (mod </w:t>
-      </w:r>
-      <w:r>
-        <w:rPr>
-          <w:sz w:val="24"/>
-          <w:szCs w:val="24"/>
-        </w:rPr>
-        <w:t>8</w:t>
-      </w:r>
-      <w:r>
-        <w:rPr>
-          <w:sz w:val="24"/>
-          <w:szCs w:val="24"/>
-        </w:rPr>
-        <w:t>)</w:t>
-      </w:r>
-    </w:p>
-    <w:p>
-      <w:pPr>
-        <w:spacing w:after="0"/>
-        <w:rPr>
-          <w:sz w:val="24"/>
-          <w:szCs w:val="24"/>
-        </w:rPr>
-      </w:pPr>
-    </w:p>
-    <w:p>
-      <w:pPr>
-        <w:spacing w:after="0"/>
-        <w:rPr>
-          <w:sz w:val="24"/>
-          <w:szCs w:val="24"/>
-        </w:rPr>
-      </w:pPr>
-      <w:r>
-        <w:rPr>
-          <w:sz w:val="24"/>
-          <w:szCs w:val="24"/>
-        </w:rPr>
-        <w:t xml:space="preserve">Use step </w:t>
-      </w:r>
-      <w:r>
-        <w:rPr>
-          <w:sz w:val="24"/>
-          <w:szCs w:val="24"/>
-        </w:rPr>
-        <w:t>2</w:t>
-      </w:r>
-      <w:r>
-        <w:rPr>
-          <w:sz w:val="24"/>
-          <w:szCs w:val="24"/>
-        </w:rPr>
-        <w:t>.4</w:t>
-      </w:r>
-      <w:r>
-        <w:rPr>
-          <w:sz w:val="24"/>
-          <w:szCs w:val="24"/>
-        </w:rPr>
-        <w:t xml:space="preserve"> to solve x</w:t>
-      </w:r>
-      <w:r>
-        <w:rPr>
-          <w:sz w:val="24"/>
-          <w:szCs w:val="24"/>
-          <w:vertAlign w:val="superscript"/>
-        </w:rPr>
-        <w:t>2</w:t>
-      </w:r>
-      <w:r>
-        <w:rPr>
-          <w:sz w:val="24"/>
-          <w:szCs w:val="24"/>
-        </w:rPr>
-        <w:t xml:space="preserve"> </w:t>
-      </w:r>
-      <w:r>
-        <w:rPr>
-          <w:rFonts w:cstheme="minorHAnsi"/>
-          <w:sz w:val="24"/>
-          <w:szCs w:val="24"/>
-        </w:rPr>
-        <w:t>≡</w:t>
-      </w:r>
-      <w:r>
-        <w:rPr>
-          <w:sz w:val="24"/>
-          <w:szCs w:val="24"/>
-        </w:rPr>
-        <w:t xml:space="preserve"> 36 modulo 243.</w:t>
-      </w:r>
-    </w:p>
-    <w:p>
-      <w:pPr>
-        <w:spacing w:after="0"/>
-        <w:rPr>
-          <w:sz w:val="24"/>
-          <w:szCs w:val="24"/>
-        </w:rPr>
-      </w:pPr>
-      <w:proofErr w:type="gramStart"/>
-      <w:r>
-        <w:rPr>
-          <w:sz w:val="24"/>
-          <w:szCs w:val="24"/>
-        </w:rPr>
-        <w:t>Gcd(</w:t>
-      </w:r>
-      <w:proofErr w:type="gramEnd"/>
-      <w:r>
-        <w:rPr>
-          <w:sz w:val="24"/>
-          <w:szCs w:val="24"/>
-        </w:rPr>
-        <w:t xml:space="preserve">36, 243) = 9, so we need to solve </w:t>
+      <w:r>
+        <w:rPr>
+          <w:sz w:val="24"/>
+          <w:szCs w:val="24"/>
+        </w:rPr>
+        <w:t xml:space="preserve">Gcd(36, 243) = 9, so we need to solve </w:t>
       </w:r>
       <w:r>
         <w:rPr>
@@ -11478,32 +10605,7 @@
           <w:sz w:val="24"/>
           <w:szCs w:val="24"/>
         </w:rPr>
-        <w:t xml:space="preserve"> 1 (modulo 3), so </w:t>
-      </w:r>
-      <w:proofErr w:type="spellStart"/>
-      <w:proofErr w:type="gramStart"/>
-      <w:r>
-        <w:rPr>
-          <w:sz w:val="24"/>
-          <w:szCs w:val="24"/>
-        </w:rPr>
-        <w:t>modsqrt</w:t>
-      </w:r>
-      <w:proofErr w:type="spellEnd"/>
-      <w:r>
-        <w:rPr>
-          <w:sz w:val="24"/>
-          <w:szCs w:val="24"/>
-        </w:rPr>
-        <w:t>(</w:t>
-      </w:r>
-      <w:proofErr w:type="gramEnd"/>
-      <w:r>
-        <w:rPr>
-          <w:sz w:val="24"/>
-          <w:szCs w:val="24"/>
-        </w:rPr>
-        <w:t xml:space="preserve">4, 3) </w:t>
+        <w:t xml:space="preserve"> 1 (modulo 3), so modsqrt(4, 3) </w:t>
       </w:r>
       <w:r>
         <w:rPr>
@@ -11518,207 +10620,151 @@
           <w:sz w:val="24"/>
           <w:szCs w:val="24"/>
         </w:rPr>
+        <w:t xml:space="preserve"> modsqrt(1,3)</w:t>
+      </w:r>
+    </w:p>
+    <w:p>
+      <w:pPr>
+        <w:spacing w:after="0"/>
+        <w:rPr>
+          <w:sz w:val="24"/>
+          <w:szCs w:val="24"/>
+        </w:rPr>
+      </w:pPr>
+      <w:r>
+        <w:rPr>
+          <w:sz w:val="24"/>
+          <w:szCs w:val="24"/>
+        </w:rPr>
+        <w:t>modsqrt(1, 3) = 1, 2,</w:t>
+      </w:r>
+      <w:r>
+        <w:rPr>
+          <w:sz w:val="24"/>
+          <w:szCs w:val="24"/>
+        </w:rPr>
+        <w:t xml:space="preserve">                (trivial, don’t need Tonelli-Shanks)</w:t>
+      </w:r>
+    </w:p>
+    <w:p>
+      <w:pPr>
+        <w:spacing w:after="0"/>
+        <w:rPr>
+          <w:sz w:val="24"/>
+          <w:szCs w:val="24"/>
+        </w:rPr>
+      </w:pPr>
+      <w:r>
+        <w:rPr>
+          <w:b/>
+          <w:i/>
+          <w:sz w:val="24"/>
+          <w:szCs w:val="24"/>
+        </w:rPr>
+        <w:t>modsqrt(4, 243) = 241, 2</w:t>
+      </w:r>
+      <w:r>
+        <w:rPr>
+          <w:sz w:val="24"/>
+          <w:szCs w:val="24"/>
+        </w:rPr>
+        <w:t>,</w:t>
+      </w:r>
+      <w:r>
+        <w:rPr>
+          <w:sz w:val="24"/>
+          <w:szCs w:val="24"/>
+        </w:rPr>
+        <w:t xml:space="preserve">       (roots ‘lifted’)</w:t>
+      </w:r>
+    </w:p>
+    <w:p>
+      <w:pPr>
+        <w:spacing w:after="0"/>
+        <w:rPr>
+          <w:sz w:val="24"/>
+          <w:szCs w:val="24"/>
+        </w:rPr>
+      </w:pPr>
+    </w:p>
+    <w:p>
+      <w:pPr>
+        <w:spacing w:after="0"/>
+        <w:rPr>
+          <w:sz w:val="24"/>
+          <w:szCs w:val="24"/>
+        </w:rPr>
+      </w:pPr>
+      <w:r>
+        <w:rPr>
+          <w:sz w:val="24"/>
+          <w:szCs w:val="24"/>
+        </w:rPr>
+        <w:t xml:space="preserve">Solve </w:t>
+      </w:r>
+      <w:r>
+        <w:rPr>
+          <w:b/>
+          <w:i/>
+          <w:sz w:val="24"/>
+          <w:szCs w:val="24"/>
+        </w:rPr>
+        <w:t>x</w:t>
+      </w:r>
+      <w:r>
+        <w:rPr>
+          <w:b/>
+          <w:i/>
+          <w:sz w:val="24"/>
+          <w:szCs w:val="24"/>
+          <w:vertAlign w:val="superscript"/>
+        </w:rPr>
+        <w:t>2</w:t>
+      </w:r>
+      <w:r>
+        <w:rPr>
+          <w:b/>
+          <w:i/>
+          <w:sz w:val="24"/>
+          <w:szCs w:val="24"/>
+        </w:rPr>
         <w:t xml:space="preserve"> </w:t>
       </w:r>
-      <w:proofErr w:type="spellStart"/>
-      <w:r>
-        <w:rPr>
-          <w:sz w:val="24"/>
-          <w:szCs w:val="24"/>
-        </w:rPr>
-        <w:t>modsqrt</w:t>
-      </w:r>
-      <w:proofErr w:type="spellEnd"/>
-      <w:r>
-        <w:rPr>
-          <w:sz w:val="24"/>
-          <w:szCs w:val="24"/>
-        </w:rPr>
-        <w:t>(1,3)</w:t>
-      </w:r>
-    </w:p>
-    <w:p>
-      <w:pPr>
-        <w:spacing w:after="0"/>
-        <w:rPr>
-          <w:sz w:val="24"/>
-          <w:szCs w:val="24"/>
-        </w:rPr>
-      </w:pPr>
-      <w:proofErr w:type="spellStart"/>
-      <w:proofErr w:type="gramStart"/>
-      <w:r>
-        <w:rPr>
-          <w:sz w:val="24"/>
-          <w:szCs w:val="24"/>
-        </w:rPr>
-        <w:t>modsqrt</w:t>
-      </w:r>
-      <w:proofErr w:type="spellEnd"/>
-      <w:r>
-        <w:rPr>
-          <w:sz w:val="24"/>
-          <w:szCs w:val="24"/>
-        </w:rPr>
-        <w:t>(</w:t>
-      </w:r>
-      <w:proofErr w:type="gramEnd"/>
-      <w:r>
-        <w:rPr>
-          <w:sz w:val="24"/>
-          <w:szCs w:val="24"/>
-        </w:rPr>
-        <w:t>1, 3) = 1, 2,</w:t>
-      </w:r>
-      <w:r>
-        <w:rPr>
-          <w:sz w:val="24"/>
-          <w:szCs w:val="24"/>
-        </w:rPr>
-        <w:t xml:space="preserve">                (trivial, don’t need Tonelli-Shanks)</w:t>
-      </w:r>
-    </w:p>
-    <w:p>
-      <w:pPr>
-        <w:spacing w:after="0"/>
-        <w:rPr>
-          <w:sz w:val="24"/>
-          <w:szCs w:val="24"/>
-        </w:rPr>
-      </w:pPr>
-      <w:proofErr w:type="spellStart"/>
-      <w:proofErr w:type="gramStart"/>
-      <w:r>
-        <w:rPr>
-          <w:b/>
-          <w:i/>
-          <w:sz w:val="24"/>
-          <w:szCs w:val="24"/>
-        </w:rPr>
-        <w:t>modsqrt</w:t>
-      </w:r>
-      <w:proofErr w:type="spellEnd"/>
-      <w:r>
-        <w:rPr>
-          <w:b/>
-          <w:i/>
-          <w:sz w:val="24"/>
-          <w:szCs w:val="24"/>
-        </w:rPr>
-        <w:t>(</w:t>
-      </w:r>
-      <w:proofErr w:type="gramEnd"/>
-      <w:r>
-        <w:rPr>
-          <w:b/>
-          <w:i/>
-          <w:sz w:val="24"/>
-          <w:szCs w:val="24"/>
-        </w:rPr>
-        <w:t>4, 243) = 241, 2</w:t>
-      </w:r>
-      <w:r>
-        <w:rPr>
-          <w:sz w:val="24"/>
-          <w:szCs w:val="24"/>
-        </w:rPr>
-        <w:t>,</w:t>
-      </w:r>
-      <w:r>
-        <w:rPr>
-          <w:sz w:val="24"/>
-          <w:szCs w:val="24"/>
-        </w:rPr>
-        <w:t xml:space="preserve">       (roots ‘lifted’)</w:t>
-      </w:r>
-    </w:p>
-    <w:p>
-      <w:pPr>
-        <w:spacing w:after="0"/>
-        <w:rPr>
-          <w:sz w:val="24"/>
-          <w:szCs w:val="24"/>
-        </w:rPr>
-      </w:pPr>
-    </w:p>
-    <w:p>
-      <w:pPr>
-        <w:spacing w:after="0"/>
-        <w:rPr>
-          <w:sz w:val="24"/>
-          <w:szCs w:val="24"/>
-        </w:rPr>
-      </w:pPr>
-      <w:r>
-        <w:rPr>
-          <w:sz w:val="24"/>
-          <w:szCs w:val="24"/>
-        </w:rPr>
-        <w:t xml:space="preserve">Solve </w:t>
-      </w:r>
-      <w:r>
-        <w:rPr>
-          <w:b/>
-          <w:i/>
-          <w:sz w:val="24"/>
-          <w:szCs w:val="24"/>
-        </w:rPr>
-        <w:t>x</w:t>
-      </w:r>
-      <w:r>
-        <w:rPr>
-          <w:b/>
-          <w:i/>
-          <w:sz w:val="24"/>
-          <w:szCs w:val="24"/>
-          <w:vertAlign w:val="superscript"/>
+      <w:r>
+        <w:rPr>
+          <w:rFonts w:cstheme="minorHAnsi"/>
+          <w:b/>
+          <w:i/>
+          <w:sz w:val="24"/>
+          <w:szCs w:val="24"/>
+        </w:rPr>
+        <w:t>≡</w:t>
+      </w:r>
+      <w:r>
+        <w:rPr>
+          <w:b/>
+          <w:i/>
+          <w:sz w:val="24"/>
+          <w:szCs w:val="24"/>
+        </w:rPr>
+        <w:t xml:space="preserve"> 9 modulo 243</w:t>
+      </w:r>
+      <w:r>
+        <w:rPr>
+          <w:sz w:val="24"/>
+          <w:szCs w:val="24"/>
+        </w:rPr>
+        <w:t xml:space="preserve"> using step</w:t>
+      </w:r>
+      <w:r>
+        <w:rPr>
+          <w:sz w:val="24"/>
+          <w:szCs w:val="24"/>
         </w:rPr>
         <w:t>2</w:t>
       </w:r>
       <w:r>
         <w:rPr>
-          <w:b/>
-          <w:i/>
-          <w:sz w:val="24"/>
-          <w:szCs w:val="24"/>
-        </w:rPr>
-        <w:t xml:space="preserve"> </w:t>
-      </w:r>
-      <w:r>
-        <w:rPr>
-          <w:rFonts w:cstheme="minorHAnsi"/>
-          <w:b/>
-          <w:i/>
-          <w:sz w:val="24"/>
-          <w:szCs w:val="24"/>
-        </w:rPr>
-        <w:t>≡</w:t>
-      </w:r>
-      <w:r>
-        <w:rPr>
-          <w:b/>
-          <w:i/>
-          <w:sz w:val="24"/>
-          <w:szCs w:val="24"/>
-        </w:rPr>
-        <w:t xml:space="preserve"> 9 modulo 243</w:t>
-      </w:r>
-      <w:r>
-        <w:rPr>
-          <w:sz w:val="24"/>
-          <w:szCs w:val="24"/>
-        </w:rPr>
-        <w:t xml:space="preserve"> using step</w:t>
-      </w:r>
-      <w:r>
-        <w:rPr>
-          <w:sz w:val="24"/>
-          <w:szCs w:val="24"/>
-        </w:rPr>
-        <w:t>2</w:t>
-      </w:r>
-      <w:r>
-        <w:rPr>
           <w:sz w:val="24"/>
           <w:szCs w:val="24"/>
         </w:rPr>
@@ -11737,23 +10783,7 @@
           <w:szCs w:val="24"/>
         </w:rPr>
         <w:br/>
-        <w:t xml:space="preserve">We have p=3, k=2, </w:t>
-      </w:r>
-      <w:proofErr w:type="spellStart"/>
-      <w:r>
-        <w:rPr>
-          <w:sz w:val="24"/>
-          <w:szCs w:val="24"/>
-        </w:rPr>
-        <w:t>i</w:t>
-      </w:r>
-      <w:proofErr w:type="spellEnd"/>
-      <w:r>
-        <w:rPr>
-          <w:sz w:val="24"/>
-          <w:szCs w:val="24"/>
-        </w:rPr>
-        <w:t xml:space="preserve">=5, so </w:t>
+        <w:t xml:space="preserve">We have p=3, k=2, i=5, so </w:t>
       </w:r>
       <w:r>
         <w:rPr>
@@ -11982,36 +11012,14 @@
           <w:szCs w:val="24"/>
         </w:rPr>
       </w:pPr>
-      <w:proofErr w:type="spellStart"/>
-      <w:proofErr w:type="gramStart"/>
-      <w:r>
-        <w:rPr>
-          <w:b/>
-          <w:i/>
-          <w:sz w:val="24"/>
-          <w:szCs w:val="24"/>
-        </w:rPr>
-        <w:t>modsqrt</w:t>
-      </w:r>
-      <w:proofErr w:type="spellEnd"/>
-      <w:r>
-        <w:rPr>
-          <w:b/>
-          <w:i/>
-          <w:sz w:val="24"/>
-          <w:szCs w:val="24"/>
-        </w:rPr>
-        <w:t>(</w:t>
-      </w:r>
-      <w:proofErr w:type="gramEnd"/>
-      <w:r>
-        <w:rPr>
-          <w:b/>
-          <w:i/>
-          <w:sz w:val="24"/>
-          <w:szCs w:val="24"/>
-        </w:rPr>
-        <w:t xml:space="preserve">9, </w:t>
+      <w:r>
+        <w:rPr>
+          <w:b/>
+          <w:i/>
+          <w:sz w:val="24"/>
+          <w:szCs w:val="24"/>
+        </w:rPr>
+        <w:t xml:space="preserve">modsqrt(9, </w:t>
       </w:r>
       <w:r>
         <w:rPr>
@@ -12139,23 +11147,7 @@
           <w:sz w:val="24"/>
           <w:szCs w:val="24"/>
         </w:rPr>
-        <w:t xml:space="preserve"> modulo 243. If we use </w:t>
-      </w:r>
-      <w:proofErr w:type="gramStart"/>
-      <w:r>
-        <w:rPr>
-          <w:sz w:val="24"/>
-          <w:szCs w:val="24"/>
-        </w:rPr>
-        <w:t>241</w:t>
-      </w:r>
-      <w:proofErr w:type="gramEnd"/>
-      <w:r>
-        <w:rPr>
-          <w:sz w:val="24"/>
-          <w:szCs w:val="24"/>
-        </w:rPr>
-        <w:t xml:space="preserve"> we get: 237, 6, 75, 168, 156, 87. If we use 2 we get 6, 237, 168, 75, 87, 56 i.e. we </w:t>
+        <w:t xml:space="preserve"> modulo 243. If we use 241 we get: 237, 6, 75, 168, 156, 87. If we use 2 we get 6, 237, 168, 75, 87, 56 i.e. we </w:t>
       </w:r>
       <w:r>
         <w:rPr>
@@ -12217,23 +11209,7 @@
           <w:sz w:val="24"/>
           <w:szCs w:val="24"/>
         </w:rPr>
-        <w:t>(</w:t>
-      </w:r>
-      <w:proofErr w:type="gramStart"/>
-      <w:r>
-        <w:rPr>
-          <w:sz w:val="24"/>
-          <w:szCs w:val="24"/>
-        </w:rPr>
-        <w:t>i.e.</w:t>
-      </w:r>
-      <w:proofErr w:type="gramEnd"/>
-      <w:r>
-        <w:rPr>
-          <w:sz w:val="24"/>
-          <w:szCs w:val="24"/>
-        </w:rPr>
-        <w:t xml:space="preserve"> </w:t>
+        <w:t xml:space="preserve">(i.e. </w:t>
       </w:r>
       <w:r>
         <w:rPr>
@@ -12320,23 +11296,7 @@
           <w:sz w:val="24"/>
           <w:szCs w:val="24"/>
         </w:rPr>
-        <w:t xml:space="preserve"> 8 = 48 roots. </w:t>
-      </w:r>
-      <w:proofErr w:type="gramStart"/>
-      <w:r>
-        <w:rPr>
-          <w:sz w:val="24"/>
-          <w:szCs w:val="24"/>
-        </w:rPr>
-        <w:t>E.g.</w:t>
-      </w:r>
-      <w:proofErr w:type="gramEnd"/>
-      <w:r>
-        <w:rPr>
-          <w:sz w:val="24"/>
-          <w:szCs w:val="24"/>
-        </w:rPr>
-        <w:t xml:space="preserve"> 5826 </w:t>
+        <w:t xml:space="preserve"> 8 = 48 roots. E.g. 5826 </w:t>
       </w:r>
       <w:r>
         <w:rPr>
@@ -13660,32 +12620,7 @@
           <w:sz w:val="24"/>
           <w:szCs w:val="24"/>
         </w:rPr>
-        <w:t xml:space="preserve"> modulo 8, so </w:t>
-      </w:r>
-      <w:proofErr w:type="spellStart"/>
-      <w:proofErr w:type="gramStart"/>
-      <w:r>
-        <w:rPr>
-          <w:sz w:val="24"/>
-          <w:szCs w:val="24"/>
-        </w:rPr>
-        <w:t>modsqrt</w:t>
-      </w:r>
-      <w:proofErr w:type="spellEnd"/>
-      <w:r>
-        <w:rPr>
-          <w:sz w:val="24"/>
-          <w:szCs w:val="24"/>
-        </w:rPr>
-        <w:t>(</w:t>
-      </w:r>
-      <w:proofErr w:type="gramEnd"/>
-      <w:r>
-        <w:rPr>
-          <w:sz w:val="24"/>
-          <w:szCs w:val="24"/>
-        </w:rPr>
-        <w:t xml:space="preserve">8x+1, 8) </w:t>
+        <w:t xml:space="preserve"> modulo 8, so modsqrt(8x+1, 8) </w:t>
       </w:r>
       <w:r>
         <w:rPr>
@@ -13700,49 +12635,405 @@
           <w:sz w:val="24"/>
           <w:szCs w:val="24"/>
         </w:rPr>
+        <w:t xml:space="preserve"> modsqrt(1,8) </w:t>
+      </w:r>
+      <w:r>
+        <w:rPr>
+          <w:rFonts w:cstheme="minorHAnsi"/>
+          <w:sz w:val="24"/>
+          <w:szCs w:val="24"/>
+        </w:rPr>
+        <w:t>≡</w:t>
+      </w:r>
+      <w:r>
+        <w:rPr>
+          <w:sz w:val="24"/>
+          <w:szCs w:val="24"/>
+        </w:rPr>
+        <w:t xml:space="preserve"> 1, 3, 5, 7, for any integer </w:t>
+      </w:r>
+      <w:r>
+        <w:rPr>
+          <w:b/>
+          <w:bCs/>
+          <w:i/>
+          <w:iCs/>
+          <w:sz w:val="24"/>
+          <w:szCs w:val="24"/>
+        </w:rPr>
+        <w:t>x</w:t>
+      </w:r>
+      <w:r>
+        <w:rPr>
+          <w:sz w:val="24"/>
+          <w:szCs w:val="24"/>
+        </w:rPr>
+        <w:t>.</w:t>
+      </w:r>
+      <w:r>
+        <w:rPr>
+          <w:sz w:val="24"/>
+          <w:szCs w:val="24"/>
+        </w:rPr>
+        <w:t xml:space="preserve"> We only need one root so choose 1.</w:t>
+      </w:r>
+    </w:p>
+    <w:p>
+      <w:pPr>
+        <w:spacing w:after="0"/>
+        <w:rPr>
+          <w:sz w:val="24"/>
+          <w:szCs w:val="24"/>
+          <w:lang w:val="nl-NL"/>
+        </w:rPr>
+      </w:pPr>
+      <w:r>
+        <w:rPr>
+          <w:sz w:val="24"/>
+          <w:szCs w:val="24"/>
+          <w:lang w:val="nl-NL"/>
+        </w:rPr>
+        <w:t>modsqrt(17, 8) = 1</w:t>
+      </w:r>
+    </w:p>
+    <w:p>
+      <w:pPr>
+        <w:spacing w:after="0"/>
+        <w:rPr>
+          <w:sz w:val="24"/>
+          <w:szCs w:val="24"/>
+          <w:lang w:val="nl-NL"/>
+        </w:rPr>
+      </w:pPr>
+      <w:r>
+        <w:rPr>
+          <w:sz w:val="24"/>
+          <w:szCs w:val="24"/>
+          <w:lang w:val="nl-NL"/>
+        </w:rPr>
+        <w:t>modsqrt(17, 16) = 9</w:t>
+      </w:r>
+    </w:p>
+    <w:p>
+      <w:pPr>
+        <w:spacing w:after="0"/>
+        <w:rPr>
+          <w:sz w:val="24"/>
+          <w:szCs w:val="24"/>
+          <w:lang w:val="nl-NL"/>
+        </w:rPr>
+      </w:pPr>
+      <w:r>
+        <w:rPr>
+          <w:sz w:val="24"/>
+          <w:szCs w:val="24"/>
+          <w:lang w:val="nl-NL"/>
+        </w:rPr>
+        <w:t>modsqrt(17, 32) = 9</w:t>
+      </w:r>
+    </w:p>
+    <w:p>
+      <w:pPr>
+        <w:spacing w:after="0"/>
+        <w:rPr>
+          <w:sz w:val="24"/>
+          <w:szCs w:val="24"/>
+          <w:lang w:val="nl-NL"/>
+        </w:rPr>
+      </w:pPr>
+      <w:r>
+        <w:rPr>
+          <w:sz w:val="24"/>
+          <w:szCs w:val="24"/>
+          <w:lang w:val="nl-NL"/>
+        </w:rPr>
+        <w:t>modsqrt(17, 64) = 41</w:t>
+      </w:r>
+    </w:p>
+    <w:p>
+      <w:pPr>
+        <w:spacing w:after="0"/>
+        <w:rPr>
+          <w:sz w:val="24"/>
+          <w:szCs w:val="24"/>
+          <w:lang w:val="nl-NL"/>
+        </w:rPr>
+      </w:pPr>
+      <w:r>
+        <w:rPr>
+          <w:sz w:val="24"/>
+          <w:szCs w:val="24"/>
+          <w:lang w:val="nl-NL"/>
+        </w:rPr>
+        <w:t>modsqrt(17, 128) = 105</w:t>
+      </w:r>
+    </w:p>
+    <w:p>
+      <w:pPr>
+        <w:spacing w:after="0"/>
+        <w:rPr>
+          <w:sz w:val="24"/>
+          <w:szCs w:val="24"/>
+        </w:rPr>
+      </w:pPr>
+      <w:r>
+        <w:rPr>
+          <w:sz w:val="24"/>
+          <w:szCs w:val="24"/>
+        </w:rPr>
+        <w:t>modsqrt(17, 256) = 233</w:t>
+      </w:r>
+    </w:p>
+    <w:p>
+      <w:pPr>
+        <w:spacing w:after="0"/>
+        <w:rPr>
+          <w:sz w:val="24"/>
+          <w:szCs w:val="24"/>
+        </w:rPr>
+      </w:pPr>
+      <w:r>
+        <w:rPr>
+          <w:sz w:val="24"/>
+          <w:szCs w:val="24"/>
+        </w:rPr>
+        <w:t>modsqrt(17, 512) = 233</w:t>
+      </w:r>
+    </w:p>
+    <w:p>
+      <w:pPr>
+        <w:spacing w:after="0"/>
+        <w:rPr>
+          <w:sz w:val="24"/>
+          <w:szCs w:val="24"/>
+        </w:rPr>
+      </w:pPr>
+      <w:r>
+        <w:rPr>
+          <w:sz w:val="24"/>
+          <w:szCs w:val="24"/>
+        </w:rPr>
+        <w:t>There are actually 4 solutions at each step, but we only need to use one.</w:t>
+      </w:r>
+    </w:p>
+    <w:p>
+      <w:pPr>
+        <w:spacing w:after="0"/>
+        <w:rPr>
+          <w:sz w:val="24"/>
+          <w:szCs w:val="24"/>
+        </w:rPr>
+      </w:pPr>
+      <w:r>
+        <w:rPr>
+          <w:sz w:val="24"/>
+          <w:szCs w:val="24"/>
+        </w:rPr>
+        <w:t xml:space="preserve">Given </w:t>
+      </w:r>
+      <w:r>
+        <w:rPr>
+          <w:b/>
+          <w:i/>
+          <w:sz w:val="24"/>
+          <w:szCs w:val="24"/>
+        </w:rPr>
+        <w:t>r</w:t>
+      </w:r>
+      <w:r>
+        <w:rPr>
+          <w:b/>
+          <w:i/>
+          <w:sz w:val="24"/>
+          <w:szCs w:val="24"/>
+          <w:vertAlign w:val="subscript"/>
+        </w:rPr>
+        <w:t>1</w:t>
+      </w:r>
+      <w:r>
+        <w:rPr>
+          <w:b/>
+          <w:i/>
+          <w:sz w:val="24"/>
+          <w:szCs w:val="24"/>
+        </w:rPr>
+        <w:t xml:space="preserve"> = 233</w:t>
+      </w:r>
+      <w:r>
+        <w:rPr>
+          <w:sz w:val="24"/>
+          <w:szCs w:val="24"/>
+        </w:rPr>
+        <w:t xml:space="preserve">, we get </w:t>
+      </w:r>
+      <w:r>
+        <w:rPr>
+          <w:b/>
+          <w:i/>
+          <w:sz w:val="24"/>
+          <w:szCs w:val="24"/>
+        </w:rPr>
+        <w:t>r</w:t>
+      </w:r>
+      <w:r>
+        <w:rPr>
+          <w:b/>
+          <w:i/>
+          <w:sz w:val="24"/>
+          <w:szCs w:val="24"/>
+          <w:vertAlign w:val="subscript"/>
+        </w:rPr>
+        <w:t>2</w:t>
+      </w:r>
+      <w:r>
+        <w:rPr>
+          <w:b/>
+          <w:i/>
+          <w:sz w:val="24"/>
+          <w:szCs w:val="24"/>
+        </w:rPr>
+        <w:t xml:space="preserve"> = 512-233= 279,</w:t>
+      </w:r>
+      <w:r>
+        <w:rPr>
+          <w:b/>
+          <w:i/>
+          <w:sz w:val="24"/>
+          <w:szCs w:val="24"/>
+        </w:rPr>
+        <w:t xml:space="preserve"> r</w:t>
+      </w:r>
+      <w:r>
+        <w:rPr>
+          <w:b/>
+          <w:i/>
+          <w:sz w:val="24"/>
+          <w:szCs w:val="24"/>
+          <w:vertAlign w:val="subscript"/>
+        </w:rPr>
+        <w:t>3</w:t>
+      </w:r>
+      <w:r>
+        <w:rPr>
+          <w:b/>
+          <w:i/>
+          <w:sz w:val="24"/>
+          <w:szCs w:val="24"/>
+        </w:rPr>
+        <w:t xml:space="preserve"> = 256 +233= 489, r</w:t>
+      </w:r>
+      <w:r>
+        <w:rPr>
+          <w:b/>
+          <w:i/>
+          <w:sz w:val="24"/>
+          <w:szCs w:val="24"/>
+          <w:vertAlign w:val="subscript"/>
+        </w:rPr>
+        <w:t>4</w:t>
+      </w:r>
+      <w:r>
+        <w:rPr>
+          <w:b/>
+          <w:i/>
+          <w:sz w:val="24"/>
+          <w:szCs w:val="24"/>
+        </w:rPr>
+        <w:t xml:space="preserve"> = 256-233 = 23</w:t>
+      </w:r>
+      <w:r>
+        <w:rPr>
+          <w:sz w:val="24"/>
+          <w:szCs w:val="24"/>
+        </w:rPr>
+        <w:t xml:space="preserve">, thus giving us the four solutions. </w:t>
+      </w:r>
+    </w:p>
+    <w:p>
+      <w:pPr>
+        <w:spacing w:after="0"/>
+        <w:rPr>
+          <w:sz w:val="24"/>
+          <w:szCs w:val="24"/>
+        </w:rPr>
+      </w:pPr>
+    </w:p>
+    <w:p>
+      <w:pPr>
+        <w:pStyle w:val="Heading1"/>
+      </w:pPr>
+      <w:r>
+        <w:t>Example 3</w:t>
+      </w:r>
+    </w:p>
+    <w:p>
+      <w:pPr>
+        <w:spacing w:after="0"/>
+        <w:rPr>
+          <w:sz w:val="24"/>
+          <w:szCs w:val="24"/>
+        </w:rPr>
+      </w:pPr>
+      <w:r>
+        <w:rPr>
+          <w:sz w:val="24"/>
+          <w:szCs w:val="24"/>
+        </w:rPr>
+        <w:t>Find the square roots of 0 modulo 7776</w:t>
+      </w:r>
+    </w:p>
+    <w:p>
+      <w:pPr>
+        <w:spacing w:after="0"/>
+        <w:rPr>
+          <w:sz w:val="24"/>
+          <w:szCs w:val="24"/>
+        </w:rPr>
+      </w:pPr>
+      <w:r>
+        <w:rPr>
+          <w:sz w:val="24"/>
+          <w:szCs w:val="24"/>
+        </w:rPr>
+        <w:t>Step 1: factorise 7776; 7776 = 2</w:t>
+      </w:r>
+      <w:r>
+        <w:rPr>
+          <w:sz w:val="24"/>
+          <w:szCs w:val="24"/>
+          <w:vertAlign w:val="superscript"/>
+        </w:rPr>
+        <w:t>5</w:t>
+      </w:r>
+      <w:r>
+        <w:rPr>
+          <w:sz w:val="24"/>
+          <w:szCs w:val="24"/>
+        </w:rPr>
         <w:t xml:space="preserve"> </w:t>
       </w:r>
-      <w:proofErr w:type="spellStart"/>
-      <w:r>
-        <w:rPr>
-          <w:sz w:val="24"/>
-          <w:szCs w:val="24"/>
-        </w:rPr>
-        <w:t>modsqrt</w:t>
-      </w:r>
-      <w:proofErr w:type="spellEnd"/>
-      <w:r>
-        <w:rPr>
-          <w:sz w:val="24"/>
-          <w:szCs w:val="24"/>
-        </w:rPr>
-        <w:t xml:space="preserve">(1,8) </w:t>
-      </w:r>
-      <w:r>
-        <w:rPr>
-          <w:rFonts w:cstheme="minorHAnsi"/>
-          <w:sz w:val="24"/>
-          <w:szCs w:val="24"/>
-        </w:rPr>
-        <w:t>≡</w:t>
-      </w:r>
-      <w:r>
-        <w:rPr>
-          <w:sz w:val="24"/>
-          <w:szCs w:val="24"/>
-        </w:rPr>
-        <w:t xml:space="preserve"> 1, 3, 5, 7, for any integer </w:t>
-      </w:r>
-      <w:r>
-        <w:rPr>
-          <w:b/>
-          <w:bCs/>
-          <w:i/>
-          <w:iCs/>
-          <w:sz w:val="24"/>
-          <w:szCs w:val="24"/>
-        </w:rPr>
-        <w:t>x</w:t>
+      <w:r>
+        <w:rPr>
+          <w:rFonts w:cstheme="minorHAnsi"/>
+          <w:sz w:val="24"/>
+          <w:szCs w:val="24"/>
+        </w:rPr>
+        <w:t>×</w:t>
+      </w:r>
+      <w:r>
+        <w:rPr>
+          <w:sz w:val="24"/>
+          <w:szCs w:val="24"/>
+        </w:rPr>
+        <w:t xml:space="preserve"> 3</w:t>
+      </w:r>
+      <w:r>
+        <w:rPr>
+          <w:sz w:val="24"/>
+          <w:szCs w:val="24"/>
+          <w:vertAlign w:val="superscript"/>
+        </w:rPr>
+        <w:t>5</w:t>
       </w:r>
       <w:r>
         <w:rPr>
@@ -13751,468 +13042,139 @@
         </w:rPr>
         <w:t>.</w:t>
       </w:r>
-      <w:r>
-        <w:rPr>
-          <w:sz w:val="24"/>
-          <w:szCs w:val="24"/>
-        </w:rPr>
-        <w:t xml:space="preserve"> We only need one root so choose 1.</w:t>
-      </w:r>
-    </w:p>
-    <w:p>
-      <w:pPr>
-        <w:spacing w:after="0"/>
-        <w:rPr>
-          <w:sz w:val="24"/>
-          <w:szCs w:val="24"/>
-          <w:lang w:val="nl-NL"/>
-        </w:rPr>
-      </w:pPr>
-      <w:proofErr w:type="spellStart"/>
-      <w:proofErr w:type="gramStart"/>
-      <w:r>
-        <w:rPr>
-          <w:sz w:val="24"/>
-          <w:szCs w:val="24"/>
-          <w:lang w:val="nl-NL"/>
-        </w:rPr>
-        <w:t>modsqrt</w:t>
-      </w:r>
-      <w:proofErr w:type="spellEnd"/>
-      <w:r>
-        <w:rPr>
-          <w:sz w:val="24"/>
-          <w:szCs w:val="24"/>
-          <w:lang w:val="nl-NL"/>
-        </w:rPr>
-        <w:t>(</w:t>
-      </w:r>
-      <w:proofErr w:type="gramEnd"/>
-      <w:r>
-        <w:rPr>
-          <w:sz w:val="24"/>
-          <w:szCs w:val="24"/>
-          <w:lang w:val="nl-NL"/>
-        </w:rPr>
-        <w:t>17, 8) = 1</w:t>
-      </w:r>
-    </w:p>
-    <w:p>
-      <w:pPr>
-        <w:spacing w:after="0"/>
-        <w:rPr>
-          <w:sz w:val="24"/>
-          <w:szCs w:val="24"/>
-          <w:lang w:val="nl-NL"/>
-        </w:rPr>
-      </w:pPr>
-      <w:proofErr w:type="spellStart"/>
-      <w:proofErr w:type="gramStart"/>
-      <w:r>
-        <w:rPr>
-          <w:sz w:val="24"/>
-          <w:szCs w:val="24"/>
-          <w:lang w:val="nl-NL"/>
-        </w:rPr>
-        <w:t>modsqrt</w:t>
-      </w:r>
-      <w:proofErr w:type="spellEnd"/>
-      <w:r>
-        <w:rPr>
-          <w:sz w:val="24"/>
-          <w:szCs w:val="24"/>
-          <w:lang w:val="nl-NL"/>
-        </w:rPr>
-        <w:t>(</w:t>
-      </w:r>
-      <w:proofErr w:type="gramEnd"/>
-      <w:r>
-        <w:rPr>
-          <w:sz w:val="24"/>
-          <w:szCs w:val="24"/>
-          <w:lang w:val="nl-NL"/>
-        </w:rPr>
-        <w:t>17, 16) = 9</w:t>
-      </w:r>
-    </w:p>
-    <w:p>
-      <w:pPr>
-        <w:spacing w:after="0"/>
-        <w:rPr>
-          <w:sz w:val="24"/>
-          <w:szCs w:val="24"/>
-          <w:lang w:val="nl-NL"/>
-        </w:rPr>
-      </w:pPr>
-      <w:proofErr w:type="spellStart"/>
-      <w:proofErr w:type="gramStart"/>
-      <w:r>
-        <w:rPr>
-          <w:sz w:val="24"/>
-          <w:szCs w:val="24"/>
-          <w:lang w:val="nl-NL"/>
-        </w:rPr>
-        <w:t>modsqrt</w:t>
-      </w:r>
-      <w:proofErr w:type="spellEnd"/>
-      <w:r>
-        <w:rPr>
-          <w:sz w:val="24"/>
-          <w:szCs w:val="24"/>
-          <w:lang w:val="nl-NL"/>
-        </w:rPr>
-        <w:t>(</w:t>
-      </w:r>
-      <w:proofErr w:type="gramEnd"/>
-      <w:r>
-        <w:rPr>
-          <w:sz w:val="24"/>
-          <w:szCs w:val="24"/>
-          <w:lang w:val="nl-NL"/>
-        </w:rPr>
-        <w:t>17, 32) = 9</w:t>
-      </w:r>
-    </w:p>
-    <w:p>
-      <w:pPr>
-        <w:spacing w:after="0"/>
-        <w:rPr>
-          <w:sz w:val="24"/>
-          <w:szCs w:val="24"/>
-          <w:lang w:val="nl-NL"/>
-        </w:rPr>
-      </w:pPr>
-      <w:proofErr w:type="spellStart"/>
-      <w:proofErr w:type="gramStart"/>
-      <w:r>
-        <w:rPr>
-          <w:sz w:val="24"/>
-          <w:szCs w:val="24"/>
-          <w:lang w:val="nl-NL"/>
-        </w:rPr>
-        <w:t>modsqrt</w:t>
-      </w:r>
-      <w:proofErr w:type="spellEnd"/>
-      <w:r>
-        <w:rPr>
-          <w:sz w:val="24"/>
-          <w:szCs w:val="24"/>
-          <w:lang w:val="nl-NL"/>
-        </w:rPr>
-        <w:t>(</w:t>
-      </w:r>
-      <w:proofErr w:type="gramEnd"/>
-      <w:r>
-        <w:rPr>
-          <w:sz w:val="24"/>
-          <w:szCs w:val="24"/>
-          <w:lang w:val="nl-NL"/>
-        </w:rPr>
-        <w:t>17, 64) = 41</w:t>
-      </w:r>
-    </w:p>
-    <w:p>
-      <w:pPr>
-        <w:spacing w:after="0"/>
-        <w:rPr>
-          <w:sz w:val="24"/>
-          <w:szCs w:val="24"/>
-          <w:lang w:val="nl-NL"/>
-        </w:rPr>
-      </w:pPr>
-      <w:proofErr w:type="spellStart"/>
-      <w:proofErr w:type="gramStart"/>
-      <w:r>
-        <w:rPr>
-          <w:sz w:val="24"/>
-          <w:szCs w:val="24"/>
-          <w:lang w:val="nl-NL"/>
-        </w:rPr>
-        <w:t>modsqrt</w:t>
-      </w:r>
-      <w:proofErr w:type="spellEnd"/>
-      <w:r>
-        <w:rPr>
-          <w:sz w:val="24"/>
-          <w:szCs w:val="24"/>
-          <w:lang w:val="nl-NL"/>
-        </w:rPr>
-        <w:t>(</w:t>
-      </w:r>
-      <w:proofErr w:type="gramEnd"/>
-      <w:r>
-        <w:rPr>
-          <w:sz w:val="24"/>
-          <w:szCs w:val="24"/>
-          <w:lang w:val="nl-NL"/>
-        </w:rPr>
-        <w:t>17, 128) = 105</w:t>
-      </w:r>
-    </w:p>
-    <w:p>
-      <w:pPr>
-        <w:spacing w:after="0"/>
-        <w:rPr>
-          <w:sz w:val="24"/>
-          <w:szCs w:val="24"/>
-        </w:rPr>
-      </w:pPr>
-      <w:proofErr w:type="spellStart"/>
-      <w:proofErr w:type="gramStart"/>
-      <w:r>
-        <w:rPr>
-          <w:sz w:val="24"/>
-          <w:szCs w:val="24"/>
-        </w:rPr>
-        <w:t>modsqrt</w:t>
-      </w:r>
-      <w:proofErr w:type="spellEnd"/>
-      <w:r>
-        <w:rPr>
-          <w:sz w:val="24"/>
-          <w:szCs w:val="24"/>
-        </w:rPr>
-        <w:t>(</w:t>
-      </w:r>
-      <w:proofErr w:type="gramEnd"/>
-      <w:r>
-        <w:rPr>
-          <w:sz w:val="24"/>
-          <w:szCs w:val="24"/>
-        </w:rPr>
-        <w:t>17, 256) = 233</w:t>
-      </w:r>
-    </w:p>
-    <w:p>
-      <w:pPr>
-        <w:spacing w:after="0"/>
-        <w:rPr>
-          <w:sz w:val="24"/>
-          <w:szCs w:val="24"/>
-        </w:rPr>
-      </w:pPr>
-      <w:proofErr w:type="spellStart"/>
-      <w:proofErr w:type="gramStart"/>
-      <w:r>
-        <w:rPr>
-          <w:sz w:val="24"/>
-          <w:szCs w:val="24"/>
-        </w:rPr>
-        <w:t>modsqrt</w:t>
-      </w:r>
-      <w:proofErr w:type="spellEnd"/>
-      <w:r>
-        <w:rPr>
-          <w:sz w:val="24"/>
-          <w:szCs w:val="24"/>
-        </w:rPr>
-        <w:t>(</w:t>
-      </w:r>
-      <w:proofErr w:type="gramEnd"/>
-      <w:r>
-        <w:rPr>
-          <w:sz w:val="24"/>
-          <w:szCs w:val="24"/>
-        </w:rPr>
-        <w:t>17, 512) = 233</w:t>
-      </w:r>
-    </w:p>
-    <w:p>
-      <w:pPr>
-        <w:spacing w:after="0"/>
-        <w:rPr>
-          <w:sz w:val="24"/>
-          <w:szCs w:val="24"/>
-        </w:rPr>
-      </w:pPr>
-      <w:r>
-        <w:rPr>
-          <w:sz w:val="24"/>
-          <w:szCs w:val="24"/>
-        </w:rPr>
-        <w:t>There are actually 4 solutions at each step, but we only need to use one.</w:t>
-      </w:r>
-    </w:p>
-    <w:p>
-      <w:pPr>
-        <w:spacing w:after="0"/>
-        <w:rPr>
-          <w:sz w:val="24"/>
-          <w:szCs w:val="24"/>
-        </w:rPr>
-      </w:pPr>
-      <w:r>
-        <w:rPr>
-          <w:sz w:val="24"/>
-          <w:szCs w:val="24"/>
-        </w:rPr>
-        <w:t xml:space="preserve">Given </w:t>
-      </w:r>
-      <w:r>
-        <w:rPr>
-          <w:b/>
-          <w:i/>
-          <w:sz w:val="24"/>
-          <w:szCs w:val="24"/>
-        </w:rPr>
-        <w:t>r</w:t>
-      </w:r>
-      <w:r>
-        <w:rPr>
-          <w:b/>
-          <w:i/>
-          <w:sz w:val="24"/>
-          <w:szCs w:val="24"/>
-          <w:vertAlign w:val="subscript"/>
-        </w:rPr>
-        <w:t>1</w:t>
-      </w:r>
-      <w:r>
-        <w:rPr>
-          <w:b/>
-          <w:i/>
-          <w:sz w:val="24"/>
-          <w:szCs w:val="24"/>
-        </w:rPr>
-        <w:t xml:space="preserve"> = 233</w:t>
-      </w:r>
-      <w:r>
-        <w:rPr>
-          <w:sz w:val="24"/>
-          <w:szCs w:val="24"/>
-        </w:rPr>
-        <w:t xml:space="preserve">, we get </w:t>
-      </w:r>
-      <w:r>
-        <w:rPr>
-          <w:b/>
-          <w:i/>
-          <w:sz w:val="24"/>
-          <w:szCs w:val="24"/>
-        </w:rPr>
-        <w:t>r</w:t>
-      </w:r>
-      <w:r>
-        <w:rPr>
-          <w:b/>
-          <w:i/>
-          <w:sz w:val="24"/>
-          <w:szCs w:val="24"/>
-          <w:vertAlign w:val="subscript"/>
-        </w:rPr>
-        <w:t>2</w:t>
-      </w:r>
-      <w:r>
-        <w:rPr>
-          <w:b/>
-          <w:i/>
-          <w:sz w:val="24"/>
-          <w:szCs w:val="24"/>
-        </w:rPr>
-        <w:t xml:space="preserve"> = 512-233= 279,</w:t>
-      </w:r>
-      <w:r>
-        <w:rPr>
-          <w:b/>
-          <w:i/>
-          <w:sz w:val="24"/>
-          <w:szCs w:val="24"/>
-        </w:rPr>
-        <w:t xml:space="preserve"> r</w:t>
-      </w:r>
-      <w:r>
-        <w:rPr>
-          <w:b/>
-          <w:i/>
-          <w:sz w:val="24"/>
-          <w:szCs w:val="24"/>
-          <w:vertAlign w:val="subscript"/>
+    </w:p>
+    <w:p>
+      <w:pPr>
+        <w:rPr>
+          <w:sz w:val="24"/>
+          <w:szCs w:val="24"/>
+        </w:rPr>
+      </w:pPr>
+      <w:r>
+        <w:rPr>
+          <w:sz w:val="24"/>
+          <w:szCs w:val="24"/>
+        </w:rPr>
+        <w:t>Step 2: find square roots of 0, modulo 32 (=2</w:t>
+      </w:r>
+      <w:r>
+        <w:rPr>
+          <w:sz w:val="24"/>
+          <w:szCs w:val="24"/>
+          <w:vertAlign w:val="superscript"/>
+        </w:rPr>
+        <w:t>5</w:t>
+      </w:r>
+      <w:r>
+        <w:rPr>
+          <w:sz w:val="24"/>
+          <w:szCs w:val="24"/>
+        </w:rPr>
+        <w:t>), and modulo 243( = 3</w:t>
+      </w:r>
+      <w:r>
+        <w:rPr>
+          <w:sz w:val="24"/>
+          <w:szCs w:val="24"/>
+          <w:vertAlign w:val="superscript"/>
+        </w:rPr>
+        <w:t>5</w:t>
+      </w:r>
+      <w:r>
+        <w:rPr>
+          <w:sz w:val="24"/>
+          <w:szCs w:val="24"/>
+        </w:rPr>
+        <w:t>)</w:t>
+      </w:r>
+    </w:p>
+    <w:p>
+      <w:pPr>
+        <w:rPr>
+          <w:sz w:val="24"/>
+          <w:szCs w:val="24"/>
+        </w:rPr>
+      </w:pPr>
+      <w:r>
+        <w:rPr>
+          <w:sz w:val="24"/>
+          <w:szCs w:val="24"/>
+        </w:rPr>
+        <w:t>Find square roots modulo 2</w:t>
+      </w:r>
+      <w:r>
+        <w:rPr>
+          <w:sz w:val="24"/>
+          <w:szCs w:val="24"/>
+          <w:vertAlign w:val="superscript"/>
+        </w:rPr>
+        <w:t>^5</w:t>
+      </w:r>
+      <w:r>
+        <w:rPr>
+          <w:sz w:val="24"/>
+          <w:szCs w:val="24"/>
+        </w:rPr>
+        <w:t>. The roots are an arithmetic progression where the 1</w:t>
+      </w:r>
+      <w:r>
+        <w:rPr>
+          <w:sz w:val="24"/>
+          <w:szCs w:val="24"/>
+          <w:vertAlign w:val="superscript"/>
+        </w:rPr>
+        <w:t>st</w:t>
+      </w:r>
+      <w:r>
+        <w:rPr>
+          <w:sz w:val="24"/>
+          <w:szCs w:val="24"/>
+        </w:rPr>
+        <w:t xml:space="preserve"> term is 0 and the </w:t>
+      </w:r>
+      <w:r>
+        <w:rPr>
+          <w:sz w:val="24"/>
+          <w:szCs w:val="24"/>
+        </w:rPr>
+        <w:t>common difference</w:t>
+      </w:r>
+      <w:r>
+        <w:rPr>
+          <w:sz w:val="24"/>
+          <w:szCs w:val="24"/>
+        </w:rPr>
+        <w:t xml:space="preserve"> is 2</w:t>
+      </w:r>
+      <w:r>
+        <w:rPr>
+          <w:sz w:val="24"/>
+          <w:szCs w:val="24"/>
+          <w:vertAlign w:val="superscript"/>
         </w:rPr>
         <w:t>3</w:t>
       </w:r>
       <w:r>
         <w:rPr>
-          <w:b/>
-          <w:i/>
-          <w:sz w:val="24"/>
-          <w:szCs w:val="24"/>
-        </w:rPr>
-        <w:t xml:space="preserve"> = 256 +233= 489, r</w:t>
-      </w:r>
-      <w:r>
-        <w:rPr>
-          <w:b/>
-          <w:i/>
-          <w:sz w:val="24"/>
-          <w:szCs w:val="24"/>
-          <w:vertAlign w:val="subscript"/>
-        </w:rPr>
-        <w:t>4</w:t>
-      </w:r>
-      <w:r>
-        <w:rPr>
-          <w:b/>
-          <w:i/>
-          <w:sz w:val="24"/>
-          <w:szCs w:val="24"/>
-        </w:rPr>
-        <w:t xml:space="preserve"> = 256-233 = 23</w:t>
-      </w:r>
-      <w:r>
-        <w:rPr>
-          <w:sz w:val="24"/>
-          <w:szCs w:val="24"/>
-        </w:rPr>
-        <w:t xml:space="preserve">, thus giving us the four solutions. </w:t>
-      </w:r>
-    </w:p>
-    <w:p>
-      <w:pPr>
-        <w:spacing w:after="0"/>
-        <w:rPr>
-          <w:sz w:val="24"/>
-          <w:szCs w:val="24"/>
-        </w:rPr>
-      </w:pPr>
-    </w:p>
-    <w:p>
-      <w:pPr>
-        <w:pStyle w:val="Heading1"/>
-      </w:pPr>
-      <w:r>
-        <w:t>Example 3</w:t>
-      </w:r>
-    </w:p>
-    <w:p>
-      <w:pPr>
-        <w:spacing w:after="0"/>
-        <w:rPr>
-          <w:sz w:val="24"/>
-          <w:szCs w:val="24"/>
-        </w:rPr>
-      </w:pPr>
-      <w:r>
-        <w:rPr>
-          <w:sz w:val="24"/>
-          <w:szCs w:val="24"/>
-        </w:rPr>
-        <w:t>Find the square roots of 0 modulo 7776</w:t>
-      </w:r>
-    </w:p>
-    <w:p>
-      <w:pPr>
-        <w:spacing w:after="0"/>
-        <w:rPr>
-          <w:sz w:val="24"/>
-          <w:szCs w:val="24"/>
-        </w:rPr>
-      </w:pPr>
-      <w:r>
-        <w:rPr>
-          <w:sz w:val="24"/>
-          <w:szCs w:val="24"/>
-        </w:rPr>
-        <w:t>Step 1: factorise 7776; 7776 = 2</w:t>
+          <w:sz w:val="24"/>
+          <w:szCs w:val="24"/>
+        </w:rPr>
+        <w:t xml:space="preserve"> =  8, so the roots are 0, 8, 16, 24</w:t>
+      </w:r>
+    </w:p>
+    <w:p>
+      <w:pPr>
+        <w:rPr>
+          <w:sz w:val="24"/>
+          <w:szCs w:val="24"/>
+        </w:rPr>
+      </w:pPr>
+      <w:r>
+        <w:rPr>
+          <w:sz w:val="24"/>
+          <w:szCs w:val="24"/>
+        </w:rPr>
+        <w:t>Find square roots modulo 3</w:t>
       </w:r>
       <w:r>
         <w:rPr>
@@ -14220,29 +13182,14 @@
           <w:szCs w:val="24"/>
           <w:vertAlign w:val="superscript"/>
         </w:rPr>
-        <w:t>5</w:t>
-      </w:r>
-      <w:r>
-        <w:rPr>
-          <w:sz w:val="24"/>
-          <w:szCs w:val="24"/>
-        </w:rPr>
-        <w:t xml:space="preserve"> </w:t>
-      </w:r>
-      <w:r>
-        <w:rPr>
-          <w:rFonts w:cstheme="minorHAnsi"/>
-          <w:sz w:val="24"/>
-          <w:szCs w:val="24"/>
-        </w:rPr>
-        <w:t>×</w:t>
-      </w:r>
-      <w:r>
-        <w:rPr>
-          <w:sz w:val="24"/>
-          <w:szCs w:val="24"/>
-        </w:rPr>
-        <w:t xml:space="preserve"> 3</w:t>
+        <w:t>^5</w:t>
+      </w:r>
+      <w:r>
+        <w:rPr>
+          <w:sz w:val="24"/>
+          <w:szCs w:val="24"/>
+        </w:rPr>
+        <w:t>. The roots are an arithmetic progression where the 1</w:t>
       </w:r>
       <w:r>
         <w:rPr>
@@ -14250,29 +13197,28 @@
           <w:szCs w:val="24"/>
           <w:vertAlign w:val="superscript"/>
         </w:rPr>
-        <w:t>5</w:t>
-      </w:r>
-      <w:r>
-        <w:rPr>
-          <w:sz w:val="24"/>
-          <w:szCs w:val="24"/>
-        </w:rPr>
-        <w:t>.</w:t>
-      </w:r>
-    </w:p>
-    <w:p>
-      <w:pPr>
-        <w:rPr>
-          <w:sz w:val="24"/>
-          <w:szCs w:val="24"/>
-        </w:rPr>
-      </w:pPr>
-      <w:r>
-        <w:rPr>
-          <w:sz w:val="24"/>
-          <w:szCs w:val="24"/>
-        </w:rPr>
-        <w:t>Step 2: find square roots of 0, modulo 32 (=2</w:t>
+        <w:t>st</w:t>
+      </w:r>
+      <w:r>
+        <w:rPr>
+          <w:sz w:val="24"/>
+          <w:szCs w:val="24"/>
+        </w:rPr>
+        <w:t xml:space="preserve"> term is 0 and the </w:t>
+      </w:r>
+      <w:r>
+        <w:rPr>
+          <w:sz w:val="24"/>
+          <w:szCs w:val="24"/>
+        </w:rPr>
+        <w:t>common difference</w:t>
+      </w:r>
+      <w:r>
+        <w:rPr>
+          <w:sz w:val="24"/>
+          <w:szCs w:val="24"/>
+        </w:rPr>
+        <w:t xml:space="preserve"> is 3</w:t>
       </w:r>
       <w:r>
         <w:rPr>
@@ -14280,111 +13226,6 @@
           <w:szCs w:val="24"/>
           <w:vertAlign w:val="superscript"/>
         </w:rPr>
-        <w:t>5</w:t>
-      </w:r>
-      <w:r>
-        <w:rPr>
-          <w:sz w:val="24"/>
-          <w:szCs w:val="24"/>
-        </w:rPr>
-        <w:t xml:space="preserve">), and modulo </w:t>
-      </w:r>
-      <w:proofErr w:type="gramStart"/>
-      <w:r>
-        <w:rPr>
-          <w:sz w:val="24"/>
-          <w:szCs w:val="24"/>
-        </w:rPr>
-        <w:t>243( =</w:t>
-      </w:r>
-      <w:proofErr w:type="gramEnd"/>
-      <w:r>
-        <w:rPr>
-          <w:sz w:val="24"/>
-          <w:szCs w:val="24"/>
-        </w:rPr>
-        <w:t xml:space="preserve"> 3</w:t>
-      </w:r>
-      <w:r>
-        <w:rPr>
-          <w:sz w:val="24"/>
-          <w:szCs w:val="24"/>
-          <w:vertAlign w:val="superscript"/>
-        </w:rPr>
-        <w:t>5</w:t>
-      </w:r>
-      <w:r>
-        <w:rPr>
-          <w:sz w:val="24"/>
-          <w:szCs w:val="24"/>
-        </w:rPr>
-        <w:t>)</w:t>
-      </w:r>
-    </w:p>
-    <w:p>
-      <w:pPr>
-        <w:rPr>
-          <w:sz w:val="24"/>
-          <w:szCs w:val="24"/>
-        </w:rPr>
-      </w:pPr>
-      <w:r>
-        <w:rPr>
-          <w:sz w:val="24"/>
-          <w:szCs w:val="24"/>
-        </w:rPr>
-        <w:t>Find square roots modulo 2</w:t>
-      </w:r>
-      <w:r>
-        <w:rPr>
-          <w:sz w:val="24"/>
-          <w:szCs w:val="24"/>
-          <w:vertAlign w:val="superscript"/>
-        </w:rPr>
-        <w:t>^5</w:t>
-      </w:r>
-      <w:r>
-        <w:rPr>
-          <w:sz w:val="24"/>
-          <w:szCs w:val="24"/>
-        </w:rPr>
-        <w:t>. The roots are an arithmetic progression where the 1</w:t>
-      </w:r>
-      <w:r>
-        <w:rPr>
-          <w:sz w:val="24"/>
-          <w:szCs w:val="24"/>
-          <w:vertAlign w:val="superscript"/>
-        </w:rPr>
-        <w:t>st</w:t>
-      </w:r>
-      <w:r>
-        <w:rPr>
-          <w:sz w:val="24"/>
-          <w:szCs w:val="24"/>
-        </w:rPr>
-        <w:t xml:space="preserve"> term is 0 and the </w:t>
-      </w:r>
-      <w:r>
-        <w:rPr>
-          <w:sz w:val="24"/>
-          <w:szCs w:val="24"/>
-        </w:rPr>
-        <w:t>common difference</w:t>
-      </w:r>
-      <w:r>
-        <w:rPr>
-          <w:sz w:val="24"/>
-          <w:szCs w:val="24"/>
-        </w:rPr>
-        <w:t xml:space="preserve"> is 2</w:t>
-      </w:r>
-      <w:r>
-        <w:rPr>
-          <w:sz w:val="24"/>
-          <w:szCs w:val="24"/>
-          <w:vertAlign w:val="superscript"/>
-        </w:rPr>
         <w:t>3</w:t>
       </w:r>
       <w:r>
@@ -14392,113 +13233,7 @@
           <w:sz w:val="24"/>
           <w:szCs w:val="24"/>
         </w:rPr>
-        <w:t xml:space="preserve"> </w:t>
-      </w:r>
-      <w:proofErr w:type="gramStart"/>
-      <w:r>
-        <w:rPr>
-          <w:sz w:val="24"/>
-          <w:szCs w:val="24"/>
-        </w:rPr>
-        <w:t>=  8</w:t>
-      </w:r>
-      <w:proofErr w:type="gramEnd"/>
-      <w:r>
-        <w:rPr>
-          <w:sz w:val="24"/>
-          <w:szCs w:val="24"/>
-        </w:rPr>
-        <w:t>, so the roots are 0, 8, 16, 24</w:t>
-      </w:r>
-    </w:p>
-    <w:p>
-      <w:pPr>
-        <w:rPr>
-          <w:sz w:val="24"/>
-          <w:szCs w:val="24"/>
-        </w:rPr>
-      </w:pPr>
-      <w:r>
-        <w:rPr>
-          <w:sz w:val="24"/>
-          <w:szCs w:val="24"/>
-        </w:rPr>
-        <w:t>Find square roots modulo 3</w:t>
-      </w:r>
-      <w:r>
-        <w:rPr>
-          <w:sz w:val="24"/>
-          <w:szCs w:val="24"/>
-          <w:vertAlign w:val="superscript"/>
-        </w:rPr>
-        <w:t>^5</w:t>
-      </w:r>
-      <w:r>
-        <w:rPr>
-          <w:sz w:val="24"/>
-          <w:szCs w:val="24"/>
-        </w:rPr>
-        <w:t>. The roots are an arithmetic progression where the 1</w:t>
-      </w:r>
-      <w:r>
-        <w:rPr>
-          <w:sz w:val="24"/>
-          <w:szCs w:val="24"/>
-          <w:vertAlign w:val="superscript"/>
-        </w:rPr>
-        <w:t>st</w:t>
-      </w:r>
-      <w:r>
-        <w:rPr>
-          <w:sz w:val="24"/>
-          <w:szCs w:val="24"/>
-        </w:rPr>
-        <w:t xml:space="preserve"> term is 0 and the </w:t>
-      </w:r>
-      <w:r>
-        <w:rPr>
-          <w:sz w:val="24"/>
-          <w:szCs w:val="24"/>
-        </w:rPr>
-        <w:t>common difference</w:t>
-      </w:r>
-      <w:r>
-        <w:rPr>
-          <w:sz w:val="24"/>
-          <w:szCs w:val="24"/>
-        </w:rPr>
-        <w:t xml:space="preserve"> is 3</w:t>
-      </w:r>
-      <w:r>
-        <w:rPr>
-          <w:sz w:val="24"/>
-          <w:szCs w:val="24"/>
-          <w:vertAlign w:val="superscript"/>
-        </w:rPr>
-        <w:t>3</w:t>
-      </w:r>
-      <w:r>
-        <w:rPr>
-          <w:sz w:val="24"/>
-          <w:szCs w:val="24"/>
-        </w:rPr>
-        <w:t xml:space="preserve"> </w:t>
-      </w:r>
-      <w:proofErr w:type="gramStart"/>
-      <w:r>
-        <w:rPr>
-          <w:sz w:val="24"/>
-          <w:szCs w:val="24"/>
-        </w:rPr>
-        <w:t>=  27</w:t>
-      </w:r>
-      <w:proofErr w:type="gramEnd"/>
-      <w:r>
-        <w:rPr>
-          <w:sz w:val="24"/>
-          <w:szCs w:val="24"/>
-        </w:rPr>
-        <w:t>, so the roots are 0, 27, 54, 81, 108, 135, 162, 189, 216.</w:t>
+        <w:t xml:space="preserve"> =  27, so the roots are 0, 27, 54, 81, 108, 135, 162, 189, 216.</w:t>
       </w:r>
     </w:p>
     <w:p>
@@ -14619,7 +13354,7 @@
       </w:r>
     </w:p>
     <w:sectPr>
-      <w:headerReference w:type="default" r:id="rId15"/>
+      <w:headerReference w:type="default" r:id="rId16"/>
       <w:pgSz w:w="11906" w:h="16838"/>
       <w:pgMar w:top="1440" w:right="991" w:bottom="1440" w:left="1440" w:header="708" w:footer="708" w:gutter="0"/>
       <w:cols w:space="708"/>
@@ -15786,6 +14521,18 @@
       <w:shd w:val="clear" w:color="auto" w:fill="E1DFDD"/>
     </w:rPr>
   </w:style>
+  <w:style w:type="character" w:styleId="FollowedHyperlink">
+    <w:name w:val="FollowedHyperlink"/>
+    <w:basedOn w:val="DefaultParagraphFont"/>
+    <w:uiPriority w:val="99"/>
+    <w:semiHidden/>
+    <w:unhideWhenUsed/>
+    <w:rsid w:val="000C2E16"/>
+    <w:rPr>
+      <w:color w:val="800080" w:themeColor="followedHyperlink"/>
+      <w:u w:val="single"/>
+    </w:rPr>
+  </w:style>
 </w:styles>
 </file>
 

--- a/BigIntCalculator/Modular square root (V2).docx
+++ b/BigIntCalculator/Modular square root (V2).docx
@@ -1366,6 +1366,7 @@
           <w:highlight w:val="white"/>
         </w:rPr>
       </w:pPr>
+      <w:proofErr w:type="gramStart"/>
       <w:r>
         <w:rPr>
           <w:rFonts w:cstheme="minorHAnsi"/>
@@ -1391,7 +1392,17 @@
           <w:szCs w:val="24"/>
           <w:highlight w:val="white"/>
         </w:rPr>
-        <w:t xml:space="preserve">i &gt;1, </w:t>
+        <w:t>i</w:t>
+      </w:r>
+      <w:proofErr w:type="gramEnd"/>
+      <w:r>
+        <w:rPr>
+          <w:rFonts w:cstheme="minorHAnsi"/>
+          <w:sz w:val="24"/>
+          <w:szCs w:val="24"/>
+          <w:highlight w:val="white"/>
+        </w:rPr>
+        <w:t xml:space="preserve"> &gt;1, </w:t>
       </w:r>
       <w:r>
         <w:rPr>
@@ -1463,6 +1474,7 @@
           <w:highlight w:val="white"/>
         </w:rPr>
       </w:pPr>
+      <w:proofErr w:type="gramStart"/>
       <w:r>
         <w:rPr>
           <w:rFonts w:cstheme="minorHAnsi"/>
@@ -1488,7 +1500,17 @@
           <w:szCs w:val="24"/>
           <w:highlight w:val="white"/>
         </w:rPr>
-        <w:t xml:space="preserve">i &gt;1, </w:t>
+        <w:t>i</w:t>
+      </w:r>
+      <w:proofErr w:type="gramEnd"/>
+      <w:r>
+        <w:rPr>
+          <w:rFonts w:cstheme="minorHAnsi"/>
+          <w:sz w:val="24"/>
+          <w:szCs w:val="24"/>
+          <w:highlight w:val="white"/>
+        </w:rPr>
+        <w:t xml:space="preserve"> &gt;1, </w:t>
       </w:r>
       <w:r>
         <w:rPr>
@@ -1560,6 +1582,7 @@
           <w:highlight w:val="white"/>
         </w:rPr>
       </w:pPr>
+      <w:proofErr w:type="gramStart"/>
       <w:r>
         <w:rPr>
           <w:rFonts w:cstheme="minorHAnsi"/>
@@ -1585,7 +1608,17 @@
           <w:szCs w:val="24"/>
           <w:highlight w:val="white"/>
         </w:rPr>
-        <w:t xml:space="preserve">i &gt;1, </w:t>
+        <w:t>i</w:t>
+      </w:r>
+      <w:proofErr w:type="gramEnd"/>
+      <w:r>
+        <w:rPr>
+          <w:rFonts w:cstheme="minorHAnsi"/>
+          <w:sz w:val="24"/>
+          <w:szCs w:val="24"/>
+          <w:highlight w:val="white"/>
+        </w:rPr>
+        <w:t xml:space="preserve"> &gt;1, </w:t>
       </w:r>
       <w:r>
         <w:rPr>
@@ -1678,6 +1711,7 @@
         </w:rPr>
         <w:t xml:space="preserve">i &gt;1, </w:t>
       </w:r>
+      <w:proofErr w:type="gramStart"/>
       <w:r>
         <w:rPr>
           <w:rFonts w:cstheme="minorHAnsi"/>
@@ -1685,7 +1719,17 @@
           <w:szCs w:val="24"/>
           <w:highlight w:val="white"/>
         </w:rPr>
-        <w:t xml:space="preserve">gcd(x, </w:t>
+        <w:t>gcd(</w:t>
+      </w:r>
+      <w:proofErr w:type="gramEnd"/>
+      <w:r>
+        <w:rPr>
+          <w:rFonts w:cstheme="minorHAnsi"/>
+          <w:sz w:val="24"/>
+          <w:szCs w:val="24"/>
+          <w:highlight w:val="white"/>
+        </w:rPr>
+        <w:t xml:space="preserve">x, </w:t>
       </w:r>
       <w:r>
         <w:rPr>
@@ -1775,6 +1819,7 @@
         </w:rPr>
         <w:t xml:space="preserve">i &gt;1, </w:t>
       </w:r>
+      <w:proofErr w:type="gramStart"/>
       <w:r>
         <w:rPr>
           <w:rFonts w:cstheme="minorHAnsi"/>
@@ -1782,7 +1827,17 @@
           <w:szCs w:val="24"/>
           <w:highlight w:val="white"/>
         </w:rPr>
-        <w:t>gcd(x</w:t>
+        <w:t>gcd(</w:t>
+      </w:r>
+      <w:proofErr w:type="gramEnd"/>
+      <w:r>
+        <w:rPr>
+          <w:rFonts w:cstheme="minorHAnsi"/>
+          <w:sz w:val="24"/>
+          <w:szCs w:val="24"/>
+          <w:highlight w:val="white"/>
+        </w:rPr>
+        <w:t>x</w:t>
       </w:r>
       <w:r>
         <w:rPr>
@@ -1858,13 +1913,23 @@
           <w:szCs w:val="24"/>
         </w:rPr>
       </w:pPr>
-      <w:r>
-        <w:rPr>
-          <w:rFonts w:cstheme="minorHAnsi"/>
-          <w:sz w:val="24"/>
-          <w:szCs w:val="24"/>
-        </w:rPr>
-        <w:t xml:space="preserve">i.e. </w:t>
+      <w:proofErr w:type="gramStart"/>
+      <w:r>
+        <w:rPr>
+          <w:rFonts w:cstheme="minorHAnsi"/>
+          <w:sz w:val="24"/>
+          <w:szCs w:val="24"/>
+        </w:rPr>
+        <w:t>i.e.</w:t>
+      </w:r>
+      <w:proofErr w:type="gramEnd"/>
+      <w:r>
+        <w:rPr>
+          <w:rFonts w:cstheme="minorHAnsi"/>
+          <w:sz w:val="24"/>
+          <w:szCs w:val="24"/>
+        </w:rPr>
+        <w:t xml:space="preserve"> </w:t>
       </w:r>
       <w:r>
         <w:rPr>
@@ -2307,6 +2372,273 @@
     </w:p>
     <w:p>
       <w:pPr>
+        <w:rPr>
+          <w:rFonts w:cstheme="minorHAnsi"/>
+          <w:sz w:val="24"/>
+          <w:szCs w:val="24"/>
+        </w:rPr>
+      </w:pPr>
+      <w:r>
+        <w:rPr>
+          <w:rFonts w:cstheme="minorHAnsi"/>
+          <w:sz w:val="24"/>
+          <w:szCs w:val="24"/>
+        </w:rPr>
+        <w:t xml:space="preserve">If </w:t>
+      </w:r>
+      <w:r>
+        <w:rPr>
+          <w:rFonts w:cstheme="minorHAnsi"/>
+          <w:b/>
+          <w:bCs/>
+          <w:i/>
+          <w:iCs/>
+          <w:sz w:val="24"/>
+          <w:szCs w:val="24"/>
+        </w:rPr>
+        <w:t>p=2</w:t>
+      </w:r>
+      <w:r>
+        <w:rPr>
+          <w:rFonts w:cstheme="minorHAnsi"/>
+          <w:sz w:val="24"/>
+          <w:szCs w:val="24"/>
+        </w:rPr>
+        <w:t xml:space="preserve">, </w:t>
+      </w:r>
+      <w:r>
+        <w:rPr>
+          <w:rFonts w:cstheme="minorHAnsi"/>
+          <w:b/>
+          <w:bCs/>
+          <w:i/>
+          <w:iCs/>
+          <w:sz w:val="24"/>
+          <w:szCs w:val="24"/>
+        </w:rPr>
+        <w:t>x=0</w:t>
+      </w:r>
+      <w:r>
+        <w:rPr>
+          <w:rFonts w:cstheme="minorHAnsi"/>
+          <w:sz w:val="24"/>
+          <w:szCs w:val="24"/>
+        </w:rPr>
+        <w:t xml:space="preserve"> or </w:t>
+      </w:r>
+      <w:r>
+        <w:rPr>
+          <w:rFonts w:cstheme="minorHAnsi"/>
+          <w:b/>
+          <w:bCs/>
+          <w:i/>
+          <w:iCs/>
+          <w:sz w:val="24"/>
+          <w:szCs w:val="24"/>
+        </w:rPr>
+        <w:t>1</w:t>
+      </w:r>
+      <w:r>
+        <w:rPr>
+          <w:rFonts w:cstheme="minorHAnsi"/>
+          <w:sz w:val="24"/>
+          <w:szCs w:val="24"/>
+        </w:rPr>
+        <w:t xml:space="preserve"> once ‘normalised’</w:t>
+      </w:r>
+      <w:r>
+        <w:rPr>
+          <w:rFonts w:cstheme="minorHAnsi"/>
+          <w:sz w:val="24"/>
+          <w:szCs w:val="24"/>
+        </w:rPr>
+        <w:t xml:space="preserve">, and </w:t>
+      </w:r>
+      <w:r>
+        <w:rPr>
+          <w:rFonts w:cstheme="minorHAnsi"/>
+          <w:b/>
+          <w:bCs/>
+          <w:i/>
+          <w:iCs/>
+          <w:sz w:val="24"/>
+          <w:szCs w:val="24"/>
+        </w:rPr>
+        <w:t>r=x</w:t>
+      </w:r>
+      <w:r>
+        <w:rPr>
+          <w:rFonts w:cstheme="minorHAnsi"/>
+          <w:sz w:val="24"/>
+          <w:szCs w:val="24"/>
+        </w:rPr>
+        <w:t>.</w:t>
+      </w:r>
+    </w:p>
+    <w:p>
+      <w:pPr>
+        <w:rPr>
+          <w:sz w:val="24"/>
+          <w:szCs w:val="24"/>
+        </w:rPr>
+      </w:pPr>
+      <w:r>
+        <w:rPr>
+          <w:rFonts w:cstheme="minorHAnsi"/>
+          <w:sz w:val="24"/>
+          <w:szCs w:val="24"/>
+        </w:rPr>
+        <w:t>For odd p, i</w:t>
+      </w:r>
+      <w:r>
+        <w:rPr>
+          <w:rFonts w:cstheme="minorHAnsi"/>
+          <w:sz w:val="24"/>
+          <w:szCs w:val="24"/>
+        </w:rPr>
+        <w:t xml:space="preserve">f the </w:t>
+      </w:r>
+      <w:r>
+        <w:rPr>
+          <w:rFonts w:cstheme="minorHAnsi"/>
+          <w:sz w:val="24"/>
+          <w:szCs w:val="24"/>
+        </w:rPr>
+        <w:t>Legendre</w:t>
+      </w:r>
+      <w:r>
+        <w:rPr>
+          <w:rFonts w:cstheme="minorHAnsi"/>
+          <w:sz w:val="24"/>
+          <w:szCs w:val="24"/>
+        </w:rPr>
+        <w:t xml:space="preserve"> symbol (x/p) is not 1 there are no solutions.</w:t>
+      </w:r>
+      <w:r>
+        <w:rPr>
+          <w:rFonts w:cstheme="minorHAnsi"/>
+          <w:sz w:val="24"/>
+          <w:szCs w:val="24"/>
+        </w:rPr>
+        <w:t xml:space="preserve"> </w:t>
+      </w:r>
+      <w:proofErr w:type="gramStart"/>
+      <w:r>
+        <w:rPr>
+          <w:sz w:val="24"/>
+          <w:szCs w:val="24"/>
+        </w:rPr>
+        <w:t>The  Legendre</w:t>
+      </w:r>
+      <w:proofErr w:type="gramEnd"/>
+      <w:r>
+        <w:rPr>
+          <w:sz w:val="24"/>
+          <w:szCs w:val="24"/>
+        </w:rPr>
+        <w:t xml:space="preserve"> symbol</w:t>
+      </w:r>
+      <w:r>
+        <w:rPr>
+          <w:b/>
+          <w:bCs/>
+          <w:i/>
+          <w:iCs/>
+          <w:sz w:val="24"/>
+          <w:szCs w:val="24"/>
+        </w:rPr>
+        <w:t>(x/p)</w:t>
+      </w:r>
+      <w:r>
+        <w:rPr>
+          <w:b/>
+          <w:bCs/>
+          <w:i/>
+          <w:iCs/>
+          <w:sz w:val="24"/>
+          <w:szCs w:val="24"/>
+        </w:rPr>
+        <w:t xml:space="preserve"> </w:t>
+      </w:r>
+      <w:r>
+        <w:rPr>
+          <w:sz w:val="24"/>
+          <w:szCs w:val="24"/>
+        </w:rPr>
+        <w:t>can be</w:t>
+      </w:r>
+      <w:r>
+        <w:t xml:space="preserve"> </w:t>
+      </w:r>
+      <w:r>
+        <w:rPr>
+          <w:sz w:val="24"/>
+          <w:szCs w:val="24"/>
+        </w:rPr>
+        <w:t xml:space="preserve">calculated as </w:t>
+      </w:r>
+      <w:r>
+        <w:rPr>
+          <w:b/>
+          <w:bCs/>
+          <w:i/>
+          <w:iCs/>
+          <w:sz w:val="24"/>
+          <w:szCs w:val="24"/>
+        </w:rPr>
+        <w:t>x</w:t>
+      </w:r>
+      <w:r>
+        <w:rPr>
+          <w:b/>
+          <w:bCs/>
+          <w:i/>
+          <w:iCs/>
+          <w:sz w:val="24"/>
+          <w:szCs w:val="24"/>
+          <w:vertAlign w:val="superscript"/>
+        </w:rPr>
+        <w:t>(p-1)/2</w:t>
+      </w:r>
+      <w:r>
+        <w:rPr>
+          <w:b/>
+          <w:bCs/>
+          <w:i/>
+          <w:iCs/>
+          <w:sz w:val="24"/>
+          <w:szCs w:val="24"/>
+        </w:rPr>
+        <w:t xml:space="preserve">  </w:t>
+      </w:r>
+      <w:r>
+        <w:rPr>
+          <w:sz w:val="24"/>
+          <w:szCs w:val="24"/>
+        </w:rPr>
+        <w:t xml:space="preserve">(mod </w:t>
+      </w:r>
+      <w:r>
+        <w:rPr>
+          <w:b/>
+          <w:bCs/>
+          <w:i/>
+          <w:iCs/>
+          <w:sz w:val="24"/>
+          <w:szCs w:val="24"/>
+        </w:rPr>
+        <w:t>p</w:t>
+      </w:r>
+      <w:r>
+        <w:rPr>
+          <w:sz w:val="24"/>
+          <w:szCs w:val="24"/>
+        </w:rPr>
+        <w:t>)</w:t>
+      </w:r>
+    </w:p>
+    <w:p>
+      <w:pPr>
         <w:spacing w:before="240"/>
         <w:rPr>
           <w:rFonts w:cstheme="minorHAnsi"/>
@@ -2314,6 +2646,15 @@
           <w:szCs w:val="24"/>
         </w:rPr>
       </w:pPr>
+    </w:p>
+    <w:p>
+      <w:pPr>
+        <w:rPr>
+          <w:rFonts w:cstheme="minorHAnsi"/>
+          <w:sz w:val="24"/>
+          <w:szCs w:val="24"/>
+        </w:rPr>
+      </w:pPr>
       <w:r>
         <w:rPr>
           <w:rFonts w:cstheme="minorHAnsi"/>
@@ -2332,31 +2673,43 @@
           <w:sz w:val="24"/>
           <w:szCs w:val="24"/>
         </w:rPr>
-        <w:t>p=2</w:t>
-      </w:r>
-      <w:r>
-        <w:rPr>
-          <w:rFonts w:cstheme="minorHAnsi"/>
-          <w:sz w:val="24"/>
-          <w:szCs w:val="24"/>
-        </w:rPr>
-        <w:t>, x=0 or 1</w:t>
-      </w:r>
-      <w:r>
-        <w:rPr>
-          <w:rFonts w:cstheme="minorHAnsi"/>
-          <w:sz w:val="24"/>
-          <w:szCs w:val="24"/>
-        </w:rPr>
-        <w:t xml:space="preserve"> once ‘normalised’</w:t>
-      </w:r>
-      <w:r>
-        <w:rPr>
-          <w:rFonts w:cstheme="minorHAnsi"/>
-          <w:sz w:val="24"/>
-          <w:szCs w:val="24"/>
-        </w:rPr>
-        <w:t>, and r=x.</w:t>
+        <w:t>p</w:t>
+      </w:r>
+      <w:r>
+        <w:rPr>
+          <w:rFonts w:cstheme="minorHAnsi"/>
+          <w:sz w:val="24"/>
+          <w:szCs w:val="24"/>
+        </w:rPr>
+        <w:t xml:space="preserve"> is of the form </w:t>
+      </w:r>
+      <w:r>
+        <w:rPr>
+          <w:rFonts w:cstheme="minorHAnsi"/>
+          <w:b/>
+          <w:bCs/>
+          <w:i/>
+          <w:iCs/>
+          <w:sz w:val="24"/>
+          <w:szCs w:val="24"/>
+        </w:rPr>
+        <w:t>4i+3</w:t>
+      </w:r>
+      <w:r>
+        <w:rPr>
+          <w:rFonts w:cstheme="minorHAnsi"/>
+          <w:sz w:val="24"/>
+          <w:szCs w:val="24"/>
+        </w:rPr>
+        <w:t xml:space="preserve"> use the Lagrange Formula to calculate the root</w:t>
+      </w:r>
+      <w:r>
+        <w:rPr>
+          <w:rFonts w:cstheme="minorHAnsi"/>
+          <w:sz w:val="24"/>
+          <w:szCs w:val="24"/>
+        </w:rPr>
+        <w:t>:</w:t>
       </w:r>
       <w:r>
         <w:rPr>
@@ -2365,44 +2718,12 @@
           <w:szCs w:val="24"/>
         </w:rPr>
         <w:br/>
-        <w:t xml:space="preserve">If the </w:t>
-      </w:r>
-      <w:r>
-        <w:rPr>
-          <w:rFonts w:cstheme="minorHAnsi"/>
-          <w:sz w:val="24"/>
-          <w:szCs w:val="24"/>
-        </w:rPr>
-        <w:t>Jacobi</w:t>
-      </w:r>
-      <w:r>
-        <w:rPr>
-          <w:rFonts w:cstheme="minorHAnsi"/>
-          <w:sz w:val="24"/>
-          <w:szCs w:val="24"/>
-        </w:rPr>
-        <w:t xml:space="preserve"> symbol (x/p) is not 1 there are no solutions.</w:t>
-      </w:r>
-    </w:p>
-    <w:p>
-      <w:pPr>
-        <w:rPr>
-          <w:rFonts w:cstheme="minorHAnsi"/>
-          <w:sz w:val="24"/>
-          <w:szCs w:val="24"/>
-        </w:rPr>
-      </w:pPr>
-      <w:r>
-        <w:rPr>
-          <w:rFonts w:cstheme="minorHAnsi"/>
-          <w:sz w:val="24"/>
-          <w:szCs w:val="24"/>
-        </w:rPr>
-        <w:t xml:space="preserve">If </w:t>
-      </w:r>
-      <w:r>
-        <w:rPr>
-          <w:rFonts w:cstheme="minorHAnsi"/>
+      </w:r>
+      <w:r>
+        <w:tab/>
+      </w:r>
+      <w:r>
+        <w:rPr>
           <w:b/>
           <w:bCs/>
           <w:i/>
@@ -2410,6 +2731,99 @@
           <w:sz w:val="24"/>
           <w:szCs w:val="24"/>
         </w:rPr>
+        <w:t>r ≡ ± x</w:t>
+      </w:r>
+      <w:r>
+        <w:rPr>
+          <w:b/>
+          <w:bCs/>
+          <w:i/>
+          <w:iCs/>
+          <w:sz w:val="24"/>
+          <w:szCs w:val="24"/>
+          <w:vertAlign w:val="superscript"/>
+        </w:rPr>
+        <w:t xml:space="preserve"> (p + </w:t>
+      </w:r>
+      <w:proofErr w:type="gramStart"/>
+      <w:r>
+        <w:rPr>
+          <w:b/>
+          <w:bCs/>
+          <w:i/>
+          <w:iCs/>
+          <w:sz w:val="24"/>
+          <w:szCs w:val="24"/>
+          <w:vertAlign w:val="superscript"/>
+        </w:rPr>
+        <w:t>1 )</w:t>
+      </w:r>
+      <w:proofErr w:type="gramEnd"/>
+      <w:r>
+        <w:rPr>
+          <w:b/>
+          <w:bCs/>
+          <w:i/>
+          <w:iCs/>
+          <w:sz w:val="24"/>
+          <w:szCs w:val="24"/>
+          <w:vertAlign w:val="superscript"/>
+        </w:rPr>
+        <w:t xml:space="preserve"> / 4</w:t>
+      </w:r>
+      <w:r>
+        <w:rPr>
+          <w:b/>
+          <w:bCs/>
+          <w:i/>
+          <w:iCs/>
+          <w:sz w:val="24"/>
+          <w:szCs w:val="24"/>
+        </w:rPr>
+        <w:t xml:space="preserve"> (mod p)</w:t>
+      </w:r>
+      <w:r>
+        <w:rPr>
+          <w:rFonts w:cstheme="minorHAnsi"/>
+          <w:b/>
+          <w:bCs/>
+          <w:i/>
+          <w:iCs/>
+          <w:sz w:val="24"/>
+          <w:szCs w:val="24"/>
+        </w:rPr>
+        <w:br/>
+      </w:r>
+      <w:r>
+        <w:rPr>
+          <w:rFonts w:cstheme="minorHAnsi"/>
+          <w:b/>
+          <w:bCs/>
+          <w:i/>
+          <w:iCs/>
+          <w:sz w:val="24"/>
+          <w:szCs w:val="24"/>
+        </w:rPr>
+        <w:br/>
+      </w:r>
+      <w:r>
+        <w:rPr>
+          <w:rFonts w:cstheme="minorHAnsi"/>
+          <w:sz w:val="24"/>
+          <w:szCs w:val="24"/>
+        </w:rPr>
+        <w:t xml:space="preserve">if </w:t>
+      </w:r>
+      <w:r>
+        <w:rPr>
+          <w:rFonts w:cstheme="minorHAnsi"/>
+          <w:b/>
+          <w:bCs/>
+          <w:i/>
+          <w:iCs/>
+          <w:sz w:val="24"/>
+          <w:szCs w:val="24"/>
+        </w:rPr>
         <w:t>p</w:t>
       </w:r>
       <w:r>
@@ -2430,72 +2844,380 @@
           <w:sz w:val="24"/>
           <w:szCs w:val="24"/>
         </w:rPr>
-        <w:t>4i+3</w:t>
-      </w:r>
-      <w:r>
-        <w:rPr>
-          <w:rFonts w:cstheme="minorHAnsi"/>
-          <w:sz w:val="24"/>
-          <w:szCs w:val="24"/>
-        </w:rPr>
-        <w:t xml:space="preserve"> use the Lagrange Formula to calculate the root.</w:t>
-      </w:r>
-      <w:r>
-        <w:rPr>
-          <w:rFonts w:cstheme="minorHAnsi"/>
+        <w:t>8i+5</w:t>
+      </w:r>
+      <w:r>
+        <w:rPr>
+          <w:rFonts w:cstheme="minorHAnsi"/>
+          <w:sz w:val="24"/>
+          <w:szCs w:val="24"/>
+        </w:rPr>
+        <w:t xml:space="preserve"> use the Legendre formula to calculate the root</w:t>
+      </w:r>
+      <w:r>
+        <w:rPr>
+          <w:rFonts w:cstheme="minorHAnsi"/>
+          <w:sz w:val="24"/>
+          <w:szCs w:val="24"/>
+        </w:rPr>
+        <w:t>:</w:t>
+      </w:r>
+    </w:p>
+    <w:p>
+      <w:pPr>
+        <w:spacing w:after="0"/>
+        <w:rPr>
+          <w:sz w:val="24"/>
+          <w:szCs w:val="24"/>
+        </w:rPr>
+      </w:pPr>
+      <w:r>
+        <w:tab/>
+      </w:r>
+      <w:r>
+        <w:rPr>
+          <w:sz w:val="24"/>
+          <w:szCs w:val="24"/>
+        </w:rPr>
+        <w:t xml:space="preserve">r </w:t>
+      </w:r>
+      <w:proofErr w:type="gramStart"/>
+      <w:r>
+        <w:rPr>
+          <w:sz w:val="24"/>
+          <w:szCs w:val="24"/>
+        </w:rPr>
+        <w:t>≡  ±</w:t>
+      </w:r>
+      <w:proofErr w:type="gramEnd"/>
+      <w:r>
+        <w:rPr>
+          <w:sz w:val="24"/>
+          <w:szCs w:val="24"/>
+        </w:rPr>
+        <w:t xml:space="preserve"> x</w:t>
+      </w:r>
+      <w:r>
+        <w:rPr>
+          <w:sz w:val="24"/>
+          <w:szCs w:val="24"/>
+          <w:vertAlign w:val="superscript"/>
+        </w:rPr>
+        <w:t xml:space="preserve"> ( p + 3 ) / 8</w:t>
+      </w:r>
+      <w:r>
+        <w:rPr>
+          <w:sz w:val="24"/>
+          <w:szCs w:val="24"/>
+        </w:rPr>
+        <w:t xml:space="preserve">                  (mod p )    if  x  is a quartic residue modulo  p , </w:t>
+      </w:r>
+    </w:p>
+    <w:p>
+      <w:r>
+        <w:rPr>
+          <w:sz w:val="24"/>
+          <w:szCs w:val="24"/>
+        </w:rPr>
+        <w:tab/>
+        <w:t xml:space="preserve">r </w:t>
+      </w:r>
+      <w:proofErr w:type="gramStart"/>
+      <w:r>
+        <w:rPr>
+          <w:sz w:val="24"/>
+          <w:szCs w:val="24"/>
+        </w:rPr>
+        <w:t>≡  ±</w:t>
+      </w:r>
+      <w:proofErr w:type="gramEnd"/>
+      <w:r>
+        <w:rPr>
+          <w:sz w:val="24"/>
+          <w:szCs w:val="24"/>
+        </w:rPr>
+        <w:t xml:space="preserve"> x </w:t>
+      </w:r>
+      <w:r>
+        <w:rPr>
+          <w:sz w:val="24"/>
+          <w:szCs w:val="24"/>
+          <w:vertAlign w:val="superscript"/>
+        </w:rPr>
+        <w:t>( p + 3 ) / 8</w:t>
+      </w:r>
+      <w:r>
+        <w:rPr>
+          <w:sz w:val="24"/>
+          <w:szCs w:val="24"/>
+        </w:rPr>
+        <w:t xml:space="preserve"> 2 </w:t>
+      </w:r>
+      <w:r>
+        <w:rPr>
+          <w:sz w:val="24"/>
+          <w:szCs w:val="24"/>
+          <w:vertAlign w:val="superscript"/>
+        </w:rPr>
+        <w:t>( p − 1 ) / 4</w:t>
+      </w:r>
+      <w:r>
+        <w:rPr>
+          <w:sz w:val="24"/>
+          <w:szCs w:val="24"/>
+        </w:rPr>
+        <w:t xml:space="preserve"> (mod p )    if  x  is a quartic non-residue modulo  p</w:t>
+      </w:r>
+      <w:r>
+        <w:t xml:space="preserve"> . </w:t>
+      </w:r>
+    </w:p>
+    <w:p>
+      <w:pPr>
+        <w:rPr>
+          <w:rFonts w:cstheme="minorHAnsi"/>
+          <w:sz w:val="24"/>
+          <w:szCs w:val="24"/>
+        </w:rPr>
+      </w:pPr>
+      <w:r>
+        <w:rPr>
+          <w:sz w:val="24"/>
+          <w:szCs w:val="24"/>
+        </w:rPr>
+        <w:t xml:space="preserve">Claim: A residue </w:t>
+      </w:r>
+      <w:r>
+        <w:rPr>
+          <w:rStyle w:val="mi"/>
+          <w:rFonts w:cstheme="minorHAnsi"/>
+          <w:i/>
+          <w:iCs/>
+          <w:sz w:val="24"/>
+          <w:szCs w:val="24"/>
+        </w:rPr>
+        <w:t>x</w:t>
+      </w:r>
+      <w:r>
+        <w:rPr>
+          <w:sz w:val="24"/>
+          <w:szCs w:val="24"/>
+        </w:rPr>
+        <w:t xml:space="preserve"> is a quartic residue if and only if </w:t>
+      </w:r>
+      <w:r>
+        <w:rPr>
+          <w:rStyle w:val="mi"/>
+          <w:rFonts w:cstheme="minorHAnsi"/>
+          <w:i/>
+          <w:iCs/>
+          <w:sz w:val="24"/>
+          <w:szCs w:val="24"/>
+        </w:rPr>
+        <w:t>x</w:t>
+      </w:r>
+      <w:r>
+        <w:rPr>
+          <w:rStyle w:val="mi"/>
+          <w:rFonts w:cstheme="minorHAnsi"/>
+          <w:i/>
+          <w:iCs/>
+          <w:sz w:val="24"/>
+          <w:szCs w:val="24"/>
+          <w:vertAlign w:val="superscript"/>
+        </w:rPr>
+        <w:t xml:space="preserve">(p-1)/4 </w:t>
+      </w:r>
+      <w:r>
+        <w:rPr>
+          <w:rStyle w:val="mo"/>
+          <w:rFonts w:cstheme="minorHAnsi"/>
+          <w:b/>
+          <w:bCs/>
+          <w:sz w:val="24"/>
+          <w:szCs w:val="24"/>
+        </w:rPr>
+        <w:t xml:space="preserve">≡ </w:t>
+      </w:r>
+      <w:r>
+        <w:rPr>
+          <w:rStyle w:val="mn"/>
+          <w:rFonts w:cstheme="minorHAnsi"/>
+          <w:b/>
+          <w:bCs/>
+          <w:sz w:val="24"/>
+          <w:szCs w:val="24"/>
+        </w:rPr>
+        <w:t xml:space="preserve">1 </w:t>
+      </w:r>
+      <w:r>
+        <w:rPr>
+          <w:rStyle w:val="mo"/>
+          <w:rFonts w:cstheme="minorHAnsi"/>
+          <w:b/>
+          <w:bCs/>
+          <w:sz w:val="24"/>
+          <w:szCs w:val="24"/>
+        </w:rPr>
+        <w:t>(</w:t>
+      </w:r>
+      <w:r>
+        <w:rPr>
+          <w:rStyle w:val="mi"/>
+          <w:rFonts w:cstheme="minorHAnsi"/>
+          <w:sz w:val="24"/>
+          <w:szCs w:val="24"/>
+        </w:rPr>
+        <w:t xml:space="preserve">mod </w:t>
+      </w:r>
+      <w:r>
+        <w:rPr>
+          <w:rStyle w:val="mi"/>
+          <w:rFonts w:cstheme="minorHAnsi"/>
+          <w:i/>
+          <w:iCs/>
+          <w:sz w:val="24"/>
+          <w:szCs w:val="24"/>
+        </w:rPr>
+        <w:t>p</w:t>
+      </w:r>
+      <w:r>
+        <w:rPr>
+          <w:rStyle w:val="mo"/>
+          <w:rFonts w:cstheme="minorHAnsi"/>
+          <w:b/>
+          <w:bCs/>
+          <w:sz w:val="24"/>
+          <w:szCs w:val="24"/>
+        </w:rPr>
+        <w:t>)</w:t>
+      </w:r>
+    </w:p>
+    <w:p>
+      <w:pPr>
+        <w:rPr>
+          <w:sz w:val="24"/>
+          <w:szCs w:val="24"/>
+        </w:rPr>
+      </w:pPr>
+      <w:r>
+        <w:rPr>
+          <w:sz w:val="24"/>
+          <w:szCs w:val="24"/>
+        </w:rPr>
+        <w:t xml:space="preserve">A more practical method is (don’t need to know if </w:t>
+      </w:r>
+      <w:r>
+        <w:rPr>
+          <w:b/>
+          <w:bCs/>
+          <w:i/>
+          <w:iCs/>
+          <w:sz w:val="24"/>
+          <w:szCs w:val="24"/>
+        </w:rPr>
+        <w:t>x</w:t>
+      </w:r>
+      <w:r>
+        <w:rPr>
+          <w:sz w:val="24"/>
+          <w:szCs w:val="24"/>
+        </w:rPr>
+        <w:t xml:space="preserve"> is quartic residue):</w:t>
+      </w:r>
+    </w:p>
+    <w:p>
+      <w:pPr>
+        <w:spacing w:after="240"/>
+        <w:rPr>
+          <w:sz w:val="24"/>
+          <w:szCs w:val="24"/>
+        </w:rPr>
+      </w:pPr>
+      <w:r>
+        <w:rPr>
+          <w:sz w:val="24"/>
+          <w:szCs w:val="24"/>
+        </w:rPr>
+        <w:t>v = 2x</w:t>
+      </w:r>
+      <w:r>
+        <w:rPr>
+          <w:sz w:val="24"/>
+          <w:szCs w:val="24"/>
+          <w:vertAlign w:val="superscript"/>
+        </w:rPr>
+        <w:t>(p-5)/8</w:t>
+      </w:r>
+      <w:r>
+        <w:rPr>
+          <w:sz w:val="24"/>
+          <w:szCs w:val="24"/>
+        </w:rPr>
+        <w:t xml:space="preserve"> </w:t>
+      </w:r>
+      <w:proofErr w:type="gramStart"/>
+      <w:r>
+        <w:rPr>
+          <w:sz w:val="24"/>
+          <w:szCs w:val="24"/>
+        </w:rPr>
+        <w:t xml:space="preserve">   (</w:t>
+      </w:r>
+      <w:proofErr w:type="gramEnd"/>
+      <w:r>
+        <w:rPr>
+          <w:sz w:val="24"/>
+          <w:szCs w:val="24"/>
+        </w:rPr>
+        <w:t>mod p)</w:t>
+      </w:r>
+      <w:r>
+        <w:rPr>
           <w:sz w:val="24"/>
           <w:szCs w:val="24"/>
         </w:rPr>
         <w:br/>
-        <w:t xml:space="preserve">if </w:t>
-      </w:r>
-      <w:r>
-        <w:rPr>
-          <w:rFonts w:cstheme="minorHAnsi"/>
-          <w:b/>
-          <w:bCs/>
-          <w:i/>
-          <w:iCs/>
-          <w:sz w:val="24"/>
-          <w:szCs w:val="24"/>
-        </w:rPr>
-        <w:t>p</w:t>
-      </w:r>
-      <w:r>
-        <w:rPr>
-          <w:rFonts w:cstheme="minorHAnsi"/>
-          <w:sz w:val="24"/>
-          <w:szCs w:val="24"/>
-        </w:rPr>
-        <w:t xml:space="preserve"> is of the form </w:t>
-      </w:r>
-      <w:r>
-        <w:rPr>
-          <w:rFonts w:cstheme="minorHAnsi"/>
-          <w:b/>
-          <w:bCs/>
-          <w:i/>
-          <w:iCs/>
-          <w:sz w:val="24"/>
-          <w:szCs w:val="24"/>
-        </w:rPr>
-        <w:t>8i+5</w:t>
-      </w:r>
-      <w:r>
-        <w:rPr>
-          <w:rFonts w:cstheme="minorHAnsi"/>
-          <w:sz w:val="24"/>
-          <w:szCs w:val="24"/>
-        </w:rPr>
-        <w:t xml:space="preserve"> use the Legendre formula to calculate the root</w:t>
-      </w:r>
-      <w:r>
-        <w:rPr>
-          <w:rFonts w:cstheme="minorHAnsi"/>
+        <w:t>i = 2xv</w:t>
+      </w:r>
+      <w:r>
+        <w:rPr>
+          <w:sz w:val="24"/>
+          <w:szCs w:val="24"/>
+          <w:vertAlign w:val="superscript"/>
+        </w:rPr>
+        <w:t>2</w:t>
+      </w:r>
+      <w:r>
+        <w:rPr>
+          <w:sz w:val="24"/>
+          <w:szCs w:val="24"/>
+        </w:rPr>
+        <w:t xml:space="preserve">          (mod p)</w:t>
+      </w:r>
+      <w:r>
+        <w:rPr>
           <w:sz w:val="24"/>
           <w:szCs w:val="24"/>
         </w:rPr>
         <w:br/>
+        <w:t>r =  ±xv (i-1) (mod p)</w:t>
+      </w:r>
+    </w:p>
+    <w:p>
+      <w:pPr>
+        <w:rPr>
+          <w:rFonts w:cstheme="minorHAnsi"/>
+          <w:sz w:val="24"/>
+          <w:szCs w:val="24"/>
+        </w:rPr>
+      </w:pPr>
+      <w:r>
+        <w:rPr>
+          <w:rFonts w:cstheme="minorHAnsi"/>
+          <w:sz w:val="24"/>
+          <w:szCs w:val="24"/>
+        </w:rPr>
         <w:t xml:space="preserve">If </w:t>
       </w:r>
       <w:r>
@@ -3149,6 +3871,7 @@
         </w:rPr>
         <w:t xml:space="preserve"> </w:t>
       </w:r>
+      <w:proofErr w:type="gramStart"/>
       <w:r>
         <w:rPr>
           <w:rFonts w:cstheme="minorHAnsi"/>
@@ -3188,7 +3911,16 @@
           <w:sz w:val="24"/>
           <w:szCs w:val="24"/>
         </w:rPr>
-        <w:t xml:space="preserve">, and find the roots of </w:t>
+        <w:t>,</w:t>
+      </w:r>
+      <w:proofErr w:type="gramEnd"/>
+      <w:r>
+        <w:rPr>
+          <w:rFonts w:cstheme="minorHAnsi"/>
+          <w:sz w:val="24"/>
+          <w:szCs w:val="24"/>
+        </w:rPr>
+        <w:t xml:space="preserve"> and find the roots of </w:t>
       </w:r>
       <w:r>
         <w:rPr>
@@ -3495,7 +4227,25 @@
           <w:sz w:val="24"/>
           <w:szCs w:val="24"/>
         </w:rPr>
-        <w:t xml:space="preserve">(any or all of the roots found could be used but we actually only need one.) </w:t>
+        <w:t>(</w:t>
+      </w:r>
+      <w:proofErr w:type="gramStart"/>
+      <w:r>
+        <w:rPr>
+          <w:rFonts w:cstheme="minorHAnsi"/>
+          <w:sz w:val="24"/>
+          <w:szCs w:val="24"/>
+        </w:rPr>
+        <w:t>any</w:t>
+      </w:r>
+      <w:proofErr w:type="gramEnd"/>
+      <w:r>
+        <w:rPr>
+          <w:rFonts w:cstheme="minorHAnsi"/>
+          <w:sz w:val="24"/>
+          <w:szCs w:val="24"/>
+        </w:rPr>
+        <w:t xml:space="preserve"> or all of the roots found could be used but we actually only need one.) </w:t>
       </w:r>
       <w:r>
         <w:rPr>
@@ -3860,6 +4610,7 @@
         </w:rPr>
         <w:t xml:space="preserve"> </w:t>
       </w:r>
+      <w:proofErr w:type="gramStart"/>
       <w:r>
         <w:rPr>
           <w:rFonts w:cstheme="minorHAnsi"/>
@@ -3884,7 +4635,18 @@
           <w:sz w:val="24"/>
           <w:szCs w:val="24"/>
         </w:rPr>
-        <w:t>increment = max (</w:t>
+        <w:t>increment</w:t>
+      </w:r>
+      <w:proofErr w:type="gramEnd"/>
+      <w:r>
+        <w:rPr>
+          <w:rFonts w:cstheme="minorHAnsi"/>
+          <w:b/>
+          <w:i/>
+          <w:sz w:val="24"/>
+          <w:szCs w:val="24"/>
+        </w:rPr>
+        <w:t xml:space="preserve"> = max (</w:t>
       </w:r>
       <w:r>
         <w:rPr>
@@ -4259,17 +5021,37 @@
           <w:sz w:val="24"/>
           <w:szCs w:val="24"/>
         </w:rPr>
-        <w:t xml:space="preserve"> let  </w:t>
-      </w:r>
-      <w:r>
-        <w:rPr>
-          <w:rFonts w:cstheme="minorHAnsi"/>
-          <w:b/>
-          <w:i/>
-          <w:sz w:val="24"/>
-          <w:szCs w:val="24"/>
-        </w:rPr>
-        <w:t xml:space="preserve">increment = </w:t>
+        <w:t xml:space="preserve"> </w:t>
+      </w:r>
+      <w:proofErr w:type="gramStart"/>
+      <w:r>
+        <w:rPr>
+          <w:rFonts w:cstheme="minorHAnsi"/>
+          <w:sz w:val="24"/>
+          <w:szCs w:val="24"/>
+        </w:rPr>
+        <w:t xml:space="preserve">let  </w:t>
+      </w:r>
+      <w:r>
+        <w:rPr>
+          <w:rFonts w:cstheme="minorHAnsi"/>
+          <w:b/>
+          <w:i/>
+          <w:sz w:val="24"/>
+          <w:szCs w:val="24"/>
+        </w:rPr>
+        <w:t>increment</w:t>
+      </w:r>
+      <w:proofErr w:type="gramEnd"/>
+      <w:r>
+        <w:rPr>
+          <w:rFonts w:cstheme="minorHAnsi"/>
+          <w:b/>
+          <w:i/>
+          <w:sz w:val="24"/>
+          <w:szCs w:val="24"/>
+        </w:rPr>
+        <w:t xml:space="preserve"> = </w:t>
       </w:r>
       <w:r>
         <w:rPr>
@@ -4352,6 +5134,7 @@
           <w:sz w:val="24"/>
           <w:szCs w:val="24"/>
         </w:rPr>
+        <w:lastRenderedPageBreak/>
         <w:t>The 1</w:t>
       </w:r>
       <w:r>
@@ -4444,6 +5227,7 @@
         </w:rPr>
         <w:t xml:space="preserve"> + 2 × increment, … </w:t>
       </w:r>
+      <w:proofErr w:type="gramStart"/>
       <w:r>
         <w:rPr>
           <w:rFonts w:cstheme="minorHAnsi"/>
@@ -4470,6 +5254,7 @@
         </w:rPr>
         <w:t>r</w:t>
       </w:r>
+      <w:proofErr w:type="gramEnd"/>
       <w:r>
         <w:rPr>
           <w:rFonts w:cstheme="minorHAnsi"/>
@@ -4681,7 +5466,7 @@
           <w:sz w:val="24"/>
           <w:szCs w:val="24"/>
         </w:rPr>
-        <w:t xml:space="preserve">roots  by multiplying </w:t>
+        <w:t xml:space="preserve">roots by multiplying </w:t>
       </w:r>
       <w:r>
         <w:rPr>
@@ -4866,11 +5651,19 @@
         </w:rPr>
         <w:t xml:space="preserve">, </w:t>
       </w:r>
+      <w:proofErr w:type="gramStart"/>
       <w:r>
         <w:rPr>
           <w:highlight w:val="white"/>
         </w:rPr>
-        <w:t>gcd(x, p^</w:t>
+        <w:t>gcd(</w:t>
+      </w:r>
+      <w:proofErr w:type="gramEnd"/>
+      <w:r>
+        <w:rPr>
+          <w:highlight w:val="white"/>
+        </w:rPr>
+        <w:t>x, p^</w:t>
       </w:r>
       <w:r>
         <w:rPr>
@@ -4970,7 +5763,25 @@
           <w:sz w:val="24"/>
           <w:szCs w:val="24"/>
         </w:rPr>
-        <w:t xml:space="preserve"> (i.e. </w:t>
+        <w:t xml:space="preserve"> (</w:t>
+      </w:r>
+      <w:proofErr w:type="gramStart"/>
+      <w:r>
+        <w:rPr>
+          <w:rFonts w:cstheme="minorHAnsi"/>
+          <w:sz w:val="24"/>
+          <w:szCs w:val="24"/>
+        </w:rPr>
+        <w:t>i.e.</w:t>
+      </w:r>
+      <w:proofErr w:type="gramEnd"/>
+      <w:r>
+        <w:rPr>
+          <w:rFonts w:cstheme="minorHAnsi"/>
+          <w:sz w:val="24"/>
+          <w:szCs w:val="24"/>
+        </w:rPr>
+        <w:t xml:space="preserve"> </w:t>
       </w:r>
       <w:r>
         <w:rPr>
@@ -5360,6 +6171,7 @@
         </w:rPr>
         <w:t>r</w:t>
       </w:r>
+      <w:proofErr w:type="gramStart"/>
       <w:r>
         <w:rPr>
           <w:rFonts w:cstheme="minorHAnsi"/>
@@ -5379,7 +6191,18 @@
           <w:sz w:val="24"/>
           <w:szCs w:val="24"/>
         </w:rPr>
-        <w:t>= p</w:t>
+        <w:t>=</w:t>
+      </w:r>
+      <w:proofErr w:type="gramEnd"/>
+      <w:r>
+        <w:rPr>
+          <w:rFonts w:cstheme="minorHAnsi"/>
+          <w:b/>
+          <w:i/>
+          <w:sz w:val="24"/>
+          <w:szCs w:val="24"/>
+        </w:rPr>
+        <w:t xml:space="preserve"> p</w:t>
       </w:r>
       <w:r>
         <w:rPr>
@@ -5562,18 +6385,43 @@
           <w:vertAlign w:val="superscript"/>
           <w:lang w:val="pt-PT"/>
         </w:rPr>
-        <w:t>i-1</w:t>
-      </w:r>
-      <w:r>
-        <w:rPr>
-          <w:rFonts w:cstheme="minorHAnsi"/>
-          <w:b/>
-          <w:i/>
-          <w:sz w:val="24"/>
-          <w:szCs w:val="24"/>
+        <w:t>i-</w:t>
+      </w:r>
+      <w:proofErr w:type="gramStart"/>
+      <w:r>
+        <w:rPr>
+          <w:rFonts w:cstheme="minorHAnsi"/>
+          <w:b/>
+          <w:i/>
+          <w:sz w:val="24"/>
+          <w:szCs w:val="24"/>
+          <w:vertAlign w:val="superscript"/>
           <w:lang w:val="pt-PT"/>
         </w:rPr>
-        <w:t>,     r</w:t>
+        <w:t>1</w:t>
+      </w:r>
+      <w:r>
+        <w:rPr>
+          <w:rFonts w:cstheme="minorHAnsi"/>
+          <w:b/>
+          <w:i/>
+          <w:sz w:val="24"/>
+          <w:szCs w:val="24"/>
+          <w:lang w:val="pt-PT"/>
+        </w:rPr>
+        <w:t xml:space="preserve">,   </w:t>
+      </w:r>
+      <w:proofErr w:type="gramEnd"/>
+      <w:r>
+        <w:rPr>
+          <w:rFonts w:cstheme="minorHAnsi"/>
+          <w:b/>
+          <w:i/>
+          <w:sz w:val="24"/>
+          <w:szCs w:val="24"/>
+          <w:lang w:val="pt-PT"/>
+        </w:rPr>
+        <w:t xml:space="preserve">  r</w:t>
       </w:r>
       <w:r>
         <w:rPr>
@@ -5749,6 +6597,7 @@
         </w:rPr>
         <w:t xml:space="preserve"> = r</w:t>
       </w:r>
+      <w:proofErr w:type="gramStart"/>
       <w:r>
         <w:rPr>
           <w:rFonts w:cstheme="minorHAnsi"/>
@@ -5770,7 +6619,19 @@
           <w:szCs w:val="24"/>
           <w:lang w:val="pt-PT"/>
         </w:rPr>
-        <w:t xml:space="preserve">  - p</w:t>
+        <w:t xml:space="preserve">  -</w:t>
+      </w:r>
+      <w:proofErr w:type="gramEnd"/>
+      <w:r>
+        <w:rPr>
+          <w:rFonts w:cstheme="minorHAnsi"/>
+          <w:b/>
+          <w:i/>
+          <w:sz w:val="24"/>
+          <w:szCs w:val="24"/>
+          <w:lang w:val="pt-PT"/>
+        </w:rPr>
+        <w:t xml:space="preserve"> p</w:t>
       </w:r>
       <w:r>
         <w:rPr>
@@ -5870,7 +6731,6 @@
           <w:szCs w:val="24"/>
           <w:highlight w:val="white"/>
         </w:rPr>
-        <w:lastRenderedPageBreak/>
         <w:t>2.7.</w:t>
       </w:r>
       <w:r>
@@ -5925,13 +6785,23 @@
         </w:rPr>
         <w:t xml:space="preserve">, </w:t>
       </w:r>
+      <w:proofErr w:type="gramStart"/>
       <w:r>
         <w:rPr>
           <w:sz w:val="24"/>
           <w:szCs w:val="24"/>
           <w:highlight w:val="white"/>
         </w:rPr>
-        <w:t>gcd(x, p^i) = 1, p &gt; 2</w:t>
+        <w:t>gcd(</w:t>
+      </w:r>
+      <w:proofErr w:type="gramEnd"/>
+      <w:r>
+        <w:rPr>
+          <w:sz w:val="24"/>
+          <w:szCs w:val="24"/>
+          <w:highlight w:val="white"/>
+        </w:rPr>
+        <w:t>x, p^i) = 1, p &gt; 2</w:t>
       </w:r>
       <w:r>
         <w:rPr>
@@ -5957,6 +6827,7 @@
           <w:szCs w:val="24"/>
         </w:rPr>
       </w:pPr>
+      <w:proofErr w:type="gramStart"/>
       <w:r>
         <w:rPr>
           <w:rFonts w:cstheme="minorHAnsi"/>
@@ -5975,6 +6846,7 @@
         </w:rPr>
         <w:t>r</w:t>
       </w:r>
+      <w:proofErr w:type="gramEnd"/>
       <w:r>
         <w:rPr>
           <w:rFonts w:cstheme="minorHAnsi"/>
@@ -6279,7 +7151,16 @@
           <w:sz w:val="24"/>
           <w:szCs w:val="24"/>
         </w:rPr>
-        <w:t xml:space="preserve"> such that  </w:t>
+        <w:t xml:space="preserve"> such </w:t>
+      </w:r>
+      <w:proofErr w:type="gramStart"/>
+      <w:r>
+        <w:rPr>
+          <w:rFonts w:cstheme="minorHAnsi"/>
+          <w:sz w:val="24"/>
+          <w:szCs w:val="24"/>
+        </w:rPr>
+        <w:t xml:space="preserve">that  </w:t>
       </w:r>
       <w:r>
         <w:rPr>
@@ -6291,6 +7172,7 @@
         </w:rPr>
         <w:t>r</w:t>
       </w:r>
+      <w:proofErr w:type="gramEnd"/>
       <w:r>
         <w:rPr>
           <w:rFonts w:cstheme="minorHAnsi"/>
@@ -7048,25 +7930,25 @@
           <w:sz w:val="20"/>
           <w:szCs w:val="24"/>
         </w:rPr>
-        <w:t xml:space="preserve">                for k in xrange(3, e):</w:t>
-      </w:r>
-    </w:p>
-    <w:p>
-      <w:pPr>
-        <w:spacing w:after="0"/>
+        <w:t xml:space="preserve">                for k in </w:t>
+      </w:r>
+      <w:proofErr w:type="gramStart"/>
+      <w:r>
         <w:rPr>
           <w:rFonts w:ascii="Lucida Console" w:hAnsi="Lucida Console" w:cstheme="minorHAnsi"/>
           <w:sz w:val="20"/>
           <w:szCs w:val="24"/>
         </w:rPr>
-      </w:pPr>
+        <w:t>xrange(</w:t>
+      </w:r>
+      <w:proofErr w:type="gramEnd"/>
       <w:r>
         <w:rPr>
           <w:rFonts w:ascii="Lucida Console" w:hAnsi="Lucida Console" w:cstheme="minorHAnsi"/>
           <w:sz w:val="20"/>
           <w:szCs w:val="24"/>
         </w:rPr>
-        <w:t xml:space="preserve">                    i = (x*x - a)/(2**k) % 2</w:t>
+        <w:t>3, e):</w:t>
       </w:r>
     </w:p>
     <w:p>
@@ -7084,7 +7966,7 @@
           <w:sz w:val="20"/>
           <w:szCs w:val="24"/>
         </w:rPr>
-        <w:t xml:space="preserve">                    x = x + i*2**(k-1)</w:t>
+        <w:t xml:space="preserve">                    i = (x*x - a)/(2**k) % 2</w:t>
       </w:r>
     </w:p>
     <w:p>
@@ -7102,7 +7984,7 @@
           <w:sz w:val="20"/>
           <w:szCs w:val="24"/>
         </w:rPr>
-        <w:t xml:space="preserve">                res.append(x)</w:t>
+        <w:t xml:space="preserve">                    x = x + i*2**(k-1)</w:t>
       </w:r>
     </w:p>
     <w:p>
@@ -7120,25 +8002,26 @@
           <w:sz w:val="20"/>
           <w:szCs w:val="24"/>
         </w:rPr>
-        <w:t xml:space="preserve">                res.append(p**e - x)</w:t>
-      </w:r>
-    </w:p>
-    <w:p>
-      <w:pPr>
-        <w:spacing w:after="0"/>
+        <w:lastRenderedPageBreak/>
+        <w:t xml:space="preserve">                </w:t>
+      </w:r>
+      <w:proofErr w:type="gramStart"/>
+      <w:r>
         <w:rPr>
           <w:rFonts w:ascii="Lucida Console" w:hAnsi="Lucida Console" w:cstheme="minorHAnsi"/>
           <w:sz w:val="20"/>
           <w:szCs w:val="24"/>
         </w:rPr>
-      </w:pPr>
+        <w:t>res.append</w:t>
+      </w:r>
+      <w:proofErr w:type="gramEnd"/>
       <w:r>
         <w:rPr>
           <w:rFonts w:ascii="Lucida Console" w:hAnsi="Lucida Console" w:cstheme="minorHAnsi"/>
           <w:sz w:val="20"/>
           <w:szCs w:val="24"/>
         </w:rPr>
-        <w:t xml:space="preserve">            return res</w:t>
+        <w:t>(x)</w:t>
       </w:r>
     </w:p>
     <w:p>
@@ -7156,25 +8039,25 @@
           <w:sz w:val="20"/>
           <w:szCs w:val="24"/>
         </w:rPr>
-        <w:t xml:space="preserve">        # No solution if a is odd and a % 8 != 1</w:t>
-      </w:r>
-    </w:p>
-    <w:p>
-      <w:pPr>
-        <w:spacing w:after="0"/>
+        <w:t xml:space="preserve">                </w:t>
+      </w:r>
+      <w:proofErr w:type="gramStart"/>
+      <w:r>
         <w:rPr>
           <w:rFonts w:ascii="Lucida Console" w:hAnsi="Lucida Console" w:cstheme="minorHAnsi"/>
           <w:sz w:val="20"/>
           <w:szCs w:val="24"/>
         </w:rPr>
-      </w:pPr>
+        <w:t>res.append</w:t>
+      </w:r>
+      <w:proofErr w:type="gramEnd"/>
       <w:r>
         <w:rPr>
           <w:rFonts w:ascii="Lucida Console" w:hAnsi="Lucida Console" w:cstheme="minorHAnsi"/>
           <w:sz w:val="20"/>
           <w:szCs w:val="24"/>
         </w:rPr>
-        <w:t xml:space="preserve">        if e &gt;= 3 and a % 2 == 1:</w:t>
+        <w:t>(p**e - x)</w:t>
       </w:r>
     </w:p>
     <w:p>
@@ -7192,7 +8075,7 @@
           <w:sz w:val="20"/>
           <w:szCs w:val="24"/>
         </w:rPr>
-        <w:t xml:space="preserve">            return []</w:t>
+        <w:t xml:space="preserve">            return res</w:t>
       </w:r>
     </w:p>
     <w:p>
@@ -7210,25 +8093,115 @@
           <w:sz w:val="20"/>
           <w:szCs w:val="24"/>
         </w:rPr>
-        <w:t xml:space="preserve">        # Force brut if a is even or e &lt; 3 (for now)</w:t>
-      </w:r>
-    </w:p>
-    <w:p>
-      <w:pPr>
-        <w:spacing w:after="0"/>
+        <w:t xml:space="preserve">        # No solution if a is odd and a % </w:t>
+      </w:r>
+      <w:proofErr w:type="gramStart"/>
+      <w:r>
         <w:rPr>
           <w:rFonts w:ascii="Lucida Console" w:hAnsi="Lucida Console" w:cstheme="minorHAnsi"/>
           <w:sz w:val="20"/>
           <w:szCs w:val="24"/>
         </w:rPr>
-      </w:pPr>
+        <w:t>8 !</w:t>
+      </w:r>
+      <w:proofErr w:type="gramEnd"/>
       <w:r>
         <w:rPr>
           <w:rFonts w:ascii="Lucida Console" w:hAnsi="Lucida Console" w:cstheme="minorHAnsi"/>
           <w:sz w:val="20"/>
           <w:szCs w:val="24"/>
         </w:rPr>
-        <w:t xml:space="preserve">        return [x for x in xrange(0, p**e) if x*x % p**e == a % p**e]</w:t>
+        <w:t>= 1</w:t>
+      </w:r>
+    </w:p>
+    <w:p>
+      <w:pPr>
+        <w:spacing w:after="0"/>
+        <w:rPr>
+          <w:rFonts w:ascii="Lucida Console" w:hAnsi="Lucida Console" w:cstheme="minorHAnsi"/>
+          <w:sz w:val="20"/>
+          <w:szCs w:val="24"/>
+        </w:rPr>
+      </w:pPr>
+      <w:r>
+        <w:rPr>
+          <w:rFonts w:ascii="Lucida Console" w:hAnsi="Lucida Console" w:cstheme="minorHAnsi"/>
+          <w:sz w:val="20"/>
+          <w:szCs w:val="24"/>
+        </w:rPr>
+        <w:t xml:space="preserve">        if e &gt;= 3 and a % 2 == 1:</w:t>
+      </w:r>
+    </w:p>
+    <w:p>
+      <w:pPr>
+        <w:spacing w:after="0"/>
+        <w:rPr>
+          <w:rFonts w:ascii="Lucida Console" w:hAnsi="Lucida Console" w:cstheme="minorHAnsi"/>
+          <w:sz w:val="20"/>
+          <w:szCs w:val="24"/>
+        </w:rPr>
+      </w:pPr>
+      <w:r>
+        <w:rPr>
+          <w:rFonts w:ascii="Lucida Console" w:hAnsi="Lucida Console" w:cstheme="minorHAnsi"/>
+          <w:sz w:val="20"/>
+          <w:szCs w:val="24"/>
+        </w:rPr>
+        <w:t xml:space="preserve">            return []</w:t>
+      </w:r>
+    </w:p>
+    <w:p>
+      <w:pPr>
+        <w:spacing w:after="0"/>
+        <w:rPr>
+          <w:rFonts w:ascii="Lucida Console" w:hAnsi="Lucida Console" w:cstheme="minorHAnsi"/>
+          <w:sz w:val="20"/>
+          <w:szCs w:val="24"/>
+        </w:rPr>
+      </w:pPr>
+      <w:r>
+        <w:rPr>
+          <w:rFonts w:ascii="Lucida Console" w:hAnsi="Lucida Console" w:cstheme="minorHAnsi"/>
+          <w:sz w:val="20"/>
+          <w:szCs w:val="24"/>
+        </w:rPr>
+        <w:t xml:space="preserve">        # Force brut if a is even or e &lt; 3 (for now)</w:t>
+      </w:r>
+    </w:p>
+    <w:p>
+      <w:pPr>
+        <w:spacing w:after="0"/>
+        <w:rPr>
+          <w:rFonts w:ascii="Lucida Console" w:hAnsi="Lucida Console" w:cstheme="minorHAnsi"/>
+          <w:sz w:val="20"/>
+          <w:szCs w:val="24"/>
+        </w:rPr>
+      </w:pPr>
+      <w:r>
+        <w:rPr>
+          <w:rFonts w:ascii="Lucida Console" w:hAnsi="Lucida Console" w:cstheme="minorHAnsi"/>
+          <w:sz w:val="20"/>
+          <w:szCs w:val="24"/>
+        </w:rPr>
+        <w:t xml:space="preserve">        return [x for x in </w:t>
+      </w:r>
+      <w:proofErr w:type="gramStart"/>
+      <w:r>
+        <w:rPr>
+          <w:rFonts w:ascii="Lucida Console" w:hAnsi="Lucida Console" w:cstheme="minorHAnsi"/>
+          <w:sz w:val="20"/>
+          <w:szCs w:val="24"/>
+        </w:rPr>
+        <w:t>xrange(</w:t>
+      </w:r>
+      <w:proofErr w:type="gramEnd"/>
+      <w:r>
+        <w:rPr>
+          <w:rFonts w:ascii="Lucida Console" w:hAnsi="Lucida Console" w:cstheme="minorHAnsi"/>
+          <w:sz w:val="20"/>
+          <w:szCs w:val="24"/>
+        </w:rPr>
+        <w:t>0, p**e) if x*x % p**e == a % p**e]</w:t>
       </w:r>
     </w:p>
     <w:p>
@@ -7459,8 +8432,9 @@
           <w:sz w:val="19"/>
           <w:szCs w:val="19"/>
         </w:rPr>
-        <w:t xml:space="preserve"> 1;</w:t>
-      </w:r>
+        <w:t xml:space="preserve"> </w:t>
+      </w:r>
+      <w:proofErr w:type="gramStart"/>
       <w:r>
         <w:rPr>
           <w:rFonts w:ascii="Lucida Console" w:hAnsi="Lucida Console" w:cs="Cascadia Mono"/>
@@ -7468,7 +8442,26 @@
           <w:sz w:val="19"/>
           <w:szCs w:val="19"/>
         </w:rPr>
-        <w:t xml:space="preserve">    </w:t>
+        <w:t>1;</w:t>
+      </w:r>
+      <w:r>
+        <w:rPr>
+          <w:rFonts w:ascii="Lucida Console" w:hAnsi="Lucida Console" w:cs="Cascadia Mono"/>
+          <w:color w:val="000000"/>
+          <w:sz w:val="19"/>
+          <w:szCs w:val="19"/>
+        </w:rPr>
+        <w:t xml:space="preserve">   </w:t>
+      </w:r>
+      <w:proofErr w:type="gramEnd"/>
+      <w:r>
+        <w:rPr>
+          <w:rFonts w:ascii="Lucida Console" w:hAnsi="Lucida Console" w:cs="Cascadia Mono"/>
+          <w:color w:val="000000"/>
+          <w:sz w:val="19"/>
+          <w:szCs w:val="19"/>
+        </w:rPr>
+        <w:t xml:space="preserve"> </w:t>
       </w:r>
       <w:r>
         <w:rPr>
@@ -7806,7 +8799,6 @@
           <w:sz w:val="19"/>
           <w:szCs w:val="19"/>
         </w:rPr>
-        <w:lastRenderedPageBreak/>
         <w:tab/>
       </w:r>
       <w:r>
@@ -8100,8 +9092,19 @@
           <w:sz w:val="19"/>
           <w:szCs w:val="19"/>
         </w:rPr>
-        <w:t xml:space="preserve"> mod;   </w:t>
-      </w:r>
+        <w:t xml:space="preserve"> </w:t>
+      </w:r>
+      <w:proofErr w:type="gramStart"/>
+      <w:r>
+        <w:rPr>
+          <w:rFonts w:ascii="Lucida Console" w:hAnsi="Lucida Console" w:cs="Cascadia Mono"/>
+          <w:color w:val="000000"/>
+          <w:sz w:val="19"/>
+          <w:szCs w:val="19"/>
+        </w:rPr>
+        <w:t xml:space="preserve">mod;   </w:t>
+      </w:r>
+      <w:proofErr w:type="gramEnd"/>
       <w:r>
         <w:rPr>
           <w:rFonts w:ascii="Lucida Console" w:hAnsi="Lucida Console" w:cs="Cascadia Mono"/>
@@ -8191,19 +9194,18 @@
           <w:szCs w:val="19"/>
         </w:rPr>
         <w:tab/>
-        <w:t>roots.push_back(x2);</w:t>
-      </w:r>
-    </w:p>
-    <w:p>
-      <w:pPr>
-        <w:spacing w:after="0"/>
+      </w:r>
+      <w:proofErr w:type="gramStart"/>
+      <w:r>
         <w:rPr>
           <w:rFonts w:ascii="Lucida Console" w:hAnsi="Lucida Console" w:cs="Cascadia Mono"/>
           <w:color w:val="000000"/>
           <w:sz w:val="19"/>
           <w:szCs w:val="19"/>
         </w:rPr>
-      </w:pPr>
+        <w:t>roots.push</w:t>
+      </w:r>
+      <w:proofErr w:type="gramEnd"/>
       <w:r>
         <w:rPr>
           <w:rFonts w:ascii="Lucida Console" w:hAnsi="Lucida Console" w:cs="Cascadia Mono"/>
@@ -8211,8 +9213,47 @@
           <w:sz w:val="19"/>
           <w:szCs w:val="19"/>
         </w:rPr>
+        <w:t>_back(x2);</w:t>
+      </w:r>
+    </w:p>
+    <w:p>
+      <w:pPr>
+        <w:spacing w:after="0"/>
+        <w:rPr>
+          <w:rFonts w:ascii="Lucida Console" w:hAnsi="Lucida Console" w:cs="Cascadia Mono"/>
+          <w:color w:val="000000"/>
+          <w:sz w:val="19"/>
+          <w:szCs w:val="19"/>
+        </w:rPr>
+      </w:pPr>
+      <w:r>
+        <w:rPr>
+          <w:rFonts w:ascii="Lucida Console" w:hAnsi="Lucida Console" w:cs="Cascadia Mono"/>
+          <w:color w:val="000000"/>
+          <w:sz w:val="19"/>
+          <w:szCs w:val="19"/>
+        </w:rPr>
         <w:tab/>
-        <w:t xml:space="preserve">roots.push_back(mod </w:t>
+      </w:r>
+      <w:proofErr w:type="gramStart"/>
+      <w:r>
+        <w:rPr>
+          <w:rFonts w:ascii="Lucida Console" w:hAnsi="Lucida Console" w:cs="Cascadia Mono"/>
+          <w:color w:val="000000"/>
+          <w:sz w:val="19"/>
+          <w:szCs w:val="19"/>
+        </w:rPr>
+        <w:t>roots.push</w:t>
+      </w:r>
+      <w:proofErr w:type="gramEnd"/>
+      <w:r>
+        <w:rPr>
+          <w:rFonts w:ascii="Lucida Console" w:hAnsi="Lucida Console" w:cs="Cascadia Mono"/>
+          <w:color w:val="000000"/>
+          <w:sz w:val="19"/>
+          <w:szCs w:val="19"/>
+        </w:rPr>
+        <w:t xml:space="preserve">_back(mod </w:t>
       </w:r>
       <w:r>
         <w:rPr>
@@ -8334,7 +9375,26 @@
           <w:szCs w:val="19"/>
         </w:rPr>
         <w:tab/>
-        <w:t xml:space="preserve">roots.push_back(mod </w:t>
+      </w:r>
+      <w:proofErr w:type="gramStart"/>
+      <w:r>
+        <w:rPr>
+          <w:rFonts w:ascii="Lucida Console" w:hAnsi="Lucida Console" w:cs="Cascadia Mono"/>
+          <w:color w:val="000000"/>
+          <w:sz w:val="19"/>
+          <w:szCs w:val="19"/>
+        </w:rPr>
+        <w:t>roots.push</w:t>
+      </w:r>
+      <w:proofErr w:type="gramEnd"/>
+      <w:r>
+        <w:rPr>
+          <w:rFonts w:ascii="Lucida Console" w:hAnsi="Lucida Console" w:cs="Cascadia Mono"/>
+          <w:color w:val="000000"/>
+          <w:sz w:val="19"/>
+          <w:szCs w:val="19"/>
+        </w:rPr>
+        <w:t xml:space="preserve">_back(mod </w:t>
       </w:r>
       <w:r>
         <w:rPr>
@@ -8400,7 +9460,26 @@
           <w:szCs w:val="19"/>
         </w:rPr>
         <w:tab/>
-        <w:t xml:space="preserve">roots.push_back(mod </w:t>
+      </w:r>
+      <w:proofErr w:type="gramStart"/>
+      <w:r>
+        <w:rPr>
+          <w:rFonts w:ascii="Lucida Console" w:hAnsi="Lucida Console" w:cs="Cascadia Mono"/>
+          <w:color w:val="000000"/>
+          <w:sz w:val="19"/>
+          <w:szCs w:val="19"/>
+        </w:rPr>
+        <w:t>roots.push</w:t>
+      </w:r>
+      <w:proofErr w:type="gramEnd"/>
+      <w:r>
+        <w:rPr>
+          <w:rFonts w:ascii="Lucida Console" w:hAnsi="Lucida Console" w:cs="Cascadia Mono"/>
+          <w:color w:val="000000"/>
+          <w:sz w:val="19"/>
+          <w:szCs w:val="19"/>
+        </w:rPr>
+        <w:t xml:space="preserve">_back(mod </w:t>
       </w:r>
       <w:r>
         <w:rPr>
@@ -8525,7 +9604,26 @@
           <w:szCs w:val="19"/>
         </w:rPr>
         <w:tab/>
-        <w:t xml:space="preserve">roots.push_back(x2 </w:t>
+      </w:r>
+      <w:proofErr w:type="gramStart"/>
+      <w:r>
+        <w:rPr>
+          <w:rFonts w:ascii="Lucida Console" w:hAnsi="Lucida Console" w:cs="Cascadia Mono"/>
+          <w:color w:val="000000"/>
+          <w:sz w:val="19"/>
+          <w:szCs w:val="19"/>
+        </w:rPr>
+        <w:t>roots.push</w:t>
+      </w:r>
+      <w:proofErr w:type="gramEnd"/>
+      <w:r>
+        <w:rPr>
+          <w:rFonts w:ascii="Lucida Console" w:hAnsi="Lucida Console" w:cs="Cascadia Mono"/>
+          <w:color w:val="000000"/>
+          <w:sz w:val="19"/>
+          <w:szCs w:val="19"/>
+        </w:rPr>
+        <w:t xml:space="preserve">_back(x2 </w:t>
       </w:r>
       <w:r>
         <w:rPr>
@@ -8591,7 +9689,26 @@
           <w:szCs w:val="19"/>
         </w:rPr>
         <w:tab/>
-        <w:t xml:space="preserve">roots.push_back(mod </w:t>
+      </w:r>
+      <w:proofErr w:type="gramStart"/>
+      <w:r>
+        <w:rPr>
+          <w:rFonts w:ascii="Lucida Console" w:hAnsi="Lucida Console" w:cs="Cascadia Mono"/>
+          <w:color w:val="000000"/>
+          <w:sz w:val="19"/>
+          <w:szCs w:val="19"/>
+        </w:rPr>
+        <w:t>roots.push</w:t>
+      </w:r>
+      <w:proofErr w:type="gramEnd"/>
+      <w:r>
+        <w:rPr>
+          <w:rFonts w:ascii="Lucida Console" w:hAnsi="Lucida Console" w:cs="Cascadia Mono"/>
+          <w:color w:val="000000"/>
+          <w:sz w:val="19"/>
+          <w:szCs w:val="19"/>
+        </w:rPr>
+        <w:t xml:space="preserve">_back(mod </w:t>
       </w:r>
       <w:r>
         <w:rPr>
@@ -9611,13 +10728,23 @@
         </w:rPr>
         <w:br/>
       </w:r>
-      <w:r>
-        <w:rPr>
-          <w:rFonts w:cstheme="minorHAnsi"/>
-          <w:sz w:val="24"/>
-          <w:szCs w:val="24"/>
-        </w:rPr>
-        <w:t>gcd(4, 32) = 4.</w:t>
+      <w:proofErr w:type="gramStart"/>
+      <w:r>
+        <w:rPr>
+          <w:rFonts w:cstheme="minorHAnsi"/>
+          <w:sz w:val="24"/>
+          <w:szCs w:val="24"/>
+        </w:rPr>
+        <w:t>gcd(</w:t>
+      </w:r>
+      <w:proofErr w:type="gramEnd"/>
+      <w:r>
+        <w:rPr>
+          <w:rFonts w:cstheme="minorHAnsi"/>
+          <w:sz w:val="24"/>
+          <w:szCs w:val="24"/>
+        </w:rPr>
+        <w:t>4, 32) = 4.</w:t>
       </w:r>
       <w:r>
         <w:rPr>
@@ -9768,12 +10895,21 @@
         </w:rPr>
         <w:br/>
       </w:r>
-      <w:r>
-        <w:rPr>
-          <w:sz w:val="24"/>
-          <w:szCs w:val="24"/>
-        </w:rPr>
-        <w:t>modsqrt(1, 32) = 1, 31, 15, 17,</w:t>
+      <w:proofErr w:type="gramStart"/>
+      <w:r>
+        <w:rPr>
+          <w:sz w:val="24"/>
+          <w:szCs w:val="24"/>
+        </w:rPr>
+        <w:t>modsqrt(</w:t>
+      </w:r>
+      <w:proofErr w:type="gramEnd"/>
+      <w:r>
+        <w:rPr>
+          <w:sz w:val="24"/>
+          <w:szCs w:val="24"/>
+        </w:rPr>
+        <w:t>1, 32) = 1, 31, 15, 17,</w:t>
       </w:r>
     </w:p>
     <w:p>
@@ -9789,7 +10925,6 @@
           <w:sz w:val="24"/>
           <w:szCs w:val="24"/>
         </w:rPr>
-        <w:lastRenderedPageBreak/>
         <w:t>We only need the 1</w:t>
       </w:r>
       <w:r>
@@ -9969,13 +11104,23 @@
           <w:szCs w:val="24"/>
         </w:rPr>
       </w:pPr>
-      <w:r>
-        <w:rPr>
-          <w:rFonts w:cstheme="minorHAnsi"/>
-          <w:sz w:val="24"/>
-          <w:szCs w:val="24"/>
-        </w:rPr>
-        <w:t>So the 1</w:t>
+      <w:proofErr w:type="gramStart"/>
+      <w:r>
+        <w:rPr>
+          <w:rFonts w:cstheme="minorHAnsi"/>
+          <w:sz w:val="24"/>
+          <w:szCs w:val="24"/>
+        </w:rPr>
+        <w:t>So</w:t>
+      </w:r>
+      <w:proofErr w:type="gramEnd"/>
+      <w:r>
+        <w:rPr>
+          <w:rFonts w:cstheme="minorHAnsi"/>
+          <w:sz w:val="24"/>
+          <w:szCs w:val="24"/>
+        </w:rPr>
+        <w:t xml:space="preserve"> the 1</w:t>
       </w:r>
       <w:r>
         <w:rPr>
@@ -10060,7 +11205,25 @@
           <w:sz w:val="24"/>
           <w:szCs w:val="24"/>
         </w:rPr>
-        <w:t xml:space="preserve"> i.e. 30, 22, 14, 6.</w:t>
+        <w:t xml:space="preserve"> </w:t>
+      </w:r>
+      <w:proofErr w:type="gramStart"/>
+      <w:r>
+        <w:rPr>
+          <w:rFonts w:cstheme="minorHAnsi"/>
+          <w:sz w:val="24"/>
+          <w:szCs w:val="24"/>
+        </w:rPr>
+        <w:t>i.e.</w:t>
+      </w:r>
+      <w:proofErr w:type="gramEnd"/>
+      <w:r>
+        <w:rPr>
+          <w:rFonts w:cstheme="minorHAnsi"/>
+          <w:sz w:val="24"/>
+          <w:szCs w:val="24"/>
+        </w:rPr>
+        <w:t xml:space="preserve"> 30, 22, 14, 6.</w:t>
       </w:r>
     </w:p>
     <w:p>
@@ -10071,13 +11234,23 @@
           <w:szCs w:val="24"/>
         </w:rPr>
       </w:pPr>
-      <w:r>
-        <w:rPr>
-          <w:rFonts w:cstheme="minorHAnsi"/>
-          <w:sz w:val="24"/>
-          <w:szCs w:val="24"/>
-        </w:rPr>
-        <w:t>So we have:</w:t>
+      <w:proofErr w:type="gramStart"/>
+      <w:r>
+        <w:rPr>
+          <w:rFonts w:cstheme="minorHAnsi"/>
+          <w:sz w:val="24"/>
+          <w:szCs w:val="24"/>
+        </w:rPr>
+        <w:t>So</w:t>
+      </w:r>
+      <w:proofErr w:type="gramEnd"/>
+      <w:r>
+        <w:rPr>
+          <w:rFonts w:cstheme="minorHAnsi"/>
+          <w:sz w:val="24"/>
+          <w:szCs w:val="24"/>
+        </w:rPr>
+        <w:t xml:space="preserve"> we have:</w:t>
       </w:r>
     </w:p>
     <w:p>
@@ -10088,12 +11261,21 @@
           <w:szCs w:val="24"/>
         </w:rPr>
       </w:pPr>
-      <w:r>
-        <w:rPr>
-          <w:sz w:val="24"/>
-          <w:szCs w:val="24"/>
-        </w:rPr>
-        <w:t>modsqrt(4, 32) = 2, 30, 10, 22, 18, 14, 26, 6,</w:t>
+      <w:proofErr w:type="gramStart"/>
+      <w:r>
+        <w:rPr>
+          <w:sz w:val="24"/>
+          <w:szCs w:val="24"/>
+        </w:rPr>
+        <w:t>modsqrt(</w:t>
+      </w:r>
+      <w:proofErr w:type="gramEnd"/>
+      <w:r>
+        <w:rPr>
+          <w:sz w:val="24"/>
+          <w:szCs w:val="24"/>
+        </w:rPr>
+        <w:t>4, 32) = 2, 30, 10, 22, 18, 14, 26, 6,</w:t>
       </w:r>
     </w:p>
     <w:p>
@@ -10143,12 +11325,21 @@
           <w:szCs w:val="24"/>
         </w:rPr>
       </w:pPr>
-      <w:r>
-        <w:rPr>
-          <w:sz w:val="24"/>
-          <w:szCs w:val="24"/>
-        </w:rPr>
-        <w:t xml:space="preserve">modsqrt(4, 32) = </w:t>
+      <w:proofErr w:type="gramStart"/>
+      <w:r>
+        <w:rPr>
+          <w:sz w:val="24"/>
+          <w:szCs w:val="24"/>
+        </w:rPr>
+        <w:t>modsqrt(</w:t>
+      </w:r>
+      <w:proofErr w:type="gramEnd"/>
+      <w:r>
+        <w:rPr>
+          <w:sz w:val="24"/>
+          <w:szCs w:val="24"/>
+        </w:rPr>
+        <w:t xml:space="preserve">4, 32) = </w:t>
       </w:r>
       <w:r>
         <w:rPr>
@@ -10280,12 +11471,21 @@
           <w:szCs w:val="24"/>
         </w:rPr>
       </w:pPr>
-      <w:r>
-        <w:rPr>
-          <w:sz w:val="24"/>
-          <w:szCs w:val="24"/>
-        </w:rPr>
-        <w:t xml:space="preserve">Gcd(36, 243) = 9, so we need to solve </w:t>
+      <w:proofErr w:type="gramStart"/>
+      <w:r>
+        <w:rPr>
+          <w:sz w:val="24"/>
+          <w:szCs w:val="24"/>
+        </w:rPr>
+        <w:t>Gcd(</w:t>
+      </w:r>
+      <w:proofErr w:type="gramEnd"/>
+      <w:r>
+        <w:rPr>
+          <w:sz w:val="24"/>
+          <w:szCs w:val="24"/>
+        </w:rPr>
+        <w:t xml:space="preserve">36, 243) = 9, so we need to solve </w:t>
       </w:r>
       <w:r>
         <w:rPr>
@@ -10605,7 +11805,23 @@
           <w:sz w:val="24"/>
           <w:szCs w:val="24"/>
         </w:rPr>
-        <w:t xml:space="preserve"> 1 (modulo 3), so modsqrt(4, 3) </w:t>
+        <w:t xml:space="preserve"> 1 (modulo 3), so </w:t>
+      </w:r>
+      <w:proofErr w:type="gramStart"/>
+      <w:r>
+        <w:rPr>
+          <w:sz w:val="24"/>
+          <w:szCs w:val="24"/>
+        </w:rPr>
+        <w:t>modsqrt(</w:t>
+      </w:r>
+      <w:proofErr w:type="gramEnd"/>
+      <w:r>
+        <w:rPr>
+          <w:sz w:val="24"/>
+          <w:szCs w:val="24"/>
+        </w:rPr>
+        <w:t xml:space="preserve">4, 3) </w:t>
       </w:r>
       <w:r>
         <w:rPr>
@@ -10631,12 +11847,21 @@
           <w:szCs w:val="24"/>
         </w:rPr>
       </w:pPr>
-      <w:r>
-        <w:rPr>
-          <w:sz w:val="24"/>
-          <w:szCs w:val="24"/>
-        </w:rPr>
-        <w:t>modsqrt(1, 3) = 1, 2,</w:t>
+      <w:proofErr w:type="gramStart"/>
+      <w:r>
+        <w:rPr>
+          <w:sz w:val="24"/>
+          <w:szCs w:val="24"/>
+        </w:rPr>
+        <w:t>modsqrt(</w:t>
+      </w:r>
+      <w:proofErr w:type="gramEnd"/>
+      <w:r>
+        <w:rPr>
+          <w:sz w:val="24"/>
+          <w:szCs w:val="24"/>
+        </w:rPr>
+        <w:t>1, 3) = 1, 2,</w:t>
       </w:r>
       <w:r>
         <w:rPr>
@@ -10654,14 +11879,25 @@
           <w:szCs w:val="24"/>
         </w:rPr>
       </w:pPr>
-      <w:r>
-        <w:rPr>
-          <w:b/>
-          <w:i/>
-          <w:sz w:val="24"/>
-          <w:szCs w:val="24"/>
-        </w:rPr>
-        <w:t>modsqrt(4, 243) = 241, 2</w:t>
+      <w:proofErr w:type="gramStart"/>
+      <w:r>
+        <w:rPr>
+          <w:b/>
+          <w:i/>
+          <w:sz w:val="24"/>
+          <w:szCs w:val="24"/>
+        </w:rPr>
+        <w:t>modsqrt(</w:t>
+      </w:r>
+      <w:proofErr w:type="gramEnd"/>
+      <w:r>
+        <w:rPr>
+          <w:b/>
+          <w:i/>
+          <w:sz w:val="24"/>
+          <w:szCs w:val="24"/>
+        </w:rPr>
+        <w:t>4, 243) = 241, 2</w:t>
       </w:r>
       <w:r>
         <w:rPr>
@@ -11012,14 +12248,25 @@
           <w:szCs w:val="24"/>
         </w:rPr>
       </w:pPr>
-      <w:r>
-        <w:rPr>
-          <w:b/>
-          <w:i/>
-          <w:sz w:val="24"/>
-          <w:szCs w:val="24"/>
-        </w:rPr>
-        <w:t xml:space="preserve">modsqrt(9, </w:t>
+      <w:proofErr w:type="gramStart"/>
+      <w:r>
+        <w:rPr>
+          <w:b/>
+          <w:i/>
+          <w:sz w:val="24"/>
+          <w:szCs w:val="24"/>
+        </w:rPr>
+        <w:t>modsqrt(</w:t>
+      </w:r>
+      <w:proofErr w:type="gramEnd"/>
+      <w:r>
+        <w:rPr>
+          <w:b/>
+          <w:i/>
+          <w:sz w:val="24"/>
+          <w:szCs w:val="24"/>
+        </w:rPr>
+        <w:t xml:space="preserve">9, </w:t>
       </w:r>
       <w:r>
         <w:rPr>
@@ -11045,6 +12292,7 @@
           <w:sz w:val="24"/>
           <w:szCs w:val="24"/>
         </w:rPr>
+        <w:lastRenderedPageBreak/>
         <w:t xml:space="preserve">To solve </w:t>
       </w:r>
       <w:r>
@@ -11147,7 +12395,23 @@
           <w:sz w:val="24"/>
           <w:szCs w:val="24"/>
         </w:rPr>
-        <w:t xml:space="preserve"> modulo 243. If we use 241 we get: 237, 6, 75, 168, 156, 87. If we use 2 we get 6, 237, 168, 75, 87, 56 i.e. we </w:t>
+        <w:t xml:space="preserve"> modulo 243. If we use </w:t>
+      </w:r>
+      <w:proofErr w:type="gramStart"/>
+      <w:r>
+        <w:rPr>
+          <w:sz w:val="24"/>
+          <w:szCs w:val="24"/>
+        </w:rPr>
+        <w:t>241</w:t>
+      </w:r>
+      <w:proofErr w:type="gramEnd"/>
+      <w:r>
+        <w:rPr>
+          <w:sz w:val="24"/>
+          <w:szCs w:val="24"/>
+        </w:rPr>
+        <w:t xml:space="preserve"> we get: 237, 6, 75, 168, 156, 87. If we use 2 we get 6, 237, 168, 75, 87, 56 i.e. we </w:t>
       </w:r>
       <w:r>
         <w:rPr>
@@ -11209,7 +12473,23 @@
           <w:sz w:val="24"/>
           <w:szCs w:val="24"/>
         </w:rPr>
-        <w:t xml:space="preserve">(i.e. </w:t>
+        <w:t>(</w:t>
+      </w:r>
+      <w:proofErr w:type="gramStart"/>
+      <w:r>
+        <w:rPr>
+          <w:sz w:val="24"/>
+          <w:szCs w:val="24"/>
+        </w:rPr>
+        <w:t>i.e.</w:t>
+      </w:r>
+      <w:proofErr w:type="gramEnd"/>
+      <w:r>
+        <w:rPr>
+          <w:sz w:val="24"/>
+          <w:szCs w:val="24"/>
+        </w:rPr>
+        <w:t xml:space="preserve"> </w:t>
       </w:r>
       <w:r>
         <w:rPr>
@@ -11296,7 +12576,23 @@
           <w:sz w:val="24"/>
           <w:szCs w:val="24"/>
         </w:rPr>
-        <w:t xml:space="preserve"> 8 = 48 roots. E.g. 5826 </w:t>
+        <w:t xml:space="preserve"> 8 = 48 roots. </w:t>
+      </w:r>
+      <w:proofErr w:type="gramStart"/>
+      <w:r>
+        <w:rPr>
+          <w:sz w:val="24"/>
+          <w:szCs w:val="24"/>
+        </w:rPr>
+        <w:t>E.g.</w:t>
+      </w:r>
+      <w:proofErr w:type="gramEnd"/>
+      <w:r>
+        <w:rPr>
+          <w:sz w:val="24"/>
+          <w:szCs w:val="24"/>
+        </w:rPr>
+        <w:t xml:space="preserve"> 5826 </w:t>
       </w:r>
       <w:r>
         <w:rPr>
@@ -12040,7 +13336,6 @@
                 <w:b/>
                 <w:sz w:val="28"/>
               </w:rPr>
-              <w:lastRenderedPageBreak/>
               <w:t>14</w:t>
             </w:r>
           </w:p>
@@ -12620,7 +13915,23 @@
           <w:sz w:val="24"/>
           <w:szCs w:val="24"/>
         </w:rPr>
-        <w:t xml:space="preserve"> modulo 8, so modsqrt(8x+1, 8) </w:t>
+        <w:t xml:space="preserve"> modulo 8, so </w:t>
+      </w:r>
+      <w:proofErr w:type="gramStart"/>
+      <w:r>
+        <w:rPr>
+          <w:sz w:val="24"/>
+          <w:szCs w:val="24"/>
+        </w:rPr>
+        <w:t>modsqrt(</w:t>
+      </w:r>
+      <w:proofErr w:type="gramEnd"/>
+      <w:r>
+        <w:rPr>
+          <w:sz w:val="24"/>
+          <w:szCs w:val="24"/>
+        </w:rPr>
+        <w:t xml:space="preserve">8x+1, 8) </w:t>
       </w:r>
       <w:r>
         <w:rPr>
@@ -12687,13 +13998,23 @@
           <w:lang w:val="nl-NL"/>
         </w:rPr>
       </w:pPr>
+      <w:proofErr w:type="gramStart"/>
       <w:r>
         <w:rPr>
           <w:sz w:val="24"/>
           <w:szCs w:val="24"/>
           <w:lang w:val="nl-NL"/>
         </w:rPr>
-        <w:t>modsqrt(17, 8) = 1</w:t>
+        <w:t>modsqrt(</w:t>
+      </w:r>
+      <w:proofErr w:type="gramEnd"/>
+      <w:r>
+        <w:rPr>
+          <w:sz w:val="24"/>
+          <w:szCs w:val="24"/>
+          <w:lang w:val="nl-NL"/>
+        </w:rPr>
+        <w:t>17, 8) = 1</w:t>
       </w:r>
     </w:p>
     <w:p>
@@ -12705,13 +14026,23 @@
           <w:lang w:val="nl-NL"/>
         </w:rPr>
       </w:pPr>
+      <w:proofErr w:type="gramStart"/>
       <w:r>
         <w:rPr>
           <w:sz w:val="24"/>
           <w:szCs w:val="24"/>
           <w:lang w:val="nl-NL"/>
         </w:rPr>
-        <w:t>modsqrt(17, 16) = 9</w:t>
+        <w:t>modsqrt(</w:t>
+      </w:r>
+      <w:proofErr w:type="gramEnd"/>
+      <w:r>
+        <w:rPr>
+          <w:sz w:val="24"/>
+          <w:szCs w:val="24"/>
+          <w:lang w:val="nl-NL"/>
+        </w:rPr>
+        <w:t>17, 16) = 9</w:t>
       </w:r>
     </w:p>
     <w:p>
@@ -12723,13 +14054,23 @@
           <w:lang w:val="nl-NL"/>
         </w:rPr>
       </w:pPr>
+      <w:proofErr w:type="gramStart"/>
       <w:r>
         <w:rPr>
           <w:sz w:val="24"/>
           <w:szCs w:val="24"/>
           <w:lang w:val="nl-NL"/>
         </w:rPr>
-        <w:t>modsqrt(17, 32) = 9</w:t>
+        <w:t>modsqrt(</w:t>
+      </w:r>
+      <w:proofErr w:type="gramEnd"/>
+      <w:r>
+        <w:rPr>
+          <w:sz w:val="24"/>
+          <w:szCs w:val="24"/>
+          <w:lang w:val="nl-NL"/>
+        </w:rPr>
+        <w:t>17, 32) = 9</w:t>
       </w:r>
     </w:p>
     <w:p>
@@ -12741,13 +14082,23 @@
           <w:lang w:val="nl-NL"/>
         </w:rPr>
       </w:pPr>
+      <w:proofErr w:type="gramStart"/>
       <w:r>
         <w:rPr>
           <w:sz w:val="24"/>
           <w:szCs w:val="24"/>
           <w:lang w:val="nl-NL"/>
         </w:rPr>
-        <w:t>modsqrt(17, 64) = 41</w:t>
+        <w:t>modsqrt(</w:t>
+      </w:r>
+      <w:proofErr w:type="gramEnd"/>
+      <w:r>
+        <w:rPr>
+          <w:sz w:val="24"/>
+          <w:szCs w:val="24"/>
+          <w:lang w:val="nl-NL"/>
+        </w:rPr>
+        <w:t>17, 64) = 41</w:t>
       </w:r>
     </w:p>
     <w:p>
@@ -12759,13 +14110,23 @@
           <w:lang w:val="nl-NL"/>
         </w:rPr>
       </w:pPr>
+      <w:proofErr w:type="gramStart"/>
       <w:r>
         <w:rPr>
           <w:sz w:val="24"/>
           <w:szCs w:val="24"/>
           <w:lang w:val="nl-NL"/>
         </w:rPr>
-        <w:t>modsqrt(17, 128) = 105</w:t>
+        <w:t>modsqrt(</w:t>
+      </w:r>
+      <w:proofErr w:type="gramEnd"/>
+      <w:r>
+        <w:rPr>
+          <w:sz w:val="24"/>
+          <w:szCs w:val="24"/>
+          <w:lang w:val="nl-NL"/>
+        </w:rPr>
+        <w:t>17, 128) = 105</w:t>
       </w:r>
     </w:p>
     <w:p>
@@ -12776,12 +14137,21 @@
           <w:szCs w:val="24"/>
         </w:rPr>
       </w:pPr>
-      <w:r>
-        <w:rPr>
-          <w:sz w:val="24"/>
-          <w:szCs w:val="24"/>
-        </w:rPr>
-        <w:t>modsqrt(17, 256) = 233</w:t>
+      <w:proofErr w:type="gramStart"/>
+      <w:r>
+        <w:rPr>
+          <w:sz w:val="24"/>
+          <w:szCs w:val="24"/>
+        </w:rPr>
+        <w:t>modsqrt(</w:t>
+      </w:r>
+      <w:proofErr w:type="gramEnd"/>
+      <w:r>
+        <w:rPr>
+          <w:sz w:val="24"/>
+          <w:szCs w:val="24"/>
+        </w:rPr>
+        <w:t>17, 256) = 233</w:t>
       </w:r>
     </w:p>
     <w:p>
@@ -12792,12 +14162,21 @@
           <w:szCs w:val="24"/>
         </w:rPr>
       </w:pPr>
-      <w:r>
-        <w:rPr>
-          <w:sz w:val="24"/>
-          <w:szCs w:val="24"/>
-        </w:rPr>
-        <w:t>modsqrt(17, 512) = 233</w:t>
+      <w:proofErr w:type="gramStart"/>
+      <w:r>
+        <w:rPr>
+          <w:sz w:val="24"/>
+          <w:szCs w:val="24"/>
+        </w:rPr>
+        <w:t>modsqrt(</w:t>
+      </w:r>
+      <w:proofErr w:type="gramEnd"/>
+      <w:r>
+        <w:rPr>
+          <w:sz w:val="24"/>
+          <w:szCs w:val="24"/>
+        </w:rPr>
+        <w:t>17, 512) = 233</w:t>
       </w:r>
     </w:p>
     <w:p>
@@ -12963,6 +14342,7 @@
         <w:pStyle w:val="Heading1"/>
       </w:pPr>
       <w:r>
+        <w:lastRenderedPageBreak/>
         <w:t>Example 3</w:t>
       </w:r>
     </w:p>
@@ -13070,7 +14450,23 @@
           <w:sz w:val="24"/>
           <w:szCs w:val="24"/>
         </w:rPr>
-        <w:t>), and modulo 243( = 3</w:t>
+        <w:t xml:space="preserve">), and modulo </w:t>
+      </w:r>
+      <w:proofErr w:type="gramStart"/>
+      <w:r>
+        <w:rPr>
+          <w:sz w:val="24"/>
+          <w:szCs w:val="24"/>
+        </w:rPr>
+        <w:t>243( =</w:t>
+      </w:r>
+      <w:proofErr w:type="gramEnd"/>
+      <w:r>
+        <w:rPr>
+          <w:sz w:val="24"/>
+          <w:szCs w:val="24"/>
+        </w:rPr>
+        <w:t xml:space="preserve"> 3</w:t>
       </w:r>
       <w:r>
         <w:rPr>
@@ -13159,7 +14555,23 @@
           <w:sz w:val="24"/>
           <w:szCs w:val="24"/>
         </w:rPr>
-        <w:t xml:space="preserve"> =  8, so the roots are 0, 8, 16, 24</w:t>
+        <w:t xml:space="preserve"> </w:t>
+      </w:r>
+      <w:proofErr w:type="gramStart"/>
+      <w:r>
+        <w:rPr>
+          <w:sz w:val="24"/>
+          <w:szCs w:val="24"/>
+        </w:rPr>
+        <w:t>=  8</w:t>
+      </w:r>
+      <w:proofErr w:type="gramEnd"/>
+      <w:r>
+        <w:rPr>
+          <w:sz w:val="24"/>
+          <w:szCs w:val="24"/>
+        </w:rPr>
+        <w:t>, so the roots are 0, 8, 16, 24</w:t>
       </w:r>
     </w:p>
     <w:p>
@@ -13233,7 +14645,23 @@
           <w:sz w:val="24"/>
           <w:szCs w:val="24"/>
         </w:rPr>
-        <w:t xml:space="preserve"> =  27, so the roots are 0, 27, 54, 81, 108, 135, 162, 189, 216.</w:t>
+        <w:t xml:space="preserve"> </w:t>
+      </w:r>
+      <w:proofErr w:type="gramStart"/>
+      <w:r>
+        <w:rPr>
+          <w:sz w:val="24"/>
+          <w:szCs w:val="24"/>
+        </w:rPr>
+        <w:t>=  27</w:t>
+      </w:r>
+      <w:proofErr w:type="gramEnd"/>
+      <w:r>
+        <w:rPr>
+          <w:sz w:val="24"/>
+          <w:szCs w:val="24"/>
+        </w:rPr>
+        <w:t>, so the roots are 0, 27, 54, 81, 108, 135, 162, 189, 216.</w:t>
       </w:r>
     </w:p>
     <w:p>
@@ -13299,15 +14727,7 @@
           <w:sz w:val="24"/>
           <w:szCs w:val="24"/>
         </w:rPr>
-        <w:t xml:space="preserve">0, 216, 432, 648, 864, 1080, 1296, 1512, 1728, 1944, 2160, 2376, 2592, 2808, 3024, 3240, 3456, 3672, 3888, 4104, 4320, 4536, 4752, 4968, 5184, 5400, 5616, 5832, 6048, 6264, 6480, </w:t>
-      </w:r>
-      <w:r>
-        <w:rPr>
-          <w:sz w:val="24"/>
-          <w:szCs w:val="24"/>
-        </w:rPr>
-        <w:lastRenderedPageBreak/>
-        <w:t>6696, 6912, 7128, 7344, 7560</w:t>
+        <w:t>0, 216, 432, 648, 864, 1080, 1296, 1512, 1728, 1944, 2160, 2376, 2592, 2808, 3024, 3240, 3456, 3672, 3888, 4104, 4320, 4536, 4752, 4968, 5184, 5400, 5616, 5832, 6048, 6264, 6480, 6696, 6912, 7128, 7344, 7560</w:t>
       </w:r>
       <w:r>
         <w:rPr>
@@ -14533,6 +15953,21 @@
       <w:u w:val="single"/>
     </w:rPr>
   </w:style>
+  <w:style w:type="character" w:customStyle="1" w:styleId="mi">
+    <w:name w:val="mi"/>
+    <w:basedOn w:val="DefaultParagraphFont"/>
+    <w:rsid w:val="009D347F"/>
+  </w:style>
+  <w:style w:type="character" w:customStyle="1" w:styleId="mo">
+    <w:name w:val="mo"/>
+    <w:basedOn w:val="DefaultParagraphFont"/>
+    <w:rsid w:val="009D347F"/>
+  </w:style>
+  <w:style w:type="character" w:customStyle="1" w:styleId="mn">
+    <w:name w:val="mn"/>
+    <w:basedOn w:val="DefaultParagraphFont"/>
+    <w:rsid w:val="009D347F"/>
+  </w:style>
 </w:styles>
 </file>
 
